--- a/Chapters-Topics.docx
+++ b/Chapters-Topics.docx
@@ -2973,7182 +2973,9 @@
     <w:p>
       <w:pPr>
         <w:spacing w:before="100" w:beforeAutospacing="1" w:after="100" w:afterAutospacing="1" w:line="240" w:lineRule="auto"/>
-        <w:outlineLvl w:val="0"/>
-        <w:rPr>
-          <w:rFonts w:ascii="Times New Roman" w:eastAsia="Times New Roman" w:hAnsi="Times New Roman" w:cs="Times New Roman"/>
-          <w:b/>
-          <w:bCs/>
-          <w:kern w:val="36"/>
-          <w:sz w:val="48"/>
-          <w:szCs w:val="48"/>
-          <w:lang w:bidi="gu-IN"/>
-        </w:rPr>
-      </w:pPr>
-      <w:r>
-        <w:rPr>
-          <w:rFonts w:ascii="Times New Roman" w:eastAsia="Times New Roman" w:hAnsi="Times New Roman" w:cs="Times New Roman"/>
-          <w:b/>
-          <w:bCs/>
-          <w:kern w:val="36"/>
-          <w:sz w:val="48"/>
-          <w:szCs w:val="48"/>
-          <w:lang w:bidi="gu-IN"/>
-        </w:rPr>
-        <w:t>Chemistry — Chapter Wise Detailed Topic List</w:t>
-      </w:r>
-    </w:p>
-    <w:p>
-      <w:pPr>
-        <w:spacing w:before="100" w:beforeAutospacing="1" w:after="100" w:afterAutospacing="1" w:line="240" w:lineRule="auto"/>
-        <w:outlineLvl w:val="1"/>
-        <w:rPr>
-          <w:rFonts w:ascii="Times New Roman" w:eastAsia="Times New Roman" w:hAnsi="Times New Roman" w:cs="Times New Roman"/>
-          <w:b/>
-          <w:bCs/>
-          <w:sz w:val="36"/>
-          <w:szCs w:val="36"/>
-          <w:lang w:bidi="gu-IN"/>
-        </w:rPr>
-      </w:pPr>
-      <w:r>
-        <w:rPr>
-          <w:rFonts w:ascii="Times New Roman" w:eastAsia="Times New Roman" w:hAnsi="Times New Roman" w:cs="Times New Roman"/>
-          <w:b/>
-          <w:bCs/>
-          <w:sz w:val="36"/>
-          <w:szCs w:val="36"/>
-          <w:lang w:bidi="gu-IN"/>
-        </w:rPr>
-        <w:t>1. Solutions</w:t>
-      </w:r>
-    </w:p>
-    <w:p>
-      <w:pPr>
-        <w:numPr>
-          <w:ilvl w:val="0"/>
-          <w:numId w:val="15"/>
-        </w:numPr>
-        <w:spacing w:before="100" w:beforeAutospacing="1" w:after="100" w:afterAutospacing="1" w:line="240" w:lineRule="auto"/>
-        <w:rPr>
-          <w:rFonts w:ascii="Times New Roman" w:eastAsia="Times New Roman" w:hAnsi="Times New Roman" w:cs="Times New Roman"/>
-          <w:sz w:val="24"/>
-          <w:szCs w:val="24"/>
-          <w:lang w:bidi="gu-IN"/>
-        </w:rPr>
-      </w:pPr>
-      <w:r>
-        <w:rPr>
-          <w:rFonts w:ascii="Times New Roman" w:eastAsia="Times New Roman" w:hAnsi="Times New Roman" w:cs="Times New Roman"/>
-          <w:sz w:val="24"/>
-          <w:szCs w:val="24"/>
-          <w:lang w:bidi="gu-IN"/>
-        </w:rPr>
-        <w:t xml:space="preserve">Types of solutions </w:t>
-      </w:r>
-    </w:p>
-    <w:p>
-      <w:pPr>
-        <w:numPr>
-          <w:ilvl w:val="0"/>
-          <w:numId w:val="15"/>
-        </w:numPr>
-        <w:spacing w:before="100" w:beforeAutospacing="1" w:after="100" w:afterAutospacing="1" w:line="240" w:lineRule="auto"/>
-        <w:rPr>
-          <w:rFonts w:ascii="Times New Roman" w:eastAsia="Times New Roman" w:hAnsi="Times New Roman" w:cs="Times New Roman"/>
-          <w:sz w:val="24"/>
-          <w:szCs w:val="24"/>
-          <w:lang w:bidi="gu-IN"/>
-        </w:rPr>
-      </w:pPr>
-      <w:r>
-        <w:rPr>
-          <w:rFonts w:ascii="Times New Roman" w:eastAsia="Times New Roman" w:hAnsi="Times New Roman" w:cs="Times New Roman"/>
-          <w:sz w:val="24"/>
-          <w:szCs w:val="24"/>
-          <w:lang w:bidi="gu-IN"/>
-        </w:rPr>
-        <w:t xml:space="preserve">Concentration terms </w:t>
-      </w:r>
-    </w:p>
-    <w:p>
-      <w:pPr>
-        <w:numPr>
-          <w:ilvl w:val="0"/>
-          <w:numId w:val="15"/>
-        </w:numPr>
-        <w:spacing w:before="100" w:beforeAutospacing="1" w:after="100" w:afterAutospacing="1" w:line="240" w:lineRule="auto"/>
-        <w:rPr>
-          <w:rFonts w:ascii="Times New Roman" w:eastAsia="Times New Roman" w:hAnsi="Times New Roman" w:cs="Times New Roman"/>
-          <w:sz w:val="24"/>
-          <w:szCs w:val="24"/>
-          <w:lang w:bidi="gu-IN"/>
-        </w:rPr>
-      </w:pPr>
-      <w:r>
-        <w:rPr>
-          <w:rFonts w:ascii="Times New Roman" w:eastAsia="Times New Roman" w:hAnsi="Times New Roman" w:cs="Times New Roman"/>
-          <w:sz w:val="24"/>
-          <w:szCs w:val="24"/>
-          <w:lang w:bidi="gu-IN"/>
-        </w:rPr>
-        <w:t xml:space="preserve">Solubility </w:t>
-      </w:r>
-    </w:p>
-    <w:p>
-      <w:pPr>
-        <w:numPr>
-          <w:ilvl w:val="0"/>
-          <w:numId w:val="15"/>
-        </w:numPr>
-        <w:spacing w:before="100" w:beforeAutospacing="1" w:after="100" w:afterAutospacing="1" w:line="240" w:lineRule="auto"/>
-        <w:rPr>
-          <w:rFonts w:ascii="Times New Roman" w:eastAsia="Times New Roman" w:hAnsi="Times New Roman" w:cs="Times New Roman"/>
-          <w:sz w:val="24"/>
-          <w:szCs w:val="24"/>
-          <w:lang w:bidi="gu-IN"/>
-        </w:rPr>
-      </w:pPr>
-      <w:proofErr w:type="spellStart"/>
-      <w:r>
-        <w:rPr>
-          <w:rFonts w:ascii="Times New Roman" w:eastAsia="Times New Roman" w:hAnsi="Times New Roman" w:cs="Times New Roman"/>
-          <w:sz w:val="24"/>
-          <w:szCs w:val="24"/>
-          <w:lang w:bidi="gu-IN"/>
-        </w:rPr>
-        <w:t>Vapour</w:t>
-      </w:r>
-      <w:proofErr w:type="spellEnd"/>
-      <w:r>
-        <w:rPr>
-          <w:rFonts w:ascii="Times New Roman" w:eastAsia="Times New Roman" w:hAnsi="Times New Roman" w:cs="Times New Roman"/>
-          <w:sz w:val="24"/>
-          <w:szCs w:val="24"/>
-          <w:lang w:bidi="gu-IN"/>
-        </w:rPr>
-        <w:t xml:space="preserve"> pressure </w:t>
-      </w:r>
-    </w:p>
-    <w:p>
-      <w:pPr>
-        <w:numPr>
-          <w:ilvl w:val="0"/>
-          <w:numId w:val="15"/>
-        </w:numPr>
-        <w:spacing w:before="100" w:beforeAutospacing="1" w:after="100" w:afterAutospacing="1" w:line="240" w:lineRule="auto"/>
-        <w:rPr>
-          <w:rFonts w:ascii="Times New Roman" w:eastAsia="Times New Roman" w:hAnsi="Times New Roman" w:cs="Times New Roman"/>
-          <w:sz w:val="24"/>
-          <w:szCs w:val="24"/>
-          <w:lang w:bidi="gu-IN"/>
-        </w:rPr>
-      </w:pPr>
-      <w:proofErr w:type="spellStart"/>
-      <w:r>
-        <w:rPr>
-          <w:rFonts w:ascii="Times New Roman" w:eastAsia="Times New Roman" w:hAnsi="Times New Roman" w:cs="Times New Roman"/>
-          <w:sz w:val="24"/>
-          <w:szCs w:val="24"/>
-          <w:lang w:bidi="gu-IN"/>
-        </w:rPr>
-        <w:t>Raoult’s</w:t>
-      </w:r>
-      <w:proofErr w:type="spellEnd"/>
-      <w:r>
-        <w:rPr>
-          <w:rFonts w:ascii="Times New Roman" w:eastAsia="Times New Roman" w:hAnsi="Times New Roman" w:cs="Times New Roman"/>
-          <w:sz w:val="24"/>
-          <w:szCs w:val="24"/>
-          <w:lang w:bidi="gu-IN"/>
-        </w:rPr>
-        <w:t xml:space="preserve"> law </w:t>
-      </w:r>
-    </w:p>
-    <w:p>
-      <w:pPr>
-        <w:numPr>
-          <w:ilvl w:val="0"/>
-          <w:numId w:val="15"/>
-        </w:numPr>
-        <w:spacing w:before="100" w:beforeAutospacing="1" w:after="100" w:afterAutospacing="1" w:line="240" w:lineRule="auto"/>
-        <w:rPr>
-          <w:rFonts w:ascii="Times New Roman" w:eastAsia="Times New Roman" w:hAnsi="Times New Roman" w:cs="Times New Roman"/>
-          <w:sz w:val="24"/>
-          <w:szCs w:val="24"/>
-          <w:lang w:bidi="gu-IN"/>
-        </w:rPr>
-      </w:pPr>
-      <w:r>
-        <w:rPr>
-          <w:rFonts w:ascii="Times New Roman" w:eastAsia="Times New Roman" w:hAnsi="Times New Roman" w:cs="Times New Roman"/>
-          <w:sz w:val="24"/>
-          <w:szCs w:val="24"/>
-          <w:lang w:bidi="gu-IN"/>
-        </w:rPr>
-        <w:t xml:space="preserve">Ideal and non-ideal solutions </w:t>
-      </w:r>
-    </w:p>
-    <w:p>
-      <w:pPr>
-        <w:numPr>
-          <w:ilvl w:val="0"/>
-          <w:numId w:val="15"/>
-        </w:numPr>
-        <w:spacing w:before="100" w:beforeAutospacing="1" w:after="100" w:afterAutospacing="1" w:line="240" w:lineRule="auto"/>
-        <w:rPr>
-          <w:rFonts w:ascii="Times New Roman" w:eastAsia="Times New Roman" w:hAnsi="Times New Roman" w:cs="Times New Roman"/>
-          <w:sz w:val="24"/>
-          <w:szCs w:val="24"/>
-          <w:lang w:bidi="gu-IN"/>
-        </w:rPr>
-      </w:pPr>
-      <w:proofErr w:type="spellStart"/>
-      <w:r>
-        <w:rPr>
-          <w:rFonts w:ascii="Times New Roman" w:eastAsia="Times New Roman" w:hAnsi="Times New Roman" w:cs="Times New Roman"/>
-          <w:sz w:val="24"/>
-          <w:szCs w:val="24"/>
-          <w:lang w:bidi="gu-IN"/>
-        </w:rPr>
-        <w:t>Colligative</w:t>
-      </w:r>
-      <w:proofErr w:type="spellEnd"/>
-      <w:r>
-        <w:rPr>
-          <w:rFonts w:ascii="Times New Roman" w:eastAsia="Times New Roman" w:hAnsi="Times New Roman" w:cs="Times New Roman"/>
-          <w:sz w:val="24"/>
-          <w:szCs w:val="24"/>
-          <w:lang w:bidi="gu-IN"/>
-        </w:rPr>
-        <w:t xml:space="preserve"> properties </w:t>
-      </w:r>
-    </w:p>
-    <w:p>
-      <w:pPr>
-        <w:numPr>
-          <w:ilvl w:val="0"/>
-          <w:numId w:val="15"/>
-        </w:numPr>
-        <w:spacing w:before="100" w:beforeAutospacing="1" w:after="100" w:afterAutospacing="1" w:line="240" w:lineRule="auto"/>
-        <w:rPr>
-          <w:rFonts w:ascii="Times New Roman" w:eastAsia="Times New Roman" w:hAnsi="Times New Roman" w:cs="Times New Roman"/>
-          <w:sz w:val="24"/>
-          <w:szCs w:val="24"/>
-          <w:lang w:bidi="gu-IN"/>
-        </w:rPr>
-      </w:pPr>
-      <w:r>
-        <w:rPr>
-          <w:rFonts w:ascii="Times New Roman" w:eastAsia="Times New Roman" w:hAnsi="Times New Roman" w:cs="Times New Roman"/>
-          <w:sz w:val="24"/>
-          <w:szCs w:val="24"/>
-          <w:lang w:bidi="gu-IN"/>
-        </w:rPr>
-        <w:t xml:space="preserve">Osmosis </w:t>
-      </w:r>
-    </w:p>
-    <w:p>
-      <w:pPr>
-        <w:numPr>
-          <w:ilvl w:val="0"/>
-          <w:numId w:val="15"/>
-        </w:numPr>
-        <w:spacing w:before="100" w:beforeAutospacing="1" w:after="100" w:afterAutospacing="1" w:line="240" w:lineRule="auto"/>
-        <w:rPr>
-          <w:rFonts w:ascii="Times New Roman" w:eastAsia="Times New Roman" w:hAnsi="Times New Roman" w:cs="Times New Roman"/>
-          <w:sz w:val="24"/>
-          <w:szCs w:val="24"/>
-          <w:lang w:bidi="gu-IN"/>
-        </w:rPr>
-      </w:pPr>
-      <w:r>
-        <w:rPr>
-          <w:rFonts w:ascii="Times New Roman" w:eastAsia="Times New Roman" w:hAnsi="Times New Roman" w:cs="Times New Roman"/>
-          <w:sz w:val="24"/>
-          <w:szCs w:val="24"/>
-          <w:lang w:bidi="gu-IN"/>
-        </w:rPr>
-        <w:t xml:space="preserve">Abnormal molar mass </w:t>
-      </w:r>
-    </w:p>
-    <w:p>
-      <w:pPr>
-        <w:spacing w:before="100" w:beforeAutospacing="1" w:after="100" w:afterAutospacing="1" w:line="240" w:lineRule="auto"/>
-        <w:outlineLvl w:val="1"/>
-        <w:rPr>
-          <w:rFonts w:ascii="Times New Roman" w:eastAsia="Times New Roman" w:hAnsi="Times New Roman" w:cs="Times New Roman"/>
-          <w:b/>
-          <w:bCs/>
-          <w:sz w:val="36"/>
-          <w:szCs w:val="36"/>
-          <w:lang w:bidi="gu-IN"/>
-        </w:rPr>
-      </w:pPr>
-      <w:r>
-        <w:rPr>
-          <w:rFonts w:ascii="Times New Roman" w:eastAsia="Times New Roman" w:hAnsi="Times New Roman" w:cs="Times New Roman"/>
-          <w:b/>
-          <w:bCs/>
-          <w:sz w:val="36"/>
-          <w:szCs w:val="36"/>
-          <w:lang w:bidi="gu-IN"/>
-        </w:rPr>
-        <w:t>2. Electrochemistry</w:t>
-      </w:r>
-    </w:p>
-    <w:p>
-      <w:pPr>
-        <w:numPr>
-          <w:ilvl w:val="0"/>
-          <w:numId w:val="16"/>
-        </w:numPr>
-        <w:spacing w:before="100" w:beforeAutospacing="1" w:after="100" w:afterAutospacing="1" w:line="240" w:lineRule="auto"/>
-        <w:rPr>
-          <w:rFonts w:ascii="Times New Roman" w:eastAsia="Times New Roman" w:hAnsi="Times New Roman" w:cs="Times New Roman"/>
-          <w:sz w:val="24"/>
-          <w:szCs w:val="24"/>
-          <w:lang w:bidi="gu-IN"/>
-        </w:rPr>
-      </w:pPr>
-      <w:r>
-        <w:rPr>
-          <w:rFonts w:ascii="Times New Roman" w:eastAsia="Times New Roman" w:hAnsi="Times New Roman" w:cs="Times New Roman"/>
-          <w:sz w:val="24"/>
-          <w:szCs w:val="24"/>
-          <w:lang w:bidi="gu-IN"/>
-        </w:rPr>
-        <w:t xml:space="preserve">Conductance </w:t>
-      </w:r>
-    </w:p>
-    <w:p>
-      <w:pPr>
-        <w:numPr>
-          <w:ilvl w:val="0"/>
-          <w:numId w:val="16"/>
-        </w:numPr>
-        <w:spacing w:before="100" w:beforeAutospacing="1" w:after="100" w:afterAutospacing="1" w:line="240" w:lineRule="auto"/>
-        <w:rPr>
-          <w:rFonts w:ascii="Times New Roman" w:eastAsia="Times New Roman" w:hAnsi="Times New Roman" w:cs="Times New Roman"/>
-          <w:sz w:val="24"/>
-          <w:szCs w:val="24"/>
-          <w:lang w:bidi="gu-IN"/>
-        </w:rPr>
-      </w:pPr>
-      <w:r>
-        <w:rPr>
-          <w:rFonts w:ascii="Times New Roman" w:eastAsia="Times New Roman" w:hAnsi="Times New Roman" w:cs="Times New Roman"/>
-          <w:sz w:val="24"/>
-          <w:szCs w:val="24"/>
-          <w:lang w:bidi="gu-IN"/>
-        </w:rPr>
-        <w:t xml:space="preserve">Electrolytic cells </w:t>
-      </w:r>
-    </w:p>
-    <w:p>
-      <w:pPr>
-        <w:numPr>
-          <w:ilvl w:val="0"/>
-          <w:numId w:val="16"/>
-        </w:numPr>
-        <w:spacing w:before="100" w:beforeAutospacing="1" w:after="100" w:afterAutospacing="1" w:line="240" w:lineRule="auto"/>
-        <w:rPr>
-          <w:rFonts w:ascii="Times New Roman" w:eastAsia="Times New Roman" w:hAnsi="Times New Roman" w:cs="Times New Roman"/>
-          <w:sz w:val="24"/>
-          <w:szCs w:val="24"/>
-          <w:lang w:bidi="gu-IN"/>
-        </w:rPr>
-      </w:pPr>
-      <w:r>
-        <w:rPr>
-          <w:rFonts w:ascii="Times New Roman" w:eastAsia="Times New Roman" w:hAnsi="Times New Roman" w:cs="Times New Roman"/>
-          <w:sz w:val="24"/>
-          <w:szCs w:val="24"/>
-          <w:lang w:bidi="gu-IN"/>
-        </w:rPr>
-        <w:t xml:space="preserve">Galvanic cells </w:t>
-      </w:r>
-    </w:p>
-    <w:p>
-      <w:pPr>
-        <w:numPr>
-          <w:ilvl w:val="0"/>
-          <w:numId w:val="16"/>
-        </w:numPr>
-        <w:spacing w:before="100" w:beforeAutospacing="1" w:after="100" w:afterAutospacing="1" w:line="240" w:lineRule="auto"/>
-        <w:rPr>
-          <w:rFonts w:ascii="Times New Roman" w:eastAsia="Times New Roman" w:hAnsi="Times New Roman" w:cs="Times New Roman"/>
-          <w:sz w:val="24"/>
-          <w:szCs w:val="24"/>
-          <w:lang w:bidi="gu-IN"/>
-        </w:rPr>
-      </w:pPr>
-      <w:r>
-        <w:rPr>
-          <w:rFonts w:ascii="Times New Roman" w:eastAsia="Times New Roman" w:hAnsi="Times New Roman" w:cs="Times New Roman"/>
-          <w:sz w:val="24"/>
-          <w:szCs w:val="24"/>
-          <w:lang w:bidi="gu-IN"/>
-        </w:rPr>
-        <w:t xml:space="preserve">Nernst equation </w:t>
-      </w:r>
-    </w:p>
-    <w:p>
-      <w:pPr>
-        <w:numPr>
-          <w:ilvl w:val="0"/>
-          <w:numId w:val="16"/>
-        </w:numPr>
-        <w:spacing w:before="100" w:beforeAutospacing="1" w:after="100" w:afterAutospacing="1" w:line="240" w:lineRule="auto"/>
-        <w:rPr>
-          <w:rFonts w:ascii="Times New Roman" w:eastAsia="Times New Roman" w:hAnsi="Times New Roman" w:cs="Times New Roman"/>
-          <w:sz w:val="24"/>
-          <w:szCs w:val="24"/>
-          <w:lang w:bidi="gu-IN"/>
-        </w:rPr>
-      </w:pPr>
-      <w:r>
-        <w:rPr>
-          <w:rFonts w:ascii="Times New Roman" w:eastAsia="Times New Roman" w:hAnsi="Times New Roman" w:cs="Times New Roman"/>
-          <w:sz w:val="24"/>
-          <w:szCs w:val="24"/>
-          <w:lang w:bidi="gu-IN"/>
-        </w:rPr>
-        <w:t xml:space="preserve">Batteries </w:t>
-      </w:r>
-    </w:p>
-    <w:p>
-      <w:pPr>
-        <w:numPr>
-          <w:ilvl w:val="0"/>
-          <w:numId w:val="16"/>
-        </w:numPr>
-        <w:spacing w:before="100" w:beforeAutospacing="1" w:after="100" w:afterAutospacing="1" w:line="240" w:lineRule="auto"/>
-        <w:rPr>
-          <w:rFonts w:ascii="Times New Roman" w:eastAsia="Times New Roman" w:hAnsi="Times New Roman" w:cs="Times New Roman"/>
-          <w:sz w:val="24"/>
-          <w:szCs w:val="24"/>
-          <w:lang w:bidi="gu-IN"/>
-        </w:rPr>
-      </w:pPr>
-      <w:r>
-        <w:rPr>
-          <w:rFonts w:ascii="Times New Roman" w:eastAsia="Times New Roman" w:hAnsi="Times New Roman" w:cs="Times New Roman"/>
-          <w:sz w:val="24"/>
-          <w:szCs w:val="24"/>
-          <w:lang w:bidi="gu-IN"/>
-        </w:rPr>
-        <w:t xml:space="preserve">Fuel cells </w:t>
-      </w:r>
-    </w:p>
-    <w:p>
-      <w:pPr>
-        <w:numPr>
-          <w:ilvl w:val="0"/>
-          <w:numId w:val="16"/>
-        </w:numPr>
-        <w:spacing w:before="100" w:beforeAutospacing="1" w:after="100" w:afterAutospacing="1" w:line="240" w:lineRule="auto"/>
-        <w:rPr>
-          <w:rFonts w:ascii="Times New Roman" w:eastAsia="Times New Roman" w:hAnsi="Times New Roman" w:cs="Times New Roman"/>
-          <w:sz w:val="24"/>
-          <w:szCs w:val="24"/>
-          <w:lang w:bidi="gu-IN"/>
-        </w:rPr>
-      </w:pPr>
-      <w:r>
-        <w:rPr>
-          <w:rFonts w:ascii="Times New Roman" w:eastAsia="Times New Roman" w:hAnsi="Times New Roman" w:cs="Times New Roman"/>
-          <w:sz w:val="24"/>
-          <w:szCs w:val="24"/>
-          <w:lang w:bidi="gu-IN"/>
-        </w:rPr>
-        <w:t xml:space="preserve">Corrosion </w:t>
-      </w:r>
-    </w:p>
-    <w:p>
-      <w:pPr>
-        <w:spacing w:before="100" w:beforeAutospacing="1" w:after="100" w:afterAutospacing="1" w:line="240" w:lineRule="auto"/>
-        <w:outlineLvl w:val="1"/>
-        <w:rPr>
-          <w:rFonts w:ascii="Times New Roman" w:eastAsia="Times New Roman" w:hAnsi="Times New Roman" w:cs="Times New Roman"/>
-          <w:b/>
-          <w:bCs/>
-          <w:sz w:val="36"/>
-          <w:szCs w:val="36"/>
-          <w:lang w:bidi="gu-IN"/>
-        </w:rPr>
-      </w:pPr>
-      <w:r>
-        <w:rPr>
-          <w:rFonts w:ascii="Times New Roman" w:eastAsia="Times New Roman" w:hAnsi="Times New Roman" w:cs="Times New Roman"/>
-          <w:b/>
-          <w:bCs/>
-          <w:sz w:val="36"/>
-          <w:szCs w:val="36"/>
-          <w:lang w:bidi="gu-IN"/>
-        </w:rPr>
-        <w:lastRenderedPageBreak/>
-        <w:t>3. Chemical Kinetics</w:t>
-      </w:r>
-    </w:p>
-    <w:p>
-      <w:pPr>
-        <w:numPr>
-          <w:ilvl w:val="0"/>
-          <w:numId w:val="17"/>
-        </w:numPr>
-        <w:spacing w:before="100" w:beforeAutospacing="1" w:after="100" w:afterAutospacing="1" w:line="240" w:lineRule="auto"/>
-        <w:rPr>
-          <w:rFonts w:ascii="Times New Roman" w:eastAsia="Times New Roman" w:hAnsi="Times New Roman" w:cs="Times New Roman"/>
-          <w:sz w:val="24"/>
-          <w:szCs w:val="24"/>
-          <w:lang w:bidi="gu-IN"/>
-        </w:rPr>
-      </w:pPr>
-      <w:r>
-        <w:rPr>
-          <w:rFonts w:ascii="Times New Roman" w:eastAsia="Times New Roman" w:hAnsi="Times New Roman" w:cs="Times New Roman"/>
-          <w:sz w:val="24"/>
-          <w:szCs w:val="24"/>
-          <w:lang w:bidi="gu-IN"/>
-        </w:rPr>
-        <w:t xml:space="preserve">Rate of reaction </w:t>
-      </w:r>
-    </w:p>
-    <w:p>
-      <w:pPr>
-        <w:numPr>
-          <w:ilvl w:val="0"/>
-          <w:numId w:val="17"/>
-        </w:numPr>
-        <w:spacing w:before="100" w:beforeAutospacing="1" w:after="100" w:afterAutospacing="1" w:line="240" w:lineRule="auto"/>
-        <w:rPr>
-          <w:rFonts w:ascii="Times New Roman" w:eastAsia="Times New Roman" w:hAnsi="Times New Roman" w:cs="Times New Roman"/>
-          <w:sz w:val="24"/>
-          <w:szCs w:val="24"/>
-          <w:lang w:bidi="gu-IN"/>
-        </w:rPr>
-      </w:pPr>
-      <w:r>
-        <w:rPr>
-          <w:rFonts w:ascii="Times New Roman" w:eastAsia="Times New Roman" w:hAnsi="Times New Roman" w:cs="Times New Roman"/>
-          <w:sz w:val="24"/>
-          <w:szCs w:val="24"/>
-          <w:lang w:bidi="gu-IN"/>
-        </w:rPr>
-        <w:t xml:space="preserve">Factors affecting rate </w:t>
-      </w:r>
-    </w:p>
-    <w:p>
-      <w:pPr>
-        <w:numPr>
-          <w:ilvl w:val="0"/>
-          <w:numId w:val="17"/>
-        </w:numPr>
-        <w:spacing w:before="100" w:beforeAutospacing="1" w:after="100" w:afterAutospacing="1" w:line="240" w:lineRule="auto"/>
-        <w:rPr>
-          <w:rFonts w:ascii="Times New Roman" w:eastAsia="Times New Roman" w:hAnsi="Times New Roman" w:cs="Times New Roman"/>
-          <w:sz w:val="24"/>
-          <w:szCs w:val="24"/>
-          <w:lang w:bidi="gu-IN"/>
-        </w:rPr>
-      </w:pPr>
-      <w:r>
-        <w:rPr>
-          <w:rFonts w:ascii="Times New Roman" w:eastAsia="Times New Roman" w:hAnsi="Times New Roman" w:cs="Times New Roman"/>
-          <w:sz w:val="24"/>
-          <w:szCs w:val="24"/>
-          <w:lang w:bidi="gu-IN"/>
-        </w:rPr>
-        <w:t xml:space="preserve">Rate law </w:t>
-      </w:r>
-    </w:p>
-    <w:p>
-      <w:pPr>
-        <w:numPr>
-          <w:ilvl w:val="0"/>
-          <w:numId w:val="17"/>
-        </w:numPr>
-        <w:spacing w:before="100" w:beforeAutospacing="1" w:after="100" w:afterAutospacing="1" w:line="240" w:lineRule="auto"/>
-        <w:rPr>
-          <w:rFonts w:ascii="Times New Roman" w:eastAsia="Times New Roman" w:hAnsi="Times New Roman" w:cs="Times New Roman"/>
-          <w:sz w:val="24"/>
-          <w:szCs w:val="24"/>
-          <w:lang w:bidi="gu-IN"/>
-        </w:rPr>
-      </w:pPr>
-      <w:r>
-        <w:rPr>
-          <w:rFonts w:ascii="Times New Roman" w:eastAsia="Times New Roman" w:hAnsi="Times New Roman" w:cs="Times New Roman"/>
-          <w:sz w:val="24"/>
-          <w:szCs w:val="24"/>
-          <w:lang w:bidi="gu-IN"/>
-        </w:rPr>
-        <w:t xml:space="preserve">Order and </w:t>
-      </w:r>
-      <w:proofErr w:type="spellStart"/>
-      <w:r>
-        <w:rPr>
-          <w:rFonts w:ascii="Times New Roman" w:eastAsia="Times New Roman" w:hAnsi="Times New Roman" w:cs="Times New Roman"/>
-          <w:sz w:val="24"/>
-          <w:szCs w:val="24"/>
-          <w:lang w:bidi="gu-IN"/>
-        </w:rPr>
-        <w:t>molecularity</w:t>
-      </w:r>
-      <w:proofErr w:type="spellEnd"/>
-      <w:r>
-        <w:rPr>
-          <w:rFonts w:ascii="Times New Roman" w:eastAsia="Times New Roman" w:hAnsi="Times New Roman" w:cs="Times New Roman"/>
-          <w:sz w:val="24"/>
-          <w:szCs w:val="24"/>
-          <w:lang w:bidi="gu-IN"/>
-        </w:rPr>
-        <w:t xml:space="preserve"> </w:t>
-      </w:r>
-    </w:p>
-    <w:p>
-      <w:pPr>
-        <w:numPr>
-          <w:ilvl w:val="0"/>
-          <w:numId w:val="17"/>
-        </w:numPr>
-        <w:spacing w:before="100" w:beforeAutospacing="1" w:after="100" w:afterAutospacing="1" w:line="240" w:lineRule="auto"/>
-        <w:rPr>
-          <w:rFonts w:ascii="Times New Roman" w:eastAsia="Times New Roman" w:hAnsi="Times New Roman" w:cs="Times New Roman"/>
-          <w:sz w:val="24"/>
-          <w:szCs w:val="24"/>
-          <w:lang w:bidi="gu-IN"/>
-        </w:rPr>
-      </w:pPr>
-      <w:r>
-        <w:rPr>
-          <w:rFonts w:ascii="Times New Roman" w:eastAsia="Times New Roman" w:hAnsi="Times New Roman" w:cs="Times New Roman"/>
-          <w:sz w:val="24"/>
-          <w:szCs w:val="24"/>
-          <w:lang w:bidi="gu-IN"/>
-        </w:rPr>
-        <w:t xml:space="preserve">Integrated rate equations </w:t>
-      </w:r>
-    </w:p>
-    <w:p>
-      <w:pPr>
-        <w:numPr>
-          <w:ilvl w:val="0"/>
-          <w:numId w:val="17"/>
-        </w:numPr>
-        <w:spacing w:before="100" w:beforeAutospacing="1" w:after="100" w:afterAutospacing="1" w:line="240" w:lineRule="auto"/>
-        <w:rPr>
-          <w:rFonts w:ascii="Times New Roman" w:eastAsia="Times New Roman" w:hAnsi="Times New Roman" w:cs="Times New Roman"/>
-          <w:sz w:val="24"/>
-          <w:szCs w:val="24"/>
-          <w:lang w:bidi="gu-IN"/>
-        </w:rPr>
-      </w:pPr>
-      <w:r>
-        <w:rPr>
-          <w:rFonts w:ascii="Times New Roman" w:eastAsia="Times New Roman" w:hAnsi="Times New Roman" w:cs="Times New Roman"/>
-          <w:sz w:val="24"/>
-          <w:szCs w:val="24"/>
-          <w:lang w:bidi="gu-IN"/>
-        </w:rPr>
-        <w:t xml:space="preserve">Half life </w:t>
-      </w:r>
-    </w:p>
-    <w:p>
-      <w:pPr>
-        <w:numPr>
-          <w:ilvl w:val="0"/>
-          <w:numId w:val="17"/>
-        </w:numPr>
-        <w:spacing w:before="100" w:beforeAutospacing="1" w:after="100" w:afterAutospacing="1" w:line="240" w:lineRule="auto"/>
-        <w:rPr>
-          <w:rFonts w:ascii="Times New Roman" w:eastAsia="Times New Roman" w:hAnsi="Times New Roman" w:cs="Times New Roman"/>
-          <w:sz w:val="24"/>
-          <w:szCs w:val="24"/>
-          <w:lang w:bidi="gu-IN"/>
-        </w:rPr>
-      </w:pPr>
-      <w:r>
-        <w:rPr>
-          <w:rFonts w:ascii="Times New Roman" w:eastAsia="Times New Roman" w:hAnsi="Times New Roman" w:cs="Times New Roman"/>
-          <w:sz w:val="24"/>
-          <w:szCs w:val="24"/>
-          <w:lang w:bidi="gu-IN"/>
-        </w:rPr>
-        <w:t xml:space="preserve">Arrhenius equation </w:t>
-      </w:r>
-    </w:p>
-    <w:p>
-      <w:pPr>
-        <w:spacing w:before="100" w:beforeAutospacing="1" w:after="100" w:afterAutospacing="1" w:line="240" w:lineRule="auto"/>
-        <w:outlineLvl w:val="1"/>
-        <w:rPr>
-          <w:rFonts w:ascii="Times New Roman" w:eastAsia="Times New Roman" w:hAnsi="Times New Roman" w:cs="Times New Roman"/>
-          <w:b/>
-          <w:bCs/>
-          <w:sz w:val="36"/>
-          <w:szCs w:val="36"/>
-          <w:lang w:bidi="gu-IN"/>
-        </w:rPr>
-      </w:pPr>
-      <w:r>
-        <w:rPr>
-          <w:rFonts w:ascii="Times New Roman" w:eastAsia="Times New Roman" w:hAnsi="Times New Roman" w:cs="Times New Roman"/>
-          <w:b/>
-          <w:bCs/>
-          <w:sz w:val="36"/>
-          <w:szCs w:val="36"/>
-          <w:lang w:bidi="gu-IN"/>
-        </w:rPr>
-        <w:t xml:space="preserve">4. </w:t>
-      </w:r>
-      <w:proofErr w:type="gramStart"/>
-      <w:r>
-        <w:rPr>
-          <w:rFonts w:ascii="Times New Roman" w:eastAsia="Times New Roman" w:hAnsi="Times New Roman" w:cs="Times New Roman"/>
-          <w:b/>
-          <w:bCs/>
-          <w:sz w:val="36"/>
-          <w:szCs w:val="36"/>
-          <w:lang w:bidi="gu-IN"/>
-        </w:rPr>
-        <w:t>d</w:t>
-      </w:r>
-      <w:proofErr w:type="gramEnd"/>
-      <w:r>
-        <w:rPr>
-          <w:rFonts w:ascii="Times New Roman" w:eastAsia="Times New Roman" w:hAnsi="Times New Roman" w:cs="Times New Roman"/>
-          <w:b/>
-          <w:bCs/>
-          <w:sz w:val="36"/>
-          <w:szCs w:val="36"/>
-          <w:lang w:bidi="gu-IN"/>
-        </w:rPr>
-        <w:t xml:space="preserve"> and f Block Elements</w:t>
-      </w:r>
-    </w:p>
-    <w:p>
-      <w:pPr>
-        <w:numPr>
-          <w:ilvl w:val="0"/>
-          <w:numId w:val="18"/>
-        </w:numPr>
-        <w:spacing w:before="100" w:beforeAutospacing="1" w:after="100" w:afterAutospacing="1" w:line="240" w:lineRule="auto"/>
-        <w:rPr>
-          <w:rFonts w:ascii="Times New Roman" w:eastAsia="Times New Roman" w:hAnsi="Times New Roman" w:cs="Times New Roman"/>
-          <w:sz w:val="24"/>
-          <w:szCs w:val="24"/>
-          <w:lang w:bidi="gu-IN"/>
-        </w:rPr>
-      </w:pPr>
-      <w:r>
-        <w:rPr>
-          <w:rFonts w:ascii="Times New Roman" w:eastAsia="Times New Roman" w:hAnsi="Times New Roman" w:cs="Times New Roman"/>
-          <w:sz w:val="24"/>
-          <w:szCs w:val="24"/>
-          <w:lang w:bidi="gu-IN"/>
-        </w:rPr>
-        <w:t xml:space="preserve">Electronic configuration </w:t>
-      </w:r>
-    </w:p>
-    <w:p>
-      <w:pPr>
-        <w:numPr>
-          <w:ilvl w:val="0"/>
-          <w:numId w:val="18"/>
-        </w:numPr>
-        <w:spacing w:before="100" w:beforeAutospacing="1" w:after="100" w:afterAutospacing="1" w:line="240" w:lineRule="auto"/>
-        <w:rPr>
-          <w:rFonts w:ascii="Times New Roman" w:eastAsia="Times New Roman" w:hAnsi="Times New Roman" w:cs="Times New Roman"/>
-          <w:sz w:val="24"/>
-          <w:szCs w:val="24"/>
-          <w:lang w:bidi="gu-IN"/>
-        </w:rPr>
-      </w:pPr>
-      <w:r>
-        <w:rPr>
-          <w:rFonts w:ascii="Times New Roman" w:eastAsia="Times New Roman" w:hAnsi="Times New Roman" w:cs="Times New Roman"/>
-          <w:sz w:val="24"/>
-          <w:szCs w:val="24"/>
-          <w:lang w:bidi="gu-IN"/>
-        </w:rPr>
-        <w:t xml:space="preserve">Transition elements </w:t>
-      </w:r>
-    </w:p>
-    <w:p>
-      <w:pPr>
-        <w:numPr>
-          <w:ilvl w:val="0"/>
-          <w:numId w:val="18"/>
-        </w:numPr>
-        <w:spacing w:before="100" w:beforeAutospacing="1" w:after="100" w:afterAutospacing="1" w:line="240" w:lineRule="auto"/>
-        <w:rPr>
-          <w:rFonts w:ascii="Times New Roman" w:eastAsia="Times New Roman" w:hAnsi="Times New Roman" w:cs="Times New Roman"/>
-          <w:sz w:val="24"/>
-          <w:szCs w:val="24"/>
-          <w:lang w:bidi="gu-IN"/>
-        </w:rPr>
-      </w:pPr>
-      <w:proofErr w:type="spellStart"/>
-      <w:r>
-        <w:rPr>
-          <w:rFonts w:ascii="Times New Roman" w:eastAsia="Times New Roman" w:hAnsi="Times New Roman" w:cs="Times New Roman"/>
-          <w:sz w:val="24"/>
-          <w:szCs w:val="24"/>
-          <w:lang w:bidi="gu-IN"/>
-        </w:rPr>
-        <w:t>Lanthanoids</w:t>
-      </w:r>
-      <w:proofErr w:type="spellEnd"/>
-      <w:r>
-        <w:rPr>
-          <w:rFonts w:ascii="Times New Roman" w:eastAsia="Times New Roman" w:hAnsi="Times New Roman" w:cs="Times New Roman"/>
-          <w:sz w:val="24"/>
-          <w:szCs w:val="24"/>
-          <w:lang w:bidi="gu-IN"/>
-        </w:rPr>
-        <w:t xml:space="preserve"> </w:t>
-      </w:r>
-    </w:p>
-    <w:p>
-      <w:pPr>
-        <w:numPr>
-          <w:ilvl w:val="0"/>
-          <w:numId w:val="18"/>
-        </w:numPr>
-        <w:spacing w:before="100" w:beforeAutospacing="1" w:after="100" w:afterAutospacing="1" w:line="240" w:lineRule="auto"/>
-        <w:rPr>
-          <w:rFonts w:ascii="Times New Roman" w:eastAsia="Times New Roman" w:hAnsi="Times New Roman" w:cs="Times New Roman"/>
-          <w:sz w:val="24"/>
-          <w:szCs w:val="24"/>
-          <w:lang w:bidi="gu-IN"/>
-        </w:rPr>
-      </w:pPr>
-      <w:proofErr w:type="spellStart"/>
-      <w:r>
-        <w:rPr>
-          <w:rFonts w:ascii="Times New Roman" w:eastAsia="Times New Roman" w:hAnsi="Times New Roman" w:cs="Times New Roman"/>
-          <w:sz w:val="24"/>
-          <w:szCs w:val="24"/>
-          <w:lang w:bidi="gu-IN"/>
-        </w:rPr>
-        <w:t>Actinoids</w:t>
-      </w:r>
-      <w:proofErr w:type="spellEnd"/>
-      <w:r>
-        <w:rPr>
-          <w:rFonts w:ascii="Times New Roman" w:eastAsia="Times New Roman" w:hAnsi="Times New Roman" w:cs="Times New Roman"/>
-          <w:sz w:val="24"/>
-          <w:szCs w:val="24"/>
-          <w:lang w:bidi="gu-IN"/>
-        </w:rPr>
-        <w:t xml:space="preserve"> </w:t>
-      </w:r>
-    </w:p>
-    <w:p>
-      <w:pPr>
-        <w:numPr>
-          <w:ilvl w:val="0"/>
-          <w:numId w:val="18"/>
-        </w:numPr>
-        <w:spacing w:before="100" w:beforeAutospacing="1" w:after="100" w:afterAutospacing="1" w:line="240" w:lineRule="auto"/>
-        <w:rPr>
-          <w:rFonts w:ascii="Times New Roman" w:eastAsia="Times New Roman" w:hAnsi="Times New Roman" w:cs="Times New Roman"/>
-          <w:sz w:val="24"/>
-          <w:szCs w:val="24"/>
-          <w:lang w:bidi="gu-IN"/>
-        </w:rPr>
-      </w:pPr>
-      <w:r>
-        <w:rPr>
-          <w:rFonts w:ascii="Times New Roman" w:eastAsia="Times New Roman" w:hAnsi="Times New Roman" w:cs="Times New Roman"/>
-          <w:sz w:val="24"/>
-          <w:szCs w:val="24"/>
-          <w:lang w:bidi="gu-IN"/>
-        </w:rPr>
-        <w:t xml:space="preserve">Oxidation states </w:t>
-      </w:r>
-    </w:p>
-    <w:p>
-      <w:pPr>
-        <w:numPr>
-          <w:ilvl w:val="0"/>
-          <w:numId w:val="18"/>
-        </w:numPr>
-        <w:spacing w:before="100" w:beforeAutospacing="1" w:after="100" w:afterAutospacing="1" w:line="240" w:lineRule="auto"/>
-        <w:rPr>
-          <w:rFonts w:ascii="Times New Roman" w:eastAsia="Times New Roman" w:hAnsi="Times New Roman" w:cs="Times New Roman"/>
-          <w:sz w:val="24"/>
-          <w:szCs w:val="24"/>
-          <w:lang w:bidi="gu-IN"/>
-        </w:rPr>
-      </w:pPr>
-      <w:proofErr w:type="spellStart"/>
-      <w:r>
-        <w:rPr>
-          <w:rFonts w:ascii="Times New Roman" w:eastAsia="Times New Roman" w:hAnsi="Times New Roman" w:cs="Times New Roman"/>
-          <w:sz w:val="24"/>
-          <w:szCs w:val="24"/>
-          <w:lang w:bidi="gu-IN"/>
-        </w:rPr>
-        <w:t>Colour</w:t>
-      </w:r>
-      <w:proofErr w:type="spellEnd"/>
-      <w:r>
-        <w:rPr>
-          <w:rFonts w:ascii="Times New Roman" w:eastAsia="Times New Roman" w:hAnsi="Times New Roman" w:cs="Times New Roman"/>
-          <w:sz w:val="24"/>
-          <w:szCs w:val="24"/>
-          <w:lang w:bidi="gu-IN"/>
-        </w:rPr>
-        <w:t xml:space="preserve"> and magnetic properties </w:t>
-      </w:r>
-    </w:p>
-    <w:p>
-      <w:pPr>
-        <w:spacing w:before="100" w:beforeAutospacing="1" w:after="100" w:afterAutospacing="1" w:line="240" w:lineRule="auto"/>
-        <w:outlineLvl w:val="1"/>
-        <w:rPr>
-          <w:rFonts w:ascii="Times New Roman" w:eastAsia="Times New Roman" w:hAnsi="Times New Roman" w:cs="Times New Roman"/>
-          <w:b/>
-          <w:bCs/>
-          <w:sz w:val="36"/>
-          <w:szCs w:val="36"/>
-          <w:lang w:bidi="gu-IN"/>
-        </w:rPr>
-      </w:pPr>
-      <w:r>
-        <w:rPr>
-          <w:rFonts w:ascii="Times New Roman" w:eastAsia="Times New Roman" w:hAnsi="Times New Roman" w:cs="Times New Roman"/>
-          <w:b/>
-          <w:bCs/>
-          <w:sz w:val="36"/>
-          <w:szCs w:val="36"/>
-          <w:lang w:bidi="gu-IN"/>
-        </w:rPr>
-        <w:t>5. Coordination Compounds</w:t>
-      </w:r>
-    </w:p>
-    <w:p>
-      <w:pPr>
-        <w:numPr>
-          <w:ilvl w:val="0"/>
-          <w:numId w:val="19"/>
-        </w:numPr>
-        <w:spacing w:before="100" w:beforeAutospacing="1" w:after="100" w:afterAutospacing="1" w:line="240" w:lineRule="auto"/>
-        <w:rPr>
-          <w:rFonts w:ascii="Times New Roman" w:eastAsia="Times New Roman" w:hAnsi="Times New Roman" w:cs="Times New Roman"/>
-          <w:sz w:val="24"/>
-          <w:szCs w:val="24"/>
-          <w:lang w:bidi="gu-IN"/>
-        </w:rPr>
-      </w:pPr>
-      <w:proofErr w:type="spellStart"/>
-      <w:r>
-        <w:rPr>
-          <w:rFonts w:ascii="Times New Roman" w:eastAsia="Times New Roman" w:hAnsi="Times New Roman" w:cs="Times New Roman"/>
-          <w:sz w:val="24"/>
-          <w:szCs w:val="24"/>
-          <w:lang w:bidi="gu-IN"/>
-        </w:rPr>
-        <w:t>Ligands</w:t>
-      </w:r>
-      <w:proofErr w:type="spellEnd"/>
-      <w:r>
-        <w:rPr>
-          <w:rFonts w:ascii="Times New Roman" w:eastAsia="Times New Roman" w:hAnsi="Times New Roman" w:cs="Times New Roman"/>
-          <w:sz w:val="24"/>
-          <w:szCs w:val="24"/>
-          <w:lang w:bidi="gu-IN"/>
-        </w:rPr>
-        <w:t xml:space="preserve"> </w:t>
-      </w:r>
-    </w:p>
-    <w:p>
-      <w:pPr>
-        <w:numPr>
-          <w:ilvl w:val="0"/>
-          <w:numId w:val="19"/>
-        </w:numPr>
-        <w:spacing w:before="100" w:beforeAutospacing="1" w:after="100" w:afterAutospacing="1" w:line="240" w:lineRule="auto"/>
-        <w:rPr>
-          <w:rFonts w:ascii="Times New Roman" w:eastAsia="Times New Roman" w:hAnsi="Times New Roman" w:cs="Times New Roman"/>
-          <w:sz w:val="24"/>
-          <w:szCs w:val="24"/>
-          <w:lang w:bidi="gu-IN"/>
-        </w:rPr>
-      </w:pPr>
-      <w:r>
-        <w:rPr>
-          <w:rFonts w:ascii="Times New Roman" w:eastAsia="Times New Roman" w:hAnsi="Times New Roman" w:cs="Times New Roman"/>
-          <w:sz w:val="24"/>
-          <w:szCs w:val="24"/>
-          <w:lang w:bidi="gu-IN"/>
-        </w:rPr>
-        <w:t xml:space="preserve">Coordination number </w:t>
-      </w:r>
-    </w:p>
-    <w:p>
-      <w:pPr>
-        <w:numPr>
-          <w:ilvl w:val="0"/>
-          <w:numId w:val="19"/>
-        </w:numPr>
-        <w:spacing w:before="100" w:beforeAutospacing="1" w:after="100" w:afterAutospacing="1" w:line="240" w:lineRule="auto"/>
-        <w:rPr>
-          <w:rFonts w:ascii="Times New Roman" w:eastAsia="Times New Roman" w:hAnsi="Times New Roman" w:cs="Times New Roman"/>
-          <w:sz w:val="24"/>
-          <w:szCs w:val="24"/>
-          <w:lang w:bidi="gu-IN"/>
-        </w:rPr>
-      </w:pPr>
-      <w:r>
-        <w:rPr>
-          <w:rFonts w:ascii="Times New Roman" w:eastAsia="Times New Roman" w:hAnsi="Times New Roman" w:cs="Times New Roman"/>
-          <w:sz w:val="24"/>
-          <w:szCs w:val="24"/>
-          <w:lang w:bidi="gu-IN"/>
-        </w:rPr>
-        <w:t xml:space="preserve">Nomenclature </w:t>
-      </w:r>
-    </w:p>
-    <w:p>
-      <w:pPr>
-        <w:numPr>
-          <w:ilvl w:val="0"/>
-          <w:numId w:val="19"/>
-        </w:numPr>
-        <w:spacing w:before="100" w:beforeAutospacing="1" w:after="100" w:afterAutospacing="1" w:line="240" w:lineRule="auto"/>
-        <w:rPr>
-          <w:rFonts w:ascii="Times New Roman" w:eastAsia="Times New Roman" w:hAnsi="Times New Roman" w:cs="Times New Roman"/>
-          <w:sz w:val="24"/>
-          <w:szCs w:val="24"/>
-          <w:lang w:bidi="gu-IN"/>
-        </w:rPr>
-      </w:pPr>
-      <w:r>
-        <w:rPr>
-          <w:rFonts w:ascii="Times New Roman" w:eastAsia="Times New Roman" w:hAnsi="Times New Roman" w:cs="Times New Roman"/>
-          <w:sz w:val="24"/>
-          <w:szCs w:val="24"/>
-          <w:lang w:bidi="gu-IN"/>
-        </w:rPr>
-        <w:t xml:space="preserve">Isomerism </w:t>
-      </w:r>
-    </w:p>
-    <w:p>
-      <w:pPr>
-        <w:numPr>
-          <w:ilvl w:val="0"/>
-          <w:numId w:val="19"/>
-        </w:numPr>
-        <w:spacing w:before="100" w:beforeAutospacing="1" w:after="100" w:afterAutospacing="1" w:line="240" w:lineRule="auto"/>
-        <w:rPr>
-          <w:rFonts w:ascii="Times New Roman" w:eastAsia="Times New Roman" w:hAnsi="Times New Roman" w:cs="Times New Roman"/>
-          <w:sz w:val="24"/>
-          <w:szCs w:val="24"/>
-          <w:lang w:bidi="gu-IN"/>
-        </w:rPr>
-      </w:pPr>
-      <w:r>
-        <w:rPr>
-          <w:rFonts w:ascii="Times New Roman" w:eastAsia="Times New Roman" w:hAnsi="Times New Roman" w:cs="Times New Roman"/>
-          <w:sz w:val="24"/>
-          <w:szCs w:val="24"/>
-          <w:lang w:bidi="gu-IN"/>
-        </w:rPr>
-        <w:t xml:space="preserve">Bonding theories </w:t>
-      </w:r>
-    </w:p>
-    <w:p>
-      <w:pPr>
-        <w:numPr>
-          <w:ilvl w:val="0"/>
-          <w:numId w:val="19"/>
-        </w:numPr>
-        <w:spacing w:before="100" w:beforeAutospacing="1" w:after="100" w:afterAutospacing="1" w:line="240" w:lineRule="auto"/>
-        <w:rPr>
-          <w:rFonts w:ascii="Times New Roman" w:eastAsia="Times New Roman" w:hAnsi="Times New Roman" w:cs="Times New Roman"/>
-          <w:sz w:val="24"/>
-          <w:szCs w:val="24"/>
-          <w:lang w:bidi="gu-IN"/>
-        </w:rPr>
-      </w:pPr>
-      <w:r>
-        <w:rPr>
-          <w:rFonts w:ascii="Times New Roman" w:eastAsia="Times New Roman" w:hAnsi="Times New Roman" w:cs="Times New Roman"/>
-          <w:sz w:val="24"/>
-          <w:szCs w:val="24"/>
-          <w:lang w:bidi="gu-IN"/>
-        </w:rPr>
-        <w:t xml:space="preserve">Crystal field theory </w:t>
-      </w:r>
-    </w:p>
-    <w:p>
-      <w:pPr>
-        <w:spacing w:before="100" w:beforeAutospacing="1" w:after="100" w:afterAutospacing="1" w:line="240" w:lineRule="auto"/>
-        <w:outlineLvl w:val="1"/>
-        <w:rPr>
-          <w:rFonts w:ascii="Times New Roman" w:eastAsia="Times New Roman" w:hAnsi="Times New Roman" w:cs="Times New Roman"/>
-          <w:b/>
-          <w:bCs/>
-          <w:sz w:val="36"/>
-          <w:szCs w:val="36"/>
-          <w:lang w:bidi="gu-IN"/>
-        </w:rPr>
-      </w:pPr>
-      <w:r>
-        <w:rPr>
-          <w:rFonts w:ascii="Times New Roman" w:eastAsia="Times New Roman" w:hAnsi="Times New Roman" w:cs="Times New Roman"/>
-          <w:b/>
-          <w:bCs/>
-          <w:sz w:val="36"/>
-          <w:szCs w:val="36"/>
-          <w:lang w:bidi="gu-IN"/>
-        </w:rPr>
-        <w:t xml:space="preserve">6. </w:t>
-      </w:r>
-      <w:proofErr w:type="spellStart"/>
-      <w:r>
-        <w:rPr>
-          <w:rFonts w:ascii="Times New Roman" w:eastAsia="Times New Roman" w:hAnsi="Times New Roman" w:cs="Times New Roman"/>
-          <w:b/>
-          <w:bCs/>
-          <w:sz w:val="36"/>
-          <w:szCs w:val="36"/>
-          <w:lang w:bidi="gu-IN"/>
-        </w:rPr>
-        <w:t>Haloalkanes</w:t>
-      </w:r>
-      <w:proofErr w:type="spellEnd"/>
-      <w:r>
-        <w:rPr>
-          <w:rFonts w:ascii="Times New Roman" w:eastAsia="Times New Roman" w:hAnsi="Times New Roman" w:cs="Times New Roman"/>
-          <w:b/>
-          <w:bCs/>
-          <w:sz w:val="36"/>
-          <w:szCs w:val="36"/>
-          <w:lang w:bidi="gu-IN"/>
-        </w:rPr>
-        <w:t xml:space="preserve"> and </w:t>
-      </w:r>
-      <w:proofErr w:type="spellStart"/>
-      <w:r>
-        <w:rPr>
-          <w:rFonts w:ascii="Times New Roman" w:eastAsia="Times New Roman" w:hAnsi="Times New Roman" w:cs="Times New Roman"/>
-          <w:b/>
-          <w:bCs/>
-          <w:sz w:val="36"/>
-          <w:szCs w:val="36"/>
-          <w:lang w:bidi="gu-IN"/>
-        </w:rPr>
-        <w:t>Haloarenes</w:t>
-      </w:r>
-      <w:proofErr w:type="spellEnd"/>
-    </w:p>
-    <w:p>
-      <w:pPr>
-        <w:numPr>
-          <w:ilvl w:val="0"/>
-          <w:numId w:val="20"/>
-        </w:numPr>
-        <w:spacing w:before="100" w:beforeAutospacing="1" w:after="100" w:afterAutospacing="1" w:line="240" w:lineRule="auto"/>
-        <w:rPr>
-          <w:rFonts w:ascii="Times New Roman" w:eastAsia="Times New Roman" w:hAnsi="Times New Roman" w:cs="Times New Roman"/>
-          <w:sz w:val="24"/>
-          <w:szCs w:val="24"/>
-          <w:lang w:bidi="gu-IN"/>
-        </w:rPr>
-      </w:pPr>
-      <w:r>
-        <w:rPr>
-          <w:rFonts w:ascii="Times New Roman" w:eastAsia="Times New Roman" w:hAnsi="Times New Roman" w:cs="Times New Roman"/>
-          <w:sz w:val="24"/>
-          <w:szCs w:val="24"/>
-          <w:lang w:bidi="gu-IN"/>
-        </w:rPr>
-        <w:t xml:space="preserve">Classification </w:t>
-      </w:r>
-    </w:p>
-    <w:p>
-      <w:pPr>
-        <w:numPr>
-          <w:ilvl w:val="0"/>
-          <w:numId w:val="20"/>
-        </w:numPr>
-        <w:spacing w:before="100" w:beforeAutospacing="1" w:after="100" w:afterAutospacing="1" w:line="240" w:lineRule="auto"/>
-        <w:rPr>
-          <w:rFonts w:ascii="Times New Roman" w:eastAsia="Times New Roman" w:hAnsi="Times New Roman" w:cs="Times New Roman"/>
-          <w:sz w:val="24"/>
-          <w:szCs w:val="24"/>
-          <w:lang w:bidi="gu-IN"/>
-        </w:rPr>
-      </w:pPr>
-      <w:r>
-        <w:rPr>
-          <w:rFonts w:ascii="Times New Roman" w:eastAsia="Times New Roman" w:hAnsi="Times New Roman" w:cs="Times New Roman"/>
-          <w:sz w:val="24"/>
-          <w:szCs w:val="24"/>
-          <w:lang w:bidi="gu-IN"/>
-        </w:rPr>
-        <w:t xml:space="preserve">Nomenclature </w:t>
-      </w:r>
-    </w:p>
-    <w:p>
-      <w:pPr>
-        <w:numPr>
-          <w:ilvl w:val="0"/>
-          <w:numId w:val="20"/>
-        </w:numPr>
-        <w:spacing w:before="100" w:beforeAutospacing="1" w:after="100" w:afterAutospacing="1" w:line="240" w:lineRule="auto"/>
-        <w:rPr>
-          <w:rFonts w:ascii="Times New Roman" w:eastAsia="Times New Roman" w:hAnsi="Times New Roman" w:cs="Times New Roman"/>
-          <w:sz w:val="24"/>
-          <w:szCs w:val="24"/>
-          <w:lang w:bidi="gu-IN"/>
-        </w:rPr>
-      </w:pPr>
-      <w:r>
-        <w:rPr>
-          <w:rFonts w:ascii="Times New Roman" w:eastAsia="Times New Roman" w:hAnsi="Times New Roman" w:cs="Times New Roman"/>
-          <w:sz w:val="24"/>
-          <w:szCs w:val="24"/>
-          <w:lang w:bidi="gu-IN"/>
-        </w:rPr>
-        <w:t xml:space="preserve">Preparation </w:t>
-      </w:r>
-    </w:p>
-    <w:p>
-      <w:pPr>
-        <w:numPr>
-          <w:ilvl w:val="0"/>
-          <w:numId w:val="20"/>
-        </w:numPr>
-        <w:spacing w:before="100" w:beforeAutospacing="1" w:after="100" w:afterAutospacing="1" w:line="240" w:lineRule="auto"/>
-        <w:rPr>
-          <w:rFonts w:ascii="Times New Roman" w:eastAsia="Times New Roman" w:hAnsi="Times New Roman" w:cs="Times New Roman"/>
-          <w:sz w:val="24"/>
-          <w:szCs w:val="24"/>
-          <w:lang w:bidi="gu-IN"/>
-        </w:rPr>
-      </w:pPr>
-      <w:r>
-        <w:rPr>
-          <w:rFonts w:ascii="Times New Roman" w:eastAsia="Times New Roman" w:hAnsi="Times New Roman" w:cs="Times New Roman"/>
-          <w:sz w:val="24"/>
-          <w:szCs w:val="24"/>
-          <w:lang w:bidi="gu-IN"/>
-        </w:rPr>
-        <w:t xml:space="preserve">Physical properties </w:t>
-      </w:r>
-    </w:p>
-    <w:p>
-      <w:pPr>
-        <w:numPr>
-          <w:ilvl w:val="0"/>
-          <w:numId w:val="20"/>
-        </w:numPr>
-        <w:spacing w:before="100" w:beforeAutospacing="1" w:after="100" w:afterAutospacing="1" w:line="240" w:lineRule="auto"/>
-        <w:rPr>
-          <w:rFonts w:ascii="Times New Roman" w:eastAsia="Times New Roman" w:hAnsi="Times New Roman" w:cs="Times New Roman"/>
-          <w:sz w:val="24"/>
-          <w:szCs w:val="24"/>
-          <w:lang w:bidi="gu-IN"/>
-        </w:rPr>
-      </w:pPr>
-      <w:r>
-        <w:rPr>
-          <w:rFonts w:ascii="Times New Roman" w:eastAsia="Times New Roman" w:hAnsi="Times New Roman" w:cs="Times New Roman"/>
-          <w:sz w:val="24"/>
-          <w:szCs w:val="24"/>
-          <w:lang w:bidi="gu-IN"/>
-        </w:rPr>
-        <w:t xml:space="preserve">Chemical reactions </w:t>
-      </w:r>
-    </w:p>
-    <w:p>
-      <w:pPr>
-        <w:numPr>
-          <w:ilvl w:val="0"/>
-          <w:numId w:val="20"/>
-        </w:numPr>
-        <w:spacing w:before="100" w:beforeAutospacing="1" w:after="100" w:afterAutospacing="1" w:line="240" w:lineRule="auto"/>
-        <w:rPr>
-          <w:rFonts w:ascii="Times New Roman" w:eastAsia="Times New Roman" w:hAnsi="Times New Roman" w:cs="Times New Roman"/>
-          <w:sz w:val="24"/>
-          <w:szCs w:val="24"/>
-          <w:lang w:bidi="gu-IN"/>
-        </w:rPr>
-      </w:pPr>
-      <w:r>
-        <w:rPr>
-          <w:rFonts w:ascii="Times New Roman" w:eastAsia="Times New Roman" w:hAnsi="Times New Roman" w:cs="Times New Roman"/>
-          <w:sz w:val="24"/>
-          <w:szCs w:val="24"/>
-          <w:lang w:bidi="gu-IN"/>
-        </w:rPr>
-        <w:t xml:space="preserve">SN1 and SN2 mechanisms </w:t>
-      </w:r>
-    </w:p>
-    <w:p>
-      <w:pPr>
-        <w:numPr>
-          <w:ilvl w:val="0"/>
-          <w:numId w:val="20"/>
-        </w:numPr>
-        <w:spacing w:before="100" w:beforeAutospacing="1" w:after="100" w:afterAutospacing="1" w:line="240" w:lineRule="auto"/>
-        <w:rPr>
-          <w:rFonts w:ascii="Times New Roman" w:eastAsia="Times New Roman" w:hAnsi="Times New Roman" w:cs="Times New Roman"/>
-          <w:sz w:val="24"/>
-          <w:szCs w:val="24"/>
-          <w:lang w:bidi="gu-IN"/>
-        </w:rPr>
-      </w:pPr>
-      <w:r>
-        <w:rPr>
-          <w:rFonts w:ascii="Times New Roman" w:eastAsia="Times New Roman" w:hAnsi="Times New Roman" w:cs="Times New Roman"/>
-          <w:sz w:val="24"/>
-          <w:szCs w:val="24"/>
-          <w:lang w:bidi="gu-IN"/>
-        </w:rPr>
-        <w:t xml:space="preserve">Uses and environmental effects </w:t>
-      </w:r>
-    </w:p>
-    <w:p>
-      <w:pPr>
-        <w:spacing w:before="100" w:beforeAutospacing="1" w:after="100" w:afterAutospacing="1" w:line="240" w:lineRule="auto"/>
-        <w:outlineLvl w:val="1"/>
-        <w:rPr>
-          <w:rFonts w:ascii="Times New Roman" w:eastAsia="Times New Roman" w:hAnsi="Times New Roman" w:cs="Times New Roman"/>
-          <w:b/>
-          <w:bCs/>
-          <w:sz w:val="36"/>
-          <w:szCs w:val="36"/>
-          <w:lang w:bidi="gu-IN"/>
-        </w:rPr>
-      </w:pPr>
-      <w:r>
-        <w:rPr>
-          <w:rFonts w:ascii="Times New Roman" w:eastAsia="Times New Roman" w:hAnsi="Times New Roman" w:cs="Times New Roman"/>
-          <w:b/>
-          <w:bCs/>
-          <w:sz w:val="36"/>
-          <w:szCs w:val="36"/>
-          <w:lang w:bidi="gu-IN"/>
-        </w:rPr>
-        <w:t>7. Alcohols, Phenols and Ethers</w:t>
-      </w:r>
-    </w:p>
-    <w:p>
-      <w:pPr>
-        <w:numPr>
-          <w:ilvl w:val="0"/>
-          <w:numId w:val="21"/>
-        </w:numPr>
-        <w:spacing w:before="100" w:beforeAutospacing="1" w:after="100" w:afterAutospacing="1" w:line="240" w:lineRule="auto"/>
-        <w:rPr>
-          <w:rFonts w:ascii="Times New Roman" w:eastAsia="Times New Roman" w:hAnsi="Times New Roman" w:cs="Times New Roman"/>
-          <w:sz w:val="24"/>
-          <w:szCs w:val="24"/>
-          <w:lang w:bidi="gu-IN"/>
-        </w:rPr>
-      </w:pPr>
-      <w:r>
-        <w:rPr>
-          <w:rFonts w:ascii="Times New Roman" w:eastAsia="Times New Roman" w:hAnsi="Times New Roman" w:cs="Times New Roman"/>
-          <w:sz w:val="24"/>
-          <w:szCs w:val="24"/>
-          <w:lang w:bidi="gu-IN"/>
-        </w:rPr>
-        <w:t xml:space="preserve">Classification </w:t>
-      </w:r>
-    </w:p>
-    <w:p>
-      <w:pPr>
-        <w:numPr>
-          <w:ilvl w:val="0"/>
-          <w:numId w:val="21"/>
-        </w:numPr>
-        <w:spacing w:before="100" w:beforeAutospacing="1" w:after="100" w:afterAutospacing="1" w:line="240" w:lineRule="auto"/>
-        <w:rPr>
-          <w:rFonts w:ascii="Times New Roman" w:eastAsia="Times New Roman" w:hAnsi="Times New Roman" w:cs="Times New Roman"/>
-          <w:sz w:val="24"/>
-          <w:szCs w:val="24"/>
-          <w:lang w:bidi="gu-IN"/>
-        </w:rPr>
-      </w:pPr>
-      <w:r>
-        <w:rPr>
-          <w:rFonts w:ascii="Times New Roman" w:eastAsia="Times New Roman" w:hAnsi="Times New Roman" w:cs="Times New Roman"/>
-          <w:sz w:val="24"/>
-          <w:szCs w:val="24"/>
-          <w:lang w:bidi="gu-IN"/>
-        </w:rPr>
-        <w:t xml:space="preserve">Nomenclature </w:t>
-      </w:r>
-    </w:p>
-    <w:p>
-      <w:pPr>
-        <w:numPr>
-          <w:ilvl w:val="0"/>
-          <w:numId w:val="21"/>
-        </w:numPr>
-        <w:spacing w:before="100" w:beforeAutospacing="1" w:after="100" w:afterAutospacing="1" w:line="240" w:lineRule="auto"/>
-        <w:rPr>
-          <w:rFonts w:ascii="Times New Roman" w:eastAsia="Times New Roman" w:hAnsi="Times New Roman" w:cs="Times New Roman"/>
-          <w:sz w:val="24"/>
-          <w:szCs w:val="24"/>
-          <w:lang w:bidi="gu-IN"/>
-        </w:rPr>
-      </w:pPr>
-      <w:r>
-        <w:rPr>
-          <w:rFonts w:ascii="Times New Roman" w:eastAsia="Times New Roman" w:hAnsi="Times New Roman" w:cs="Times New Roman"/>
-          <w:sz w:val="24"/>
-          <w:szCs w:val="24"/>
-          <w:lang w:bidi="gu-IN"/>
-        </w:rPr>
-        <w:t xml:space="preserve">Preparation </w:t>
-      </w:r>
-    </w:p>
-    <w:p>
-      <w:pPr>
-        <w:numPr>
-          <w:ilvl w:val="0"/>
-          <w:numId w:val="21"/>
-        </w:numPr>
-        <w:spacing w:before="100" w:beforeAutospacing="1" w:after="100" w:afterAutospacing="1" w:line="240" w:lineRule="auto"/>
-        <w:rPr>
-          <w:rFonts w:ascii="Times New Roman" w:eastAsia="Times New Roman" w:hAnsi="Times New Roman" w:cs="Times New Roman"/>
-          <w:sz w:val="24"/>
-          <w:szCs w:val="24"/>
-          <w:lang w:bidi="gu-IN"/>
-        </w:rPr>
-      </w:pPr>
-      <w:r>
-        <w:rPr>
-          <w:rFonts w:ascii="Times New Roman" w:eastAsia="Times New Roman" w:hAnsi="Times New Roman" w:cs="Times New Roman"/>
-          <w:sz w:val="24"/>
-          <w:szCs w:val="24"/>
-          <w:lang w:bidi="gu-IN"/>
-        </w:rPr>
-        <w:t xml:space="preserve">Properties </w:t>
-      </w:r>
-    </w:p>
-    <w:p>
-      <w:pPr>
-        <w:numPr>
-          <w:ilvl w:val="0"/>
-          <w:numId w:val="21"/>
-        </w:numPr>
-        <w:spacing w:before="100" w:beforeAutospacing="1" w:after="100" w:afterAutospacing="1" w:line="240" w:lineRule="auto"/>
-        <w:rPr>
-          <w:rFonts w:ascii="Times New Roman" w:eastAsia="Times New Roman" w:hAnsi="Times New Roman" w:cs="Times New Roman"/>
-          <w:sz w:val="24"/>
-          <w:szCs w:val="24"/>
-          <w:lang w:bidi="gu-IN"/>
-        </w:rPr>
-      </w:pPr>
-      <w:r>
-        <w:rPr>
-          <w:rFonts w:ascii="Times New Roman" w:eastAsia="Times New Roman" w:hAnsi="Times New Roman" w:cs="Times New Roman"/>
-          <w:sz w:val="24"/>
-          <w:szCs w:val="24"/>
-          <w:lang w:bidi="gu-IN"/>
-        </w:rPr>
-        <w:lastRenderedPageBreak/>
-        <w:t xml:space="preserve">Reactions of alcohols </w:t>
-      </w:r>
-    </w:p>
-    <w:p>
-      <w:pPr>
-        <w:numPr>
-          <w:ilvl w:val="0"/>
-          <w:numId w:val="21"/>
-        </w:numPr>
-        <w:spacing w:before="100" w:beforeAutospacing="1" w:after="100" w:afterAutospacing="1" w:line="240" w:lineRule="auto"/>
-        <w:rPr>
-          <w:rFonts w:ascii="Times New Roman" w:eastAsia="Times New Roman" w:hAnsi="Times New Roman" w:cs="Times New Roman"/>
-          <w:sz w:val="24"/>
-          <w:szCs w:val="24"/>
-          <w:lang w:bidi="gu-IN"/>
-        </w:rPr>
-      </w:pPr>
-      <w:r>
-        <w:rPr>
-          <w:rFonts w:ascii="Times New Roman" w:eastAsia="Times New Roman" w:hAnsi="Times New Roman" w:cs="Times New Roman"/>
-          <w:sz w:val="24"/>
-          <w:szCs w:val="24"/>
-          <w:lang w:bidi="gu-IN"/>
-        </w:rPr>
-        <w:t xml:space="preserve">Reactions of phenols </w:t>
-      </w:r>
-    </w:p>
-    <w:p>
-      <w:pPr>
-        <w:numPr>
-          <w:ilvl w:val="0"/>
-          <w:numId w:val="21"/>
-        </w:numPr>
-        <w:spacing w:before="100" w:beforeAutospacing="1" w:after="100" w:afterAutospacing="1" w:line="240" w:lineRule="auto"/>
-        <w:rPr>
-          <w:rFonts w:ascii="Times New Roman" w:eastAsia="Times New Roman" w:hAnsi="Times New Roman" w:cs="Times New Roman"/>
-          <w:sz w:val="24"/>
-          <w:szCs w:val="24"/>
-          <w:lang w:bidi="gu-IN"/>
-        </w:rPr>
-      </w:pPr>
-      <w:r>
-        <w:rPr>
-          <w:rFonts w:ascii="Times New Roman" w:eastAsia="Times New Roman" w:hAnsi="Times New Roman" w:cs="Times New Roman"/>
-          <w:sz w:val="24"/>
-          <w:szCs w:val="24"/>
-          <w:lang w:bidi="gu-IN"/>
-        </w:rPr>
-        <w:t xml:space="preserve">Ethers and uses </w:t>
-      </w:r>
-    </w:p>
-    <w:p>
-      <w:pPr>
-        <w:spacing w:before="100" w:beforeAutospacing="1" w:after="100" w:afterAutospacing="1" w:line="240" w:lineRule="auto"/>
-        <w:outlineLvl w:val="1"/>
-        <w:rPr>
-          <w:rFonts w:ascii="Times New Roman" w:eastAsia="Times New Roman" w:hAnsi="Times New Roman" w:cs="Times New Roman"/>
-          <w:b/>
-          <w:bCs/>
-          <w:sz w:val="36"/>
-          <w:szCs w:val="36"/>
-          <w:lang w:bidi="gu-IN"/>
-        </w:rPr>
-      </w:pPr>
-      <w:r>
-        <w:rPr>
-          <w:rFonts w:ascii="Times New Roman" w:eastAsia="Times New Roman" w:hAnsi="Times New Roman" w:cs="Times New Roman"/>
-          <w:b/>
-          <w:bCs/>
-          <w:sz w:val="36"/>
-          <w:szCs w:val="36"/>
-          <w:lang w:bidi="gu-IN"/>
-        </w:rPr>
-        <w:t xml:space="preserve">8. </w:t>
-      </w:r>
-      <w:proofErr w:type="spellStart"/>
-      <w:r>
-        <w:rPr>
-          <w:rFonts w:ascii="Times New Roman" w:eastAsia="Times New Roman" w:hAnsi="Times New Roman" w:cs="Times New Roman"/>
-          <w:b/>
-          <w:bCs/>
-          <w:sz w:val="36"/>
-          <w:szCs w:val="36"/>
-          <w:lang w:bidi="gu-IN"/>
-        </w:rPr>
-        <w:t>Aldehydes</w:t>
-      </w:r>
-      <w:proofErr w:type="spellEnd"/>
-      <w:r>
-        <w:rPr>
-          <w:rFonts w:ascii="Times New Roman" w:eastAsia="Times New Roman" w:hAnsi="Times New Roman" w:cs="Times New Roman"/>
-          <w:b/>
-          <w:bCs/>
-          <w:sz w:val="36"/>
-          <w:szCs w:val="36"/>
-          <w:lang w:bidi="gu-IN"/>
-        </w:rPr>
-        <w:t xml:space="preserve">, </w:t>
-      </w:r>
-      <w:proofErr w:type="spellStart"/>
-      <w:r>
-        <w:rPr>
-          <w:rFonts w:ascii="Times New Roman" w:eastAsia="Times New Roman" w:hAnsi="Times New Roman" w:cs="Times New Roman"/>
-          <w:b/>
-          <w:bCs/>
-          <w:sz w:val="36"/>
-          <w:szCs w:val="36"/>
-          <w:lang w:bidi="gu-IN"/>
-        </w:rPr>
-        <w:t>Ketones</w:t>
-      </w:r>
-      <w:proofErr w:type="spellEnd"/>
-      <w:r>
-        <w:rPr>
-          <w:rFonts w:ascii="Times New Roman" w:eastAsia="Times New Roman" w:hAnsi="Times New Roman" w:cs="Times New Roman"/>
-          <w:b/>
-          <w:bCs/>
-          <w:sz w:val="36"/>
-          <w:szCs w:val="36"/>
-          <w:lang w:bidi="gu-IN"/>
-        </w:rPr>
-        <w:t xml:space="preserve"> and Carboxylic Acids</w:t>
-      </w:r>
-    </w:p>
-    <w:p>
-      <w:pPr>
-        <w:numPr>
-          <w:ilvl w:val="0"/>
-          <w:numId w:val="22"/>
-        </w:numPr>
-        <w:spacing w:before="100" w:beforeAutospacing="1" w:after="100" w:afterAutospacing="1" w:line="240" w:lineRule="auto"/>
-        <w:rPr>
-          <w:rFonts w:ascii="Times New Roman" w:eastAsia="Times New Roman" w:hAnsi="Times New Roman" w:cs="Times New Roman"/>
-          <w:sz w:val="24"/>
-          <w:szCs w:val="24"/>
-          <w:lang w:bidi="gu-IN"/>
-        </w:rPr>
-      </w:pPr>
-      <w:r>
-        <w:rPr>
-          <w:rFonts w:ascii="Times New Roman" w:eastAsia="Times New Roman" w:hAnsi="Times New Roman" w:cs="Times New Roman"/>
-          <w:sz w:val="24"/>
-          <w:szCs w:val="24"/>
-          <w:lang w:bidi="gu-IN"/>
-        </w:rPr>
-        <w:t xml:space="preserve">Nomenclature </w:t>
-      </w:r>
-    </w:p>
-    <w:p>
-      <w:pPr>
-        <w:numPr>
-          <w:ilvl w:val="0"/>
-          <w:numId w:val="22"/>
-        </w:numPr>
-        <w:spacing w:before="100" w:beforeAutospacing="1" w:after="100" w:afterAutospacing="1" w:line="240" w:lineRule="auto"/>
-        <w:rPr>
-          <w:rFonts w:ascii="Times New Roman" w:eastAsia="Times New Roman" w:hAnsi="Times New Roman" w:cs="Times New Roman"/>
-          <w:sz w:val="24"/>
-          <w:szCs w:val="24"/>
-          <w:lang w:bidi="gu-IN"/>
-        </w:rPr>
-      </w:pPr>
-      <w:r>
-        <w:rPr>
-          <w:rFonts w:ascii="Times New Roman" w:eastAsia="Times New Roman" w:hAnsi="Times New Roman" w:cs="Times New Roman"/>
-          <w:sz w:val="24"/>
-          <w:szCs w:val="24"/>
-          <w:lang w:bidi="gu-IN"/>
-        </w:rPr>
-        <w:t xml:space="preserve">Preparation methods </w:t>
-      </w:r>
-    </w:p>
-    <w:p>
-      <w:pPr>
-        <w:numPr>
-          <w:ilvl w:val="0"/>
-          <w:numId w:val="22"/>
-        </w:numPr>
-        <w:spacing w:before="100" w:beforeAutospacing="1" w:after="100" w:afterAutospacing="1" w:line="240" w:lineRule="auto"/>
-        <w:rPr>
-          <w:rFonts w:ascii="Times New Roman" w:eastAsia="Times New Roman" w:hAnsi="Times New Roman" w:cs="Times New Roman"/>
-          <w:sz w:val="24"/>
-          <w:szCs w:val="24"/>
-          <w:lang w:bidi="gu-IN"/>
-        </w:rPr>
-      </w:pPr>
-      <w:r>
-        <w:rPr>
-          <w:rFonts w:ascii="Times New Roman" w:eastAsia="Times New Roman" w:hAnsi="Times New Roman" w:cs="Times New Roman"/>
-          <w:sz w:val="24"/>
-          <w:szCs w:val="24"/>
-          <w:lang w:bidi="gu-IN"/>
-        </w:rPr>
-        <w:t xml:space="preserve">Physical properties </w:t>
-      </w:r>
-    </w:p>
-    <w:p>
-      <w:pPr>
-        <w:numPr>
-          <w:ilvl w:val="0"/>
-          <w:numId w:val="22"/>
-        </w:numPr>
-        <w:spacing w:before="100" w:beforeAutospacing="1" w:after="100" w:afterAutospacing="1" w:line="240" w:lineRule="auto"/>
-        <w:rPr>
-          <w:rFonts w:ascii="Times New Roman" w:eastAsia="Times New Roman" w:hAnsi="Times New Roman" w:cs="Times New Roman"/>
-          <w:sz w:val="24"/>
-          <w:szCs w:val="24"/>
-          <w:lang w:bidi="gu-IN"/>
-        </w:rPr>
-      </w:pPr>
-      <w:proofErr w:type="spellStart"/>
-      <w:r>
-        <w:rPr>
-          <w:rFonts w:ascii="Times New Roman" w:eastAsia="Times New Roman" w:hAnsi="Times New Roman" w:cs="Times New Roman"/>
-          <w:sz w:val="24"/>
-          <w:szCs w:val="24"/>
-          <w:lang w:bidi="gu-IN"/>
-        </w:rPr>
-        <w:t>Nucleophilic</w:t>
-      </w:r>
-      <w:proofErr w:type="spellEnd"/>
-      <w:r>
-        <w:rPr>
-          <w:rFonts w:ascii="Times New Roman" w:eastAsia="Times New Roman" w:hAnsi="Times New Roman" w:cs="Times New Roman"/>
-          <w:sz w:val="24"/>
-          <w:szCs w:val="24"/>
-          <w:lang w:bidi="gu-IN"/>
-        </w:rPr>
-        <w:t xml:space="preserve"> addition </w:t>
-      </w:r>
-    </w:p>
-    <w:p>
-      <w:pPr>
-        <w:numPr>
-          <w:ilvl w:val="0"/>
-          <w:numId w:val="22"/>
-        </w:numPr>
-        <w:spacing w:before="100" w:beforeAutospacing="1" w:after="100" w:afterAutospacing="1" w:line="240" w:lineRule="auto"/>
-        <w:rPr>
-          <w:rFonts w:ascii="Times New Roman" w:eastAsia="Times New Roman" w:hAnsi="Times New Roman" w:cs="Times New Roman"/>
-          <w:sz w:val="24"/>
-          <w:szCs w:val="24"/>
-          <w:lang w:bidi="gu-IN"/>
-        </w:rPr>
-      </w:pPr>
-      <w:r>
-        <w:rPr>
-          <w:rFonts w:ascii="Times New Roman" w:eastAsia="Times New Roman" w:hAnsi="Times New Roman" w:cs="Times New Roman"/>
-          <w:sz w:val="24"/>
-          <w:szCs w:val="24"/>
-          <w:lang w:bidi="gu-IN"/>
-        </w:rPr>
-        <w:t xml:space="preserve">Oxidation and reduction </w:t>
-      </w:r>
-    </w:p>
-    <w:p>
-      <w:pPr>
-        <w:numPr>
-          <w:ilvl w:val="0"/>
-          <w:numId w:val="22"/>
-        </w:numPr>
-        <w:spacing w:before="100" w:beforeAutospacing="1" w:after="100" w:afterAutospacing="1" w:line="240" w:lineRule="auto"/>
-        <w:rPr>
-          <w:rFonts w:ascii="Times New Roman" w:eastAsia="Times New Roman" w:hAnsi="Times New Roman" w:cs="Times New Roman"/>
-          <w:sz w:val="24"/>
-          <w:szCs w:val="24"/>
-          <w:lang w:bidi="gu-IN"/>
-        </w:rPr>
-      </w:pPr>
-      <w:r>
-        <w:rPr>
-          <w:rFonts w:ascii="Times New Roman" w:eastAsia="Times New Roman" w:hAnsi="Times New Roman" w:cs="Times New Roman"/>
-          <w:sz w:val="24"/>
-          <w:szCs w:val="24"/>
-          <w:lang w:bidi="gu-IN"/>
-        </w:rPr>
-        <w:t xml:space="preserve">Carboxylic acid reactions </w:t>
-      </w:r>
-    </w:p>
-    <w:p>
-      <w:pPr>
-        <w:spacing w:before="100" w:beforeAutospacing="1" w:after="100" w:afterAutospacing="1" w:line="240" w:lineRule="auto"/>
-        <w:outlineLvl w:val="1"/>
-        <w:rPr>
-          <w:rFonts w:ascii="Times New Roman" w:eastAsia="Times New Roman" w:hAnsi="Times New Roman" w:cs="Times New Roman"/>
-          <w:b/>
-          <w:bCs/>
-          <w:sz w:val="36"/>
-          <w:szCs w:val="36"/>
-          <w:lang w:bidi="gu-IN"/>
-        </w:rPr>
-      </w:pPr>
-      <w:r>
-        <w:rPr>
-          <w:rFonts w:ascii="Times New Roman" w:eastAsia="Times New Roman" w:hAnsi="Times New Roman" w:cs="Times New Roman"/>
-          <w:b/>
-          <w:bCs/>
-          <w:sz w:val="36"/>
-          <w:szCs w:val="36"/>
-          <w:lang w:bidi="gu-IN"/>
-        </w:rPr>
-        <w:t>9. Amines</w:t>
-      </w:r>
-    </w:p>
-    <w:p>
-      <w:pPr>
-        <w:numPr>
-          <w:ilvl w:val="0"/>
-          <w:numId w:val="23"/>
-        </w:numPr>
-        <w:spacing w:before="100" w:beforeAutospacing="1" w:after="100" w:afterAutospacing="1" w:line="240" w:lineRule="auto"/>
-        <w:rPr>
-          <w:rFonts w:ascii="Times New Roman" w:eastAsia="Times New Roman" w:hAnsi="Times New Roman" w:cs="Times New Roman"/>
-          <w:sz w:val="24"/>
-          <w:szCs w:val="24"/>
-          <w:lang w:bidi="gu-IN"/>
-        </w:rPr>
-      </w:pPr>
-      <w:r>
-        <w:rPr>
-          <w:rFonts w:ascii="Times New Roman" w:eastAsia="Times New Roman" w:hAnsi="Times New Roman" w:cs="Times New Roman"/>
-          <w:sz w:val="24"/>
-          <w:szCs w:val="24"/>
-          <w:lang w:bidi="gu-IN"/>
-        </w:rPr>
-        <w:t xml:space="preserve">Classification </w:t>
-      </w:r>
-    </w:p>
-    <w:p>
-      <w:pPr>
-        <w:numPr>
-          <w:ilvl w:val="0"/>
-          <w:numId w:val="23"/>
-        </w:numPr>
-        <w:spacing w:before="100" w:beforeAutospacing="1" w:after="100" w:afterAutospacing="1" w:line="240" w:lineRule="auto"/>
-        <w:rPr>
-          <w:rFonts w:ascii="Times New Roman" w:eastAsia="Times New Roman" w:hAnsi="Times New Roman" w:cs="Times New Roman"/>
-          <w:sz w:val="24"/>
-          <w:szCs w:val="24"/>
-          <w:lang w:bidi="gu-IN"/>
-        </w:rPr>
-      </w:pPr>
-      <w:r>
-        <w:rPr>
-          <w:rFonts w:ascii="Times New Roman" w:eastAsia="Times New Roman" w:hAnsi="Times New Roman" w:cs="Times New Roman"/>
-          <w:sz w:val="24"/>
-          <w:szCs w:val="24"/>
-          <w:lang w:bidi="gu-IN"/>
-        </w:rPr>
-        <w:t xml:space="preserve">Preparation </w:t>
-      </w:r>
-    </w:p>
-    <w:p>
-      <w:pPr>
-        <w:numPr>
-          <w:ilvl w:val="0"/>
-          <w:numId w:val="23"/>
-        </w:numPr>
-        <w:spacing w:before="100" w:beforeAutospacing="1" w:after="100" w:afterAutospacing="1" w:line="240" w:lineRule="auto"/>
-        <w:rPr>
-          <w:rFonts w:ascii="Times New Roman" w:eastAsia="Times New Roman" w:hAnsi="Times New Roman" w:cs="Times New Roman"/>
-          <w:sz w:val="24"/>
-          <w:szCs w:val="24"/>
-          <w:lang w:bidi="gu-IN"/>
-        </w:rPr>
-      </w:pPr>
-      <w:r>
-        <w:rPr>
-          <w:rFonts w:ascii="Times New Roman" w:eastAsia="Times New Roman" w:hAnsi="Times New Roman" w:cs="Times New Roman"/>
-          <w:sz w:val="24"/>
-          <w:szCs w:val="24"/>
-          <w:lang w:bidi="gu-IN"/>
-        </w:rPr>
-        <w:t xml:space="preserve">Properties </w:t>
-      </w:r>
-    </w:p>
-    <w:p>
-      <w:pPr>
-        <w:numPr>
-          <w:ilvl w:val="0"/>
-          <w:numId w:val="23"/>
-        </w:numPr>
-        <w:spacing w:before="100" w:beforeAutospacing="1" w:after="100" w:afterAutospacing="1" w:line="240" w:lineRule="auto"/>
-        <w:rPr>
-          <w:rFonts w:ascii="Times New Roman" w:eastAsia="Times New Roman" w:hAnsi="Times New Roman" w:cs="Times New Roman"/>
-          <w:sz w:val="24"/>
-          <w:szCs w:val="24"/>
-          <w:lang w:bidi="gu-IN"/>
-        </w:rPr>
-      </w:pPr>
-      <w:r>
-        <w:rPr>
-          <w:rFonts w:ascii="Times New Roman" w:eastAsia="Times New Roman" w:hAnsi="Times New Roman" w:cs="Times New Roman"/>
-          <w:sz w:val="24"/>
-          <w:szCs w:val="24"/>
-          <w:lang w:bidi="gu-IN"/>
-        </w:rPr>
-        <w:t xml:space="preserve">Basic character </w:t>
-      </w:r>
-    </w:p>
-    <w:p>
-      <w:pPr>
-        <w:numPr>
-          <w:ilvl w:val="0"/>
-          <w:numId w:val="23"/>
-        </w:numPr>
-        <w:spacing w:before="100" w:beforeAutospacing="1" w:after="100" w:afterAutospacing="1" w:line="240" w:lineRule="auto"/>
-        <w:rPr>
-          <w:rFonts w:ascii="Times New Roman" w:eastAsia="Times New Roman" w:hAnsi="Times New Roman" w:cs="Times New Roman"/>
-          <w:sz w:val="24"/>
-          <w:szCs w:val="24"/>
-          <w:lang w:bidi="gu-IN"/>
-        </w:rPr>
-      </w:pPr>
-      <w:proofErr w:type="spellStart"/>
-      <w:r>
-        <w:rPr>
-          <w:rFonts w:ascii="Times New Roman" w:eastAsia="Times New Roman" w:hAnsi="Times New Roman" w:cs="Times New Roman"/>
-          <w:sz w:val="24"/>
-          <w:szCs w:val="24"/>
-          <w:lang w:bidi="gu-IN"/>
-        </w:rPr>
-        <w:t>Diazonium</w:t>
-      </w:r>
-      <w:proofErr w:type="spellEnd"/>
-      <w:r>
-        <w:rPr>
-          <w:rFonts w:ascii="Times New Roman" w:eastAsia="Times New Roman" w:hAnsi="Times New Roman" w:cs="Times New Roman"/>
-          <w:sz w:val="24"/>
-          <w:szCs w:val="24"/>
-          <w:lang w:bidi="gu-IN"/>
-        </w:rPr>
-        <w:t xml:space="preserve"> salts </w:t>
-      </w:r>
-    </w:p>
-    <w:p>
-      <w:pPr>
-        <w:numPr>
-          <w:ilvl w:val="0"/>
-          <w:numId w:val="23"/>
-        </w:numPr>
-        <w:spacing w:before="100" w:beforeAutospacing="1" w:after="100" w:afterAutospacing="1" w:line="240" w:lineRule="auto"/>
-        <w:rPr>
-          <w:rFonts w:ascii="Times New Roman" w:eastAsia="Times New Roman" w:hAnsi="Times New Roman" w:cs="Times New Roman"/>
-          <w:sz w:val="24"/>
-          <w:szCs w:val="24"/>
-          <w:lang w:bidi="gu-IN"/>
-        </w:rPr>
-      </w:pPr>
-      <w:r>
-        <w:rPr>
-          <w:rFonts w:ascii="Times New Roman" w:eastAsia="Times New Roman" w:hAnsi="Times New Roman" w:cs="Times New Roman"/>
-          <w:sz w:val="24"/>
-          <w:szCs w:val="24"/>
-          <w:lang w:bidi="gu-IN"/>
-        </w:rPr>
-        <w:t xml:space="preserve">Chemical reactions </w:t>
-      </w:r>
-    </w:p>
-    <w:p>
-      <w:pPr>
-        <w:spacing w:before="100" w:beforeAutospacing="1" w:after="100" w:afterAutospacing="1" w:line="240" w:lineRule="auto"/>
-        <w:outlineLvl w:val="1"/>
-        <w:rPr>
-          <w:rFonts w:ascii="Times New Roman" w:eastAsia="Times New Roman" w:hAnsi="Times New Roman" w:cs="Times New Roman"/>
-          <w:b/>
-          <w:bCs/>
-          <w:sz w:val="36"/>
-          <w:szCs w:val="36"/>
-          <w:lang w:bidi="gu-IN"/>
-        </w:rPr>
-      </w:pPr>
-      <w:r>
-        <w:rPr>
-          <w:rFonts w:ascii="Times New Roman" w:eastAsia="Times New Roman" w:hAnsi="Times New Roman" w:cs="Times New Roman"/>
-          <w:b/>
-          <w:bCs/>
-          <w:sz w:val="36"/>
-          <w:szCs w:val="36"/>
-          <w:lang w:bidi="gu-IN"/>
-        </w:rPr>
-        <w:t xml:space="preserve">10. </w:t>
-      </w:r>
-      <w:proofErr w:type="spellStart"/>
-      <w:r>
-        <w:rPr>
-          <w:rFonts w:ascii="Times New Roman" w:eastAsia="Times New Roman" w:hAnsi="Times New Roman" w:cs="Times New Roman"/>
-          <w:b/>
-          <w:bCs/>
-          <w:sz w:val="36"/>
-          <w:szCs w:val="36"/>
-          <w:lang w:bidi="gu-IN"/>
-        </w:rPr>
-        <w:t>Biomolecules</w:t>
-      </w:r>
-      <w:proofErr w:type="spellEnd"/>
-    </w:p>
-    <w:p>
-      <w:pPr>
-        <w:numPr>
-          <w:ilvl w:val="0"/>
-          <w:numId w:val="24"/>
-        </w:numPr>
-        <w:spacing w:before="100" w:beforeAutospacing="1" w:after="100" w:afterAutospacing="1" w:line="240" w:lineRule="auto"/>
-        <w:rPr>
-          <w:rFonts w:ascii="Times New Roman" w:eastAsia="Times New Roman" w:hAnsi="Times New Roman" w:cs="Times New Roman"/>
-          <w:sz w:val="24"/>
-          <w:szCs w:val="24"/>
-          <w:lang w:bidi="gu-IN"/>
-        </w:rPr>
-      </w:pPr>
-      <w:r>
-        <w:rPr>
-          <w:rFonts w:ascii="Times New Roman" w:eastAsia="Times New Roman" w:hAnsi="Times New Roman" w:cs="Times New Roman"/>
-          <w:sz w:val="24"/>
-          <w:szCs w:val="24"/>
-          <w:lang w:bidi="gu-IN"/>
-        </w:rPr>
-        <w:t xml:space="preserve">Carbohydrates </w:t>
-      </w:r>
-    </w:p>
-    <w:p>
-      <w:pPr>
-        <w:numPr>
-          <w:ilvl w:val="0"/>
-          <w:numId w:val="24"/>
-        </w:numPr>
-        <w:spacing w:before="100" w:beforeAutospacing="1" w:after="100" w:afterAutospacing="1" w:line="240" w:lineRule="auto"/>
-        <w:rPr>
-          <w:rFonts w:ascii="Times New Roman" w:eastAsia="Times New Roman" w:hAnsi="Times New Roman" w:cs="Times New Roman"/>
-          <w:sz w:val="24"/>
-          <w:szCs w:val="24"/>
-          <w:lang w:bidi="gu-IN"/>
-        </w:rPr>
-      </w:pPr>
-      <w:r>
-        <w:rPr>
-          <w:rFonts w:ascii="Times New Roman" w:eastAsia="Times New Roman" w:hAnsi="Times New Roman" w:cs="Times New Roman"/>
-          <w:sz w:val="24"/>
-          <w:szCs w:val="24"/>
-          <w:lang w:bidi="gu-IN"/>
-        </w:rPr>
-        <w:t xml:space="preserve">Proteins </w:t>
-      </w:r>
-    </w:p>
-    <w:p>
-      <w:pPr>
-        <w:numPr>
-          <w:ilvl w:val="0"/>
-          <w:numId w:val="24"/>
-        </w:numPr>
-        <w:spacing w:before="100" w:beforeAutospacing="1" w:after="100" w:afterAutospacing="1" w:line="240" w:lineRule="auto"/>
-        <w:rPr>
-          <w:rFonts w:ascii="Times New Roman" w:eastAsia="Times New Roman" w:hAnsi="Times New Roman" w:cs="Times New Roman"/>
-          <w:sz w:val="24"/>
-          <w:szCs w:val="24"/>
-          <w:lang w:bidi="gu-IN"/>
-        </w:rPr>
-      </w:pPr>
-      <w:r>
-        <w:rPr>
-          <w:rFonts w:ascii="Times New Roman" w:eastAsia="Times New Roman" w:hAnsi="Times New Roman" w:cs="Times New Roman"/>
-          <w:sz w:val="24"/>
-          <w:szCs w:val="24"/>
-          <w:lang w:bidi="gu-IN"/>
-        </w:rPr>
-        <w:t xml:space="preserve">Amino acids </w:t>
-      </w:r>
-    </w:p>
-    <w:p>
-      <w:pPr>
-        <w:numPr>
-          <w:ilvl w:val="0"/>
-          <w:numId w:val="24"/>
-        </w:numPr>
-        <w:spacing w:before="100" w:beforeAutospacing="1" w:after="100" w:afterAutospacing="1" w:line="240" w:lineRule="auto"/>
-        <w:rPr>
-          <w:rFonts w:ascii="Times New Roman" w:eastAsia="Times New Roman" w:hAnsi="Times New Roman" w:cs="Times New Roman"/>
-          <w:sz w:val="24"/>
-          <w:szCs w:val="24"/>
-          <w:lang w:bidi="gu-IN"/>
-        </w:rPr>
-      </w:pPr>
-      <w:r>
-        <w:rPr>
-          <w:rFonts w:ascii="Times New Roman" w:eastAsia="Times New Roman" w:hAnsi="Times New Roman" w:cs="Times New Roman"/>
-          <w:sz w:val="24"/>
-          <w:szCs w:val="24"/>
-          <w:lang w:bidi="gu-IN"/>
-        </w:rPr>
-        <w:t xml:space="preserve">Vitamins </w:t>
-      </w:r>
-    </w:p>
-    <w:p>
-      <w:pPr>
-        <w:numPr>
-          <w:ilvl w:val="0"/>
-          <w:numId w:val="24"/>
-        </w:numPr>
-        <w:spacing w:before="100" w:beforeAutospacing="1" w:after="100" w:afterAutospacing="1" w:line="240" w:lineRule="auto"/>
-        <w:rPr>
-          <w:rFonts w:ascii="Times New Roman" w:eastAsia="Times New Roman" w:hAnsi="Times New Roman" w:cs="Times New Roman"/>
-          <w:sz w:val="24"/>
-          <w:szCs w:val="24"/>
-          <w:lang w:bidi="gu-IN"/>
-        </w:rPr>
-      </w:pPr>
-      <w:r>
-        <w:rPr>
-          <w:rFonts w:ascii="Times New Roman" w:eastAsia="Times New Roman" w:hAnsi="Times New Roman" w:cs="Times New Roman"/>
-          <w:sz w:val="24"/>
-          <w:szCs w:val="24"/>
-          <w:lang w:bidi="gu-IN"/>
-        </w:rPr>
-        <w:t xml:space="preserve">Nucleic acids </w:t>
-      </w:r>
-    </w:p>
-    <w:p>
-      <w:pPr>
-        <w:numPr>
-          <w:ilvl w:val="0"/>
-          <w:numId w:val="24"/>
-        </w:numPr>
-        <w:spacing w:before="100" w:beforeAutospacing="1" w:after="100" w:afterAutospacing="1" w:line="240" w:lineRule="auto"/>
-        <w:rPr>
-          <w:rFonts w:ascii="Times New Roman" w:eastAsia="Times New Roman" w:hAnsi="Times New Roman" w:cs="Times New Roman"/>
-          <w:sz w:val="24"/>
-          <w:szCs w:val="24"/>
-          <w:lang w:bidi="gu-IN"/>
-        </w:rPr>
-      </w:pPr>
-      <w:r>
-        <w:rPr>
-          <w:rFonts w:ascii="Times New Roman" w:eastAsia="Times New Roman" w:hAnsi="Times New Roman" w:cs="Times New Roman"/>
-          <w:sz w:val="24"/>
-          <w:szCs w:val="24"/>
-          <w:lang w:bidi="gu-IN"/>
-        </w:rPr>
-        <w:t xml:space="preserve">Enzymes </w:t>
-      </w:r>
-    </w:p>
-    <w:p>
-      <w:pPr>
-        <w:spacing w:after="0" w:line="240" w:lineRule="auto"/>
-        <w:rPr>
-          <w:rFonts w:ascii="Times New Roman" w:eastAsia="Times New Roman" w:hAnsi="Times New Roman" w:cs="Times New Roman"/>
-          <w:sz w:val="24"/>
-          <w:szCs w:val="24"/>
-          <w:lang w:bidi="gu-IN"/>
-        </w:rPr>
-      </w:pPr>
-      <w:r>
-        <w:rPr>
-          <w:rFonts w:ascii="Times New Roman" w:eastAsia="Times New Roman" w:hAnsi="Times New Roman" w:cs="Times New Roman"/>
-          <w:sz w:val="24"/>
-          <w:szCs w:val="24"/>
-          <w:lang w:bidi="gu-IN"/>
-        </w:rPr>
-        <w:pict>
-          <v:rect id="_x0000_i1026" style="width:0;height:1.5pt" o:hralign="center" o:hrstd="t" o:hr="t" fillcolor="#a0a0a0" stroked="f"/>
-        </w:pict>
-      </w:r>
-    </w:p>
-    <w:p>
-      <w:pPr>
-        <w:spacing w:before="100" w:beforeAutospacing="1" w:after="100" w:afterAutospacing="1" w:line="240" w:lineRule="auto"/>
-        <w:outlineLvl w:val="0"/>
-        <w:rPr>
-          <w:rFonts w:ascii="Times New Roman" w:eastAsia="Times New Roman" w:hAnsi="Times New Roman" w:cs="Times New Roman"/>
-          <w:b/>
-          <w:bCs/>
-          <w:kern w:val="36"/>
-          <w:sz w:val="48"/>
-          <w:szCs w:val="48"/>
-          <w:lang w:bidi="gu-IN"/>
-        </w:rPr>
-      </w:pPr>
-      <w:r>
-        <w:rPr>
-          <w:rFonts w:ascii="Times New Roman" w:eastAsia="Times New Roman" w:hAnsi="Times New Roman" w:cs="Times New Roman"/>
-          <w:b/>
-          <w:bCs/>
-          <w:kern w:val="36"/>
-          <w:sz w:val="48"/>
-          <w:szCs w:val="48"/>
-          <w:lang w:bidi="gu-IN"/>
-        </w:rPr>
-        <w:t>Mathematics — Chapter Wise Detailed Topic List</w:t>
-      </w:r>
-    </w:p>
-    <w:p>
-      <w:pPr>
-        <w:spacing w:before="100" w:beforeAutospacing="1" w:after="100" w:afterAutospacing="1" w:line="240" w:lineRule="auto"/>
-        <w:outlineLvl w:val="1"/>
-        <w:rPr>
-          <w:rFonts w:ascii="Times New Roman" w:eastAsia="Times New Roman" w:hAnsi="Times New Roman" w:cs="Times New Roman"/>
-          <w:b/>
-          <w:bCs/>
-          <w:sz w:val="36"/>
-          <w:szCs w:val="36"/>
-          <w:lang w:bidi="gu-IN"/>
-        </w:rPr>
-      </w:pPr>
-      <w:r>
-        <w:rPr>
-          <w:rFonts w:ascii="Times New Roman" w:eastAsia="Times New Roman" w:hAnsi="Times New Roman" w:cs="Times New Roman"/>
-          <w:b/>
-          <w:bCs/>
-          <w:sz w:val="36"/>
-          <w:szCs w:val="36"/>
-          <w:lang w:bidi="gu-IN"/>
-        </w:rPr>
-        <w:t>1. Relations and Functions</w:t>
-      </w:r>
-    </w:p>
-    <w:p>
-      <w:pPr>
-        <w:numPr>
-          <w:ilvl w:val="0"/>
-          <w:numId w:val="25"/>
-        </w:numPr>
-        <w:spacing w:before="100" w:beforeAutospacing="1" w:after="100" w:afterAutospacing="1" w:line="240" w:lineRule="auto"/>
-        <w:rPr>
-          <w:rFonts w:ascii="Times New Roman" w:eastAsia="Times New Roman" w:hAnsi="Times New Roman" w:cs="Times New Roman"/>
-          <w:sz w:val="24"/>
-          <w:szCs w:val="24"/>
-          <w:lang w:bidi="gu-IN"/>
-        </w:rPr>
-      </w:pPr>
-      <w:r>
-        <w:rPr>
-          <w:rFonts w:ascii="Times New Roman" w:eastAsia="Times New Roman" w:hAnsi="Times New Roman" w:cs="Times New Roman"/>
-          <w:sz w:val="24"/>
-          <w:szCs w:val="24"/>
-          <w:lang w:bidi="gu-IN"/>
-        </w:rPr>
-        <w:t xml:space="preserve">Types of relations </w:t>
-      </w:r>
-    </w:p>
-    <w:p>
-      <w:pPr>
-        <w:numPr>
-          <w:ilvl w:val="0"/>
-          <w:numId w:val="25"/>
-        </w:numPr>
-        <w:spacing w:before="100" w:beforeAutospacing="1" w:after="100" w:afterAutospacing="1" w:line="240" w:lineRule="auto"/>
-        <w:rPr>
-          <w:rFonts w:ascii="Times New Roman" w:eastAsia="Times New Roman" w:hAnsi="Times New Roman" w:cs="Times New Roman"/>
-          <w:sz w:val="24"/>
-          <w:szCs w:val="24"/>
-          <w:lang w:bidi="gu-IN"/>
-        </w:rPr>
-      </w:pPr>
-      <w:r>
-        <w:rPr>
-          <w:rFonts w:ascii="Times New Roman" w:eastAsia="Times New Roman" w:hAnsi="Times New Roman" w:cs="Times New Roman"/>
-          <w:sz w:val="24"/>
-          <w:szCs w:val="24"/>
-          <w:lang w:bidi="gu-IN"/>
-        </w:rPr>
-        <w:t xml:space="preserve">Reflexive, symmetric, transitive relations </w:t>
-      </w:r>
-    </w:p>
-    <w:p>
-      <w:pPr>
-        <w:numPr>
-          <w:ilvl w:val="0"/>
-          <w:numId w:val="25"/>
-        </w:numPr>
-        <w:spacing w:before="100" w:beforeAutospacing="1" w:after="100" w:afterAutospacing="1" w:line="240" w:lineRule="auto"/>
-        <w:rPr>
-          <w:rFonts w:ascii="Times New Roman" w:eastAsia="Times New Roman" w:hAnsi="Times New Roman" w:cs="Times New Roman"/>
-          <w:sz w:val="24"/>
-          <w:szCs w:val="24"/>
-          <w:lang w:bidi="gu-IN"/>
-        </w:rPr>
-      </w:pPr>
-      <w:r>
-        <w:rPr>
-          <w:rFonts w:ascii="Times New Roman" w:eastAsia="Times New Roman" w:hAnsi="Times New Roman" w:cs="Times New Roman"/>
-          <w:sz w:val="24"/>
-          <w:szCs w:val="24"/>
-          <w:lang w:bidi="gu-IN"/>
-        </w:rPr>
-        <w:t xml:space="preserve">Functions </w:t>
-      </w:r>
-    </w:p>
-    <w:p>
-      <w:pPr>
-        <w:numPr>
-          <w:ilvl w:val="0"/>
-          <w:numId w:val="25"/>
-        </w:numPr>
-        <w:spacing w:before="100" w:beforeAutospacing="1" w:after="100" w:afterAutospacing="1" w:line="240" w:lineRule="auto"/>
-        <w:rPr>
-          <w:rFonts w:ascii="Times New Roman" w:eastAsia="Times New Roman" w:hAnsi="Times New Roman" w:cs="Times New Roman"/>
-          <w:sz w:val="24"/>
-          <w:szCs w:val="24"/>
-          <w:lang w:bidi="gu-IN"/>
-        </w:rPr>
-      </w:pPr>
-      <w:r>
-        <w:rPr>
-          <w:rFonts w:ascii="Times New Roman" w:eastAsia="Times New Roman" w:hAnsi="Times New Roman" w:cs="Times New Roman"/>
-          <w:sz w:val="24"/>
-          <w:szCs w:val="24"/>
-          <w:lang w:bidi="gu-IN"/>
-        </w:rPr>
-        <w:t xml:space="preserve">One-one and onto functions </w:t>
-      </w:r>
-    </w:p>
-    <w:p>
-      <w:pPr>
-        <w:numPr>
-          <w:ilvl w:val="0"/>
-          <w:numId w:val="25"/>
-        </w:numPr>
-        <w:spacing w:before="100" w:beforeAutospacing="1" w:after="100" w:afterAutospacing="1" w:line="240" w:lineRule="auto"/>
-        <w:rPr>
-          <w:rFonts w:ascii="Times New Roman" w:eastAsia="Times New Roman" w:hAnsi="Times New Roman" w:cs="Times New Roman"/>
-          <w:sz w:val="24"/>
-          <w:szCs w:val="24"/>
-          <w:lang w:bidi="gu-IN"/>
-        </w:rPr>
-      </w:pPr>
-      <w:r>
-        <w:rPr>
-          <w:rFonts w:ascii="Times New Roman" w:eastAsia="Times New Roman" w:hAnsi="Times New Roman" w:cs="Times New Roman"/>
-          <w:sz w:val="24"/>
-          <w:szCs w:val="24"/>
-          <w:lang w:bidi="gu-IN"/>
-        </w:rPr>
-        <w:lastRenderedPageBreak/>
-        <w:t xml:space="preserve">Composition of functions </w:t>
-      </w:r>
-    </w:p>
-    <w:p>
-      <w:pPr>
-        <w:numPr>
-          <w:ilvl w:val="0"/>
-          <w:numId w:val="25"/>
-        </w:numPr>
-        <w:spacing w:before="100" w:beforeAutospacing="1" w:after="100" w:afterAutospacing="1" w:line="240" w:lineRule="auto"/>
-        <w:rPr>
-          <w:rFonts w:ascii="Times New Roman" w:eastAsia="Times New Roman" w:hAnsi="Times New Roman" w:cs="Times New Roman"/>
-          <w:sz w:val="24"/>
-          <w:szCs w:val="24"/>
-          <w:lang w:bidi="gu-IN"/>
-        </w:rPr>
-      </w:pPr>
-      <w:r>
-        <w:rPr>
-          <w:rFonts w:ascii="Times New Roman" w:eastAsia="Times New Roman" w:hAnsi="Times New Roman" w:cs="Times New Roman"/>
-          <w:sz w:val="24"/>
-          <w:szCs w:val="24"/>
-          <w:lang w:bidi="gu-IN"/>
-        </w:rPr>
-        <w:t xml:space="preserve">Invertible functions </w:t>
-      </w:r>
-    </w:p>
-    <w:p>
-      <w:pPr>
-        <w:numPr>
-          <w:ilvl w:val="0"/>
-          <w:numId w:val="25"/>
-        </w:numPr>
-        <w:spacing w:before="100" w:beforeAutospacing="1" w:after="100" w:afterAutospacing="1" w:line="240" w:lineRule="auto"/>
-        <w:rPr>
-          <w:rFonts w:ascii="Times New Roman" w:eastAsia="Times New Roman" w:hAnsi="Times New Roman" w:cs="Times New Roman"/>
-          <w:sz w:val="24"/>
-          <w:szCs w:val="24"/>
-          <w:lang w:bidi="gu-IN"/>
-        </w:rPr>
-      </w:pPr>
-      <w:r>
-        <w:rPr>
-          <w:rFonts w:ascii="Times New Roman" w:eastAsia="Times New Roman" w:hAnsi="Times New Roman" w:cs="Times New Roman"/>
-          <w:sz w:val="24"/>
-          <w:szCs w:val="24"/>
-          <w:lang w:bidi="gu-IN"/>
-        </w:rPr>
-        <w:t xml:space="preserve">Binary operations </w:t>
-      </w:r>
-    </w:p>
-    <w:p>
-      <w:pPr>
-        <w:spacing w:before="100" w:beforeAutospacing="1" w:after="100" w:afterAutospacing="1" w:line="240" w:lineRule="auto"/>
-        <w:outlineLvl w:val="1"/>
-        <w:rPr>
-          <w:rFonts w:ascii="Times New Roman" w:eastAsia="Times New Roman" w:hAnsi="Times New Roman" w:cs="Times New Roman"/>
-          <w:b/>
-          <w:bCs/>
-          <w:sz w:val="36"/>
-          <w:szCs w:val="36"/>
-          <w:lang w:bidi="gu-IN"/>
-        </w:rPr>
-      </w:pPr>
-      <w:r>
-        <w:rPr>
-          <w:rFonts w:ascii="Times New Roman" w:eastAsia="Times New Roman" w:hAnsi="Times New Roman" w:cs="Times New Roman"/>
-          <w:b/>
-          <w:bCs/>
-          <w:sz w:val="36"/>
-          <w:szCs w:val="36"/>
-          <w:lang w:bidi="gu-IN"/>
-        </w:rPr>
-        <w:t>2. Inverse Trigonometric Functions</w:t>
-      </w:r>
-    </w:p>
-    <w:p>
-      <w:pPr>
-        <w:numPr>
-          <w:ilvl w:val="0"/>
-          <w:numId w:val="26"/>
-        </w:numPr>
-        <w:spacing w:before="100" w:beforeAutospacing="1" w:after="100" w:afterAutospacing="1" w:line="240" w:lineRule="auto"/>
-        <w:rPr>
-          <w:rFonts w:ascii="Times New Roman" w:eastAsia="Times New Roman" w:hAnsi="Times New Roman" w:cs="Times New Roman"/>
-          <w:sz w:val="24"/>
-          <w:szCs w:val="24"/>
-          <w:lang w:bidi="gu-IN"/>
-        </w:rPr>
-      </w:pPr>
-      <w:r>
-        <w:rPr>
-          <w:rFonts w:ascii="Times New Roman" w:eastAsia="Times New Roman" w:hAnsi="Times New Roman" w:cs="Times New Roman"/>
-          <w:sz w:val="24"/>
-          <w:szCs w:val="24"/>
-          <w:lang w:bidi="gu-IN"/>
-        </w:rPr>
-        <w:t xml:space="preserve">Definition </w:t>
-      </w:r>
-    </w:p>
-    <w:p>
-      <w:pPr>
-        <w:numPr>
-          <w:ilvl w:val="0"/>
-          <w:numId w:val="26"/>
-        </w:numPr>
-        <w:spacing w:before="100" w:beforeAutospacing="1" w:after="100" w:afterAutospacing="1" w:line="240" w:lineRule="auto"/>
-        <w:rPr>
-          <w:rFonts w:ascii="Times New Roman" w:eastAsia="Times New Roman" w:hAnsi="Times New Roman" w:cs="Times New Roman"/>
-          <w:sz w:val="24"/>
-          <w:szCs w:val="24"/>
-          <w:lang w:bidi="gu-IN"/>
-        </w:rPr>
-      </w:pPr>
-      <w:r>
-        <w:rPr>
-          <w:rFonts w:ascii="Times New Roman" w:eastAsia="Times New Roman" w:hAnsi="Times New Roman" w:cs="Times New Roman"/>
-          <w:sz w:val="24"/>
-          <w:szCs w:val="24"/>
-          <w:lang w:bidi="gu-IN"/>
-        </w:rPr>
-        <w:t xml:space="preserve">Principal values </w:t>
-      </w:r>
-    </w:p>
-    <w:p>
-      <w:pPr>
-        <w:numPr>
-          <w:ilvl w:val="0"/>
-          <w:numId w:val="26"/>
-        </w:numPr>
-        <w:spacing w:before="100" w:beforeAutospacing="1" w:after="100" w:afterAutospacing="1" w:line="240" w:lineRule="auto"/>
-        <w:rPr>
-          <w:rFonts w:ascii="Times New Roman" w:eastAsia="Times New Roman" w:hAnsi="Times New Roman" w:cs="Times New Roman"/>
-          <w:sz w:val="24"/>
-          <w:szCs w:val="24"/>
-          <w:lang w:bidi="gu-IN"/>
-        </w:rPr>
-      </w:pPr>
-      <w:r>
-        <w:rPr>
-          <w:rFonts w:ascii="Times New Roman" w:eastAsia="Times New Roman" w:hAnsi="Times New Roman" w:cs="Times New Roman"/>
-          <w:sz w:val="24"/>
-          <w:szCs w:val="24"/>
-          <w:lang w:bidi="gu-IN"/>
-        </w:rPr>
-        <w:t xml:space="preserve">Properties </w:t>
-      </w:r>
-    </w:p>
-    <w:p>
-      <w:pPr>
-        <w:numPr>
-          <w:ilvl w:val="0"/>
-          <w:numId w:val="26"/>
-        </w:numPr>
-        <w:spacing w:before="100" w:beforeAutospacing="1" w:after="100" w:afterAutospacing="1" w:line="240" w:lineRule="auto"/>
-        <w:rPr>
-          <w:rFonts w:ascii="Times New Roman" w:eastAsia="Times New Roman" w:hAnsi="Times New Roman" w:cs="Times New Roman"/>
-          <w:sz w:val="24"/>
-          <w:szCs w:val="24"/>
-          <w:lang w:bidi="gu-IN"/>
-        </w:rPr>
-      </w:pPr>
-      <w:r>
-        <w:rPr>
-          <w:rFonts w:ascii="Times New Roman" w:eastAsia="Times New Roman" w:hAnsi="Times New Roman" w:cs="Times New Roman"/>
-          <w:sz w:val="24"/>
-          <w:szCs w:val="24"/>
-          <w:lang w:bidi="gu-IN"/>
-        </w:rPr>
-        <w:t xml:space="preserve">Graphs </w:t>
-      </w:r>
-    </w:p>
-    <w:p>
-      <w:pPr>
-        <w:numPr>
-          <w:ilvl w:val="0"/>
-          <w:numId w:val="26"/>
-        </w:numPr>
-        <w:spacing w:before="100" w:beforeAutospacing="1" w:after="100" w:afterAutospacing="1" w:line="240" w:lineRule="auto"/>
-        <w:rPr>
-          <w:rFonts w:ascii="Times New Roman" w:eastAsia="Times New Roman" w:hAnsi="Times New Roman" w:cs="Times New Roman"/>
-          <w:sz w:val="24"/>
-          <w:szCs w:val="24"/>
-          <w:lang w:bidi="gu-IN"/>
-        </w:rPr>
-      </w:pPr>
-      <w:r>
-        <w:rPr>
-          <w:rFonts w:ascii="Times New Roman" w:eastAsia="Times New Roman" w:hAnsi="Times New Roman" w:cs="Times New Roman"/>
-          <w:sz w:val="24"/>
-          <w:szCs w:val="24"/>
-          <w:lang w:bidi="gu-IN"/>
-        </w:rPr>
-        <w:t xml:space="preserve">Identities </w:t>
-      </w:r>
-    </w:p>
-    <w:p>
-      <w:pPr>
-        <w:spacing w:before="100" w:beforeAutospacing="1" w:after="100" w:afterAutospacing="1" w:line="240" w:lineRule="auto"/>
-        <w:outlineLvl w:val="1"/>
-        <w:rPr>
-          <w:rFonts w:ascii="Times New Roman" w:eastAsia="Times New Roman" w:hAnsi="Times New Roman" w:cs="Times New Roman"/>
-          <w:b/>
-          <w:bCs/>
-          <w:sz w:val="36"/>
-          <w:szCs w:val="36"/>
-          <w:lang w:bidi="gu-IN"/>
-        </w:rPr>
-      </w:pPr>
-      <w:r>
-        <w:rPr>
-          <w:rFonts w:ascii="Times New Roman" w:eastAsia="Times New Roman" w:hAnsi="Times New Roman" w:cs="Times New Roman"/>
-          <w:b/>
-          <w:bCs/>
-          <w:sz w:val="36"/>
-          <w:szCs w:val="36"/>
-          <w:lang w:bidi="gu-IN"/>
-        </w:rPr>
-        <w:t>3. Matrices</w:t>
-      </w:r>
-    </w:p>
-    <w:p>
-      <w:pPr>
-        <w:numPr>
-          <w:ilvl w:val="0"/>
-          <w:numId w:val="27"/>
-        </w:numPr>
-        <w:spacing w:before="100" w:beforeAutospacing="1" w:after="100" w:afterAutospacing="1" w:line="240" w:lineRule="auto"/>
-        <w:rPr>
-          <w:rFonts w:ascii="Times New Roman" w:eastAsia="Times New Roman" w:hAnsi="Times New Roman" w:cs="Times New Roman"/>
-          <w:sz w:val="24"/>
-          <w:szCs w:val="24"/>
-          <w:lang w:bidi="gu-IN"/>
-        </w:rPr>
-      </w:pPr>
-      <w:r>
-        <w:rPr>
-          <w:rFonts w:ascii="Times New Roman" w:eastAsia="Times New Roman" w:hAnsi="Times New Roman" w:cs="Times New Roman"/>
-          <w:sz w:val="24"/>
-          <w:szCs w:val="24"/>
-          <w:lang w:bidi="gu-IN"/>
-        </w:rPr>
-        <w:t xml:space="preserve">Types of matrices </w:t>
-      </w:r>
-    </w:p>
-    <w:p>
-      <w:pPr>
-        <w:numPr>
-          <w:ilvl w:val="0"/>
-          <w:numId w:val="27"/>
-        </w:numPr>
-        <w:spacing w:before="100" w:beforeAutospacing="1" w:after="100" w:afterAutospacing="1" w:line="240" w:lineRule="auto"/>
-        <w:rPr>
-          <w:rFonts w:ascii="Times New Roman" w:eastAsia="Times New Roman" w:hAnsi="Times New Roman" w:cs="Times New Roman"/>
-          <w:sz w:val="24"/>
-          <w:szCs w:val="24"/>
-          <w:lang w:bidi="gu-IN"/>
-        </w:rPr>
-      </w:pPr>
-      <w:r>
-        <w:rPr>
-          <w:rFonts w:ascii="Times New Roman" w:eastAsia="Times New Roman" w:hAnsi="Times New Roman" w:cs="Times New Roman"/>
-          <w:sz w:val="24"/>
-          <w:szCs w:val="24"/>
-          <w:lang w:bidi="gu-IN"/>
-        </w:rPr>
-        <w:t xml:space="preserve">Operations on matrices </w:t>
-      </w:r>
-    </w:p>
-    <w:p>
-      <w:pPr>
-        <w:numPr>
-          <w:ilvl w:val="0"/>
-          <w:numId w:val="27"/>
-        </w:numPr>
-        <w:spacing w:before="100" w:beforeAutospacing="1" w:after="100" w:afterAutospacing="1" w:line="240" w:lineRule="auto"/>
-        <w:rPr>
-          <w:rFonts w:ascii="Times New Roman" w:eastAsia="Times New Roman" w:hAnsi="Times New Roman" w:cs="Times New Roman"/>
-          <w:sz w:val="24"/>
-          <w:szCs w:val="24"/>
-          <w:lang w:bidi="gu-IN"/>
-        </w:rPr>
-      </w:pPr>
-      <w:r>
-        <w:rPr>
-          <w:rFonts w:ascii="Times New Roman" w:eastAsia="Times New Roman" w:hAnsi="Times New Roman" w:cs="Times New Roman"/>
-          <w:sz w:val="24"/>
-          <w:szCs w:val="24"/>
-          <w:lang w:bidi="gu-IN"/>
-        </w:rPr>
-        <w:t xml:space="preserve">Transpose </w:t>
-      </w:r>
-    </w:p>
-    <w:p>
-      <w:pPr>
-        <w:numPr>
-          <w:ilvl w:val="0"/>
-          <w:numId w:val="27"/>
-        </w:numPr>
-        <w:spacing w:before="100" w:beforeAutospacing="1" w:after="100" w:afterAutospacing="1" w:line="240" w:lineRule="auto"/>
-        <w:rPr>
-          <w:rFonts w:ascii="Times New Roman" w:eastAsia="Times New Roman" w:hAnsi="Times New Roman" w:cs="Times New Roman"/>
-          <w:sz w:val="24"/>
-          <w:szCs w:val="24"/>
-          <w:lang w:bidi="gu-IN"/>
-        </w:rPr>
-      </w:pPr>
-      <w:r>
-        <w:rPr>
-          <w:rFonts w:ascii="Times New Roman" w:eastAsia="Times New Roman" w:hAnsi="Times New Roman" w:cs="Times New Roman"/>
-          <w:sz w:val="24"/>
-          <w:szCs w:val="24"/>
-          <w:lang w:bidi="gu-IN"/>
-        </w:rPr>
-        <w:t xml:space="preserve">Symmetric and skew symmetric matrices </w:t>
-      </w:r>
-    </w:p>
-    <w:p>
-      <w:pPr>
-        <w:numPr>
-          <w:ilvl w:val="0"/>
-          <w:numId w:val="27"/>
-        </w:numPr>
-        <w:spacing w:before="100" w:beforeAutospacing="1" w:after="100" w:afterAutospacing="1" w:line="240" w:lineRule="auto"/>
-        <w:rPr>
-          <w:rFonts w:ascii="Times New Roman" w:eastAsia="Times New Roman" w:hAnsi="Times New Roman" w:cs="Times New Roman"/>
-          <w:sz w:val="24"/>
-          <w:szCs w:val="24"/>
-          <w:lang w:bidi="gu-IN"/>
-        </w:rPr>
-      </w:pPr>
-      <w:r>
-        <w:rPr>
-          <w:rFonts w:ascii="Times New Roman" w:eastAsia="Times New Roman" w:hAnsi="Times New Roman" w:cs="Times New Roman"/>
-          <w:sz w:val="24"/>
-          <w:szCs w:val="24"/>
-          <w:lang w:bidi="gu-IN"/>
-        </w:rPr>
-        <w:t xml:space="preserve">Matrix multiplication </w:t>
-      </w:r>
-    </w:p>
-    <w:p>
-      <w:pPr>
-        <w:spacing w:before="100" w:beforeAutospacing="1" w:after="100" w:afterAutospacing="1" w:line="240" w:lineRule="auto"/>
-        <w:outlineLvl w:val="1"/>
-        <w:rPr>
-          <w:rFonts w:ascii="Times New Roman" w:eastAsia="Times New Roman" w:hAnsi="Times New Roman" w:cs="Times New Roman"/>
-          <w:b/>
-          <w:bCs/>
-          <w:sz w:val="36"/>
-          <w:szCs w:val="36"/>
-          <w:lang w:bidi="gu-IN"/>
-        </w:rPr>
-      </w:pPr>
-      <w:r>
-        <w:rPr>
-          <w:rFonts w:ascii="Times New Roman" w:eastAsia="Times New Roman" w:hAnsi="Times New Roman" w:cs="Times New Roman"/>
-          <w:b/>
-          <w:bCs/>
-          <w:sz w:val="36"/>
-          <w:szCs w:val="36"/>
-          <w:lang w:bidi="gu-IN"/>
-        </w:rPr>
-        <w:t>4. Determinants</w:t>
-      </w:r>
-    </w:p>
-    <w:p>
-      <w:pPr>
-        <w:numPr>
-          <w:ilvl w:val="0"/>
-          <w:numId w:val="28"/>
-        </w:numPr>
-        <w:spacing w:before="100" w:beforeAutospacing="1" w:after="100" w:afterAutospacing="1" w:line="240" w:lineRule="auto"/>
-        <w:rPr>
-          <w:rFonts w:ascii="Times New Roman" w:eastAsia="Times New Roman" w:hAnsi="Times New Roman" w:cs="Times New Roman"/>
-          <w:sz w:val="24"/>
-          <w:szCs w:val="24"/>
-          <w:lang w:bidi="gu-IN"/>
-        </w:rPr>
-      </w:pPr>
-      <w:r>
-        <w:rPr>
-          <w:rFonts w:ascii="Times New Roman" w:eastAsia="Times New Roman" w:hAnsi="Times New Roman" w:cs="Times New Roman"/>
-          <w:sz w:val="24"/>
-          <w:szCs w:val="24"/>
-          <w:lang w:bidi="gu-IN"/>
-        </w:rPr>
-        <w:t xml:space="preserve">Determinants </w:t>
-      </w:r>
-    </w:p>
-    <w:p>
-      <w:pPr>
-        <w:numPr>
-          <w:ilvl w:val="0"/>
-          <w:numId w:val="28"/>
-        </w:numPr>
-        <w:spacing w:before="100" w:beforeAutospacing="1" w:after="100" w:afterAutospacing="1" w:line="240" w:lineRule="auto"/>
-        <w:rPr>
-          <w:rFonts w:ascii="Times New Roman" w:eastAsia="Times New Roman" w:hAnsi="Times New Roman" w:cs="Times New Roman"/>
-          <w:sz w:val="24"/>
-          <w:szCs w:val="24"/>
-          <w:lang w:bidi="gu-IN"/>
-        </w:rPr>
-      </w:pPr>
-      <w:r>
-        <w:rPr>
-          <w:rFonts w:ascii="Times New Roman" w:eastAsia="Times New Roman" w:hAnsi="Times New Roman" w:cs="Times New Roman"/>
-          <w:sz w:val="24"/>
-          <w:szCs w:val="24"/>
-          <w:lang w:bidi="gu-IN"/>
-        </w:rPr>
-        <w:t xml:space="preserve">Properties </w:t>
-      </w:r>
-    </w:p>
-    <w:p>
-      <w:pPr>
-        <w:numPr>
-          <w:ilvl w:val="0"/>
-          <w:numId w:val="28"/>
-        </w:numPr>
-        <w:spacing w:before="100" w:beforeAutospacing="1" w:after="100" w:afterAutospacing="1" w:line="240" w:lineRule="auto"/>
-        <w:rPr>
-          <w:rFonts w:ascii="Times New Roman" w:eastAsia="Times New Roman" w:hAnsi="Times New Roman" w:cs="Times New Roman"/>
-          <w:sz w:val="24"/>
-          <w:szCs w:val="24"/>
-          <w:lang w:bidi="gu-IN"/>
-        </w:rPr>
-      </w:pPr>
-      <w:r>
-        <w:rPr>
-          <w:rFonts w:ascii="Times New Roman" w:eastAsia="Times New Roman" w:hAnsi="Times New Roman" w:cs="Times New Roman"/>
-          <w:sz w:val="24"/>
-          <w:szCs w:val="24"/>
-          <w:lang w:bidi="gu-IN"/>
-        </w:rPr>
-        <w:t xml:space="preserve">Minors and cofactors </w:t>
-      </w:r>
-    </w:p>
-    <w:p>
-      <w:pPr>
-        <w:numPr>
-          <w:ilvl w:val="0"/>
-          <w:numId w:val="28"/>
-        </w:numPr>
-        <w:spacing w:before="100" w:beforeAutospacing="1" w:after="100" w:afterAutospacing="1" w:line="240" w:lineRule="auto"/>
-        <w:rPr>
-          <w:rFonts w:ascii="Times New Roman" w:eastAsia="Times New Roman" w:hAnsi="Times New Roman" w:cs="Times New Roman"/>
-          <w:sz w:val="24"/>
-          <w:szCs w:val="24"/>
-          <w:lang w:bidi="gu-IN"/>
-        </w:rPr>
-      </w:pPr>
-      <w:proofErr w:type="spellStart"/>
-      <w:r>
-        <w:rPr>
-          <w:rFonts w:ascii="Times New Roman" w:eastAsia="Times New Roman" w:hAnsi="Times New Roman" w:cs="Times New Roman"/>
-          <w:sz w:val="24"/>
-          <w:szCs w:val="24"/>
-          <w:lang w:bidi="gu-IN"/>
-        </w:rPr>
-        <w:t>Adjoint</w:t>
-      </w:r>
-      <w:proofErr w:type="spellEnd"/>
-      <w:r>
-        <w:rPr>
-          <w:rFonts w:ascii="Times New Roman" w:eastAsia="Times New Roman" w:hAnsi="Times New Roman" w:cs="Times New Roman"/>
-          <w:sz w:val="24"/>
-          <w:szCs w:val="24"/>
-          <w:lang w:bidi="gu-IN"/>
-        </w:rPr>
-        <w:t xml:space="preserve"> </w:t>
-      </w:r>
-    </w:p>
-    <w:p>
-      <w:pPr>
-        <w:numPr>
-          <w:ilvl w:val="0"/>
-          <w:numId w:val="28"/>
-        </w:numPr>
-        <w:spacing w:before="100" w:beforeAutospacing="1" w:after="100" w:afterAutospacing="1" w:line="240" w:lineRule="auto"/>
-        <w:rPr>
-          <w:rFonts w:ascii="Times New Roman" w:eastAsia="Times New Roman" w:hAnsi="Times New Roman" w:cs="Times New Roman"/>
-          <w:sz w:val="24"/>
-          <w:szCs w:val="24"/>
-          <w:lang w:bidi="gu-IN"/>
-        </w:rPr>
-      </w:pPr>
-      <w:r>
-        <w:rPr>
-          <w:rFonts w:ascii="Times New Roman" w:eastAsia="Times New Roman" w:hAnsi="Times New Roman" w:cs="Times New Roman"/>
-          <w:sz w:val="24"/>
-          <w:szCs w:val="24"/>
-          <w:lang w:bidi="gu-IN"/>
-        </w:rPr>
-        <w:t xml:space="preserve">Inverse of matrix </w:t>
-      </w:r>
-    </w:p>
-    <w:p>
-      <w:pPr>
-        <w:numPr>
-          <w:ilvl w:val="0"/>
-          <w:numId w:val="28"/>
-        </w:numPr>
-        <w:spacing w:before="100" w:beforeAutospacing="1" w:after="100" w:afterAutospacing="1" w:line="240" w:lineRule="auto"/>
-        <w:rPr>
-          <w:rFonts w:ascii="Times New Roman" w:eastAsia="Times New Roman" w:hAnsi="Times New Roman" w:cs="Times New Roman"/>
-          <w:sz w:val="24"/>
-          <w:szCs w:val="24"/>
-          <w:lang w:bidi="gu-IN"/>
-        </w:rPr>
-      </w:pPr>
-      <w:r>
-        <w:rPr>
-          <w:rFonts w:ascii="Times New Roman" w:eastAsia="Times New Roman" w:hAnsi="Times New Roman" w:cs="Times New Roman"/>
-          <w:sz w:val="24"/>
-          <w:szCs w:val="24"/>
-          <w:lang w:bidi="gu-IN"/>
-        </w:rPr>
-        <w:t xml:space="preserve">Applications </w:t>
-      </w:r>
-    </w:p>
-    <w:p>
-      <w:pPr>
-        <w:spacing w:before="100" w:beforeAutospacing="1" w:after="100" w:afterAutospacing="1" w:line="240" w:lineRule="auto"/>
-        <w:outlineLvl w:val="1"/>
-        <w:rPr>
-          <w:rFonts w:ascii="Times New Roman" w:eastAsia="Times New Roman" w:hAnsi="Times New Roman" w:cs="Times New Roman"/>
-          <w:b/>
-          <w:bCs/>
-          <w:sz w:val="36"/>
-          <w:szCs w:val="36"/>
-          <w:lang w:bidi="gu-IN"/>
-        </w:rPr>
-      </w:pPr>
-      <w:r>
-        <w:rPr>
-          <w:rFonts w:ascii="Times New Roman" w:eastAsia="Times New Roman" w:hAnsi="Times New Roman" w:cs="Times New Roman"/>
-          <w:b/>
-          <w:bCs/>
-          <w:sz w:val="36"/>
-          <w:szCs w:val="36"/>
-          <w:lang w:bidi="gu-IN"/>
-        </w:rPr>
-        <w:t>5. Continuity and Differentiability</w:t>
-      </w:r>
-    </w:p>
-    <w:p>
-      <w:pPr>
-        <w:numPr>
-          <w:ilvl w:val="0"/>
-          <w:numId w:val="29"/>
-        </w:numPr>
-        <w:spacing w:before="100" w:beforeAutospacing="1" w:after="100" w:afterAutospacing="1" w:line="240" w:lineRule="auto"/>
-        <w:rPr>
-          <w:rFonts w:ascii="Times New Roman" w:eastAsia="Times New Roman" w:hAnsi="Times New Roman" w:cs="Times New Roman"/>
-          <w:sz w:val="24"/>
-          <w:szCs w:val="24"/>
-          <w:lang w:bidi="gu-IN"/>
-        </w:rPr>
-      </w:pPr>
-      <w:r>
-        <w:rPr>
-          <w:rFonts w:ascii="Times New Roman" w:eastAsia="Times New Roman" w:hAnsi="Times New Roman" w:cs="Times New Roman"/>
-          <w:sz w:val="24"/>
-          <w:szCs w:val="24"/>
-          <w:lang w:bidi="gu-IN"/>
-        </w:rPr>
-        <w:t xml:space="preserve">Continuity </w:t>
-      </w:r>
-    </w:p>
-    <w:p>
-      <w:pPr>
-        <w:numPr>
-          <w:ilvl w:val="0"/>
-          <w:numId w:val="29"/>
-        </w:numPr>
-        <w:spacing w:before="100" w:beforeAutospacing="1" w:after="100" w:afterAutospacing="1" w:line="240" w:lineRule="auto"/>
-        <w:rPr>
-          <w:rFonts w:ascii="Times New Roman" w:eastAsia="Times New Roman" w:hAnsi="Times New Roman" w:cs="Times New Roman"/>
-          <w:sz w:val="24"/>
-          <w:szCs w:val="24"/>
-          <w:lang w:bidi="gu-IN"/>
-        </w:rPr>
-      </w:pPr>
-      <w:r>
-        <w:rPr>
-          <w:rFonts w:ascii="Times New Roman" w:eastAsia="Times New Roman" w:hAnsi="Times New Roman" w:cs="Times New Roman"/>
-          <w:sz w:val="24"/>
-          <w:szCs w:val="24"/>
-          <w:lang w:bidi="gu-IN"/>
-        </w:rPr>
-        <w:t xml:space="preserve">Differentiability </w:t>
-      </w:r>
-    </w:p>
-    <w:p>
-      <w:pPr>
-        <w:numPr>
-          <w:ilvl w:val="0"/>
-          <w:numId w:val="29"/>
-        </w:numPr>
-        <w:spacing w:before="100" w:beforeAutospacing="1" w:after="100" w:afterAutospacing="1" w:line="240" w:lineRule="auto"/>
-        <w:rPr>
-          <w:rFonts w:ascii="Times New Roman" w:eastAsia="Times New Roman" w:hAnsi="Times New Roman" w:cs="Times New Roman"/>
-          <w:sz w:val="24"/>
-          <w:szCs w:val="24"/>
-          <w:lang w:bidi="gu-IN"/>
-        </w:rPr>
-      </w:pPr>
-      <w:r>
-        <w:rPr>
-          <w:rFonts w:ascii="Times New Roman" w:eastAsia="Times New Roman" w:hAnsi="Times New Roman" w:cs="Times New Roman"/>
-          <w:sz w:val="24"/>
-          <w:szCs w:val="24"/>
-          <w:lang w:bidi="gu-IN"/>
-        </w:rPr>
-        <w:t xml:space="preserve">Chain rule </w:t>
-      </w:r>
-    </w:p>
-    <w:p>
-      <w:pPr>
-        <w:numPr>
-          <w:ilvl w:val="0"/>
-          <w:numId w:val="29"/>
-        </w:numPr>
-        <w:spacing w:before="100" w:beforeAutospacing="1" w:after="100" w:afterAutospacing="1" w:line="240" w:lineRule="auto"/>
-        <w:rPr>
-          <w:rFonts w:ascii="Times New Roman" w:eastAsia="Times New Roman" w:hAnsi="Times New Roman" w:cs="Times New Roman"/>
-          <w:sz w:val="24"/>
-          <w:szCs w:val="24"/>
-          <w:lang w:bidi="gu-IN"/>
-        </w:rPr>
-      </w:pPr>
-      <w:r>
-        <w:rPr>
-          <w:rFonts w:ascii="Times New Roman" w:eastAsia="Times New Roman" w:hAnsi="Times New Roman" w:cs="Times New Roman"/>
-          <w:sz w:val="24"/>
-          <w:szCs w:val="24"/>
-          <w:lang w:bidi="gu-IN"/>
-        </w:rPr>
-        <w:t xml:space="preserve">Derivative of inverse trigonometric functions </w:t>
-      </w:r>
-    </w:p>
-    <w:p>
-      <w:pPr>
-        <w:numPr>
-          <w:ilvl w:val="0"/>
-          <w:numId w:val="29"/>
-        </w:numPr>
-        <w:spacing w:before="100" w:beforeAutospacing="1" w:after="100" w:afterAutospacing="1" w:line="240" w:lineRule="auto"/>
-        <w:rPr>
-          <w:rFonts w:ascii="Times New Roman" w:eastAsia="Times New Roman" w:hAnsi="Times New Roman" w:cs="Times New Roman"/>
-          <w:sz w:val="24"/>
-          <w:szCs w:val="24"/>
-          <w:lang w:bidi="gu-IN"/>
-        </w:rPr>
-      </w:pPr>
-      <w:r>
-        <w:rPr>
-          <w:rFonts w:ascii="Times New Roman" w:eastAsia="Times New Roman" w:hAnsi="Times New Roman" w:cs="Times New Roman"/>
-          <w:sz w:val="24"/>
-          <w:szCs w:val="24"/>
-          <w:lang w:bidi="gu-IN"/>
-        </w:rPr>
-        <w:t xml:space="preserve">Exponential and logarithmic functions </w:t>
-      </w:r>
-    </w:p>
-    <w:p>
-      <w:pPr>
-        <w:numPr>
-          <w:ilvl w:val="0"/>
-          <w:numId w:val="29"/>
-        </w:numPr>
-        <w:spacing w:before="100" w:beforeAutospacing="1" w:after="100" w:afterAutospacing="1" w:line="240" w:lineRule="auto"/>
-        <w:rPr>
-          <w:rFonts w:ascii="Times New Roman" w:eastAsia="Times New Roman" w:hAnsi="Times New Roman" w:cs="Times New Roman"/>
-          <w:sz w:val="24"/>
-          <w:szCs w:val="24"/>
-          <w:lang w:bidi="gu-IN"/>
-        </w:rPr>
-      </w:pPr>
-      <w:r>
-        <w:rPr>
-          <w:rFonts w:ascii="Times New Roman" w:eastAsia="Times New Roman" w:hAnsi="Times New Roman" w:cs="Times New Roman"/>
-          <w:sz w:val="24"/>
-          <w:szCs w:val="24"/>
-          <w:lang w:bidi="gu-IN"/>
-        </w:rPr>
-        <w:t xml:space="preserve">Second order derivatives </w:t>
-      </w:r>
-    </w:p>
-    <w:p>
-      <w:pPr>
-        <w:spacing w:before="100" w:beforeAutospacing="1" w:after="100" w:afterAutospacing="1" w:line="240" w:lineRule="auto"/>
-        <w:outlineLvl w:val="1"/>
-        <w:rPr>
-          <w:rFonts w:ascii="Times New Roman" w:eastAsia="Times New Roman" w:hAnsi="Times New Roman" w:cs="Times New Roman"/>
-          <w:b/>
-          <w:bCs/>
-          <w:sz w:val="36"/>
-          <w:szCs w:val="36"/>
-          <w:lang w:bidi="gu-IN"/>
-        </w:rPr>
-      </w:pPr>
-      <w:r>
-        <w:rPr>
-          <w:rFonts w:ascii="Times New Roman" w:eastAsia="Times New Roman" w:hAnsi="Times New Roman" w:cs="Times New Roman"/>
-          <w:b/>
-          <w:bCs/>
-          <w:sz w:val="36"/>
-          <w:szCs w:val="36"/>
-          <w:lang w:bidi="gu-IN"/>
-        </w:rPr>
-        <w:t>6. Application of Derivatives</w:t>
-      </w:r>
-    </w:p>
-    <w:p>
-      <w:pPr>
-        <w:numPr>
-          <w:ilvl w:val="0"/>
-          <w:numId w:val="30"/>
-        </w:numPr>
-        <w:spacing w:before="100" w:beforeAutospacing="1" w:after="100" w:afterAutospacing="1" w:line="240" w:lineRule="auto"/>
-        <w:rPr>
-          <w:rFonts w:ascii="Times New Roman" w:eastAsia="Times New Roman" w:hAnsi="Times New Roman" w:cs="Times New Roman"/>
-          <w:sz w:val="24"/>
-          <w:szCs w:val="24"/>
-          <w:lang w:bidi="gu-IN"/>
-        </w:rPr>
-      </w:pPr>
-      <w:r>
-        <w:rPr>
-          <w:rFonts w:ascii="Times New Roman" w:eastAsia="Times New Roman" w:hAnsi="Times New Roman" w:cs="Times New Roman"/>
-          <w:sz w:val="24"/>
-          <w:szCs w:val="24"/>
-          <w:lang w:bidi="gu-IN"/>
-        </w:rPr>
-        <w:t xml:space="preserve">Increasing and decreasing functions </w:t>
-      </w:r>
-    </w:p>
-    <w:p>
-      <w:pPr>
-        <w:numPr>
-          <w:ilvl w:val="0"/>
-          <w:numId w:val="30"/>
-        </w:numPr>
-        <w:spacing w:before="100" w:beforeAutospacing="1" w:after="100" w:afterAutospacing="1" w:line="240" w:lineRule="auto"/>
-        <w:rPr>
-          <w:rFonts w:ascii="Times New Roman" w:eastAsia="Times New Roman" w:hAnsi="Times New Roman" w:cs="Times New Roman"/>
-          <w:sz w:val="24"/>
-          <w:szCs w:val="24"/>
-          <w:lang w:bidi="gu-IN"/>
-        </w:rPr>
-      </w:pPr>
-      <w:r>
-        <w:rPr>
-          <w:rFonts w:ascii="Times New Roman" w:eastAsia="Times New Roman" w:hAnsi="Times New Roman" w:cs="Times New Roman"/>
-          <w:sz w:val="24"/>
-          <w:szCs w:val="24"/>
-          <w:lang w:bidi="gu-IN"/>
-        </w:rPr>
-        <w:t xml:space="preserve">Maxima and minima </w:t>
-      </w:r>
-    </w:p>
-    <w:p>
-      <w:pPr>
-        <w:numPr>
-          <w:ilvl w:val="0"/>
-          <w:numId w:val="30"/>
-        </w:numPr>
-        <w:spacing w:before="100" w:beforeAutospacing="1" w:after="100" w:afterAutospacing="1" w:line="240" w:lineRule="auto"/>
-        <w:rPr>
-          <w:rFonts w:ascii="Times New Roman" w:eastAsia="Times New Roman" w:hAnsi="Times New Roman" w:cs="Times New Roman"/>
-          <w:sz w:val="24"/>
-          <w:szCs w:val="24"/>
-          <w:lang w:bidi="gu-IN"/>
-        </w:rPr>
-      </w:pPr>
-      <w:r>
-        <w:rPr>
-          <w:rFonts w:ascii="Times New Roman" w:eastAsia="Times New Roman" w:hAnsi="Times New Roman" w:cs="Times New Roman"/>
-          <w:sz w:val="24"/>
-          <w:szCs w:val="24"/>
-          <w:lang w:bidi="gu-IN"/>
-        </w:rPr>
-        <w:t xml:space="preserve">Tangents and </w:t>
-      </w:r>
-      <w:proofErr w:type="spellStart"/>
-      <w:r>
-        <w:rPr>
-          <w:rFonts w:ascii="Times New Roman" w:eastAsia="Times New Roman" w:hAnsi="Times New Roman" w:cs="Times New Roman"/>
-          <w:sz w:val="24"/>
-          <w:szCs w:val="24"/>
-          <w:lang w:bidi="gu-IN"/>
-        </w:rPr>
-        <w:t>normals</w:t>
-      </w:r>
-      <w:proofErr w:type="spellEnd"/>
-      <w:r>
-        <w:rPr>
-          <w:rFonts w:ascii="Times New Roman" w:eastAsia="Times New Roman" w:hAnsi="Times New Roman" w:cs="Times New Roman"/>
-          <w:sz w:val="24"/>
-          <w:szCs w:val="24"/>
-          <w:lang w:bidi="gu-IN"/>
-        </w:rPr>
-        <w:t xml:space="preserve"> </w:t>
-      </w:r>
-    </w:p>
-    <w:p>
-      <w:pPr>
-        <w:numPr>
-          <w:ilvl w:val="0"/>
-          <w:numId w:val="30"/>
-        </w:numPr>
-        <w:spacing w:before="100" w:beforeAutospacing="1" w:after="100" w:afterAutospacing="1" w:line="240" w:lineRule="auto"/>
-        <w:rPr>
-          <w:rFonts w:ascii="Times New Roman" w:eastAsia="Times New Roman" w:hAnsi="Times New Roman" w:cs="Times New Roman"/>
-          <w:sz w:val="24"/>
-          <w:szCs w:val="24"/>
-          <w:lang w:bidi="gu-IN"/>
-        </w:rPr>
-      </w:pPr>
-      <w:r>
-        <w:rPr>
-          <w:rFonts w:ascii="Times New Roman" w:eastAsia="Times New Roman" w:hAnsi="Times New Roman" w:cs="Times New Roman"/>
-          <w:sz w:val="24"/>
-          <w:szCs w:val="24"/>
-          <w:lang w:bidi="gu-IN"/>
-        </w:rPr>
-        <w:t xml:space="preserve">Rate of change </w:t>
-      </w:r>
-    </w:p>
-    <w:p>
-      <w:pPr>
-        <w:spacing w:before="100" w:beforeAutospacing="1" w:after="100" w:afterAutospacing="1" w:line="240" w:lineRule="auto"/>
-        <w:outlineLvl w:val="1"/>
-        <w:rPr>
-          <w:rFonts w:ascii="Times New Roman" w:eastAsia="Times New Roman" w:hAnsi="Times New Roman" w:cs="Times New Roman"/>
-          <w:b/>
-          <w:bCs/>
-          <w:sz w:val="36"/>
-          <w:szCs w:val="36"/>
-          <w:lang w:bidi="gu-IN"/>
-        </w:rPr>
-      </w:pPr>
-      <w:r>
-        <w:rPr>
-          <w:rFonts w:ascii="Times New Roman" w:eastAsia="Times New Roman" w:hAnsi="Times New Roman" w:cs="Times New Roman"/>
-          <w:b/>
-          <w:bCs/>
-          <w:sz w:val="36"/>
-          <w:szCs w:val="36"/>
-          <w:lang w:bidi="gu-IN"/>
-        </w:rPr>
-        <w:lastRenderedPageBreak/>
-        <w:t>7. Integrals</w:t>
-      </w:r>
-    </w:p>
-    <w:p>
-      <w:pPr>
-        <w:numPr>
-          <w:ilvl w:val="0"/>
-          <w:numId w:val="31"/>
-        </w:numPr>
-        <w:spacing w:before="100" w:beforeAutospacing="1" w:after="100" w:afterAutospacing="1" w:line="240" w:lineRule="auto"/>
-        <w:rPr>
-          <w:rFonts w:ascii="Times New Roman" w:eastAsia="Times New Roman" w:hAnsi="Times New Roman" w:cs="Times New Roman"/>
-          <w:sz w:val="24"/>
-          <w:szCs w:val="24"/>
-          <w:lang w:bidi="gu-IN"/>
-        </w:rPr>
-      </w:pPr>
-      <w:r>
-        <w:rPr>
-          <w:rFonts w:ascii="Times New Roman" w:eastAsia="Times New Roman" w:hAnsi="Times New Roman" w:cs="Times New Roman"/>
-          <w:sz w:val="24"/>
-          <w:szCs w:val="24"/>
-          <w:lang w:bidi="gu-IN"/>
-        </w:rPr>
-        <w:t xml:space="preserve">Indefinite integrals </w:t>
-      </w:r>
-    </w:p>
-    <w:p>
-      <w:pPr>
-        <w:numPr>
-          <w:ilvl w:val="0"/>
-          <w:numId w:val="31"/>
-        </w:numPr>
-        <w:spacing w:before="100" w:beforeAutospacing="1" w:after="100" w:afterAutospacing="1" w:line="240" w:lineRule="auto"/>
-        <w:rPr>
-          <w:rFonts w:ascii="Times New Roman" w:eastAsia="Times New Roman" w:hAnsi="Times New Roman" w:cs="Times New Roman"/>
-          <w:sz w:val="24"/>
-          <w:szCs w:val="24"/>
-          <w:lang w:bidi="gu-IN"/>
-        </w:rPr>
-      </w:pPr>
-      <w:r>
-        <w:rPr>
-          <w:rFonts w:ascii="Times New Roman" w:eastAsia="Times New Roman" w:hAnsi="Times New Roman" w:cs="Times New Roman"/>
-          <w:sz w:val="24"/>
-          <w:szCs w:val="24"/>
-          <w:lang w:bidi="gu-IN"/>
-        </w:rPr>
-        <w:t xml:space="preserve">Methods of integration </w:t>
-      </w:r>
-    </w:p>
-    <w:p>
-      <w:pPr>
-        <w:numPr>
-          <w:ilvl w:val="0"/>
-          <w:numId w:val="31"/>
-        </w:numPr>
-        <w:spacing w:before="100" w:beforeAutospacing="1" w:after="100" w:afterAutospacing="1" w:line="240" w:lineRule="auto"/>
-        <w:rPr>
-          <w:rFonts w:ascii="Times New Roman" w:eastAsia="Times New Roman" w:hAnsi="Times New Roman" w:cs="Times New Roman"/>
-          <w:sz w:val="24"/>
-          <w:szCs w:val="24"/>
-          <w:lang w:bidi="gu-IN"/>
-        </w:rPr>
-      </w:pPr>
-      <w:r>
-        <w:rPr>
-          <w:rFonts w:ascii="Times New Roman" w:eastAsia="Times New Roman" w:hAnsi="Times New Roman" w:cs="Times New Roman"/>
-          <w:sz w:val="24"/>
-          <w:szCs w:val="24"/>
-          <w:lang w:bidi="gu-IN"/>
-        </w:rPr>
-        <w:t xml:space="preserve">Definite integrals </w:t>
-      </w:r>
-    </w:p>
-    <w:p>
-      <w:pPr>
-        <w:numPr>
-          <w:ilvl w:val="0"/>
-          <w:numId w:val="31"/>
-        </w:numPr>
-        <w:spacing w:before="100" w:beforeAutospacing="1" w:after="100" w:afterAutospacing="1" w:line="240" w:lineRule="auto"/>
-        <w:rPr>
-          <w:rFonts w:ascii="Times New Roman" w:eastAsia="Times New Roman" w:hAnsi="Times New Roman" w:cs="Times New Roman"/>
-          <w:sz w:val="24"/>
-          <w:szCs w:val="24"/>
-          <w:lang w:bidi="gu-IN"/>
-        </w:rPr>
-      </w:pPr>
-      <w:r>
-        <w:rPr>
-          <w:rFonts w:ascii="Times New Roman" w:eastAsia="Times New Roman" w:hAnsi="Times New Roman" w:cs="Times New Roman"/>
-          <w:sz w:val="24"/>
-          <w:szCs w:val="24"/>
-          <w:lang w:bidi="gu-IN"/>
-        </w:rPr>
-        <w:t xml:space="preserve">Properties of definite integrals </w:t>
-      </w:r>
-    </w:p>
-    <w:p>
-      <w:pPr>
-        <w:spacing w:before="100" w:beforeAutospacing="1" w:after="100" w:afterAutospacing="1" w:line="240" w:lineRule="auto"/>
-        <w:outlineLvl w:val="1"/>
-        <w:rPr>
-          <w:rFonts w:ascii="Times New Roman" w:eastAsia="Times New Roman" w:hAnsi="Times New Roman" w:cs="Times New Roman"/>
-          <w:b/>
-          <w:bCs/>
-          <w:sz w:val="36"/>
-          <w:szCs w:val="36"/>
-          <w:lang w:bidi="gu-IN"/>
-        </w:rPr>
-      </w:pPr>
-      <w:r>
-        <w:rPr>
-          <w:rFonts w:ascii="Times New Roman" w:eastAsia="Times New Roman" w:hAnsi="Times New Roman" w:cs="Times New Roman"/>
-          <w:b/>
-          <w:bCs/>
-          <w:sz w:val="36"/>
-          <w:szCs w:val="36"/>
-          <w:lang w:bidi="gu-IN"/>
-        </w:rPr>
-        <w:t>8. Application of Integrals</w:t>
-      </w:r>
-    </w:p>
-    <w:p>
-      <w:pPr>
-        <w:numPr>
-          <w:ilvl w:val="0"/>
-          <w:numId w:val="32"/>
-        </w:numPr>
-        <w:spacing w:before="100" w:beforeAutospacing="1" w:after="100" w:afterAutospacing="1" w:line="240" w:lineRule="auto"/>
-        <w:rPr>
-          <w:rFonts w:ascii="Times New Roman" w:eastAsia="Times New Roman" w:hAnsi="Times New Roman" w:cs="Times New Roman"/>
-          <w:sz w:val="24"/>
-          <w:szCs w:val="24"/>
-          <w:lang w:bidi="gu-IN"/>
-        </w:rPr>
-      </w:pPr>
-      <w:r>
-        <w:rPr>
-          <w:rFonts w:ascii="Times New Roman" w:eastAsia="Times New Roman" w:hAnsi="Times New Roman" w:cs="Times New Roman"/>
-          <w:sz w:val="24"/>
-          <w:szCs w:val="24"/>
-          <w:lang w:bidi="gu-IN"/>
-        </w:rPr>
-        <w:t xml:space="preserve">Area under curves </w:t>
-      </w:r>
-    </w:p>
-    <w:p>
-      <w:pPr>
-        <w:numPr>
-          <w:ilvl w:val="0"/>
-          <w:numId w:val="32"/>
-        </w:numPr>
-        <w:spacing w:before="100" w:beforeAutospacing="1" w:after="100" w:afterAutospacing="1" w:line="240" w:lineRule="auto"/>
-        <w:rPr>
-          <w:rFonts w:ascii="Times New Roman" w:eastAsia="Times New Roman" w:hAnsi="Times New Roman" w:cs="Times New Roman"/>
-          <w:sz w:val="24"/>
-          <w:szCs w:val="24"/>
-          <w:lang w:bidi="gu-IN"/>
-        </w:rPr>
-      </w:pPr>
-      <w:r>
-        <w:rPr>
-          <w:rFonts w:ascii="Times New Roman" w:eastAsia="Times New Roman" w:hAnsi="Times New Roman" w:cs="Times New Roman"/>
-          <w:sz w:val="24"/>
-          <w:szCs w:val="24"/>
-          <w:lang w:bidi="gu-IN"/>
-        </w:rPr>
-        <w:t xml:space="preserve">Area between curves </w:t>
-      </w:r>
-    </w:p>
-    <w:p>
-      <w:pPr>
-        <w:spacing w:before="100" w:beforeAutospacing="1" w:after="100" w:afterAutospacing="1" w:line="240" w:lineRule="auto"/>
-        <w:outlineLvl w:val="1"/>
-        <w:rPr>
-          <w:rFonts w:ascii="Times New Roman" w:eastAsia="Times New Roman" w:hAnsi="Times New Roman" w:cs="Times New Roman"/>
-          <w:b/>
-          <w:bCs/>
-          <w:sz w:val="36"/>
-          <w:szCs w:val="36"/>
-          <w:lang w:bidi="gu-IN"/>
-        </w:rPr>
-      </w:pPr>
-      <w:r>
-        <w:rPr>
-          <w:rFonts w:ascii="Times New Roman" w:eastAsia="Times New Roman" w:hAnsi="Times New Roman" w:cs="Times New Roman"/>
-          <w:b/>
-          <w:bCs/>
-          <w:sz w:val="36"/>
-          <w:szCs w:val="36"/>
-          <w:lang w:bidi="gu-IN"/>
-        </w:rPr>
-        <w:t>9. Differential Equations</w:t>
-      </w:r>
-    </w:p>
-    <w:p>
-      <w:pPr>
-        <w:numPr>
-          <w:ilvl w:val="0"/>
-          <w:numId w:val="33"/>
-        </w:numPr>
-        <w:spacing w:before="100" w:beforeAutospacing="1" w:after="100" w:afterAutospacing="1" w:line="240" w:lineRule="auto"/>
-        <w:rPr>
-          <w:rFonts w:ascii="Times New Roman" w:eastAsia="Times New Roman" w:hAnsi="Times New Roman" w:cs="Times New Roman"/>
-          <w:sz w:val="24"/>
-          <w:szCs w:val="24"/>
-          <w:lang w:bidi="gu-IN"/>
-        </w:rPr>
-      </w:pPr>
-      <w:r>
-        <w:rPr>
-          <w:rFonts w:ascii="Times New Roman" w:eastAsia="Times New Roman" w:hAnsi="Times New Roman" w:cs="Times New Roman"/>
-          <w:sz w:val="24"/>
-          <w:szCs w:val="24"/>
-          <w:lang w:bidi="gu-IN"/>
-        </w:rPr>
-        <w:t xml:space="preserve">Formation </w:t>
-      </w:r>
-    </w:p>
-    <w:p>
-      <w:pPr>
-        <w:numPr>
-          <w:ilvl w:val="0"/>
-          <w:numId w:val="33"/>
-        </w:numPr>
-        <w:spacing w:before="100" w:beforeAutospacing="1" w:after="100" w:afterAutospacing="1" w:line="240" w:lineRule="auto"/>
-        <w:rPr>
-          <w:rFonts w:ascii="Times New Roman" w:eastAsia="Times New Roman" w:hAnsi="Times New Roman" w:cs="Times New Roman"/>
-          <w:sz w:val="24"/>
-          <w:szCs w:val="24"/>
-          <w:lang w:bidi="gu-IN"/>
-        </w:rPr>
-      </w:pPr>
-      <w:r>
-        <w:rPr>
-          <w:rFonts w:ascii="Times New Roman" w:eastAsia="Times New Roman" w:hAnsi="Times New Roman" w:cs="Times New Roman"/>
-          <w:sz w:val="24"/>
-          <w:szCs w:val="24"/>
-          <w:lang w:bidi="gu-IN"/>
-        </w:rPr>
-        <w:t xml:space="preserve">Order and degree </w:t>
-      </w:r>
-    </w:p>
-    <w:p>
-      <w:pPr>
-        <w:numPr>
-          <w:ilvl w:val="0"/>
-          <w:numId w:val="33"/>
-        </w:numPr>
-        <w:spacing w:before="100" w:beforeAutospacing="1" w:after="100" w:afterAutospacing="1" w:line="240" w:lineRule="auto"/>
-        <w:rPr>
-          <w:rFonts w:ascii="Times New Roman" w:eastAsia="Times New Roman" w:hAnsi="Times New Roman" w:cs="Times New Roman"/>
-          <w:sz w:val="24"/>
-          <w:szCs w:val="24"/>
-          <w:lang w:bidi="gu-IN"/>
-        </w:rPr>
-      </w:pPr>
-      <w:r>
-        <w:rPr>
-          <w:rFonts w:ascii="Times New Roman" w:eastAsia="Times New Roman" w:hAnsi="Times New Roman" w:cs="Times New Roman"/>
-          <w:sz w:val="24"/>
-          <w:szCs w:val="24"/>
-          <w:lang w:bidi="gu-IN"/>
-        </w:rPr>
-        <w:t xml:space="preserve">Solution methods </w:t>
-      </w:r>
-    </w:p>
-    <w:p>
-      <w:pPr>
-        <w:numPr>
-          <w:ilvl w:val="0"/>
-          <w:numId w:val="33"/>
-        </w:numPr>
-        <w:spacing w:before="100" w:beforeAutospacing="1" w:after="100" w:afterAutospacing="1" w:line="240" w:lineRule="auto"/>
-        <w:rPr>
-          <w:rFonts w:ascii="Times New Roman" w:eastAsia="Times New Roman" w:hAnsi="Times New Roman" w:cs="Times New Roman"/>
-          <w:sz w:val="24"/>
-          <w:szCs w:val="24"/>
-          <w:lang w:bidi="gu-IN"/>
-        </w:rPr>
-      </w:pPr>
-      <w:r>
-        <w:rPr>
-          <w:rFonts w:ascii="Times New Roman" w:eastAsia="Times New Roman" w:hAnsi="Times New Roman" w:cs="Times New Roman"/>
-          <w:sz w:val="24"/>
-          <w:szCs w:val="24"/>
-          <w:lang w:bidi="gu-IN"/>
-        </w:rPr>
-        <w:t xml:space="preserve">Variable separable equations </w:t>
-      </w:r>
-    </w:p>
-    <w:p>
-      <w:pPr>
-        <w:numPr>
-          <w:ilvl w:val="0"/>
-          <w:numId w:val="33"/>
-        </w:numPr>
-        <w:spacing w:before="100" w:beforeAutospacing="1" w:after="100" w:afterAutospacing="1" w:line="240" w:lineRule="auto"/>
-        <w:rPr>
-          <w:rFonts w:ascii="Times New Roman" w:eastAsia="Times New Roman" w:hAnsi="Times New Roman" w:cs="Times New Roman"/>
-          <w:sz w:val="24"/>
-          <w:szCs w:val="24"/>
-          <w:lang w:bidi="gu-IN"/>
-        </w:rPr>
-      </w:pPr>
-      <w:r>
-        <w:rPr>
-          <w:rFonts w:ascii="Times New Roman" w:eastAsia="Times New Roman" w:hAnsi="Times New Roman" w:cs="Times New Roman"/>
-          <w:sz w:val="24"/>
-          <w:szCs w:val="24"/>
-          <w:lang w:bidi="gu-IN"/>
-        </w:rPr>
-        <w:t xml:space="preserve">Homogeneous equations </w:t>
-      </w:r>
-    </w:p>
-    <w:p>
-      <w:pPr>
-        <w:spacing w:before="100" w:beforeAutospacing="1" w:after="100" w:afterAutospacing="1" w:line="240" w:lineRule="auto"/>
-        <w:outlineLvl w:val="1"/>
-        <w:rPr>
-          <w:rFonts w:ascii="Times New Roman" w:eastAsia="Times New Roman" w:hAnsi="Times New Roman" w:cs="Times New Roman"/>
-          <w:b/>
-          <w:bCs/>
-          <w:sz w:val="36"/>
-          <w:szCs w:val="36"/>
-          <w:lang w:bidi="gu-IN"/>
-        </w:rPr>
-      </w:pPr>
-      <w:r>
-        <w:rPr>
-          <w:rFonts w:ascii="Times New Roman" w:eastAsia="Times New Roman" w:hAnsi="Times New Roman" w:cs="Times New Roman"/>
-          <w:b/>
-          <w:bCs/>
-          <w:sz w:val="36"/>
-          <w:szCs w:val="36"/>
-          <w:lang w:bidi="gu-IN"/>
-        </w:rPr>
-        <w:t>10. Vector Algebra</w:t>
-      </w:r>
-    </w:p>
-    <w:p>
-      <w:pPr>
-        <w:numPr>
-          <w:ilvl w:val="0"/>
-          <w:numId w:val="34"/>
-        </w:numPr>
-        <w:spacing w:before="100" w:beforeAutospacing="1" w:after="100" w:afterAutospacing="1" w:line="240" w:lineRule="auto"/>
-        <w:rPr>
-          <w:rFonts w:ascii="Times New Roman" w:eastAsia="Times New Roman" w:hAnsi="Times New Roman" w:cs="Times New Roman"/>
-          <w:sz w:val="24"/>
-          <w:szCs w:val="24"/>
-          <w:lang w:bidi="gu-IN"/>
-        </w:rPr>
-      </w:pPr>
-      <w:r>
-        <w:rPr>
-          <w:rFonts w:ascii="Times New Roman" w:eastAsia="Times New Roman" w:hAnsi="Times New Roman" w:cs="Times New Roman"/>
-          <w:sz w:val="24"/>
-          <w:szCs w:val="24"/>
-          <w:lang w:bidi="gu-IN"/>
-        </w:rPr>
-        <w:t xml:space="preserve">Vectors </w:t>
-      </w:r>
-    </w:p>
-    <w:p>
-      <w:pPr>
-        <w:numPr>
-          <w:ilvl w:val="0"/>
-          <w:numId w:val="34"/>
-        </w:numPr>
-        <w:spacing w:before="100" w:beforeAutospacing="1" w:after="100" w:afterAutospacing="1" w:line="240" w:lineRule="auto"/>
-        <w:rPr>
-          <w:rFonts w:ascii="Times New Roman" w:eastAsia="Times New Roman" w:hAnsi="Times New Roman" w:cs="Times New Roman"/>
-          <w:sz w:val="24"/>
-          <w:szCs w:val="24"/>
-          <w:lang w:bidi="gu-IN"/>
-        </w:rPr>
-      </w:pPr>
-      <w:r>
-        <w:rPr>
-          <w:rFonts w:ascii="Times New Roman" w:eastAsia="Times New Roman" w:hAnsi="Times New Roman" w:cs="Times New Roman"/>
-          <w:sz w:val="24"/>
-          <w:szCs w:val="24"/>
-          <w:lang w:bidi="gu-IN"/>
-        </w:rPr>
-        <w:t xml:space="preserve">Addition and subtraction </w:t>
-      </w:r>
-    </w:p>
-    <w:p>
-      <w:pPr>
-        <w:numPr>
-          <w:ilvl w:val="0"/>
-          <w:numId w:val="34"/>
-        </w:numPr>
-        <w:spacing w:before="100" w:beforeAutospacing="1" w:after="100" w:afterAutospacing="1" w:line="240" w:lineRule="auto"/>
-        <w:rPr>
-          <w:rFonts w:ascii="Times New Roman" w:eastAsia="Times New Roman" w:hAnsi="Times New Roman" w:cs="Times New Roman"/>
-          <w:sz w:val="24"/>
-          <w:szCs w:val="24"/>
-          <w:lang w:bidi="gu-IN"/>
-        </w:rPr>
-      </w:pPr>
-      <w:r>
-        <w:rPr>
-          <w:rFonts w:ascii="Times New Roman" w:eastAsia="Times New Roman" w:hAnsi="Times New Roman" w:cs="Times New Roman"/>
-          <w:sz w:val="24"/>
-          <w:szCs w:val="24"/>
-          <w:lang w:bidi="gu-IN"/>
-        </w:rPr>
-        <w:t xml:space="preserve">Scalar product </w:t>
-      </w:r>
-    </w:p>
-    <w:p>
-      <w:pPr>
-        <w:numPr>
-          <w:ilvl w:val="0"/>
-          <w:numId w:val="34"/>
-        </w:numPr>
-        <w:spacing w:before="100" w:beforeAutospacing="1" w:after="100" w:afterAutospacing="1" w:line="240" w:lineRule="auto"/>
-        <w:rPr>
-          <w:rFonts w:ascii="Times New Roman" w:eastAsia="Times New Roman" w:hAnsi="Times New Roman" w:cs="Times New Roman"/>
-          <w:sz w:val="24"/>
-          <w:szCs w:val="24"/>
-          <w:lang w:bidi="gu-IN"/>
-        </w:rPr>
-      </w:pPr>
-      <w:r>
-        <w:rPr>
-          <w:rFonts w:ascii="Times New Roman" w:eastAsia="Times New Roman" w:hAnsi="Times New Roman" w:cs="Times New Roman"/>
-          <w:sz w:val="24"/>
-          <w:szCs w:val="24"/>
-          <w:lang w:bidi="gu-IN"/>
-        </w:rPr>
-        <w:t xml:space="preserve">Vector product </w:t>
-      </w:r>
-    </w:p>
-    <w:p>
-      <w:pPr>
-        <w:numPr>
-          <w:ilvl w:val="0"/>
-          <w:numId w:val="34"/>
-        </w:numPr>
-        <w:spacing w:before="100" w:beforeAutospacing="1" w:after="100" w:afterAutospacing="1" w:line="240" w:lineRule="auto"/>
-        <w:rPr>
-          <w:rFonts w:ascii="Times New Roman" w:eastAsia="Times New Roman" w:hAnsi="Times New Roman" w:cs="Times New Roman"/>
-          <w:sz w:val="24"/>
-          <w:szCs w:val="24"/>
-          <w:lang w:bidi="gu-IN"/>
-        </w:rPr>
-      </w:pPr>
-      <w:r>
-        <w:rPr>
-          <w:rFonts w:ascii="Times New Roman" w:eastAsia="Times New Roman" w:hAnsi="Times New Roman" w:cs="Times New Roman"/>
-          <w:sz w:val="24"/>
-          <w:szCs w:val="24"/>
-          <w:lang w:bidi="gu-IN"/>
-        </w:rPr>
-        <w:t xml:space="preserve">Direction cosines </w:t>
-      </w:r>
-    </w:p>
-    <w:p>
-      <w:pPr>
-        <w:spacing w:before="100" w:beforeAutospacing="1" w:after="100" w:afterAutospacing="1" w:line="240" w:lineRule="auto"/>
-        <w:outlineLvl w:val="1"/>
-        <w:rPr>
-          <w:rFonts w:ascii="Times New Roman" w:eastAsia="Times New Roman" w:hAnsi="Times New Roman" w:cs="Times New Roman"/>
-          <w:b/>
-          <w:bCs/>
-          <w:sz w:val="36"/>
-          <w:szCs w:val="36"/>
-          <w:lang w:bidi="gu-IN"/>
-        </w:rPr>
-      </w:pPr>
-      <w:proofErr w:type="gramStart"/>
-      <w:r>
-        <w:rPr>
-          <w:rFonts w:ascii="Times New Roman" w:eastAsia="Times New Roman" w:hAnsi="Times New Roman" w:cs="Times New Roman"/>
-          <w:b/>
-          <w:bCs/>
-          <w:sz w:val="36"/>
-          <w:szCs w:val="36"/>
-          <w:lang w:bidi="gu-IN"/>
-        </w:rPr>
-        <w:t>11. Three Dimensional Geometry</w:t>
-      </w:r>
-      <w:proofErr w:type="gramEnd"/>
-    </w:p>
-    <w:p>
-      <w:pPr>
-        <w:numPr>
-          <w:ilvl w:val="0"/>
-          <w:numId w:val="35"/>
-        </w:numPr>
-        <w:spacing w:before="100" w:beforeAutospacing="1" w:after="100" w:afterAutospacing="1" w:line="240" w:lineRule="auto"/>
-        <w:rPr>
-          <w:rFonts w:ascii="Times New Roman" w:eastAsia="Times New Roman" w:hAnsi="Times New Roman" w:cs="Times New Roman"/>
-          <w:sz w:val="24"/>
-          <w:szCs w:val="24"/>
-          <w:lang w:bidi="gu-IN"/>
-        </w:rPr>
-      </w:pPr>
-      <w:r>
-        <w:rPr>
-          <w:rFonts w:ascii="Times New Roman" w:eastAsia="Times New Roman" w:hAnsi="Times New Roman" w:cs="Times New Roman"/>
-          <w:sz w:val="24"/>
-          <w:szCs w:val="24"/>
-          <w:lang w:bidi="gu-IN"/>
-        </w:rPr>
-        <w:t xml:space="preserve">Direction ratios </w:t>
-      </w:r>
-    </w:p>
-    <w:p>
-      <w:pPr>
-        <w:numPr>
-          <w:ilvl w:val="0"/>
-          <w:numId w:val="35"/>
-        </w:numPr>
-        <w:spacing w:before="100" w:beforeAutospacing="1" w:after="100" w:afterAutospacing="1" w:line="240" w:lineRule="auto"/>
-        <w:rPr>
-          <w:rFonts w:ascii="Times New Roman" w:eastAsia="Times New Roman" w:hAnsi="Times New Roman" w:cs="Times New Roman"/>
-          <w:sz w:val="24"/>
-          <w:szCs w:val="24"/>
-          <w:lang w:bidi="gu-IN"/>
-        </w:rPr>
-      </w:pPr>
-      <w:r>
-        <w:rPr>
-          <w:rFonts w:ascii="Times New Roman" w:eastAsia="Times New Roman" w:hAnsi="Times New Roman" w:cs="Times New Roman"/>
-          <w:sz w:val="24"/>
-          <w:szCs w:val="24"/>
-          <w:lang w:bidi="gu-IN"/>
-        </w:rPr>
-        <w:t xml:space="preserve">Direction cosines </w:t>
-      </w:r>
-    </w:p>
-    <w:p>
-      <w:pPr>
-        <w:numPr>
-          <w:ilvl w:val="0"/>
-          <w:numId w:val="35"/>
-        </w:numPr>
-        <w:spacing w:before="100" w:beforeAutospacing="1" w:after="100" w:afterAutospacing="1" w:line="240" w:lineRule="auto"/>
-        <w:rPr>
-          <w:rFonts w:ascii="Times New Roman" w:eastAsia="Times New Roman" w:hAnsi="Times New Roman" w:cs="Times New Roman"/>
-          <w:sz w:val="24"/>
-          <w:szCs w:val="24"/>
-          <w:lang w:bidi="gu-IN"/>
-        </w:rPr>
-      </w:pPr>
-      <w:r>
-        <w:rPr>
-          <w:rFonts w:ascii="Times New Roman" w:eastAsia="Times New Roman" w:hAnsi="Times New Roman" w:cs="Times New Roman"/>
-          <w:sz w:val="24"/>
-          <w:szCs w:val="24"/>
-          <w:lang w:bidi="gu-IN"/>
-        </w:rPr>
-        <w:t xml:space="preserve">Equation of line </w:t>
-      </w:r>
-    </w:p>
-    <w:p>
-      <w:pPr>
-        <w:numPr>
-          <w:ilvl w:val="0"/>
-          <w:numId w:val="35"/>
-        </w:numPr>
-        <w:spacing w:before="100" w:beforeAutospacing="1" w:after="100" w:afterAutospacing="1" w:line="240" w:lineRule="auto"/>
-        <w:rPr>
-          <w:rFonts w:ascii="Times New Roman" w:eastAsia="Times New Roman" w:hAnsi="Times New Roman" w:cs="Times New Roman"/>
-          <w:sz w:val="24"/>
-          <w:szCs w:val="24"/>
-          <w:lang w:bidi="gu-IN"/>
-        </w:rPr>
-      </w:pPr>
-      <w:r>
-        <w:rPr>
-          <w:rFonts w:ascii="Times New Roman" w:eastAsia="Times New Roman" w:hAnsi="Times New Roman" w:cs="Times New Roman"/>
-          <w:sz w:val="24"/>
-          <w:szCs w:val="24"/>
-          <w:lang w:bidi="gu-IN"/>
-        </w:rPr>
-        <w:t xml:space="preserve">Shortest distance </w:t>
-      </w:r>
-    </w:p>
-    <w:p>
-      <w:pPr>
-        <w:numPr>
-          <w:ilvl w:val="0"/>
-          <w:numId w:val="35"/>
-        </w:numPr>
-        <w:spacing w:before="100" w:beforeAutospacing="1" w:after="100" w:afterAutospacing="1" w:line="240" w:lineRule="auto"/>
-        <w:rPr>
-          <w:rFonts w:ascii="Times New Roman" w:eastAsia="Times New Roman" w:hAnsi="Times New Roman" w:cs="Times New Roman"/>
-          <w:sz w:val="24"/>
-          <w:szCs w:val="24"/>
-          <w:lang w:bidi="gu-IN"/>
-        </w:rPr>
-      </w:pPr>
-      <w:r>
-        <w:rPr>
-          <w:rFonts w:ascii="Times New Roman" w:eastAsia="Times New Roman" w:hAnsi="Times New Roman" w:cs="Times New Roman"/>
-          <w:sz w:val="24"/>
-          <w:szCs w:val="24"/>
-          <w:lang w:bidi="gu-IN"/>
-        </w:rPr>
-        <w:t xml:space="preserve">Plane equations </w:t>
-      </w:r>
-    </w:p>
-    <w:p>
-      <w:pPr>
-        <w:numPr>
-          <w:ilvl w:val="0"/>
-          <w:numId w:val="35"/>
-        </w:numPr>
-        <w:spacing w:before="100" w:beforeAutospacing="1" w:after="100" w:afterAutospacing="1" w:line="240" w:lineRule="auto"/>
-        <w:rPr>
-          <w:rFonts w:ascii="Times New Roman" w:eastAsia="Times New Roman" w:hAnsi="Times New Roman" w:cs="Times New Roman"/>
-          <w:sz w:val="24"/>
-          <w:szCs w:val="24"/>
-          <w:lang w:bidi="gu-IN"/>
-        </w:rPr>
-      </w:pPr>
-      <w:r>
-        <w:rPr>
-          <w:rFonts w:ascii="Times New Roman" w:eastAsia="Times New Roman" w:hAnsi="Times New Roman" w:cs="Times New Roman"/>
-          <w:sz w:val="24"/>
-          <w:szCs w:val="24"/>
-          <w:lang w:bidi="gu-IN"/>
-        </w:rPr>
-        <w:t xml:space="preserve">Angle between planes </w:t>
-      </w:r>
-    </w:p>
-    <w:p>
-      <w:pPr>
-        <w:spacing w:before="100" w:beforeAutospacing="1" w:after="100" w:afterAutospacing="1" w:line="240" w:lineRule="auto"/>
-        <w:outlineLvl w:val="1"/>
-        <w:rPr>
-          <w:rFonts w:ascii="Times New Roman" w:eastAsia="Times New Roman" w:hAnsi="Times New Roman" w:cs="Times New Roman"/>
-          <w:b/>
-          <w:bCs/>
-          <w:sz w:val="36"/>
-          <w:szCs w:val="36"/>
-          <w:lang w:bidi="gu-IN"/>
-        </w:rPr>
-      </w:pPr>
-      <w:r>
-        <w:rPr>
-          <w:rFonts w:ascii="Times New Roman" w:eastAsia="Times New Roman" w:hAnsi="Times New Roman" w:cs="Times New Roman"/>
-          <w:b/>
-          <w:bCs/>
-          <w:sz w:val="36"/>
-          <w:szCs w:val="36"/>
-          <w:lang w:bidi="gu-IN"/>
-        </w:rPr>
-        <w:t>12. Linear Programming</w:t>
-      </w:r>
-    </w:p>
-    <w:p>
-      <w:pPr>
-        <w:numPr>
-          <w:ilvl w:val="0"/>
-          <w:numId w:val="36"/>
-        </w:numPr>
-        <w:spacing w:before="100" w:beforeAutospacing="1" w:after="100" w:afterAutospacing="1" w:line="240" w:lineRule="auto"/>
-        <w:rPr>
-          <w:rFonts w:ascii="Times New Roman" w:eastAsia="Times New Roman" w:hAnsi="Times New Roman" w:cs="Times New Roman"/>
-          <w:sz w:val="24"/>
-          <w:szCs w:val="24"/>
-          <w:lang w:bidi="gu-IN"/>
-        </w:rPr>
-      </w:pPr>
-      <w:r>
-        <w:rPr>
-          <w:rFonts w:ascii="Times New Roman" w:eastAsia="Times New Roman" w:hAnsi="Times New Roman" w:cs="Times New Roman"/>
-          <w:sz w:val="24"/>
-          <w:szCs w:val="24"/>
-          <w:lang w:bidi="gu-IN"/>
-        </w:rPr>
-        <w:t xml:space="preserve">Constraints </w:t>
-      </w:r>
-    </w:p>
-    <w:p>
-      <w:pPr>
-        <w:numPr>
-          <w:ilvl w:val="0"/>
-          <w:numId w:val="36"/>
-        </w:numPr>
-        <w:spacing w:before="100" w:beforeAutospacing="1" w:after="100" w:afterAutospacing="1" w:line="240" w:lineRule="auto"/>
-        <w:rPr>
-          <w:rFonts w:ascii="Times New Roman" w:eastAsia="Times New Roman" w:hAnsi="Times New Roman" w:cs="Times New Roman"/>
-          <w:sz w:val="24"/>
-          <w:szCs w:val="24"/>
-          <w:lang w:bidi="gu-IN"/>
-        </w:rPr>
-      </w:pPr>
-      <w:r>
-        <w:rPr>
-          <w:rFonts w:ascii="Times New Roman" w:eastAsia="Times New Roman" w:hAnsi="Times New Roman" w:cs="Times New Roman"/>
-          <w:sz w:val="24"/>
-          <w:szCs w:val="24"/>
-          <w:lang w:bidi="gu-IN"/>
-        </w:rPr>
-        <w:t xml:space="preserve">Objective function </w:t>
-      </w:r>
-    </w:p>
-    <w:p>
-      <w:pPr>
-        <w:numPr>
-          <w:ilvl w:val="0"/>
-          <w:numId w:val="36"/>
-        </w:numPr>
-        <w:spacing w:before="100" w:beforeAutospacing="1" w:after="100" w:afterAutospacing="1" w:line="240" w:lineRule="auto"/>
-        <w:rPr>
-          <w:rFonts w:ascii="Times New Roman" w:eastAsia="Times New Roman" w:hAnsi="Times New Roman" w:cs="Times New Roman"/>
-          <w:sz w:val="24"/>
-          <w:szCs w:val="24"/>
-          <w:lang w:bidi="gu-IN"/>
-        </w:rPr>
-      </w:pPr>
-      <w:r>
-        <w:rPr>
-          <w:rFonts w:ascii="Times New Roman" w:eastAsia="Times New Roman" w:hAnsi="Times New Roman" w:cs="Times New Roman"/>
-          <w:sz w:val="24"/>
-          <w:szCs w:val="24"/>
-          <w:lang w:bidi="gu-IN"/>
-        </w:rPr>
-        <w:t xml:space="preserve">Feasible region </w:t>
-      </w:r>
-    </w:p>
-    <w:p>
-      <w:pPr>
-        <w:numPr>
-          <w:ilvl w:val="0"/>
-          <w:numId w:val="36"/>
-        </w:numPr>
-        <w:spacing w:before="100" w:beforeAutospacing="1" w:after="100" w:afterAutospacing="1" w:line="240" w:lineRule="auto"/>
-        <w:rPr>
-          <w:rFonts w:ascii="Times New Roman" w:eastAsia="Times New Roman" w:hAnsi="Times New Roman" w:cs="Times New Roman"/>
-          <w:sz w:val="24"/>
-          <w:szCs w:val="24"/>
-          <w:lang w:bidi="gu-IN"/>
-        </w:rPr>
-      </w:pPr>
-      <w:r>
-        <w:rPr>
-          <w:rFonts w:ascii="Times New Roman" w:eastAsia="Times New Roman" w:hAnsi="Times New Roman" w:cs="Times New Roman"/>
-          <w:sz w:val="24"/>
-          <w:szCs w:val="24"/>
-          <w:lang w:bidi="gu-IN"/>
-        </w:rPr>
-        <w:t xml:space="preserve">Optimization </w:t>
-      </w:r>
-    </w:p>
-    <w:p>
-      <w:pPr>
-        <w:spacing w:before="100" w:beforeAutospacing="1" w:after="100" w:afterAutospacing="1" w:line="240" w:lineRule="auto"/>
-        <w:outlineLvl w:val="1"/>
-        <w:rPr>
-          <w:rFonts w:ascii="Times New Roman" w:eastAsia="Times New Roman" w:hAnsi="Times New Roman" w:cs="Times New Roman"/>
-          <w:b/>
-          <w:bCs/>
-          <w:sz w:val="36"/>
-          <w:szCs w:val="36"/>
-          <w:lang w:bidi="gu-IN"/>
-        </w:rPr>
-      </w:pPr>
-      <w:r>
-        <w:rPr>
-          <w:rFonts w:ascii="Times New Roman" w:eastAsia="Times New Roman" w:hAnsi="Times New Roman" w:cs="Times New Roman"/>
-          <w:b/>
-          <w:bCs/>
-          <w:sz w:val="36"/>
-          <w:szCs w:val="36"/>
-          <w:lang w:bidi="gu-IN"/>
-        </w:rPr>
-        <w:lastRenderedPageBreak/>
-        <w:t>13. Probability</w:t>
-      </w:r>
-    </w:p>
-    <w:p>
-      <w:pPr>
-        <w:numPr>
-          <w:ilvl w:val="0"/>
-          <w:numId w:val="37"/>
-        </w:numPr>
-        <w:spacing w:before="100" w:beforeAutospacing="1" w:after="100" w:afterAutospacing="1" w:line="240" w:lineRule="auto"/>
-        <w:rPr>
-          <w:rFonts w:ascii="Times New Roman" w:eastAsia="Times New Roman" w:hAnsi="Times New Roman" w:cs="Times New Roman"/>
-          <w:sz w:val="24"/>
-          <w:szCs w:val="24"/>
-          <w:lang w:bidi="gu-IN"/>
-        </w:rPr>
-      </w:pPr>
-      <w:r>
-        <w:rPr>
-          <w:rFonts w:ascii="Times New Roman" w:eastAsia="Times New Roman" w:hAnsi="Times New Roman" w:cs="Times New Roman"/>
-          <w:sz w:val="24"/>
-          <w:szCs w:val="24"/>
-          <w:lang w:bidi="gu-IN"/>
-        </w:rPr>
-        <w:t xml:space="preserve">Conditional probability </w:t>
-      </w:r>
-    </w:p>
-    <w:p>
-      <w:pPr>
-        <w:numPr>
-          <w:ilvl w:val="0"/>
-          <w:numId w:val="37"/>
-        </w:numPr>
-        <w:spacing w:before="100" w:beforeAutospacing="1" w:after="100" w:afterAutospacing="1" w:line="240" w:lineRule="auto"/>
-        <w:rPr>
-          <w:rFonts w:ascii="Times New Roman" w:eastAsia="Times New Roman" w:hAnsi="Times New Roman" w:cs="Times New Roman"/>
-          <w:sz w:val="24"/>
-          <w:szCs w:val="24"/>
-          <w:lang w:bidi="gu-IN"/>
-        </w:rPr>
-      </w:pPr>
-      <w:proofErr w:type="spellStart"/>
-      <w:r>
-        <w:rPr>
-          <w:rFonts w:ascii="Times New Roman" w:eastAsia="Times New Roman" w:hAnsi="Times New Roman" w:cs="Times New Roman"/>
-          <w:sz w:val="24"/>
-          <w:szCs w:val="24"/>
-          <w:lang w:bidi="gu-IN"/>
-        </w:rPr>
-        <w:t>Bayes</w:t>
-      </w:r>
-      <w:proofErr w:type="spellEnd"/>
-      <w:r>
-        <w:rPr>
-          <w:rFonts w:ascii="Times New Roman" w:eastAsia="Times New Roman" w:hAnsi="Times New Roman" w:cs="Times New Roman"/>
-          <w:sz w:val="24"/>
-          <w:szCs w:val="24"/>
-          <w:lang w:bidi="gu-IN"/>
-        </w:rPr>
-        <w:t xml:space="preserve"> theorem </w:t>
-      </w:r>
-    </w:p>
-    <w:p>
-      <w:pPr>
-        <w:numPr>
-          <w:ilvl w:val="0"/>
-          <w:numId w:val="37"/>
-        </w:numPr>
-        <w:spacing w:before="100" w:beforeAutospacing="1" w:after="100" w:afterAutospacing="1" w:line="240" w:lineRule="auto"/>
-        <w:rPr>
-          <w:rFonts w:ascii="Times New Roman" w:eastAsia="Times New Roman" w:hAnsi="Times New Roman" w:cs="Times New Roman"/>
-          <w:sz w:val="24"/>
-          <w:szCs w:val="24"/>
-          <w:lang w:bidi="gu-IN"/>
-        </w:rPr>
-      </w:pPr>
-      <w:r>
-        <w:rPr>
-          <w:rFonts w:ascii="Times New Roman" w:eastAsia="Times New Roman" w:hAnsi="Times New Roman" w:cs="Times New Roman"/>
-          <w:sz w:val="24"/>
-          <w:szCs w:val="24"/>
-          <w:lang w:bidi="gu-IN"/>
-        </w:rPr>
-        <w:t xml:space="preserve">Random variables </w:t>
-      </w:r>
-    </w:p>
-    <w:p>
-      <w:pPr>
-        <w:numPr>
-          <w:ilvl w:val="0"/>
-          <w:numId w:val="37"/>
-        </w:numPr>
-        <w:spacing w:before="100" w:beforeAutospacing="1" w:after="100" w:afterAutospacing="1" w:line="240" w:lineRule="auto"/>
-        <w:rPr>
-          <w:rFonts w:ascii="Times New Roman" w:eastAsia="Times New Roman" w:hAnsi="Times New Roman" w:cs="Times New Roman"/>
-          <w:sz w:val="24"/>
-          <w:szCs w:val="24"/>
-          <w:lang w:bidi="gu-IN"/>
-        </w:rPr>
-      </w:pPr>
-      <w:r>
-        <w:rPr>
-          <w:rFonts w:ascii="Times New Roman" w:eastAsia="Times New Roman" w:hAnsi="Times New Roman" w:cs="Times New Roman"/>
-          <w:sz w:val="24"/>
-          <w:szCs w:val="24"/>
-          <w:lang w:bidi="gu-IN"/>
-        </w:rPr>
-        <w:t>Binomial distribution</w:t>
-      </w:r>
-    </w:p>
-    <w:p>
-      <w:pPr>
-        <w:spacing w:before="100" w:beforeAutospacing="1" w:after="100" w:afterAutospacing="1" w:line="240" w:lineRule="auto"/>
-        <w:outlineLvl w:val="0"/>
-        <w:rPr>
-          <w:rFonts w:ascii="Times New Roman" w:eastAsia="Times New Roman" w:hAnsi="Times New Roman" w:cs="Times New Roman"/>
-          <w:b/>
-          <w:bCs/>
-          <w:kern w:val="36"/>
-          <w:sz w:val="48"/>
-          <w:szCs w:val="48"/>
-          <w:lang w:bidi="gu-IN"/>
-        </w:rPr>
-      </w:pPr>
-      <w:r>
-        <w:rPr>
-          <w:rFonts w:ascii="Times New Roman" w:eastAsia="Times New Roman" w:hAnsi="Times New Roman" w:cs="Times New Roman"/>
-          <w:b/>
-          <w:bCs/>
-          <w:kern w:val="36"/>
-          <w:sz w:val="48"/>
-          <w:szCs w:val="48"/>
-          <w:lang w:bidi="gu-IN"/>
-        </w:rPr>
-        <w:t>Biology — Chapter Wise Detailed Topic List</w:t>
-      </w:r>
-    </w:p>
-    <w:p>
-      <w:pPr>
-        <w:spacing w:before="100" w:beforeAutospacing="1" w:after="100" w:afterAutospacing="1" w:line="240" w:lineRule="auto"/>
-        <w:outlineLvl w:val="1"/>
-        <w:rPr>
-          <w:rFonts w:ascii="Times New Roman" w:eastAsia="Times New Roman" w:hAnsi="Times New Roman" w:cs="Times New Roman"/>
-          <w:b/>
-          <w:bCs/>
-          <w:sz w:val="36"/>
-          <w:szCs w:val="36"/>
-          <w:lang w:bidi="gu-IN"/>
-        </w:rPr>
-      </w:pPr>
-      <w:r>
-        <w:rPr>
-          <w:rFonts w:ascii="Times New Roman" w:eastAsia="Times New Roman" w:hAnsi="Times New Roman" w:cs="Times New Roman"/>
-          <w:b/>
-          <w:bCs/>
-          <w:sz w:val="36"/>
-          <w:szCs w:val="36"/>
-          <w:lang w:bidi="gu-IN"/>
-        </w:rPr>
-        <w:t>1. Reproduction in Organisms</w:t>
-      </w:r>
-    </w:p>
-    <w:p>
-      <w:pPr>
-        <w:numPr>
-          <w:ilvl w:val="0"/>
-          <w:numId w:val="38"/>
-        </w:numPr>
-        <w:spacing w:before="100" w:beforeAutospacing="1" w:after="100" w:afterAutospacing="1" w:line="240" w:lineRule="auto"/>
-        <w:rPr>
-          <w:rFonts w:ascii="Times New Roman" w:eastAsia="Times New Roman" w:hAnsi="Times New Roman" w:cs="Times New Roman"/>
-          <w:sz w:val="24"/>
-          <w:szCs w:val="24"/>
-          <w:lang w:bidi="gu-IN"/>
-        </w:rPr>
-      </w:pPr>
-      <w:r>
-        <w:rPr>
-          <w:rFonts w:ascii="Times New Roman" w:eastAsia="Times New Roman" w:hAnsi="Times New Roman" w:cs="Times New Roman"/>
-          <w:sz w:val="24"/>
-          <w:szCs w:val="24"/>
-          <w:lang w:bidi="gu-IN"/>
-        </w:rPr>
-        <w:t xml:space="preserve">Lifespan </w:t>
-      </w:r>
-    </w:p>
-    <w:p>
-      <w:pPr>
-        <w:numPr>
-          <w:ilvl w:val="0"/>
-          <w:numId w:val="38"/>
-        </w:numPr>
-        <w:spacing w:before="100" w:beforeAutospacing="1" w:after="100" w:afterAutospacing="1" w:line="240" w:lineRule="auto"/>
-        <w:rPr>
-          <w:rFonts w:ascii="Times New Roman" w:eastAsia="Times New Roman" w:hAnsi="Times New Roman" w:cs="Times New Roman"/>
-          <w:sz w:val="24"/>
-          <w:szCs w:val="24"/>
-          <w:lang w:bidi="gu-IN"/>
-        </w:rPr>
-      </w:pPr>
-      <w:r>
-        <w:rPr>
-          <w:rFonts w:ascii="Times New Roman" w:eastAsia="Times New Roman" w:hAnsi="Times New Roman" w:cs="Times New Roman"/>
-          <w:sz w:val="24"/>
-          <w:szCs w:val="24"/>
-          <w:lang w:bidi="gu-IN"/>
-        </w:rPr>
-        <w:t xml:space="preserve">Modes of reproduction </w:t>
-      </w:r>
-    </w:p>
-    <w:p>
-      <w:pPr>
-        <w:numPr>
-          <w:ilvl w:val="0"/>
-          <w:numId w:val="38"/>
-        </w:numPr>
-        <w:spacing w:before="100" w:beforeAutospacing="1" w:after="100" w:afterAutospacing="1" w:line="240" w:lineRule="auto"/>
-        <w:rPr>
-          <w:rFonts w:ascii="Times New Roman" w:eastAsia="Times New Roman" w:hAnsi="Times New Roman" w:cs="Times New Roman"/>
-          <w:sz w:val="24"/>
-          <w:szCs w:val="24"/>
-          <w:lang w:bidi="gu-IN"/>
-        </w:rPr>
-      </w:pPr>
-      <w:r>
-        <w:rPr>
-          <w:rFonts w:ascii="Times New Roman" w:eastAsia="Times New Roman" w:hAnsi="Times New Roman" w:cs="Times New Roman"/>
-          <w:sz w:val="24"/>
-          <w:szCs w:val="24"/>
-          <w:lang w:bidi="gu-IN"/>
-        </w:rPr>
-        <w:t xml:space="preserve">Asexual reproduction </w:t>
-      </w:r>
-    </w:p>
-    <w:p>
-      <w:pPr>
-        <w:numPr>
-          <w:ilvl w:val="0"/>
-          <w:numId w:val="38"/>
-        </w:numPr>
-        <w:spacing w:before="100" w:beforeAutospacing="1" w:after="100" w:afterAutospacing="1" w:line="240" w:lineRule="auto"/>
-        <w:rPr>
-          <w:rFonts w:ascii="Times New Roman" w:eastAsia="Times New Roman" w:hAnsi="Times New Roman" w:cs="Times New Roman"/>
-          <w:sz w:val="24"/>
-          <w:szCs w:val="24"/>
-          <w:lang w:bidi="gu-IN"/>
-        </w:rPr>
-      </w:pPr>
-      <w:r>
-        <w:rPr>
-          <w:rFonts w:ascii="Times New Roman" w:eastAsia="Times New Roman" w:hAnsi="Times New Roman" w:cs="Times New Roman"/>
-          <w:sz w:val="24"/>
-          <w:szCs w:val="24"/>
-          <w:lang w:bidi="gu-IN"/>
-        </w:rPr>
-        <w:t xml:space="preserve">Sexual reproduction </w:t>
-      </w:r>
-    </w:p>
-    <w:p>
-      <w:pPr>
-        <w:numPr>
-          <w:ilvl w:val="0"/>
-          <w:numId w:val="38"/>
-        </w:numPr>
-        <w:spacing w:before="100" w:beforeAutospacing="1" w:after="100" w:afterAutospacing="1" w:line="240" w:lineRule="auto"/>
-        <w:rPr>
-          <w:rFonts w:ascii="Times New Roman" w:eastAsia="Times New Roman" w:hAnsi="Times New Roman" w:cs="Times New Roman"/>
-          <w:sz w:val="24"/>
-          <w:szCs w:val="24"/>
-          <w:lang w:bidi="gu-IN"/>
-        </w:rPr>
-      </w:pPr>
-      <w:r>
-        <w:rPr>
-          <w:rFonts w:ascii="Times New Roman" w:eastAsia="Times New Roman" w:hAnsi="Times New Roman" w:cs="Times New Roman"/>
-          <w:sz w:val="24"/>
-          <w:szCs w:val="24"/>
-          <w:lang w:bidi="gu-IN"/>
-        </w:rPr>
-        <w:t xml:space="preserve">Vegetative propagation </w:t>
-      </w:r>
-    </w:p>
-    <w:p>
-      <w:pPr>
-        <w:numPr>
-          <w:ilvl w:val="0"/>
-          <w:numId w:val="38"/>
-        </w:numPr>
-        <w:spacing w:before="100" w:beforeAutospacing="1" w:after="100" w:afterAutospacing="1" w:line="240" w:lineRule="auto"/>
-        <w:rPr>
-          <w:rFonts w:ascii="Times New Roman" w:eastAsia="Times New Roman" w:hAnsi="Times New Roman" w:cs="Times New Roman"/>
-          <w:sz w:val="24"/>
-          <w:szCs w:val="24"/>
-          <w:lang w:bidi="gu-IN"/>
-        </w:rPr>
-      </w:pPr>
-      <w:r>
-        <w:rPr>
-          <w:rFonts w:ascii="Times New Roman" w:eastAsia="Times New Roman" w:hAnsi="Times New Roman" w:cs="Times New Roman"/>
-          <w:sz w:val="24"/>
-          <w:szCs w:val="24"/>
-          <w:lang w:bidi="gu-IN"/>
-        </w:rPr>
-        <w:t xml:space="preserve">Binary fission </w:t>
-      </w:r>
-    </w:p>
-    <w:p>
-      <w:pPr>
-        <w:numPr>
-          <w:ilvl w:val="0"/>
-          <w:numId w:val="38"/>
-        </w:numPr>
-        <w:spacing w:before="100" w:beforeAutospacing="1" w:after="100" w:afterAutospacing="1" w:line="240" w:lineRule="auto"/>
-        <w:rPr>
-          <w:rFonts w:ascii="Times New Roman" w:eastAsia="Times New Roman" w:hAnsi="Times New Roman" w:cs="Times New Roman"/>
-          <w:sz w:val="24"/>
-          <w:szCs w:val="24"/>
-          <w:lang w:bidi="gu-IN"/>
-        </w:rPr>
-      </w:pPr>
-      <w:proofErr w:type="spellStart"/>
-      <w:r>
-        <w:rPr>
-          <w:rFonts w:ascii="Times New Roman" w:eastAsia="Times New Roman" w:hAnsi="Times New Roman" w:cs="Times New Roman"/>
-          <w:sz w:val="24"/>
-          <w:szCs w:val="24"/>
-          <w:lang w:bidi="gu-IN"/>
-        </w:rPr>
-        <w:t>Sporulation</w:t>
-      </w:r>
-      <w:proofErr w:type="spellEnd"/>
-      <w:r>
-        <w:rPr>
-          <w:rFonts w:ascii="Times New Roman" w:eastAsia="Times New Roman" w:hAnsi="Times New Roman" w:cs="Times New Roman"/>
-          <w:sz w:val="24"/>
-          <w:szCs w:val="24"/>
-          <w:lang w:bidi="gu-IN"/>
-        </w:rPr>
-        <w:t xml:space="preserve"> </w:t>
-      </w:r>
-    </w:p>
-    <w:p>
-      <w:pPr>
-        <w:spacing w:before="100" w:beforeAutospacing="1" w:after="100" w:afterAutospacing="1" w:line="240" w:lineRule="auto"/>
-        <w:outlineLvl w:val="1"/>
-        <w:rPr>
-          <w:rFonts w:ascii="Times New Roman" w:eastAsia="Times New Roman" w:hAnsi="Times New Roman" w:cs="Times New Roman"/>
-          <w:b/>
-          <w:bCs/>
-          <w:sz w:val="36"/>
-          <w:szCs w:val="36"/>
-          <w:lang w:bidi="gu-IN"/>
-        </w:rPr>
-      </w:pPr>
-      <w:r>
-        <w:rPr>
-          <w:rFonts w:ascii="Times New Roman" w:eastAsia="Times New Roman" w:hAnsi="Times New Roman" w:cs="Times New Roman"/>
-          <w:b/>
-          <w:bCs/>
-          <w:sz w:val="36"/>
-          <w:szCs w:val="36"/>
-          <w:lang w:bidi="gu-IN"/>
-        </w:rPr>
-        <w:t>2. Sexual Reproduction in Flowering Plants</w:t>
-      </w:r>
-    </w:p>
-    <w:p>
-      <w:pPr>
-        <w:numPr>
-          <w:ilvl w:val="0"/>
-          <w:numId w:val="39"/>
-        </w:numPr>
-        <w:spacing w:before="100" w:beforeAutospacing="1" w:after="100" w:afterAutospacing="1" w:line="240" w:lineRule="auto"/>
-        <w:rPr>
-          <w:rFonts w:ascii="Times New Roman" w:eastAsia="Times New Roman" w:hAnsi="Times New Roman" w:cs="Times New Roman"/>
-          <w:sz w:val="24"/>
-          <w:szCs w:val="24"/>
-          <w:lang w:bidi="gu-IN"/>
-        </w:rPr>
-      </w:pPr>
-      <w:r>
-        <w:rPr>
-          <w:rFonts w:ascii="Times New Roman" w:eastAsia="Times New Roman" w:hAnsi="Times New Roman" w:cs="Times New Roman"/>
-          <w:sz w:val="24"/>
-          <w:szCs w:val="24"/>
-          <w:lang w:bidi="gu-IN"/>
-        </w:rPr>
-        <w:t xml:space="preserve">Flower structure </w:t>
-      </w:r>
-    </w:p>
-    <w:p>
-      <w:pPr>
-        <w:numPr>
-          <w:ilvl w:val="0"/>
-          <w:numId w:val="39"/>
-        </w:numPr>
-        <w:spacing w:before="100" w:beforeAutospacing="1" w:after="100" w:afterAutospacing="1" w:line="240" w:lineRule="auto"/>
-        <w:rPr>
-          <w:rFonts w:ascii="Times New Roman" w:eastAsia="Times New Roman" w:hAnsi="Times New Roman" w:cs="Times New Roman"/>
-          <w:sz w:val="24"/>
-          <w:szCs w:val="24"/>
-          <w:lang w:bidi="gu-IN"/>
-        </w:rPr>
-      </w:pPr>
-      <w:proofErr w:type="spellStart"/>
-      <w:r>
-        <w:rPr>
-          <w:rFonts w:ascii="Times New Roman" w:eastAsia="Times New Roman" w:hAnsi="Times New Roman" w:cs="Times New Roman"/>
-          <w:sz w:val="24"/>
-          <w:szCs w:val="24"/>
-          <w:lang w:bidi="gu-IN"/>
-        </w:rPr>
-        <w:t>Microsporogenesis</w:t>
-      </w:r>
-      <w:proofErr w:type="spellEnd"/>
-      <w:r>
-        <w:rPr>
-          <w:rFonts w:ascii="Times New Roman" w:eastAsia="Times New Roman" w:hAnsi="Times New Roman" w:cs="Times New Roman"/>
-          <w:sz w:val="24"/>
-          <w:szCs w:val="24"/>
-          <w:lang w:bidi="gu-IN"/>
-        </w:rPr>
-        <w:t xml:space="preserve"> </w:t>
-      </w:r>
-    </w:p>
-    <w:p>
-      <w:pPr>
-        <w:numPr>
-          <w:ilvl w:val="0"/>
-          <w:numId w:val="39"/>
-        </w:numPr>
-        <w:spacing w:before="100" w:beforeAutospacing="1" w:after="100" w:afterAutospacing="1" w:line="240" w:lineRule="auto"/>
-        <w:rPr>
-          <w:rFonts w:ascii="Times New Roman" w:eastAsia="Times New Roman" w:hAnsi="Times New Roman" w:cs="Times New Roman"/>
-          <w:sz w:val="24"/>
-          <w:szCs w:val="24"/>
-          <w:lang w:bidi="gu-IN"/>
-        </w:rPr>
-      </w:pPr>
-      <w:proofErr w:type="spellStart"/>
-      <w:r>
-        <w:rPr>
-          <w:rFonts w:ascii="Times New Roman" w:eastAsia="Times New Roman" w:hAnsi="Times New Roman" w:cs="Times New Roman"/>
-          <w:sz w:val="24"/>
-          <w:szCs w:val="24"/>
-          <w:lang w:bidi="gu-IN"/>
-        </w:rPr>
-        <w:t>Megasporogenesis</w:t>
-      </w:r>
-      <w:proofErr w:type="spellEnd"/>
-      <w:r>
-        <w:rPr>
-          <w:rFonts w:ascii="Times New Roman" w:eastAsia="Times New Roman" w:hAnsi="Times New Roman" w:cs="Times New Roman"/>
-          <w:sz w:val="24"/>
-          <w:szCs w:val="24"/>
-          <w:lang w:bidi="gu-IN"/>
-        </w:rPr>
-        <w:t xml:space="preserve"> </w:t>
-      </w:r>
-    </w:p>
-    <w:p>
-      <w:pPr>
-        <w:numPr>
-          <w:ilvl w:val="0"/>
-          <w:numId w:val="39"/>
-        </w:numPr>
-        <w:spacing w:before="100" w:beforeAutospacing="1" w:after="100" w:afterAutospacing="1" w:line="240" w:lineRule="auto"/>
-        <w:rPr>
-          <w:rFonts w:ascii="Times New Roman" w:eastAsia="Times New Roman" w:hAnsi="Times New Roman" w:cs="Times New Roman"/>
-          <w:sz w:val="24"/>
-          <w:szCs w:val="24"/>
-          <w:lang w:bidi="gu-IN"/>
-        </w:rPr>
-      </w:pPr>
-      <w:r>
-        <w:rPr>
-          <w:rFonts w:ascii="Times New Roman" w:eastAsia="Times New Roman" w:hAnsi="Times New Roman" w:cs="Times New Roman"/>
-          <w:sz w:val="24"/>
-          <w:szCs w:val="24"/>
-          <w:lang w:bidi="gu-IN"/>
-        </w:rPr>
-        <w:t xml:space="preserve">Pollination </w:t>
-      </w:r>
-    </w:p>
-    <w:p>
-      <w:pPr>
-        <w:numPr>
-          <w:ilvl w:val="0"/>
-          <w:numId w:val="39"/>
-        </w:numPr>
-        <w:spacing w:before="100" w:beforeAutospacing="1" w:after="100" w:afterAutospacing="1" w:line="240" w:lineRule="auto"/>
-        <w:rPr>
-          <w:rFonts w:ascii="Times New Roman" w:eastAsia="Times New Roman" w:hAnsi="Times New Roman" w:cs="Times New Roman"/>
-          <w:sz w:val="24"/>
-          <w:szCs w:val="24"/>
-          <w:lang w:bidi="gu-IN"/>
-        </w:rPr>
-      </w:pPr>
-      <w:r>
-        <w:rPr>
-          <w:rFonts w:ascii="Times New Roman" w:eastAsia="Times New Roman" w:hAnsi="Times New Roman" w:cs="Times New Roman"/>
-          <w:sz w:val="24"/>
-          <w:szCs w:val="24"/>
-          <w:lang w:bidi="gu-IN"/>
-        </w:rPr>
-        <w:t xml:space="preserve">Double fertilization </w:t>
-      </w:r>
-    </w:p>
-    <w:p>
-      <w:pPr>
-        <w:numPr>
-          <w:ilvl w:val="0"/>
-          <w:numId w:val="39"/>
-        </w:numPr>
-        <w:spacing w:before="100" w:beforeAutospacing="1" w:after="100" w:afterAutospacing="1" w:line="240" w:lineRule="auto"/>
-        <w:rPr>
-          <w:rFonts w:ascii="Times New Roman" w:eastAsia="Times New Roman" w:hAnsi="Times New Roman" w:cs="Times New Roman"/>
-          <w:sz w:val="24"/>
-          <w:szCs w:val="24"/>
-          <w:lang w:bidi="gu-IN"/>
-        </w:rPr>
-      </w:pPr>
-      <w:r>
-        <w:rPr>
-          <w:rFonts w:ascii="Times New Roman" w:eastAsia="Times New Roman" w:hAnsi="Times New Roman" w:cs="Times New Roman"/>
-          <w:sz w:val="24"/>
-          <w:szCs w:val="24"/>
-          <w:lang w:bidi="gu-IN"/>
-        </w:rPr>
-        <w:t xml:space="preserve">Seed formation </w:t>
-      </w:r>
-    </w:p>
-    <w:p>
-      <w:pPr>
-        <w:numPr>
-          <w:ilvl w:val="0"/>
-          <w:numId w:val="39"/>
-        </w:numPr>
-        <w:spacing w:before="100" w:beforeAutospacing="1" w:after="100" w:afterAutospacing="1" w:line="240" w:lineRule="auto"/>
-        <w:rPr>
-          <w:rFonts w:ascii="Times New Roman" w:eastAsia="Times New Roman" w:hAnsi="Times New Roman" w:cs="Times New Roman"/>
-          <w:sz w:val="24"/>
-          <w:szCs w:val="24"/>
-          <w:lang w:bidi="gu-IN"/>
-        </w:rPr>
-      </w:pPr>
-      <w:r>
-        <w:rPr>
-          <w:rFonts w:ascii="Times New Roman" w:eastAsia="Times New Roman" w:hAnsi="Times New Roman" w:cs="Times New Roman"/>
-          <w:sz w:val="24"/>
-          <w:szCs w:val="24"/>
-          <w:lang w:bidi="gu-IN"/>
-        </w:rPr>
-        <w:t xml:space="preserve">Fruit formation </w:t>
-      </w:r>
-    </w:p>
-    <w:p>
-      <w:pPr>
-        <w:numPr>
-          <w:ilvl w:val="0"/>
-          <w:numId w:val="39"/>
-        </w:numPr>
-        <w:spacing w:before="100" w:beforeAutospacing="1" w:after="100" w:afterAutospacing="1" w:line="240" w:lineRule="auto"/>
-        <w:rPr>
-          <w:rFonts w:ascii="Times New Roman" w:eastAsia="Times New Roman" w:hAnsi="Times New Roman" w:cs="Times New Roman"/>
-          <w:sz w:val="24"/>
-          <w:szCs w:val="24"/>
-          <w:lang w:bidi="gu-IN"/>
-        </w:rPr>
-      </w:pPr>
-      <w:proofErr w:type="spellStart"/>
-      <w:r>
-        <w:rPr>
-          <w:rFonts w:ascii="Times New Roman" w:eastAsia="Times New Roman" w:hAnsi="Times New Roman" w:cs="Times New Roman"/>
-          <w:sz w:val="24"/>
-          <w:szCs w:val="24"/>
-          <w:lang w:bidi="gu-IN"/>
-        </w:rPr>
-        <w:t>Apomixis</w:t>
-      </w:r>
-      <w:proofErr w:type="spellEnd"/>
-      <w:r>
-        <w:rPr>
-          <w:rFonts w:ascii="Times New Roman" w:eastAsia="Times New Roman" w:hAnsi="Times New Roman" w:cs="Times New Roman"/>
-          <w:sz w:val="24"/>
-          <w:szCs w:val="24"/>
-          <w:lang w:bidi="gu-IN"/>
-        </w:rPr>
-        <w:t xml:space="preserve"> </w:t>
-      </w:r>
-    </w:p>
-    <w:p>
-      <w:pPr>
-        <w:numPr>
-          <w:ilvl w:val="0"/>
-          <w:numId w:val="39"/>
-        </w:numPr>
-        <w:spacing w:before="100" w:beforeAutospacing="1" w:after="100" w:afterAutospacing="1" w:line="240" w:lineRule="auto"/>
-        <w:rPr>
-          <w:rFonts w:ascii="Times New Roman" w:eastAsia="Times New Roman" w:hAnsi="Times New Roman" w:cs="Times New Roman"/>
-          <w:sz w:val="24"/>
-          <w:szCs w:val="24"/>
-          <w:lang w:bidi="gu-IN"/>
-        </w:rPr>
-      </w:pPr>
-      <w:proofErr w:type="spellStart"/>
-      <w:r>
-        <w:rPr>
-          <w:rFonts w:ascii="Times New Roman" w:eastAsia="Times New Roman" w:hAnsi="Times New Roman" w:cs="Times New Roman"/>
-          <w:sz w:val="24"/>
-          <w:szCs w:val="24"/>
-          <w:lang w:bidi="gu-IN"/>
-        </w:rPr>
-        <w:t>Polyembryony</w:t>
-      </w:r>
-      <w:proofErr w:type="spellEnd"/>
-      <w:r>
-        <w:rPr>
-          <w:rFonts w:ascii="Times New Roman" w:eastAsia="Times New Roman" w:hAnsi="Times New Roman" w:cs="Times New Roman"/>
-          <w:sz w:val="24"/>
-          <w:szCs w:val="24"/>
-          <w:lang w:bidi="gu-IN"/>
-        </w:rPr>
-        <w:t xml:space="preserve"> </w:t>
-      </w:r>
-    </w:p>
-    <w:p>
-      <w:pPr>
-        <w:spacing w:before="100" w:beforeAutospacing="1" w:after="100" w:afterAutospacing="1" w:line="240" w:lineRule="auto"/>
-        <w:outlineLvl w:val="1"/>
-        <w:rPr>
-          <w:rFonts w:ascii="Times New Roman" w:eastAsia="Times New Roman" w:hAnsi="Times New Roman" w:cs="Times New Roman"/>
-          <w:b/>
-          <w:bCs/>
-          <w:sz w:val="36"/>
-          <w:szCs w:val="36"/>
-          <w:lang w:bidi="gu-IN"/>
-        </w:rPr>
-      </w:pPr>
-      <w:r>
-        <w:rPr>
-          <w:rFonts w:ascii="Times New Roman" w:eastAsia="Times New Roman" w:hAnsi="Times New Roman" w:cs="Times New Roman"/>
-          <w:b/>
-          <w:bCs/>
-          <w:sz w:val="36"/>
-          <w:szCs w:val="36"/>
-          <w:lang w:bidi="gu-IN"/>
-        </w:rPr>
-        <w:t>3. Human Reproduction</w:t>
-      </w:r>
-    </w:p>
-    <w:p>
-      <w:pPr>
-        <w:numPr>
-          <w:ilvl w:val="0"/>
-          <w:numId w:val="40"/>
-        </w:numPr>
-        <w:spacing w:before="100" w:beforeAutospacing="1" w:after="100" w:afterAutospacing="1" w:line="240" w:lineRule="auto"/>
-        <w:rPr>
-          <w:rFonts w:ascii="Times New Roman" w:eastAsia="Times New Roman" w:hAnsi="Times New Roman" w:cs="Times New Roman"/>
-          <w:sz w:val="24"/>
-          <w:szCs w:val="24"/>
-          <w:lang w:bidi="gu-IN"/>
-        </w:rPr>
-      </w:pPr>
-      <w:r>
-        <w:rPr>
-          <w:rFonts w:ascii="Times New Roman" w:eastAsia="Times New Roman" w:hAnsi="Times New Roman" w:cs="Times New Roman"/>
-          <w:sz w:val="24"/>
-          <w:szCs w:val="24"/>
-          <w:lang w:bidi="gu-IN"/>
-        </w:rPr>
-        <w:t xml:space="preserve">Male reproductive system </w:t>
-      </w:r>
-    </w:p>
-    <w:p>
-      <w:pPr>
-        <w:numPr>
-          <w:ilvl w:val="0"/>
-          <w:numId w:val="40"/>
-        </w:numPr>
-        <w:spacing w:before="100" w:beforeAutospacing="1" w:after="100" w:afterAutospacing="1" w:line="240" w:lineRule="auto"/>
-        <w:rPr>
-          <w:rFonts w:ascii="Times New Roman" w:eastAsia="Times New Roman" w:hAnsi="Times New Roman" w:cs="Times New Roman"/>
-          <w:sz w:val="24"/>
-          <w:szCs w:val="24"/>
-          <w:lang w:bidi="gu-IN"/>
-        </w:rPr>
-      </w:pPr>
-      <w:r>
-        <w:rPr>
-          <w:rFonts w:ascii="Times New Roman" w:eastAsia="Times New Roman" w:hAnsi="Times New Roman" w:cs="Times New Roman"/>
-          <w:sz w:val="24"/>
-          <w:szCs w:val="24"/>
-          <w:lang w:bidi="gu-IN"/>
-        </w:rPr>
-        <w:t xml:space="preserve">Female reproductive system </w:t>
-      </w:r>
-    </w:p>
-    <w:p>
-      <w:pPr>
-        <w:numPr>
-          <w:ilvl w:val="0"/>
-          <w:numId w:val="40"/>
-        </w:numPr>
-        <w:spacing w:before="100" w:beforeAutospacing="1" w:after="100" w:afterAutospacing="1" w:line="240" w:lineRule="auto"/>
-        <w:rPr>
-          <w:rFonts w:ascii="Times New Roman" w:eastAsia="Times New Roman" w:hAnsi="Times New Roman" w:cs="Times New Roman"/>
-          <w:sz w:val="24"/>
-          <w:szCs w:val="24"/>
-          <w:lang w:bidi="gu-IN"/>
-        </w:rPr>
-      </w:pPr>
-      <w:proofErr w:type="spellStart"/>
-      <w:r>
-        <w:rPr>
-          <w:rFonts w:ascii="Times New Roman" w:eastAsia="Times New Roman" w:hAnsi="Times New Roman" w:cs="Times New Roman"/>
-          <w:sz w:val="24"/>
-          <w:szCs w:val="24"/>
-          <w:lang w:bidi="gu-IN"/>
-        </w:rPr>
-        <w:t>Gametogenesis</w:t>
-      </w:r>
-      <w:proofErr w:type="spellEnd"/>
-      <w:r>
-        <w:rPr>
-          <w:rFonts w:ascii="Times New Roman" w:eastAsia="Times New Roman" w:hAnsi="Times New Roman" w:cs="Times New Roman"/>
-          <w:sz w:val="24"/>
-          <w:szCs w:val="24"/>
-          <w:lang w:bidi="gu-IN"/>
-        </w:rPr>
-        <w:t xml:space="preserve"> </w:t>
-      </w:r>
-    </w:p>
-    <w:p>
-      <w:pPr>
-        <w:numPr>
-          <w:ilvl w:val="0"/>
-          <w:numId w:val="40"/>
-        </w:numPr>
-        <w:spacing w:before="100" w:beforeAutospacing="1" w:after="100" w:afterAutospacing="1" w:line="240" w:lineRule="auto"/>
-        <w:rPr>
-          <w:rFonts w:ascii="Times New Roman" w:eastAsia="Times New Roman" w:hAnsi="Times New Roman" w:cs="Times New Roman"/>
-          <w:sz w:val="24"/>
-          <w:szCs w:val="24"/>
-          <w:lang w:bidi="gu-IN"/>
-        </w:rPr>
-      </w:pPr>
-      <w:r>
-        <w:rPr>
-          <w:rFonts w:ascii="Times New Roman" w:eastAsia="Times New Roman" w:hAnsi="Times New Roman" w:cs="Times New Roman"/>
-          <w:sz w:val="24"/>
-          <w:szCs w:val="24"/>
-          <w:lang w:bidi="gu-IN"/>
-        </w:rPr>
-        <w:t xml:space="preserve">Menstrual cycle </w:t>
-      </w:r>
-    </w:p>
-    <w:p>
-      <w:pPr>
-        <w:numPr>
-          <w:ilvl w:val="0"/>
-          <w:numId w:val="40"/>
-        </w:numPr>
-        <w:spacing w:before="100" w:beforeAutospacing="1" w:after="100" w:afterAutospacing="1" w:line="240" w:lineRule="auto"/>
-        <w:rPr>
-          <w:rFonts w:ascii="Times New Roman" w:eastAsia="Times New Roman" w:hAnsi="Times New Roman" w:cs="Times New Roman"/>
-          <w:sz w:val="24"/>
-          <w:szCs w:val="24"/>
-          <w:lang w:bidi="gu-IN"/>
-        </w:rPr>
-      </w:pPr>
-      <w:r>
-        <w:rPr>
-          <w:rFonts w:ascii="Times New Roman" w:eastAsia="Times New Roman" w:hAnsi="Times New Roman" w:cs="Times New Roman"/>
-          <w:sz w:val="24"/>
-          <w:szCs w:val="24"/>
-          <w:lang w:bidi="gu-IN"/>
-        </w:rPr>
-        <w:t xml:space="preserve">Fertilization </w:t>
-      </w:r>
-    </w:p>
-    <w:p>
-      <w:pPr>
-        <w:numPr>
-          <w:ilvl w:val="0"/>
-          <w:numId w:val="40"/>
-        </w:numPr>
-        <w:spacing w:before="100" w:beforeAutospacing="1" w:after="100" w:afterAutospacing="1" w:line="240" w:lineRule="auto"/>
-        <w:rPr>
-          <w:rFonts w:ascii="Times New Roman" w:eastAsia="Times New Roman" w:hAnsi="Times New Roman" w:cs="Times New Roman"/>
-          <w:sz w:val="24"/>
-          <w:szCs w:val="24"/>
-          <w:lang w:bidi="gu-IN"/>
-        </w:rPr>
-      </w:pPr>
-      <w:r>
-        <w:rPr>
-          <w:rFonts w:ascii="Times New Roman" w:eastAsia="Times New Roman" w:hAnsi="Times New Roman" w:cs="Times New Roman"/>
-          <w:sz w:val="24"/>
-          <w:szCs w:val="24"/>
-          <w:lang w:bidi="gu-IN"/>
-        </w:rPr>
-        <w:t xml:space="preserve">Embryonic development </w:t>
-      </w:r>
-    </w:p>
-    <w:p>
-      <w:pPr>
-        <w:numPr>
-          <w:ilvl w:val="0"/>
-          <w:numId w:val="40"/>
-        </w:numPr>
-        <w:spacing w:before="100" w:beforeAutospacing="1" w:after="100" w:afterAutospacing="1" w:line="240" w:lineRule="auto"/>
-        <w:rPr>
-          <w:rFonts w:ascii="Times New Roman" w:eastAsia="Times New Roman" w:hAnsi="Times New Roman" w:cs="Times New Roman"/>
-          <w:sz w:val="24"/>
-          <w:szCs w:val="24"/>
-          <w:lang w:bidi="gu-IN"/>
-        </w:rPr>
-      </w:pPr>
-      <w:r>
-        <w:rPr>
-          <w:rFonts w:ascii="Times New Roman" w:eastAsia="Times New Roman" w:hAnsi="Times New Roman" w:cs="Times New Roman"/>
-          <w:sz w:val="24"/>
-          <w:szCs w:val="24"/>
-          <w:lang w:bidi="gu-IN"/>
-        </w:rPr>
-        <w:t xml:space="preserve">Pregnancy and parturition </w:t>
-      </w:r>
-    </w:p>
-    <w:p>
-      <w:pPr>
-        <w:numPr>
-          <w:ilvl w:val="0"/>
-          <w:numId w:val="40"/>
-        </w:numPr>
-        <w:spacing w:before="100" w:beforeAutospacing="1" w:after="100" w:afterAutospacing="1" w:line="240" w:lineRule="auto"/>
-        <w:rPr>
-          <w:rFonts w:ascii="Times New Roman" w:eastAsia="Times New Roman" w:hAnsi="Times New Roman" w:cs="Times New Roman"/>
-          <w:sz w:val="24"/>
-          <w:szCs w:val="24"/>
-          <w:lang w:bidi="gu-IN"/>
-        </w:rPr>
-      </w:pPr>
-      <w:r>
-        <w:rPr>
-          <w:rFonts w:ascii="Times New Roman" w:eastAsia="Times New Roman" w:hAnsi="Times New Roman" w:cs="Times New Roman"/>
-          <w:sz w:val="24"/>
-          <w:szCs w:val="24"/>
-          <w:lang w:bidi="gu-IN"/>
-        </w:rPr>
-        <w:t xml:space="preserve">Lactation </w:t>
-      </w:r>
-    </w:p>
-    <w:p>
-      <w:pPr>
-        <w:spacing w:before="100" w:beforeAutospacing="1" w:after="100" w:afterAutospacing="1" w:line="240" w:lineRule="auto"/>
-        <w:outlineLvl w:val="1"/>
-        <w:rPr>
-          <w:rFonts w:ascii="Times New Roman" w:eastAsia="Times New Roman" w:hAnsi="Times New Roman" w:cs="Times New Roman"/>
-          <w:b/>
-          <w:bCs/>
-          <w:sz w:val="36"/>
-          <w:szCs w:val="36"/>
-          <w:lang w:bidi="gu-IN"/>
-        </w:rPr>
-      </w:pPr>
-      <w:r>
-        <w:rPr>
-          <w:rFonts w:ascii="Times New Roman" w:eastAsia="Times New Roman" w:hAnsi="Times New Roman" w:cs="Times New Roman"/>
-          <w:b/>
-          <w:bCs/>
-          <w:sz w:val="36"/>
-          <w:szCs w:val="36"/>
-          <w:lang w:bidi="gu-IN"/>
-        </w:rPr>
-        <w:t>4. Reproductive Health</w:t>
-      </w:r>
-    </w:p>
-    <w:p>
-      <w:pPr>
-        <w:numPr>
-          <w:ilvl w:val="0"/>
-          <w:numId w:val="41"/>
-        </w:numPr>
-        <w:spacing w:before="100" w:beforeAutospacing="1" w:after="100" w:afterAutospacing="1" w:line="240" w:lineRule="auto"/>
-        <w:rPr>
-          <w:rFonts w:ascii="Times New Roman" w:eastAsia="Times New Roman" w:hAnsi="Times New Roman" w:cs="Times New Roman"/>
-          <w:sz w:val="24"/>
-          <w:szCs w:val="24"/>
-          <w:lang w:bidi="gu-IN"/>
-        </w:rPr>
-      </w:pPr>
-      <w:r>
-        <w:rPr>
-          <w:rFonts w:ascii="Times New Roman" w:eastAsia="Times New Roman" w:hAnsi="Times New Roman" w:cs="Times New Roman"/>
-          <w:sz w:val="24"/>
-          <w:szCs w:val="24"/>
-          <w:lang w:bidi="gu-IN"/>
-        </w:rPr>
-        <w:lastRenderedPageBreak/>
-        <w:t xml:space="preserve">Birth control methods </w:t>
-      </w:r>
-    </w:p>
-    <w:p>
-      <w:pPr>
-        <w:numPr>
-          <w:ilvl w:val="0"/>
-          <w:numId w:val="41"/>
-        </w:numPr>
-        <w:spacing w:before="100" w:beforeAutospacing="1" w:after="100" w:afterAutospacing="1" w:line="240" w:lineRule="auto"/>
-        <w:rPr>
-          <w:rFonts w:ascii="Times New Roman" w:eastAsia="Times New Roman" w:hAnsi="Times New Roman" w:cs="Times New Roman"/>
-          <w:sz w:val="24"/>
-          <w:szCs w:val="24"/>
-          <w:lang w:bidi="gu-IN"/>
-        </w:rPr>
-      </w:pPr>
-      <w:r>
-        <w:rPr>
-          <w:rFonts w:ascii="Times New Roman" w:eastAsia="Times New Roman" w:hAnsi="Times New Roman" w:cs="Times New Roman"/>
-          <w:sz w:val="24"/>
-          <w:szCs w:val="24"/>
-          <w:lang w:bidi="gu-IN"/>
-        </w:rPr>
-        <w:t xml:space="preserve">Medical termination of pregnancy </w:t>
-      </w:r>
-    </w:p>
-    <w:p>
-      <w:pPr>
-        <w:numPr>
-          <w:ilvl w:val="0"/>
-          <w:numId w:val="41"/>
-        </w:numPr>
-        <w:spacing w:before="100" w:beforeAutospacing="1" w:after="100" w:afterAutospacing="1" w:line="240" w:lineRule="auto"/>
-        <w:rPr>
-          <w:rFonts w:ascii="Times New Roman" w:eastAsia="Times New Roman" w:hAnsi="Times New Roman" w:cs="Times New Roman"/>
-          <w:sz w:val="24"/>
-          <w:szCs w:val="24"/>
-          <w:lang w:bidi="gu-IN"/>
-        </w:rPr>
-      </w:pPr>
-      <w:r>
-        <w:rPr>
-          <w:rFonts w:ascii="Times New Roman" w:eastAsia="Times New Roman" w:hAnsi="Times New Roman" w:cs="Times New Roman"/>
-          <w:sz w:val="24"/>
-          <w:szCs w:val="24"/>
-          <w:lang w:bidi="gu-IN"/>
-        </w:rPr>
-        <w:t xml:space="preserve">Sexually transmitted diseases </w:t>
-      </w:r>
-    </w:p>
-    <w:p>
-      <w:pPr>
-        <w:numPr>
-          <w:ilvl w:val="0"/>
-          <w:numId w:val="41"/>
-        </w:numPr>
-        <w:spacing w:before="100" w:beforeAutospacing="1" w:after="100" w:afterAutospacing="1" w:line="240" w:lineRule="auto"/>
-        <w:rPr>
-          <w:rFonts w:ascii="Times New Roman" w:eastAsia="Times New Roman" w:hAnsi="Times New Roman" w:cs="Times New Roman"/>
-          <w:sz w:val="24"/>
-          <w:szCs w:val="24"/>
-          <w:lang w:bidi="gu-IN"/>
-        </w:rPr>
-      </w:pPr>
-      <w:r>
-        <w:rPr>
-          <w:rFonts w:ascii="Times New Roman" w:eastAsia="Times New Roman" w:hAnsi="Times New Roman" w:cs="Times New Roman"/>
-          <w:sz w:val="24"/>
-          <w:szCs w:val="24"/>
-          <w:lang w:bidi="gu-IN"/>
-        </w:rPr>
-        <w:t xml:space="preserve">Infertility </w:t>
-      </w:r>
-    </w:p>
-    <w:p>
-      <w:pPr>
-        <w:numPr>
-          <w:ilvl w:val="0"/>
-          <w:numId w:val="41"/>
-        </w:numPr>
-        <w:spacing w:before="100" w:beforeAutospacing="1" w:after="100" w:afterAutospacing="1" w:line="240" w:lineRule="auto"/>
-        <w:rPr>
-          <w:rFonts w:ascii="Times New Roman" w:eastAsia="Times New Roman" w:hAnsi="Times New Roman" w:cs="Times New Roman"/>
-          <w:sz w:val="24"/>
-          <w:szCs w:val="24"/>
-          <w:lang w:bidi="gu-IN"/>
-        </w:rPr>
-      </w:pPr>
-      <w:r>
-        <w:rPr>
-          <w:rFonts w:ascii="Times New Roman" w:eastAsia="Times New Roman" w:hAnsi="Times New Roman" w:cs="Times New Roman"/>
-          <w:sz w:val="24"/>
-          <w:szCs w:val="24"/>
-          <w:lang w:bidi="gu-IN"/>
-        </w:rPr>
-        <w:t xml:space="preserve">Assisted reproductive technologies </w:t>
-      </w:r>
-    </w:p>
-    <w:p>
-      <w:pPr>
-        <w:spacing w:before="100" w:beforeAutospacing="1" w:after="100" w:afterAutospacing="1" w:line="240" w:lineRule="auto"/>
-        <w:outlineLvl w:val="1"/>
-        <w:rPr>
-          <w:rFonts w:ascii="Times New Roman" w:eastAsia="Times New Roman" w:hAnsi="Times New Roman" w:cs="Times New Roman"/>
-          <w:b/>
-          <w:bCs/>
-          <w:sz w:val="36"/>
-          <w:szCs w:val="36"/>
-          <w:lang w:bidi="gu-IN"/>
-        </w:rPr>
-      </w:pPr>
-      <w:r>
-        <w:rPr>
-          <w:rFonts w:ascii="Times New Roman" w:eastAsia="Times New Roman" w:hAnsi="Times New Roman" w:cs="Times New Roman"/>
-          <w:b/>
-          <w:bCs/>
-          <w:sz w:val="36"/>
-          <w:szCs w:val="36"/>
-          <w:lang w:bidi="gu-IN"/>
-        </w:rPr>
-        <w:t>5. Principles of Inheritance and Variation</w:t>
-      </w:r>
-    </w:p>
-    <w:p>
-      <w:pPr>
-        <w:numPr>
-          <w:ilvl w:val="0"/>
-          <w:numId w:val="42"/>
-        </w:numPr>
-        <w:spacing w:before="100" w:beforeAutospacing="1" w:after="100" w:afterAutospacing="1" w:line="240" w:lineRule="auto"/>
-        <w:rPr>
-          <w:rFonts w:ascii="Times New Roman" w:eastAsia="Times New Roman" w:hAnsi="Times New Roman" w:cs="Times New Roman"/>
-          <w:sz w:val="24"/>
-          <w:szCs w:val="24"/>
-          <w:lang w:bidi="gu-IN"/>
-        </w:rPr>
-      </w:pPr>
-      <w:r>
-        <w:rPr>
-          <w:rFonts w:ascii="Times New Roman" w:eastAsia="Times New Roman" w:hAnsi="Times New Roman" w:cs="Times New Roman"/>
-          <w:sz w:val="24"/>
-          <w:szCs w:val="24"/>
-          <w:lang w:bidi="gu-IN"/>
-        </w:rPr>
-        <w:t xml:space="preserve">Mendel’s laws </w:t>
-      </w:r>
-    </w:p>
-    <w:p>
-      <w:pPr>
-        <w:numPr>
-          <w:ilvl w:val="0"/>
-          <w:numId w:val="42"/>
-        </w:numPr>
-        <w:spacing w:before="100" w:beforeAutospacing="1" w:after="100" w:afterAutospacing="1" w:line="240" w:lineRule="auto"/>
-        <w:rPr>
-          <w:rFonts w:ascii="Times New Roman" w:eastAsia="Times New Roman" w:hAnsi="Times New Roman" w:cs="Times New Roman"/>
-          <w:sz w:val="24"/>
-          <w:szCs w:val="24"/>
-          <w:lang w:bidi="gu-IN"/>
-        </w:rPr>
-      </w:pPr>
-      <w:r>
-        <w:rPr>
-          <w:rFonts w:ascii="Times New Roman" w:eastAsia="Times New Roman" w:hAnsi="Times New Roman" w:cs="Times New Roman"/>
-          <w:sz w:val="24"/>
-          <w:szCs w:val="24"/>
-          <w:lang w:bidi="gu-IN"/>
-        </w:rPr>
-        <w:t xml:space="preserve">Monohybrid cross </w:t>
-      </w:r>
-    </w:p>
-    <w:p>
-      <w:pPr>
-        <w:numPr>
-          <w:ilvl w:val="0"/>
-          <w:numId w:val="42"/>
-        </w:numPr>
-        <w:spacing w:before="100" w:beforeAutospacing="1" w:after="100" w:afterAutospacing="1" w:line="240" w:lineRule="auto"/>
-        <w:rPr>
-          <w:rFonts w:ascii="Times New Roman" w:eastAsia="Times New Roman" w:hAnsi="Times New Roman" w:cs="Times New Roman"/>
-          <w:sz w:val="24"/>
-          <w:szCs w:val="24"/>
-          <w:lang w:bidi="gu-IN"/>
-        </w:rPr>
-      </w:pPr>
-      <w:proofErr w:type="spellStart"/>
-      <w:r>
-        <w:rPr>
-          <w:rFonts w:ascii="Times New Roman" w:eastAsia="Times New Roman" w:hAnsi="Times New Roman" w:cs="Times New Roman"/>
-          <w:sz w:val="24"/>
-          <w:szCs w:val="24"/>
-          <w:lang w:bidi="gu-IN"/>
-        </w:rPr>
-        <w:t>Dihybrid</w:t>
-      </w:r>
-      <w:proofErr w:type="spellEnd"/>
-      <w:r>
-        <w:rPr>
-          <w:rFonts w:ascii="Times New Roman" w:eastAsia="Times New Roman" w:hAnsi="Times New Roman" w:cs="Times New Roman"/>
-          <w:sz w:val="24"/>
-          <w:szCs w:val="24"/>
-          <w:lang w:bidi="gu-IN"/>
-        </w:rPr>
-        <w:t xml:space="preserve"> cross </w:t>
-      </w:r>
-    </w:p>
-    <w:p>
-      <w:pPr>
-        <w:numPr>
-          <w:ilvl w:val="0"/>
-          <w:numId w:val="42"/>
-        </w:numPr>
-        <w:spacing w:before="100" w:beforeAutospacing="1" w:after="100" w:afterAutospacing="1" w:line="240" w:lineRule="auto"/>
-        <w:rPr>
-          <w:rFonts w:ascii="Times New Roman" w:eastAsia="Times New Roman" w:hAnsi="Times New Roman" w:cs="Times New Roman"/>
-          <w:sz w:val="24"/>
-          <w:szCs w:val="24"/>
-          <w:lang w:bidi="gu-IN"/>
-        </w:rPr>
-      </w:pPr>
-      <w:r>
-        <w:rPr>
-          <w:rFonts w:ascii="Times New Roman" w:eastAsia="Times New Roman" w:hAnsi="Times New Roman" w:cs="Times New Roman"/>
-          <w:sz w:val="24"/>
-          <w:szCs w:val="24"/>
-          <w:lang w:bidi="gu-IN"/>
-        </w:rPr>
-        <w:t xml:space="preserve">Incomplete dominance </w:t>
-      </w:r>
-    </w:p>
-    <w:p>
-      <w:pPr>
-        <w:numPr>
-          <w:ilvl w:val="0"/>
-          <w:numId w:val="42"/>
-        </w:numPr>
-        <w:spacing w:before="100" w:beforeAutospacing="1" w:after="100" w:afterAutospacing="1" w:line="240" w:lineRule="auto"/>
-        <w:rPr>
-          <w:rFonts w:ascii="Times New Roman" w:eastAsia="Times New Roman" w:hAnsi="Times New Roman" w:cs="Times New Roman"/>
-          <w:sz w:val="24"/>
-          <w:szCs w:val="24"/>
-          <w:lang w:bidi="gu-IN"/>
-        </w:rPr>
-      </w:pPr>
-      <w:proofErr w:type="spellStart"/>
-      <w:r>
-        <w:rPr>
-          <w:rFonts w:ascii="Times New Roman" w:eastAsia="Times New Roman" w:hAnsi="Times New Roman" w:cs="Times New Roman"/>
-          <w:sz w:val="24"/>
-          <w:szCs w:val="24"/>
-          <w:lang w:bidi="gu-IN"/>
-        </w:rPr>
-        <w:t>Codominance</w:t>
-      </w:r>
-      <w:proofErr w:type="spellEnd"/>
-      <w:r>
-        <w:rPr>
-          <w:rFonts w:ascii="Times New Roman" w:eastAsia="Times New Roman" w:hAnsi="Times New Roman" w:cs="Times New Roman"/>
-          <w:sz w:val="24"/>
-          <w:szCs w:val="24"/>
-          <w:lang w:bidi="gu-IN"/>
-        </w:rPr>
-        <w:t xml:space="preserve"> </w:t>
-      </w:r>
-    </w:p>
-    <w:p>
-      <w:pPr>
-        <w:numPr>
-          <w:ilvl w:val="0"/>
-          <w:numId w:val="42"/>
-        </w:numPr>
-        <w:spacing w:before="100" w:beforeAutospacing="1" w:after="100" w:afterAutospacing="1" w:line="240" w:lineRule="auto"/>
-        <w:rPr>
-          <w:rFonts w:ascii="Times New Roman" w:eastAsia="Times New Roman" w:hAnsi="Times New Roman" w:cs="Times New Roman"/>
-          <w:sz w:val="24"/>
-          <w:szCs w:val="24"/>
-          <w:lang w:bidi="gu-IN"/>
-        </w:rPr>
-      </w:pPr>
-      <w:r>
-        <w:rPr>
-          <w:rFonts w:ascii="Times New Roman" w:eastAsia="Times New Roman" w:hAnsi="Times New Roman" w:cs="Times New Roman"/>
-          <w:sz w:val="24"/>
-          <w:szCs w:val="24"/>
-          <w:lang w:bidi="gu-IN"/>
-        </w:rPr>
-        <w:t xml:space="preserve">Multiple alleles </w:t>
-      </w:r>
-    </w:p>
-    <w:p>
-      <w:pPr>
-        <w:numPr>
-          <w:ilvl w:val="0"/>
-          <w:numId w:val="42"/>
-        </w:numPr>
-        <w:spacing w:before="100" w:beforeAutospacing="1" w:after="100" w:afterAutospacing="1" w:line="240" w:lineRule="auto"/>
-        <w:rPr>
-          <w:rFonts w:ascii="Times New Roman" w:eastAsia="Times New Roman" w:hAnsi="Times New Roman" w:cs="Times New Roman"/>
-          <w:sz w:val="24"/>
-          <w:szCs w:val="24"/>
-          <w:lang w:bidi="gu-IN"/>
-        </w:rPr>
-      </w:pPr>
-      <w:r>
-        <w:rPr>
-          <w:rFonts w:ascii="Times New Roman" w:eastAsia="Times New Roman" w:hAnsi="Times New Roman" w:cs="Times New Roman"/>
-          <w:sz w:val="24"/>
-          <w:szCs w:val="24"/>
-          <w:lang w:bidi="gu-IN"/>
-        </w:rPr>
-        <w:t xml:space="preserve">Sex determination </w:t>
-      </w:r>
-    </w:p>
-    <w:p>
-      <w:pPr>
-        <w:numPr>
-          <w:ilvl w:val="0"/>
-          <w:numId w:val="42"/>
-        </w:numPr>
-        <w:spacing w:before="100" w:beforeAutospacing="1" w:after="100" w:afterAutospacing="1" w:line="240" w:lineRule="auto"/>
-        <w:rPr>
-          <w:rFonts w:ascii="Times New Roman" w:eastAsia="Times New Roman" w:hAnsi="Times New Roman" w:cs="Times New Roman"/>
-          <w:sz w:val="24"/>
-          <w:szCs w:val="24"/>
-          <w:lang w:bidi="gu-IN"/>
-        </w:rPr>
-      </w:pPr>
-      <w:r>
-        <w:rPr>
-          <w:rFonts w:ascii="Times New Roman" w:eastAsia="Times New Roman" w:hAnsi="Times New Roman" w:cs="Times New Roman"/>
-          <w:sz w:val="24"/>
-          <w:szCs w:val="24"/>
-          <w:lang w:bidi="gu-IN"/>
-        </w:rPr>
-        <w:t xml:space="preserve">Genetic disorders </w:t>
-      </w:r>
-    </w:p>
-    <w:p>
-      <w:pPr>
-        <w:spacing w:before="100" w:beforeAutospacing="1" w:after="100" w:afterAutospacing="1" w:line="240" w:lineRule="auto"/>
-        <w:outlineLvl w:val="1"/>
-        <w:rPr>
-          <w:rFonts w:ascii="Times New Roman" w:eastAsia="Times New Roman" w:hAnsi="Times New Roman" w:cs="Times New Roman"/>
-          <w:b/>
-          <w:bCs/>
-          <w:sz w:val="36"/>
-          <w:szCs w:val="36"/>
-          <w:lang w:bidi="gu-IN"/>
-        </w:rPr>
-      </w:pPr>
-      <w:r>
-        <w:rPr>
-          <w:rFonts w:ascii="Times New Roman" w:eastAsia="Times New Roman" w:hAnsi="Times New Roman" w:cs="Times New Roman"/>
-          <w:b/>
-          <w:bCs/>
-          <w:sz w:val="36"/>
-          <w:szCs w:val="36"/>
-          <w:lang w:bidi="gu-IN"/>
-        </w:rPr>
-        <w:t>6. Molecular Basis of Inheritance</w:t>
-      </w:r>
-    </w:p>
-    <w:p>
-      <w:pPr>
-        <w:numPr>
-          <w:ilvl w:val="0"/>
-          <w:numId w:val="43"/>
-        </w:numPr>
-        <w:spacing w:before="100" w:beforeAutospacing="1" w:after="100" w:afterAutospacing="1" w:line="240" w:lineRule="auto"/>
-        <w:rPr>
-          <w:rFonts w:ascii="Times New Roman" w:eastAsia="Times New Roman" w:hAnsi="Times New Roman" w:cs="Times New Roman"/>
-          <w:sz w:val="24"/>
-          <w:szCs w:val="24"/>
-          <w:lang w:bidi="gu-IN"/>
-        </w:rPr>
-      </w:pPr>
-      <w:r>
-        <w:rPr>
-          <w:rFonts w:ascii="Times New Roman" w:eastAsia="Times New Roman" w:hAnsi="Times New Roman" w:cs="Times New Roman"/>
-          <w:sz w:val="24"/>
-          <w:szCs w:val="24"/>
-          <w:lang w:bidi="gu-IN"/>
-        </w:rPr>
-        <w:t xml:space="preserve">DNA structure </w:t>
-      </w:r>
-    </w:p>
-    <w:p>
-      <w:pPr>
-        <w:numPr>
-          <w:ilvl w:val="0"/>
-          <w:numId w:val="43"/>
-        </w:numPr>
-        <w:spacing w:before="100" w:beforeAutospacing="1" w:after="100" w:afterAutospacing="1" w:line="240" w:lineRule="auto"/>
-        <w:rPr>
-          <w:rFonts w:ascii="Times New Roman" w:eastAsia="Times New Roman" w:hAnsi="Times New Roman" w:cs="Times New Roman"/>
-          <w:sz w:val="24"/>
-          <w:szCs w:val="24"/>
-          <w:lang w:bidi="gu-IN"/>
-        </w:rPr>
-      </w:pPr>
-      <w:r>
-        <w:rPr>
-          <w:rFonts w:ascii="Times New Roman" w:eastAsia="Times New Roman" w:hAnsi="Times New Roman" w:cs="Times New Roman"/>
-          <w:sz w:val="24"/>
-          <w:szCs w:val="24"/>
-          <w:lang w:bidi="gu-IN"/>
-        </w:rPr>
-        <w:t xml:space="preserve">RNA types </w:t>
-      </w:r>
-    </w:p>
-    <w:p>
-      <w:pPr>
-        <w:numPr>
-          <w:ilvl w:val="0"/>
-          <w:numId w:val="43"/>
-        </w:numPr>
-        <w:spacing w:before="100" w:beforeAutospacing="1" w:after="100" w:afterAutospacing="1" w:line="240" w:lineRule="auto"/>
-        <w:rPr>
-          <w:rFonts w:ascii="Times New Roman" w:eastAsia="Times New Roman" w:hAnsi="Times New Roman" w:cs="Times New Roman"/>
-          <w:sz w:val="24"/>
-          <w:szCs w:val="24"/>
-          <w:lang w:bidi="gu-IN"/>
-        </w:rPr>
-      </w:pPr>
-      <w:r>
-        <w:rPr>
-          <w:rFonts w:ascii="Times New Roman" w:eastAsia="Times New Roman" w:hAnsi="Times New Roman" w:cs="Times New Roman"/>
-          <w:sz w:val="24"/>
-          <w:szCs w:val="24"/>
-          <w:lang w:bidi="gu-IN"/>
-        </w:rPr>
-        <w:t xml:space="preserve">DNA replication </w:t>
-      </w:r>
-    </w:p>
-    <w:p>
-      <w:pPr>
-        <w:numPr>
-          <w:ilvl w:val="0"/>
-          <w:numId w:val="43"/>
-        </w:numPr>
-        <w:spacing w:before="100" w:beforeAutospacing="1" w:after="100" w:afterAutospacing="1" w:line="240" w:lineRule="auto"/>
-        <w:rPr>
-          <w:rFonts w:ascii="Times New Roman" w:eastAsia="Times New Roman" w:hAnsi="Times New Roman" w:cs="Times New Roman"/>
-          <w:sz w:val="24"/>
-          <w:szCs w:val="24"/>
-          <w:lang w:bidi="gu-IN"/>
-        </w:rPr>
-      </w:pPr>
-      <w:r>
-        <w:rPr>
-          <w:rFonts w:ascii="Times New Roman" w:eastAsia="Times New Roman" w:hAnsi="Times New Roman" w:cs="Times New Roman"/>
-          <w:sz w:val="24"/>
-          <w:szCs w:val="24"/>
-          <w:lang w:bidi="gu-IN"/>
-        </w:rPr>
-        <w:t xml:space="preserve">Transcription </w:t>
-      </w:r>
-    </w:p>
-    <w:p>
-      <w:pPr>
-        <w:numPr>
-          <w:ilvl w:val="0"/>
-          <w:numId w:val="43"/>
-        </w:numPr>
-        <w:spacing w:before="100" w:beforeAutospacing="1" w:after="100" w:afterAutospacing="1" w:line="240" w:lineRule="auto"/>
-        <w:rPr>
-          <w:rFonts w:ascii="Times New Roman" w:eastAsia="Times New Roman" w:hAnsi="Times New Roman" w:cs="Times New Roman"/>
-          <w:sz w:val="24"/>
-          <w:szCs w:val="24"/>
-          <w:lang w:bidi="gu-IN"/>
-        </w:rPr>
-      </w:pPr>
-      <w:r>
-        <w:rPr>
-          <w:rFonts w:ascii="Times New Roman" w:eastAsia="Times New Roman" w:hAnsi="Times New Roman" w:cs="Times New Roman"/>
-          <w:sz w:val="24"/>
-          <w:szCs w:val="24"/>
-          <w:lang w:bidi="gu-IN"/>
-        </w:rPr>
-        <w:t xml:space="preserve">Genetic code </w:t>
-      </w:r>
-    </w:p>
-    <w:p>
-      <w:pPr>
-        <w:numPr>
-          <w:ilvl w:val="0"/>
-          <w:numId w:val="43"/>
-        </w:numPr>
-        <w:spacing w:before="100" w:beforeAutospacing="1" w:after="100" w:afterAutospacing="1" w:line="240" w:lineRule="auto"/>
-        <w:rPr>
-          <w:rFonts w:ascii="Times New Roman" w:eastAsia="Times New Roman" w:hAnsi="Times New Roman" w:cs="Times New Roman"/>
-          <w:sz w:val="24"/>
-          <w:szCs w:val="24"/>
-          <w:lang w:bidi="gu-IN"/>
-        </w:rPr>
-      </w:pPr>
-      <w:r>
-        <w:rPr>
-          <w:rFonts w:ascii="Times New Roman" w:eastAsia="Times New Roman" w:hAnsi="Times New Roman" w:cs="Times New Roman"/>
-          <w:sz w:val="24"/>
-          <w:szCs w:val="24"/>
-          <w:lang w:bidi="gu-IN"/>
-        </w:rPr>
-        <w:t xml:space="preserve">Translation </w:t>
-      </w:r>
-    </w:p>
-    <w:p>
-      <w:pPr>
-        <w:numPr>
-          <w:ilvl w:val="0"/>
-          <w:numId w:val="43"/>
-        </w:numPr>
-        <w:spacing w:before="100" w:beforeAutospacing="1" w:after="100" w:afterAutospacing="1" w:line="240" w:lineRule="auto"/>
-        <w:rPr>
-          <w:rFonts w:ascii="Times New Roman" w:eastAsia="Times New Roman" w:hAnsi="Times New Roman" w:cs="Times New Roman"/>
-          <w:sz w:val="24"/>
-          <w:szCs w:val="24"/>
-          <w:lang w:bidi="gu-IN"/>
-        </w:rPr>
-      </w:pPr>
-      <w:r>
-        <w:rPr>
-          <w:rFonts w:ascii="Times New Roman" w:eastAsia="Times New Roman" w:hAnsi="Times New Roman" w:cs="Times New Roman"/>
-          <w:sz w:val="24"/>
-          <w:szCs w:val="24"/>
-          <w:lang w:bidi="gu-IN"/>
-        </w:rPr>
-        <w:t xml:space="preserve">Gene expression </w:t>
-      </w:r>
-    </w:p>
-    <w:p>
-      <w:pPr>
-        <w:numPr>
-          <w:ilvl w:val="0"/>
-          <w:numId w:val="43"/>
-        </w:numPr>
-        <w:spacing w:before="100" w:beforeAutospacing="1" w:after="100" w:afterAutospacing="1" w:line="240" w:lineRule="auto"/>
-        <w:rPr>
-          <w:rFonts w:ascii="Times New Roman" w:eastAsia="Times New Roman" w:hAnsi="Times New Roman" w:cs="Times New Roman"/>
-          <w:sz w:val="24"/>
-          <w:szCs w:val="24"/>
-          <w:lang w:bidi="gu-IN"/>
-        </w:rPr>
-      </w:pPr>
-      <w:r>
-        <w:rPr>
-          <w:rFonts w:ascii="Times New Roman" w:eastAsia="Times New Roman" w:hAnsi="Times New Roman" w:cs="Times New Roman"/>
-          <w:sz w:val="24"/>
-          <w:szCs w:val="24"/>
-          <w:lang w:bidi="gu-IN"/>
-        </w:rPr>
-        <w:t xml:space="preserve">Human genome project </w:t>
-      </w:r>
-    </w:p>
-    <w:p>
-      <w:pPr>
-        <w:numPr>
-          <w:ilvl w:val="0"/>
-          <w:numId w:val="43"/>
-        </w:numPr>
-        <w:spacing w:before="100" w:beforeAutospacing="1" w:after="100" w:afterAutospacing="1" w:line="240" w:lineRule="auto"/>
-        <w:rPr>
-          <w:rFonts w:ascii="Times New Roman" w:eastAsia="Times New Roman" w:hAnsi="Times New Roman" w:cs="Times New Roman"/>
-          <w:sz w:val="24"/>
-          <w:szCs w:val="24"/>
-          <w:lang w:bidi="gu-IN"/>
-        </w:rPr>
-      </w:pPr>
-      <w:r>
-        <w:rPr>
-          <w:rFonts w:ascii="Times New Roman" w:eastAsia="Times New Roman" w:hAnsi="Times New Roman" w:cs="Times New Roman"/>
-          <w:sz w:val="24"/>
-          <w:szCs w:val="24"/>
-          <w:lang w:bidi="gu-IN"/>
-        </w:rPr>
-        <w:t xml:space="preserve">DNA fingerprinting </w:t>
-      </w:r>
-    </w:p>
-    <w:p>
-      <w:pPr>
-        <w:spacing w:before="100" w:beforeAutospacing="1" w:after="100" w:afterAutospacing="1" w:line="240" w:lineRule="auto"/>
-        <w:outlineLvl w:val="1"/>
-        <w:rPr>
-          <w:rFonts w:ascii="Times New Roman" w:eastAsia="Times New Roman" w:hAnsi="Times New Roman" w:cs="Times New Roman"/>
-          <w:b/>
-          <w:bCs/>
-          <w:sz w:val="36"/>
-          <w:szCs w:val="36"/>
-          <w:lang w:bidi="gu-IN"/>
-        </w:rPr>
-      </w:pPr>
-      <w:r>
-        <w:rPr>
-          <w:rFonts w:ascii="Times New Roman" w:eastAsia="Times New Roman" w:hAnsi="Times New Roman" w:cs="Times New Roman"/>
-          <w:b/>
-          <w:bCs/>
-          <w:sz w:val="36"/>
-          <w:szCs w:val="36"/>
-          <w:lang w:bidi="gu-IN"/>
-        </w:rPr>
-        <w:t>7. Evolution</w:t>
-      </w:r>
-    </w:p>
-    <w:p>
-      <w:pPr>
-        <w:numPr>
-          <w:ilvl w:val="0"/>
-          <w:numId w:val="44"/>
-        </w:numPr>
-        <w:spacing w:before="100" w:beforeAutospacing="1" w:after="100" w:afterAutospacing="1" w:line="240" w:lineRule="auto"/>
-        <w:rPr>
-          <w:rFonts w:ascii="Times New Roman" w:eastAsia="Times New Roman" w:hAnsi="Times New Roman" w:cs="Times New Roman"/>
-          <w:sz w:val="24"/>
-          <w:szCs w:val="24"/>
-          <w:lang w:bidi="gu-IN"/>
-        </w:rPr>
-      </w:pPr>
-      <w:r>
-        <w:rPr>
-          <w:rFonts w:ascii="Times New Roman" w:eastAsia="Times New Roman" w:hAnsi="Times New Roman" w:cs="Times New Roman"/>
-          <w:sz w:val="24"/>
-          <w:szCs w:val="24"/>
-          <w:lang w:bidi="gu-IN"/>
-        </w:rPr>
-        <w:t xml:space="preserve">Origin of life </w:t>
-      </w:r>
-    </w:p>
-    <w:p>
-      <w:pPr>
-        <w:numPr>
-          <w:ilvl w:val="0"/>
-          <w:numId w:val="44"/>
-        </w:numPr>
-        <w:spacing w:before="100" w:beforeAutospacing="1" w:after="100" w:afterAutospacing="1" w:line="240" w:lineRule="auto"/>
-        <w:rPr>
-          <w:rFonts w:ascii="Times New Roman" w:eastAsia="Times New Roman" w:hAnsi="Times New Roman" w:cs="Times New Roman"/>
-          <w:sz w:val="24"/>
-          <w:szCs w:val="24"/>
-          <w:lang w:bidi="gu-IN"/>
-        </w:rPr>
-      </w:pPr>
-      <w:r>
-        <w:rPr>
-          <w:rFonts w:ascii="Times New Roman" w:eastAsia="Times New Roman" w:hAnsi="Times New Roman" w:cs="Times New Roman"/>
-          <w:sz w:val="24"/>
-          <w:szCs w:val="24"/>
-          <w:lang w:bidi="gu-IN"/>
-        </w:rPr>
-        <w:t xml:space="preserve">Evidences of evolution </w:t>
-      </w:r>
-    </w:p>
-    <w:p>
-      <w:pPr>
-        <w:numPr>
-          <w:ilvl w:val="0"/>
-          <w:numId w:val="44"/>
-        </w:numPr>
-        <w:spacing w:before="100" w:beforeAutospacing="1" w:after="100" w:afterAutospacing="1" w:line="240" w:lineRule="auto"/>
-        <w:rPr>
-          <w:rFonts w:ascii="Times New Roman" w:eastAsia="Times New Roman" w:hAnsi="Times New Roman" w:cs="Times New Roman"/>
-          <w:sz w:val="24"/>
-          <w:szCs w:val="24"/>
-          <w:lang w:bidi="gu-IN"/>
-        </w:rPr>
-      </w:pPr>
-      <w:r>
-        <w:rPr>
-          <w:rFonts w:ascii="Times New Roman" w:eastAsia="Times New Roman" w:hAnsi="Times New Roman" w:cs="Times New Roman"/>
-          <w:sz w:val="24"/>
-          <w:szCs w:val="24"/>
-          <w:lang w:bidi="gu-IN"/>
-        </w:rPr>
-        <w:t xml:space="preserve">Darwinism </w:t>
-      </w:r>
-    </w:p>
-    <w:p>
-      <w:pPr>
-        <w:numPr>
-          <w:ilvl w:val="0"/>
-          <w:numId w:val="44"/>
-        </w:numPr>
-        <w:spacing w:before="100" w:beforeAutospacing="1" w:after="100" w:afterAutospacing="1" w:line="240" w:lineRule="auto"/>
-        <w:rPr>
-          <w:rFonts w:ascii="Times New Roman" w:eastAsia="Times New Roman" w:hAnsi="Times New Roman" w:cs="Times New Roman"/>
-          <w:sz w:val="24"/>
-          <w:szCs w:val="24"/>
-          <w:lang w:bidi="gu-IN"/>
-        </w:rPr>
-      </w:pPr>
-      <w:r>
-        <w:rPr>
-          <w:rFonts w:ascii="Times New Roman" w:eastAsia="Times New Roman" w:hAnsi="Times New Roman" w:cs="Times New Roman"/>
-          <w:sz w:val="24"/>
-          <w:szCs w:val="24"/>
-          <w:lang w:bidi="gu-IN"/>
-        </w:rPr>
-        <w:t xml:space="preserve">Hardy-Weinberg principle </w:t>
-      </w:r>
-    </w:p>
-    <w:p>
-      <w:pPr>
-        <w:numPr>
-          <w:ilvl w:val="0"/>
-          <w:numId w:val="44"/>
-        </w:numPr>
-        <w:spacing w:before="100" w:beforeAutospacing="1" w:after="100" w:afterAutospacing="1" w:line="240" w:lineRule="auto"/>
-        <w:rPr>
-          <w:rFonts w:ascii="Times New Roman" w:eastAsia="Times New Roman" w:hAnsi="Times New Roman" w:cs="Times New Roman"/>
-          <w:sz w:val="24"/>
-          <w:szCs w:val="24"/>
-          <w:lang w:bidi="gu-IN"/>
-        </w:rPr>
-      </w:pPr>
-      <w:r>
-        <w:rPr>
-          <w:rFonts w:ascii="Times New Roman" w:eastAsia="Times New Roman" w:hAnsi="Times New Roman" w:cs="Times New Roman"/>
-          <w:sz w:val="24"/>
-          <w:szCs w:val="24"/>
-          <w:lang w:bidi="gu-IN"/>
-        </w:rPr>
-        <w:t xml:space="preserve">Adaptive radiation </w:t>
-      </w:r>
-    </w:p>
-    <w:p>
-      <w:pPr>
-        <w:numPr>
-          <w:ilvl w:val="0"/>
-          <w:numId w:val="44"/>
-        </w:numPr>
-        <w:spacing w:before="100" w:beforeAutospacing="1" w:after="100" w:afterAutospacing="1" w:line="240" w:lineRule="auto"/>
-        <w:rPr>
-          <w:rFonts w:ascii="Times New Roman" w:eastAsia="Times New Roman" w:hAnsi="Times New Roman" w:cs="Times New Roman"/>
-          <w:sz w:val="24"/>
-          <w:szCs w:val="24"/>
-          <w:lang w:bidi="gu-IN"/>
-        </w:rPr>
-      </w:pPr>
-      <w:r>
-        <w:rPr>
-          <w:rFonts w:ascii="Times New Roman" w:eastAsia="Times New Roman" w:hAnsi="Times New Roman" w:cs="Times New Roman"/>
-          <w:sz w:val="24"/>
-          <w:szCs w:val="24"/>
-          <w:lang w:bidi="gu-IN"/>
-        </w:rPr>
-        <w:t xml:space="preserve">Human evolution </w:t>
-      </w:r>
-    </w:p>
-    <w:p>
-      <w:pPr>
-        <w:spacing w:before="100" w:beforeAutospacing="1" w:after="100" w:afterAutospacing="1" w:line="240" w:lineRule="auto"/>
-        <w:outlineLvl w:val="1"/>
-        <w:rPr>
-          <w:rFonts w:ascii="Times New Roman" w:eastAsia="Times New Roman" w:hAnsi="Times New Roman" w:cs="Times New Roman"/>
-          <w:b/>
-          <w:bCs/>
-          <w:sz w:val="36"/>
-          <w:szCs w:val="36"/>
-          <w:lang w:bidi="gu-IN"/>
-        </w:rPr>
-      </w:pPr>
-      <w:r>
-        <w:rPr>
-          <w:rFonts w:ascii="Times New Roman" w:eastAsia="Times New Roman" w:hAnsi="Times New Roman" w:cs="Times New Roman"/>
-          <w:b/>
-          <w:bCs/>
-          <w:sz w:val="36"/>
-          <w:szCs w:val="36"/>
-          <w:lang w:bidi="gu-IN"/>
-        </w:rPr>
-        <w:t>8. Human Health and Disease</w:t>
-      </w:r>
-    </w:p>
-    <w:p>
-      <w:pPr>
-        <w:numPr>
-          <w:ilvl w:val="0"/>
-          <w:numId w:val="45"/>
-        </w:numPr>
-        <w:spacing w:before="100" w:beforeAutospacing="1" w:after="100" w:afterAutospacing="1" w:line="240" w:lineRule="auto"/>
-        <w:rPr>
-          <w:rFonts w:ascii="Times New Roman" w:eastAsia="Times New Roman" w:hAnsi="Times New Roman" w:cs="Times New Roman"/>
-          <w:sz w:val="24"/>
-          <w:szCs w:val="24"/>
-          <w:lang w:bidi="gu-IN"/>
-        </w:rPr>
-      </w:pPr>
-      <w:r>
-        <w:rPr>
-          <w:rFonts w:ascii="Times New Roman" w:eastAsia="Times New Roman" w:hAnsi="Times New Roman" w:cs="Times New Roman"/>
-          <w:sz w:val="24"/>
-          <w:szCs w:val="24"/>
-          <w:lang w:bidi="gu-IN"/>
-        </w:rPr>
-        <w:t xml:space="preserve">Pathogens </w:t>
-      </w:r>
-    </w:p>
-    <w:p>
-      <w:pPr>
-        <w:numPr>
-          <w:ilvl w:val="0"/>
-          <w:numId w:val="45"/>
-        </w:numPr>
-        <w:spacing w:before="100" w:beforeAutospacing="1" w:after="100" w:afterAutospacing="1" w:line="240" w:lineRule="auto"/>
-        <w:rPr>
-          <w:rFonts w:ascii="Times New Roman" w:eastAsia="Times New Roman" w:hAnsi="Times New Roman" w:cs="Times New Roman"/>
-          <w:sz w:val="24"/>
-          <w:szCs w:val="24"/>
-          <w:lang w:bidi="gu-IN"/>
-        </w:rPr>
-      </w:pPr>
-      <w:r>
-        <w:rPr>
-          <w:rFonts w:ascii="Times New Roman" w:eastAsia="Times New Roman" w:hAnsi="Times New Roman" w:cs="Times New Roman"/>
-          <w:sz w:val="24"/>
-          <w:szCs w:val="24"/>
-          <w:lang w:bidi="gu-IN"/>
-        </w:rPr>
-        <w:t xml:space="preserve">Immunity </w:t>
-      </w:r>
-    </w:p>
-    <w:p>
-      <w:pPr>
-        <w:numPr>
-          <w:ilvl w:val="0"/>
-          <w:numId w:val="45"/>
-        </w:numPr>
-        <w:spacing w:before="100" w:beforeAutospacing="1" w:after="100" w:afterAutospacing="1" w:line="240" w:lineRule="auto"/>
-        <w:rPr>
-          <w:rFonts w:ascii="Times New Roman" w:eastAsia="Times New Roman" w:hAnsi="Times New Roman" w:cs="Times New Roman"/>
-          <w:sz w:val="24"/>
-          <w:szCs w:val="24"/>
-          <w:lang w:bidi="gu-IN"/>
-        </w:rPr>
-      </w:pPr>
-      <w:r>
-        <w:rPr>
-          <w:rFonts w:ascii="Times New Roman" w:eastAsia="Times New Roman" w:hAnsi="Times New Roman" w:cs="Times New Roman"/>
-          <w:sz w:val="24"/>
-          <w:szCs w:val="24"/>
-          <w:lang w:bidi="gu-IN"/>
-        </w:rPr>
-        <w:t xml:space="preserve">Vaccination </w:t>
-      </w:r>
-    </w:p>
-    <w:p>
-      <w:pPr>
-        <w:numPr>
-          <w:ilvl w:val="0"/>
-          <w:numId w:val="45"/>
-        </w:numPr>
-        <w:spacing w:before="100" w:beforeAutospacing="1" w:after="100" w:afterAutospacing="1" w:line="240" w:lineRule="auto"/>
-        <w:rPr>
-          <w:rFonts w:ascii="Times New Roman" w:eastAsia="Times New Roman" w:hAnsi="Times New Roman" w:cs="Times New Roman"/>
-          <w:sz w:val="24"/>
-          <w:szCs w:val="24"/>
-          <w:lang w:bidi="gu-IN"/>
-        </w:rPr>
-      </w:pPr>
-      <w:r>
-        <w:rPr>
-          <w:rFonts w:ascii="Times New Roman" w:eastAsia="Times New Roman" w:hAnsi="Times New Roman" w:cs="Times New Roman"/>
-          <w:sz w:val="24"/>
-          <w:szCs w:val="24"/>
-          <w:lang w:bidi="gu-IN"/>
-        </w:rPr>
-        <w:t xml:space="preserve">AIDS </w:t>
-      </w:r>
-    </w:p>
-    <w:p>
-      <w:pPr>
-        <w:numPr>
-          <w:ilvl w:val="0"/>
-          <w:numId w:val="45"/>
-        </w:numPr>
-        <w:spacing w:before="100" w:beforeAutospacing="1" w:after="100" w:afterAutospacing="1" w:line="240" w:lineRule="auto"/>
-        <w:rPr>
-          <w:rFonts w:ascii="Times New Roman" w:eastAsia="Times New Roman" w:hAnsi="Times New Roman" w:cs="Times New Roman"/>
-          <w:sz w:val="24"/>
-          <w:szCs w:val="24"/>
-          <w:lang w:bidi="gu-IN"/>
-        </w:rPr>
-      </w:pPr>
-      <w:r>
-        <w:rPr>
-          <w:rFonts w:ascii="Times New Roman" w:eastAsia="Times New Roman" w:hAnsi="Times New Roman" w:cs="Times New Roman"/>
-          <w:sz w:val="24"/>
-          <w:szCs w:val="24"/>
-          <w:lang w:bidi="gu-IN"/>
-        </w:rPr>
-        <w:lastRenderedPageBreak/>
-        <w:t xml:space="preserve">Cancer </w:t>
-      </w:r>
-    </w:p>
-    <w:p>
-      <w:pPr>
-        <w:numPr>
-          <w:ilvl w:val="0"/>
-          <w:numId w:val="45"/>
-        </w:numPr>
-        <w:spacing w:before="100" w:beforeAutospacing="1" w:after="100" w:afterAutospacing="1" w:line="240" w:lineRule="auto"/>
-        <w:rPr>
-          <w:rFonts w:ascii="Times New Roman" w:eastAsia="Times New Roman" w:hAnsi="Times New Roman" w:cs="Times New Roman"/>
-          <w:sz w:val="24"/>
-          <w:szCs w:val="24"/>
-          <w:lang w:bidi="gu-IN"/>
-        </w:rPr>
-      </w:pPr>
-      <w:r>
-        <w:rPr>
-          <w:rFonts w:ascii="Times New Roman" w:eastAsia="Times New Roman" w:hAnsi="Times New Roman" w:cs="Times New Roman"/>
-          <w:sz w:val="24"/>
-          <w:szCs w:val="24"/>
-          <w:lang w:bidi="gu-IN"/>
-        </w:rPr>
-        <w:t xml:space="preserve">Drug abuse </w:t>
-      </w:r>
-    </w:p>
-    <w:p>
-      <w:pPr>
-        <w:numPr>
-          <w:ilvl w:val="0"/>
-          <w:numId w:val="45"/>
-        </w:numPr>
-        <w:spacing w:before="100" w:beforeAutospacing="1" w:after="100" w:afterAutospacing="1" w:line="240" w:lineRule="auto"/>
-        <w:rPr>
-          <w:rFonts w:ascii="Times New Roman" w:eastAsia="Times New Roman" w:hAnsi="Times New Roman" w:cs="Times New Roman"/>
-          <w:sz w:val="24"/>
-          <w:szCs w:val="24"/>
-          <w:lang w:bidi="gu-IN"/>
-        </w:rPr>
-      </w:pPr>
-      <w:r>
-        <w:rPr>
-          <w:rFonts w:ascii="Times New Roman" w:eastAsia="Times New Roman" w:hAnsi="Times New Roman" w:cs="Times New Roman"/>
-          <w:sz w:val="24"/>
-          <w:szCs w:val="24"/>
-          <w:lang w:bidi="gu-IN"/>
-        </w:rPr>
-        <w:t xml:space="preserve">Allergies </w:t>
-      </w:r>
-    </w:p>
-    <w:p>
-      <w:pPr>
-        <w:spacing w:before="100" w:beforeAutospacing="1" w:after="100" w:afterAutospacing="1" w:line="240" w:lineRule="auto"/>
-        <w:outlineLvl w:val="1"/>
-        <w:rPr>
-          <w:rFonts w:ascii="Times New Roman" w:eastAsia="Times New Roman" w:hAnsi="Times New Roman" w:cs="Times New Roman"/>
-          <w:b/>
-          <w:bCs/>
-          <w:sz w:val="36"/>
-          <w:szCs w:val="36"/>
-          <w:lang w:bidi="gu-IN"/>
-        </w:rPr>
-      </w:pPr>
-      <w:r>
-        <w:rPr>
-          <w:rFonts w:ascii="Times New Roman" w:eastAsia="Times New Roman" w:hAnsi="Times New Roman" w:cs="Times New Roman"/>
-          <w:b/>
-          <w:bCs/>
-          <w:sz w:val="36"/>
-          <w:szCs w:val="36"/>
-          <w:lang w:bidi="gu-IN"/>
-        </w:rPr>
-        <w:t>9. Strategies for Enhancement in Food Production</w:t>
-      </w:r>
-    </w:p>
-    <w:p>
-      <w:pPr>
-        <w:numPr>
-          <w:ilvl w:val="0"/>
-          <w:numId w:val="46"/>
-        </w:numPr>
-        <w:spacing w:before="100" w:beforeAutospacing="1" w:after="100" w:afterAutospacing="1" w:line="240" w:lineRule="auto"/>
-        <w:rPr>
-          <w:rFonts w:ascii="Times New Roman" w:eastAsia="Times New Roman" w:hAnsi="Times New Roman" w:cs="Times New Roman"/>
-          <w:sz w:val="24"/>
-          <w:szCs w:val="24"/>
-          <w:lang w:bidi="gu-IN"/>
-        </w:rPr>
-      </w:pPr>
-      <w:r>
-        <w:rPr>
-          <w:rFonts w:ascii="Times New Roman" w:eastAsia="Times New Roman" w:hAnsi="Times New Roman" w:cs="Times New Roman"/>
-          <w:sz w:val="24"/>
-          <w:szCs w:val="24"/>
-          <w:lang w:bidi="gu-IN"/>
-        </w:rPr>
-        <w:t xml:space="preserve">Animal husbandry </w:t>
-      </w:r>
-    </w:p>
-    <w:p>
-      <w:pPr>
-        <w:numPr>
-          <w:ilvl w:val="0"/>
-          <w:numId w:val="46"/>
-        </w:numPr>
-        <w:spacing w:before="100" w:beforeAutospacing="1" w:after="100" w:afterAutospacing="1" w:line="240" w:lineRule="auto"/>
-        <w:rPr>
-          <w:rFonts w:ascii="Times New Roman" w:eastAsia="Times New Roman" w:hAnsi="Times New Roman" w:cs="Times New Roman"/>
-          <w:sz w:val="24"/>
-          <w:szCs w:val="24"/>
-          <w:lang w:bidi="gu-IN"/>
-        </w:rPr>
-      </w:pPr>
-      <w:r>
-        <w:rPr>
-          <w:rFonts w:ascii="Times New Roman" w:eastAsia="Times New Roman" w:hAnsi="Times New Roman" w:cs="Times New Roman"/>
-          <w:sz w:val="24"/>
-          <w:szCs w:val="24"/>
-          <w:lang w:bidi="gu-IN"/>
-        </w:rPr>
-        <w:t xml:space="preserve">Plant breeding </w:t>
-      </w:r>
-    </w:p>
-    <w:p>
-      <w:pPr>
-        <w:numPr>
-          <w:ilvl w:val="0"/>
-          <w:numId w:val="46"/>
-        </w:numPr>
-        <w:spacing w:before="100" w:beforeAutospacing="1" w:after="100" w:afterAutospacing="1" w:line="240" w:lineRule="auto"/>
-        <w:rPr>
-          <w:rFonts w:ascii="Times New Roman" w:eastAsia="Times New Roman" w:hAnsi="Times New Roman" w:cs="Times New Roman"/>
-          <w:sz w:val="24"/>
-          <w:szCs w:val="24"/>
-          <w:lang w:bidi="gu-IN"/>
-        </w:rPr>
-      </w:pPr>
-      <w:r>
-        <w:rPr>
-          <w:rFonts w:ascii="Times New Roman" w:eastAsia="Times New Roman" w:hAnsi="Times New Roman" w:cs="Times New Roman"/>
-          <w:sz w:val="24"/>
-          <w:szCs w:val="24"/>
-          <w:lang w:bidi="gu-IN"/>
-        </w:rPr>
-        <w:t xml:space="preserve">Single cell protein </w:t>
-      </w:r>
-    </w:p>
-    <w:p>
-      <w:pPr>
-        <w:numPr>
-          <w:ilvl w:val="0"/>
-          <w:numId w:val="46"/>
-        </w:numPr>
-        <w:spacing w:before="100" w:beforeAutospacing="1" w:after="100" w:afterAutospacing="1" w:line="240" w:lineRule="auto"/>
-        <w:rPr>
-          <w:rFonts w:ascii="Times New Roman" w:eastAsia="Times New Roman" w:hAnsi="Times New Roman" w:cs="Times New Roman"/>
-          <w:sz w:val="24"/>
-          <w:szCs w:val="24"/>
-          <w:lang w:bidi="gu-IN"/>
-        </w:rPr>
-      </w:pPr>
-      <w:r>
-        <w:rPr>
-          <w:rFonts w:ascii="Times New Roman" w:eastAsia="Times New Roman" w:hAnsi="Times New Roman" w:cs="Times New Roman"/>
-          <w:sz w:val="24"/>
-          <w:szCs w:val="24"/>
-          <w:lang w:bidi="gu-IN"/>
-        </w:rPr>
-        <w:t xml:space="preserve">Tissue culture </w:t>
-      </w:r>
-    </w:p>
-    <w:p>
-      <w:pPr>
-        <w:numPr>
-          <w:ilvl w:val="0"/>
-          <w:numId w:val="46"/>
-        </w:numPr>
-        <w:spacing w:before="100" w:beforeAutospacing="1" w:after="100" w:afterAutospacing="1" w:line="240" w:lineRule="auto"/>
-        <w:rPr>
-          <w:rFonts w:ascii="Times New Roman" w:eastAsia="Times New Roman" w:hAnsi="Times New Roman" w:cs="Times New Roman"/>
-          <w:sz w:val="24"/>
-          <w:szCs w:val="24"/>
-          <w:lang w:bidi="gu-IN"/>
-        </w:rPr>
-      </w:pPr>
-      <w:proofErr w:type="spellStart"/>
-      <w:r>
-        <w:rPr>
-          <w:rFonts w:ascii="Times New Roman" w:eastAsia="Times New Roman" w:hAnsi="Times New Roman" w:cs="Times New Roman"/>
-          <w:sz w:val="24"/>
-          <w:szCs w:val="24"/>
-          <w:lang w:bidi="gu-IN"/>
-        </w:rPr>
-        <w:t>Biofortification</w:t>
-      </w:r>
-      <w:proofErr w:type="spellEnd"/>
-      <w:r>
-        <w:rPr>
-          <w:rFonts w:ascii="Times New Roman" w:eastAsia="Times New Roman" w:hAnsi="Times New Roman" w:cs="Times New Roman"/>
-          <w:sz w:val="24"/>
-          <w:szCs w:val="24"/>
-          <w:lang w:bidi="gu-IN"/>
-        </w:rPr>
-        <w:t xml:space="preserve"> </w:t>
-      </w:r>
-    </w:p>
-    <w:p>
-      <w:pPr>
-        <w:spacing w:before="100" w:beforeAutospacing="1" w:after="100" w:afterAutospacing="1" w:line="240" w:lineRule="auto"/>
-        <w:outlineLvl w:val="1"/>
-        <w:rPr>
-          <w:rFonts w:ascii="Times New Roman" w:eastAsia="Times New Roman" w:hAnsi="Times New Roman" w:cs="Times New Roman"/>
-          <w:b/>
-          <w:bCs/>
-          <w:sz w:val="36"/>
-          <w:szCs w:val="36"/>
-          <w:lang w:bidi="gu-IN"/>
-        </w:rPr>
-      </w:pPr>
-      <w:r>
-        <w:rPr>
-          <w:rFonts w:ascii="Times New Roman" w:eastAsia="Times New Roman" w:hAnsi="Times New Roman" w:cs="Times New Roman"/>
-          <w:b/>
-          <w:bCs/>
-          <w:sz w:val="36"/>
-          <w:szCs w:val="36"/>
-          <w:lang w:bidi="gu-IN"/>
-        </w:rPr>
-        <w:t>10. Microbes in Human Welfare</w:t>
-      </w:r>
-    </w:p>
-    <w:p>
-      <w:pPr>
-        <w:numPr>
-          <w:ilvl w:val="0"/>
-          <w:numId w:val="47"/>
-        </w:numPr>
-        <w:spacing w:before="100" w:beforeAutospacing="1" w:after="100" w:afterAutospacing="1" w:line="240" w:lineRule="auto"/>
-        <w:rPr>
-          <w:rFonts w:ascii="Times New Roman" w:eastAsia="Times New Roman" w:hAnsi="Times New Roman" w:cs="Times New Roman"/>
-          <w:sz w:val="24"/>
-          <w:szCs w:val="24"/>
-          <w:lang w:bidi="gu-IN"/>
-        </w:rPr>
-      </w:pPr>
-      <w:r>
-        <w:rPr>
-          <w:rFonts w:ascii="Times New Roman" w:eastAsia="Times New Roman" w:hAnsi="Times New Roman" w:cs="Times New Roman"/>
-          <w:sz w:val="24"/>
-          <w:szCs w:val="24"/>
-          <w:lang w:bidi="gu-IN"/>
-        </w:rPr>
-        <w:t xml:space="preserve">Microbes in household products </w:t>
-      </w:r>
-    </w:p>
-    <w:p>
-      <w:pPr>
-        <w:numPr>
-          <w:ilvl w:val="0"/>
-          <w:numId w:val="47"/>
-        </w:numPr>
-        <w:spacing w:before="100" w:beforeAutospacing="1" w:after="100" w:afterAutospacing="1" w:line="240" w:lineRule="auto"/>
-        <w:rPr>
-          <w:rFonts w:ascii="Times New Roman" w:eastAsia="Times New Roman" w:hAnsi="Times New Roman" w:cs="Times New Roman"/>
-          <w:sz w:val="24"/>
-          <w:szCs w:val="24"/>
-          <w:lang w:bidi="gu-IN"/>
-        </w:rPr>
-      </w:pPr>
-      <w:r>
-        <w:rPr>
-          <w:rFonts w:ascii="Times New Roman" w:eastAsia="Times New Roman" w:hAnsi="Times New Roman" w:cs="Times New Roman"/>
-          <w:sz w:val="24"/>
-          <w:szCs w:val="24"/>
-          <w:lang w:bidi="gu-IN"/>
-        </w:rPr>
-        <w:t xml:space="preserve">Industrial products </w:t>
-      </w:r>
-    </w:p>
-    <w:p>
-      <w:pPr>
-        <w:numPr>
-          <w:ilvl w:val="0"/>
-          <w:numId w:val="47"/>
-        </w:numPr>
-        <w:spacing w:before="100" w:beforeAutospacing="1" w:after="100" w:afterAutospacing="1" w:line="240" w:lineRule="auto"/>
-        <w:rPr>
-          <w:rFonts w:ascii="Times New Roman" w:eastAsia="Times New Roman" w:hAnsi="Times New Roman" w:cs="Times New Roman"/>
-          <w:sz w:val="24"/>
-          <w:szCs w:val="24"/>
-          <w:lang w:bidi="gu-IN"/>
-        </w:rPr>
-      </w:pPr>
-      <w:r>
-        <w:rPr>
-          <w:rFonts w:ascii="Times New Roman" w:eastAsia="Times New Roman" w:hAnsi="Times New Roman" w:cs="Times New Roman"/>
-          <w:sz w:val="24"/>
-          <w:szCs w:val="24"/>
-          <w:lang w:bidi="gu-IN"/>
-        </w:rPr>
-        <w:t xml:space="preserve">Sewage treatment </w:t>
-      </w:r>
-    </w:p>
-    <w:p>
-      <w:pPr>
-        <w:numPr>
-          <w:ilvl w:val="0"/>
-          <w:numId w:val="47"/>
-        </w:numPr>
-        <w:spacing w:before="100" w:beforeAutospacing="1" w:after="100" w:afterAutospacing="1" w:line="240" w:lineRule="auto"/>
-        <w:rPr>
-          <w:rFonts w:ascii="Times New Roman" w:eastAsia="Times New Roman" w:hAnsi="Times New Roman" w:cs="Times New Roman"/>
-          <w:sz w:val="24"/>
-          <w:szCs w:val="24"/>
-          <w:lang w:bidi="gu-IN"/>
-        </w:rPr>
-      </w:pPr>
-      <w:r>
-        <w:rPr>
-          <w:rFonts w:ascii="Times New Roman" w:eastAsia="Times New Roman" w:hAnsi="Times New Roman" w:cs="Times New Roman"/>
-          <w:sz w:val="24"/>
-          <w:szCs w:val="24"/>
-          <w:lang w:bidi="gu-IN"/>
-        </w:rPr>
-        <w:t xml:space="preserve">Biogas production </w:t>
-      </w:r>
-    </w:p>
-    <w:p>
-      <w:pPr>
-        <w:numPr>
-          <w:ilvl w:val="0"/>
-          <w:numId w:val="47"/>
-        </w:numPr>
-        <w:spacing w:before="100" w:beforeAutospacing="1" w:after="100" w:afterAutospacing="1" w:line="240" w:lineRule="auto"/>
-        <w:rPr>
-          <w:rFonts w:ascii="Times New Roman" w:eastAsia="Times New Roman" w:hAnsi="Times New Roman" w:cs="Times New Roman"/>
-          <w:sz w:val="24"/>
-          <w:szCs w:val="24"/>
-          <w:lang w:bidi="gu-IN"/>
-        </w:rPr>
-      </w:pPr>
-      <w:proofErr w:type="spellStart"/>
-      <w:r>
-        <w:rPr>
-          <w:rFonts w:ascii="Times New Roman" w:eastAsia="Times New Roman" w:hAnsi="Times New Roman" w:cs="Times New Roman"/>
-          <w:sz w:val="24"/>
-          <w:szCs w:val="24"/>
-          <w:lang w:bidi="gu-IN"/>
-        </w:rPr>
-        <w:t>Biocontrol</w:t>
-      </w:r>
-      <w:proofErr w:type="spellEnd"/>
-      <w:r>
-        <w:rPr>
-          <w:rFonts w:ascii="Times New Roman" w:eastAsia="Times New Roman" w:hAnsi="Times New Roman" w:cs="Times New Roman"/>
-          <w:sz w:val="24"/>
-          <w:szCs w:val="24"/>
-          <w:lang w:bidi="gu-IN"/>
-        </w:rPr>
-        <w:t xml:space="preserve"> agents </w:t>
-      </w:r>
-    </w:p>
-    <w:p>
-      <w:pPr>
-        <w:numPr>
-          <w:ilvl w:val="0"/>
-          <w:numId w:val="47"/>
-        </w:numPr>
-        <w:spacing w:before="100" w:beforeAutospacing="1" w:after="100" w:afterAutospacing="1" w:line="240" w:lineRule="auto"/>
-        <w:rPr>
-          <w:rFonts w:ascii="Times New Roman" w:eastAsia="Times New Roman" w:hAnsi="Times New Roman" w:cs="Times New Roman"/>
-          <w:sz w:val="24"/>
-          <w:szCs w:val="24"/>
-          <w:lang w:bidi="gu-IN"/>
-        </w:rPr>
-      </w:pPr>
-      <w:proofErr w:type="spellStart"/>
-      <w:r>
-        <w:rPr>
-          <w:rFonts w:ascii="Times New Roman" w:eastAsia="Times New Roman" w:hAnsi="Times New Roman" w:cs="Times New Roman"/>
-          <w:sz w:val="24"/>
-          <w:szCs w:val="24"/>
-          <w:lang w:bidi="gu-IN"/>
-        </w:rPr>
-        <w:t>Biofertilizers</w:t>
-      </w:r>
-      <w:proofErr w:type="spellEnd"/>
-      <w:r>
-        <w:rPr>
-          <w:rFonts w:ascii="Times New Roman" w:eastAsia="Times New Roman" w:hAnsi="Times New Roman" w:cs="Times New Roman"/>
-          <w:sz w:val="24"/>
-          <w:szCs w:val="24"/>
-          <w:lang w:bidi="gu-IN"/>
-        </w:rPr>
-        <w:t xml:space="preserve"> </w:t>
-      </w:r>
-    </w:p>
-    <w:p>
-      <w:pPr>
-        <w:spacing w:before="100" w:beforeAutospacing="1" w:after="100" w:afterAutospacing="1" w:line="240" w:lineRule="auto"/>
-        <w:outlineLvl w:val="1"/>
-        <w:rPr>
-          <w:rFonts w:ascii="Times New Roman" w:eastAsia="Times New Roman" w:hAnsi="Times New Roman" w:cs="Times New Roman"/>
-          <w:b/>
-          <w:bCs/>
-          <w:sz w:val="36"/>
-          <w:szCs w:val="36"/>
-          <w:lang w:bidi="gu-IN"/>
-        </w:rPr>
-      </w:pPr>
-      <w:r>
-        <w:rPr>
-          <w:rFonts w:ascii="Times New Roman" w:eastAsia="Times New Roman" w:hAnsi="Times New Roman" w:cs="Times New Roman"/>
-          <w:b/>
-          <w:bCs/>
-          <w:sz w:val="36"/>
-          <w:szCs w:val="36"/>
-          <w:lang w:bidi="gu-IN"/>
-        </w:rPr>
-        <w:t>11. Biotechnology: Principles and Processes</w:t>
-      </w:r>
-    </w:p>
-    <w:p>
-      <w:pPr>
-        <w:numPr>
-          <w:ilvl w:val="0"/>
-          <w:numId w:val="48"/>
-        </w:numPr>
-        <w:spacing w:before="100" w:beforeAutospacing="1" w:after="100" w:afterAutospacing="1" w:line="240" w:lineRule="auto"/>
-        <w:rPr>
-          <w:rFonts w:ascii="Times New Roman" w:eastAsia="Times New Roman" w:hAnsi="Times New Roman" w:cs="Times New Roman"/>
-          <w:sz w:val="24"/>
-          <w:szCs w:val="24"/>
-          <w:lang w:bidi="gu-IN"/>
-        </w:rPr>
-      </w:pPr>
-      <w:r>
-        <w:rPr>
-          <w:rFonts w:ascii="Times New Roman" w:eastAsia="Times New Roman" w:hAnsi="Times New Roman" w:cs="Times New Roman"/>
-          <w:sz w:val="24"/>
-          <w:szCs w:val="24"/>
-          <w:lang w:bidi="gu-IN"/>
-        </w:rPr>
-        <w:t xml:space="preserve">Genetic engineering </w:t>
-      </w:r>
-    </w:p>
-    <w:p>
-      <w:pPr>
-        <w:numPr>
-          <w:ilvl w:val="0"/>
-          <w:numId w:val="48"/>
-        </w:numPr>
-        <w:spacing w:before="100" w:beforeAutospacing="1" w:after="100" w:afterAutospacing="1" w:line="240" w:lineRule="auto"/>
-        <w:rPr>
-          <w:rFonts w:ascii="Times New Roman" w:eastAsia="Times New Roman" w:hAnsi="Times New Roman" w:cs="Times New Roman"/>
-          <w:sz w:val="24"/>
-          <w:szCs w:val="24"/>
-          <w:lang w:bidi="gu-IN"/>
-        </w:rPr>
-      </w:pPr>
-      <w:r>
-        <w:rPr>
-          <w:rFonts w:ascii="Times New Roman" w:eastAsia="Times New Roman" w:hAnsi="Times New Roman" w:cs="Times New Roman"/>
-          <w:sz w:val="24"/>
-          <w:szCs w:val="24"/>
-          <w:lang w:bidi="gu-IN"/>
-        </w:rPr>
-        <w:t xml:space="preserve">Recombinant DNA technology </w:t>
-      </w:r>
-    </w:p>
-    <w:p>
-      <w:pPr>
-        <w:numPr>
-          <w:ilvl w:val="0"/>
-          <w:numId w:val="48"/>
-        </w:numPr>
-        <w:spacing w:before="100" w:beforeAutospacing="1" w:after="100" w:afterAutospacing="1" w:line="240" w:lineRule="auto"/>
-        <w:rPr>
-          <w:rFonts w:ascii="Times New Roman" w:eastAsia="Times New Roman" w:hAnsi="Times New Roman" w:cs="Times New Roman"/>
-          <w:sz w:val="24"/>
-          <w:szCs w:val="24"/>
-          <w:lang w:bidi="gu-IN"/>
-        </w:rPr>
-      </w:pPr>
-      <w:r>
-        <w:rPr>
-          <w:rFonts w:ascii="Times New Roman" w:eastAsia="Times New Roman" w:hAnsi="Times New Roman" w:cs="Times New Roman"/>
-          <w:sz w:val="24"/>
-          <w:szCs w:val="24"/>
-          <w:lang w:bidi="gu-IN"/>
-        </w:rPr>
-        <w:t xml:space="preserve">Cloning vectors </w:t>
-      </w:r>
-    </w:p>
-    <w:p>
-      <w:pPr>
-        <w:numPr>
-          <w:ilvl w:val="0"/>
-          <w:numId w:val="48"/>
-        </w:numPr>
-        <w:spacing w:before="100" w:beforeAutospacing="1" w:after="100" w:afterAutospacing="1" w:line="240" w:lineRule="auto"/>
-        <w:rPr>
-          <w:rFonts w:ascii="Times New Roman" w:eastAsia="Times New Roman" w:hAnsi="Times New Roman" w:cs="Times New Roman"/>
-          <w:sz w:val="24"/>
-          <w:szCs w:val="24"/>
-          <w:lang w:bidi="gu-IN"/>
-        </w:rPr>
-      </w:pPr>
-      <w:r>
-        <w:rPr>
-          <w:rFonts w:ascii="Times New Roman" w:eastAsia="Times New Roman" w:hAnsi="Times New Roman" w:cs="Times New Roman"/>
-          <w:sz w:val="24"/>
-          <w:szCs w:val="24"/>
-          <w:lang w:bidi="gu-IN"/>
-        </w:rPr>
-        <w:t xml:space="preserve">PCR </w:t>
-      </w:r>
-    </w:p>
-    <w:p>
-      <w:pPr>
-        <w:numPr>
-          <w:ilvl w:val="0"/>
-          <w:numId w:val="48"/>
-        </w:numPr>
-        <w:spacing w:before="100" w:beforeAutospacing="1" w:after="100" w:afterAutospacing="1" w:line="240" w:lineRule="auto"/>
-        <w:rPr>
-          <w:rFonts w:ascii="Times New Roman" w:eastAsia="Times New Roman" w:hAnsi="Times New Roman" w:cs="Times New Roman"/>
-          <w:sz w:val="24"/>
-          <w:szCs w:val="24"/>
-          <w:lang w:bidi="gu-IN"/>
-        </w:rPr>
-      </w:pPr>
-      <w:r>
-        <w:rPr>
-          <w:rFonts w:ascii="Times New Roman" w:eastAsia="Times New Roman" w:hAnsi="Times New Roman" w:cs="Times New Roman"/>
-          <w:sz w:val="24"/>
-          <w:szCs w:val="24"/>
-          <w:lang w:bidi="gu-IN"/>
-        </w:rPr>
-        <w:t xml:space="preserve">Bioreactors </w:t>
-      </w:r>
-    </w:p>
-    <w:p>
-      <w:pPr>
-        <w:numPr>
-          <w:ilvl w:val="0"/>
-          <w:numId w:val="48"/>
-        </w:numPr>
-        <w:spacing w:before="100" w:beforeAutospacing="1" w:after="100" w:afterAutospacing="1" w:line="240" w:lineRule="auto"/>
-        <w:rPr>
-          <w:rFonts w:ascii="Times New Roman" w:eastAsia="Times New Roman" w:hAnsi="Times New Roman" w:cs="Times New Roman"/>
-          <w:sz w:val="24"/>
-          <w:szCs w:val="24"/>
-          <w:lang w:bidi="gu-IN"/>
-        </w:rPr>
-      </w:pPr>
-      <w:r>
-        <w:rPr>
-          <w:rFonts w:ascii="Times New Roman" w:eastAsia="Times New Roman" w:hAnsi="Times New Roman" w:cs="Times New Roman"/>
-          <w:sz w:val="24"/>
-          <w:szCs w:val="24"/>
-          <w:lang w:bidi="gu-IN"/>
-        </w:rPr>
-        <w:t xml:space="preserve">Downstream processing </w:t>
-      </w:r>
-    </w:p>
-    <w:p>
-      <w:pPr>
-        <w:spacing w:before="100" w:beforeAutospacing="1" w:after="100" w:afterAutospacing="1" w:line="240" w:lineRule="auto"/>
-        <w:outlineLvl w:val="1"/>
-        <w:rPr>
-          <w:rFonts w:ascii="Times New Roman" w:eastAsia="Times New Roman" w:hAnsi="Times New Roman" w:cs="Times New Roman"/>
-          <w:b/>
-          <w:bCs/>
-          <w:sz w:val="36"/>
-          <w:szCs w:val="36"/>
-          <w:lang w:bidi="gu-IN"/>
-        </w:rPr>
-      </w:pPr>
-      <w:r>
-        <w:rPr>
-          <w:rFonts w:ascii="Times New Roman" w:eastAsia="Times New Roman" w:hAnsi="Times New Roman" w:cs="Times New Roman"/>
-          <w:b/>
-          <w:bCs/>
-          <w:sz w:val="36"/>
-          <w:szCs w:val="36"/>
-          <w:lang w:bidi="gu-IN"/>
-        </w:rPr>
-        <w:t>12. Biotechnology and its Applications</w:t>
-      </w:r>
-    </w:p>
-    <w:p>
-      <w:pPr>
-        <w:numPr>
-          <w:ilvl w:val="0"/>
-          <w:numId w:val="49"/>
-        </w:numPr>
-        <w:spacing w:before="100" w:beforeAutospacing="1" w:after="100" w:afterAutospacing="1" w:line="240" w:lineRule="auto"/>
-        <w:rPr>
-          <w:rFonts w:ascii="Times New Roman" w:eastAsia="Times New Roman" w:hAnsi="Times New Roman" w:cs="Times New Roman"/>
-          <w:sz w:val="24"/>
-          <w:szCs w:val="24"/>
-          <w:lang w:bidi="gu-IN"/>
-        </w:rPr>
-      </w:pPr>
-      <w:r>
-        <w:rPr>
-          <w:rFonts w:ascii="Times New Roman" w:eastAsia="Times New Roman" w:hAnsi="Times New Roman" w:cs="Times New Roman"/>
-          <w:sz w:val="24"/>
-          <w:szCs w:val="24"/>
-          <w:lang w:bidi="gu-IN"/>
-        </w:rPr>
-        <w:t xml:space="preserve">Biotechnological applications in medicine </w:t>
-      </w:r>
-    </w:p>
-    <w:p>
-      <w:pPr>
-        <w:numPr>
-          <w:ilvl w:val="0"/>
-          <w:numId w:val="49"/>
-        </w:numPr>
-        <w:spacing w:before="100" w:beforeAutospacing="1" w:after="100" w:afterAutospacing="1" w:line="240" w:lineRule="auto"/>
-        <w:rPr>
-          <w:rFonts w:ascii="Times New Roman" w:eastAsia="Times New Roman" w:hAnsi="Times New Roman" w:cs="Times New Roman"/>
-          <w:sz w:val="24"/>
-          <w:szCs w:val="24"/>
-          <w:lang w:bidi="gu-IN"/>
-        </w:rPr>
-      </w:pPr>
-      <w:r>
-        <w:rPr>
-          <w:rFonts w:ascii="Times New Roman" w:eastAsia="Times New Roman" w:hAnsi="Times New Roman" w:cs="Times New Roman"/>
-          <w:sz w:val="24"/>
-          <w:szCs w:val="24"/>
-          <w:lang w:bidi="gu-IN"/>
-        </w:rPr>
-        <w:t xml:space="preserve">GM crops </w:t>
-      </w:r>
-    </w:p>
-    <w:p>
-      <w:pPr>
-        <w:numPr>
-          <w:ilvl w:val="0"/>
-          <w:numId w:val="49"/>
-        </w:numPr>
-        <w:spacing w:before="100" w:beforeAutospacing="1" w:after="100" w:afterAutospacing="1" w:line="240" w:lineRule="auto"/>
-        <w:rPr>
-          <w:rFonts w:ascii="Times New Roman" w:eastAsia="Times New Roman" w:hAnsi="Times New Roman" w:cs="Times New Roman"/>
-          <w:sz w:val="24"/>
-          <w:szCs w:val="24"/>
-          <w:lang w:bidi="gu-IN"/>
-        </w:rPr>
-      </w:pPr>
-      <w:r>
-        <w:rPr>
-          <w:rFonts w:ascii="Times New Roman" w:eastAsia="Times New Roman" w:hAnsi="Times New Roman" w:cs="Times New Roman"/>
-          <w:sz w:val="24"/>
-          <w:szCs w:val="24"/>
-          <w:lang w:bidi="gu-IN"/>
-        </w:rPr>
-        <w:t xml:space="preserve">Bt cotton </w:t>
-      </w:r>
-    </w:p>
-    <w:p>
-      <w:pPr>
-        <w:numPr>
-          <w:ilvl w:val="0"/>
-          <w:numId w:val="49"/>
-        </w:numPr>
-        <w:spacing w:before="100" w:beforeAutospacing="1" w:after="100" w:afterAutospacing="1" w:line="240" w:lineRule="auto"/>
-        <w:rPr>
-          <w:rFonts w:ascii="Times New Roman" w:eastAsia="Times New Roman" w:hAnsi="Times New Roman" w:cs="Times New Roman"/>
-          <w:sz w:val="24"/>
-          <w:szCs w:val="24"/>
-          <w:lang w:bidi="gu-IN"/>
-        </w:rPr>
-      </w:pPr>
-      <w:r>
-        <w:rPr>
-          <w:rFonts w:ascii="Times New Roman" w:eastAsia="Times New Roman" w:hAnsi="Times New Roman" w:cs="Times New Roman"/>
-          <w:sz w:val="24"/>
-          <w:szCs w:val="24"/>
-          <w:lang w:bidi="gu-IN"/>
-        </w:rPr>
-        <w:t xml:space="preserve">Gene therapy </w:t>
-      </w:r>
-    </w:p>
-    <w:p>
-      <w:pPr>
-        <w:numPr>
-          <w:ilvl w:val="0"/>
-          <w:numId w:val="49"/>
-        </w:numPr>
-        <w:spacing w:before="100" w:beforeAutospacing="1" w:after="100" w:afterAutospacing="1" w:line="240" w:lineRule="auto"/>
-        <w:rPr>
-          <w:rFonts w:ascii="Times New Roman" w:eastAsia="Times New Roman" w:hAnsi="Times New Roman" w:cs="Times New Roman"/>
-          <w:sz w:val="24"/>
-          <w:szCs w:val="24"/>
-          <w:lang w:bidi="gu-IN"/>
-        </w:rPr>
-      </w:pPr>
-      <w:r>
-        <w:rPr>
-          <w:rFonts w:ascii="Times New Roman" w:eastAsia="Times New Roman" w:hAnsi="Times New Roman" w:cs="Times New Roman"/>
-          <w:sz w:val="24"/>
-          <w:szCs w:val="24"/>
-          <w:lang w:bidi="gu-IN"/>
-        </w:rPr>
-        <w:t xml:space="preserve">Transgenic animals </w:t>
-      </w:r>
-    </w:p>
-    <w:p>
-      <w:pPr>
-        <w:numPr>
-          <w:ilvl w:val="0"/>
-          <w:numId w:val="49"/>
-        </w:numPr>
-        <w:spacing w:before="100" w:beforeAutospacing="1" w:after="100" w:afterAutospacing="1" w:line="240" w:lineRule="auto"/>
-        <w:rPr>
-          <w:rFonts w:ascii="Times New Roman" w:eastAsia="Times New Roman" w:hAnsi="Times New Roman" w:cs="Times New Roman"/>
-          <w:sz w:val="24"/>
-          <w:szCs w:val="24"/>
-          <w:lang w:bidi="gu-IN"/>
-        </w:rPr>
-      </w:pPr>
-      <w:proofErr w:type="spellStart"/>
-      <w:r>
-        <w:rPr>
-          <w:rFonts w:ascii="Times New Roman" w:eastAsia="Times New Roman" w:hAnsi="Times New Roman" w:cs="Times New Roman"/>
-          <w:sz w:val="24"/>
-          <w:szCs w:val="24"/>
-          <w:lang w:bidi="gu-IN"/>
-        </w:rPr>
-        <w:t>Biopatents</w:t>
-      </w:r>
-      <w:proofErr w:type="spellEnd"/>
-      <w:r>
-        <w:rPr>
-          <w:rFonts w:ascii="Times New Roman" w:eastAsia="Times New Roman" w:hAnsi="Times New Roman" w:cs="Times New Roman"/>
-          <w:sz w:val="24"/>
-          <w:szCs w:val="24"/>
-          <w:lang w:bidi="gu-IN"/>
-        </w:rPr>
-        <w:t xml:space="preserve"> </w:t>
-      </w:r>
-    </w:p>
-    <w:p>
-      <w:pPr>
-        <w:numPr>
-          <w:ilvl w:val="0"/>
-          <w:numId w:val="49"/>
-        </w:numPr>
-        <w:spacing w:before="100" w:beforeAutospacing="1" w:after="100" w:afterAutospacing="1" w:line="240" w:lineRule="auto"/>
-        <w:rPr>
-          <w:rFonts w:ascii="Times New Roman" w:eastAsia="Times New Roman" w:hAnsi="Times New Roman" w:cs="Times New Roman"/>
-          <w:sz w:val="24"/>
-          <w:szCs w:val="24"/>
-          <w:lang w:bidi="gu-IN"/>
-        </w:rPr>
-      </w:pPr>
-      <w:proofErr w:type="spellStart"/>
-      <w:r>
-        <w:rPr>
-          <w:rFonts w:ascii="Times New Roman" w:eastAsia="Times New Roman" w:hAnsi="Times New Roman" w:cs="Times New Roman"/>
-          <w:sz w:val="24"/>
-          <w:szCs w:val="24"/>
-          <w:lang w:bidi="gu-IN"/>
-        </w:rPr>
-        <w:t>Biosafety</w:t>
-      </w:r>
-      <w:proofErr w:type="spellEnd"/>
-      <w:r>
-        <w:rPr>
-          <w:rFonts w:ascii="Times New Roman" w:eastAsia="Times New Roman" w:hAnsi="Times New Roman" w:cs="Times New Roman"/>
-          <w:sz w:val="24"/>
-          <w:szCs w:val="24"/>
-          <w:lang w:bidi="gu-IN"/>
-        </w:rPr>
-        <w:t xml:space="preserve"> issues </w:t>
-      </w:r>
-    </w:p>
-    <w:p>
-      <w:pPr>
-        <w:spacing w:before="100" w:beforeAutospacing="1" w:after="100" w:afterAutospacing="1" w:line="240" w:lineRule="auto"/>
-        <w:outlineLvl w:val="1"/>
-        <w:rPr>
-          <w:rFonts w:ascii="Times New Roman" w:eastAsia="Times New Roman" w:hAnsi="Times New Roman" w:cs="Times New Roman"/>
-          <w:b/>
-          <w:bCs/>
-          <w:sz w:val="36"/>
-          <w:szCs w:val="36"/>
-          <w:lang w:bidi="gu-IN"/>
-        </w:rPr>
-      </w:pPr>
-      <w:r>
-        <w:rPr>
-          <w:rFonts w:ascii="Times New Roman" w:eastAsia="Times New Roman" w:hAnsi="Times New Roman" w:cs="Times New Roman"/>
-          <w:b/>
-          <w:bCs/>
-          <w:sz w:val="36"/>
-          <w:szCs w:val="36"/>
-          <w:lang w:bidi="gu-IN"/>
-        </w:rPr>
-        <w:t>13. Organisms and Populations</w:t>
-      </w:r>
-    </w:p>
-    <w:p>
-      <w:pPr>
-        <w:numPr>
-          <w:ilvl w:val="0"/>
-          <w:numId w:val="50"/>
-        </w:numPr>
-        <w:spacing w:before="100" w:beforeAutospacing="1" w:after="100" w:afterAutospacing="1" w:line="240" w:lineRule="auto"/>
-        <w:rPr>
-          <w:rFonts w:ascii="Times New Roman" w:eastAsia="Times New Roman" w:hAnsi="Times New Roman" w:cs="Times New Roman"/>
-          <w:sz w:val="24"/>
-          <w:szCs w:val="24"/>
-          <w:lang w:bidi="gu-IN"/>
-        </w:rPr>
-      </w:pPr>
-      <w:r>
-        <w:rPr>
-          <w:rFonts w:ascii="Times New Roman" w:eastAsia="Times New Roman" w:hAnsi="Times New Roman" w:cs="Times New Roman"/>
-          <w:sz w:val="24"/>
-          <w:szCs w:val="24"/>
-          <w:lang w:bidi="gu-IN"/>
-        </w:rPr>
-        <w:t xml:space="preserve">Habitat </w:t>
-      </w:r>
-    </w:p>
-    <w:p>
-      <w:pPr>
-        <w:numPr>
-          <w:ilvl w:val="0"/>
-          <w:numId w:val="50"/>
-        </w:numPr>
-        <w:spacing w:before="100" w:beforeAutospacing="1" w:after="100" w:afterAutospacing="1" w:line="240" w:lineRule="auto"/>
-        <w:rPr>
-          <w:rFonts w:ascii="Times New Roman" w:eastAsia="Times New Roman" w:hAnsi="Times New Roman" w:cs="Times New Roman"/>
-          <w:sz w:val="24"/>
-          <w:szCs w:val="24"/>
-          <w:lang w:bidi="gu-IN"/>
-        </w:rPr>
-      </w:pPr>
-      <w:r>
-        <w:rPr>
-          <w:rFonts w:ascii="Times New Roman" w:eastAsia="Times New Roman" w:hAnsi="Times New Roman" w:cs="Times New Roman"/>
-          <w:sz w:val="24"/>
-          <w:szCs w:val="24"/>
-          <w:lang w:bidi="gu-IN"/>
-        </w:rPr>
-        <w:t xml:space="preserve">Population interactions </w:t>
-      </w:r>
-    </w:p>
-    <w:p>
-      <w:pPr>
-        <w:numPr>
-          <w:ilvl w:val="0"/>
-          <w:numId w:val="50"/>
-        </w:numPr>
-        <w:spacing w:before="100" w:beforeAutospacing="1" w:after="100" w:afterAutospacing="1" w:line="240" w:lineRule="auto"/>
-        <w:rPr>
-          <w:rFonts w:ascii="Times New Roman" w:eastAsia="Times New Roman" w:hAnsi="Times New Roman" w:cs="Times New Roman"/>
-          <w:sz w:val="24"/>
-          <w:szCs w:val="24"/>
-          <w:lang w:bidi="gu-IN"/>
-        </w:rPr>
-      </w:pPr>
-      <w:r>
-        <w:rPr>
-          <w:rFonts w:ascii="Times New Roman" w:eastAsia="Times New Roman" w:hAnsi="Times New Roman" w:cs="Times New Roman"/>
-          <w:sz w:val="24"/>
-          <w:szCs w:val="24"/>
-          <w:lang w:bidi="gu-IN"/>
-        </w:rPr>
-        <w:lastRenderedPageBreak/>
-        <w:t xml:space="preserve">Adaptations </w:t>
-      </w:r>
-    </w:p>
-    <w:p>
-      <w:pPr>
-        <w:numPr>
-          <w:ilvl w:val="0"/>
-          <w:numId w:val="50"/>
-        </w:numPr>
-        <w:spacing w:before="100" w:beforeAutospacing="1" w:after="100" w:afterAutospacing="1" w:line="240" w:lineRule="auto"/>
-        <w:rPr>
-          <w:rFonts w:ascii="Times New Roman" w:eastAsia="Times New Roman" w:hAnsi="Times New Roman" w:cs="Times New Roman"/>
-          <w:sz w:val="24"/>
-          <w:szCs w:val="24"/>
-          <w:lang w:bidi="gu-IN"/>
-        </w:rPr>
-      </w:pPr>
-      <w:r>
-        <w:rPr>
-          <w:rFonts w:ascii="Times New Roman" w:eastAsia="Times New Roman" w:hAnsi="Times New Roman" w:cs="Times New Roman"/>
-          <w:sz w:val="24"/>
-          <w:szCs w:val="24"/>
-          <w:lang w:bidi="gu-IN"/>
-        </w:rPr>
-        <w:t xml:space="preserve">Population growth </w:t>
-      </w:r>
-    </w:p>
-    <w:p>
-      <w:pPr>
-        <w:numPr>
-          <w:ilvl w:val="0"/>
-          <w:numId w:val="50"/>
-        </w:numPr>
-        <w:spacing w:before="100" w:beforeAutospacing="1" w:after="100" w:afterAutospacing="1" w:line="240" w:lineRule="auto"/>
-        <w:rPr>
-          <w:rFonts w:ascii="Times New Roman" w:eastAsia="Times New Roman" w:hAnsi="Times New Roman" w:cs="Times New Roman"/>
-          <w:sz w:val="24"/>
-          <w:szCs w:val="24"/>
-          <w:lang w:bidi="gu-IN"/>
-        </w:rPr>
-      </w:pPr>
-      <w:r>
-        <w:rPr>
-          <w:rFonts w:ascii="Times New Roman" w:eastAsia="Times New Roman" w:hAnsi="Times New Roman" w:cs="Times New Roman"/>
-          <w:sz w:val="24"/>
-          <w:szCs w:val="24"/>
-          <w:lang w:bidi="gu-IN"/>
-        </w:rPr>
-        <w:t xml:space="preserve">Population attributes </w:t>
-      </w:r>
-    </w:p>
-    <w:p>
-      <w:pPr>
-        <w:spacing w:before="100" w:beforeAutospacing="1" w:after="100" w:afterAutospacing="1" w:line="240" w:lineRule="auto"/>
-        <w:outlineLvl w:val="1"/>
-        <w:rPr>
-          <w:rFonts w:ascii="Times New Roman" w:eastAsia="Times New Roman" w:hAnsi="Times New Roman" w:cs="Times New Roman"/>
-          <w:b/>
-          <w:bCs/>
-          <w:sz w:val="36"/>
-          <w:szCs w:val="36"/>
-          <w:lang w:bidi="gu-IN"/>
-        </w:rPr>
-      </w:pPr>
-      <w:r>
-        <w:rPr>
-          <w:rFonts w:ascii="Times New Roman" w:eastAsia="Times New Roman" w:hAnsi="Times New Roman" w:cs="Times New Roman"/>
-          <w:b/>
-          <w:bCs/>
-          <w:sz w:val="36"/>
-          <w:szCs w:val="36"/>
-          <w:lang w:bidi="gu-IN"/>
-        </w:rPr>
-        <w:t>14. Ecosystem</w:t>
-      </w:r>
-    </w:p>
-    <w:p>
-      <w:pPr>
-        <w:numPr>
-          <w:ilvl w:val="0"/>
-          <w:numId w:val="51"/>
-        </w:numPr>
-        <w:spacing w:before="100" w:beforeAutospacing="1" w:after="100" w:afterAutospacing="1" w:line="240" w:lineRule="auto"/>
-        <w:rPr>
-          <w:rFonts w:ascii="Times New Roman" w:eastAsia="Times New Roman" w:hAnsi="Times New Roman" w:cs="Times New Roman"/>
-          <w:sz w:val="24"/>
-          <w:szCs w:val="24"/>
-          <w:lang w:bidi="gu-IN"/>
-        </w:rPr>
-      </w:pPr>
-      <w:r>
-        <w:rPr>
-          <w:rFonts w:ascii="Times New Roman" w:eastAsia="Times New Roman" w:hAnsi="Times New Roman" w:cs="Times New Roman"/>
-          <w:sz w:val="24"/>
-          <w:szCs w:val="24"/>
-          <w:lang w:bidi="gu-IN"/>
-        </w:rPr>
-        <w:t xml:space="preserve">Ecosystem structure </w:t>
-      </w:r>
-    </w:p>
-    <w:p>
-      <w:pPr>
-        <w:numPr>
-          <w:ilvl w:val="0"/>
-          <w:numId w:val="51"/>
-        </w:numPr>
-        <w:spacing w:before="100" w:beforeAutospacing="1" w:after="100" w:afterAutospacing="1" w:line="240" w:lineRule="auto"/>
-        <w:rPr>
-          <w:rFonts w:ascii="Times New Roman" w:eastAsia="Times New Roman" w:hAnsi="Times New Roman" w:cs="Times New Roman"/>
-          <w:sz w:val="24"/>
-          <w:szCs w:val="24"/>
-          <w:lang w:bidi="gu-IN"/>
-        </w:rPr>
-      </w:pPr>
-      <w:r>
-        <w:rPr>
-          <w:rFonts w:ascii="Times New Roman" w:eastAsia="Times New Roman" w:hAnsi="Times New Roman" w:cs="Times New Roman"/>
-          <w:sz w:val="24"/>
-          <w:szCs w:val="24"/>
-          <w:lang w:bidi="gu-IN"/>
-        </w:rPr>
-        <w:t xml:space="preserve">Energy flow </w:t>
-      </w:r>
-    </w:p>
-    <w:p>
-      <w:pPr>
-        <w:numPr>
-          <w:ilvl w:val="0"/>
-          <w:numId w:val="51"/>
-        </w:numPr>
-        <w:spacing w:before="100" w:beforeAutospacing="1" w:after="100" w:afterAutospacing="1" w:line="240" w:lineRule="auto"/>
-        <w:rPr>
-          <w:rFonts w:ascii="Times New Roman" w:eastAsia="Times New Roman" w:hAnsi="Times New Roman" w:cs="Times New Roman"/>
-          <w:sz w:val="24"/>
-          <w:szCs w:val="24"/>
-          <w:lang w:bidi="gu-IN"/>
-        </w:rPr>
-      </w:pPr>
-      <w:r>
-        <w:rPr>
-          <w:rFonts w:ascii="Times New Roman" w:eastAsia="Times New Roman" w:hAnsi="Times New Roman" w:cs="Times New Roman"/>
-          <w:sz w:val="24"/>
-          <w:szCs w:val="24"/>
-          <w:lang w:bidi="gu-IN"/>
-        </w:rPr>
-        <w:t xml:space="preserve">Food chains </w:t>
-      </w:r>
-    </w:p>
-    <w:p>
-      <w:pPr>
-        <w:numPr>
-          <w:ilvl w:val="0"/>
-          <w:numId w:val="51"/>
-        </w:numPr>
-        <w:spacing w:before="100" w:beforeAutospacing="1" w:after="100" w:afterAutospacing="1" w:line="240" w:lineRule="auto"/>
-        <w:rPr>
-          <w:rFonts w:ascii="Times New Roman" w:eastAsia="Times New Roman" w:hAnsi="Times New Roman" w:cs="Times New Roman"/>
-          <w:sz w:val="24"/>
-          <w:szCs w:val="24"/>
-          <w:lang w:bidi="gu-IN"/>
-        </w:rPr>
-      </w:pPr>
-      <w:r>
-        <w:rPr>
-          <w:rFonts w:ascii="Times New Roman" w:eastAsia="Times New Roman" w:hAnsi="Times New Roman" w:cs="Times New Roman"/>
-          <w:sz w:val="24"/>
-          <w:szCs w:val="24"/>
-          <w:lang w:bidi="gu-IN"/>
-        </w:rPr>
-        <w:t xml:space="preserve">Ecological pyramids </w:t>
-      </w:r>
-    </w:p>
-    <w:p>
-      <w:pPr>
-        <w:numPr>
-          <w:ilvl w:val="0"/>
-          <w:numId w:val="51"/>
-        </w:numPr>
-        <w:spacing w:before="100" w:beforeAutospacing="1" w:after="100" w:afterAutospacing="1" w:line="240" w:lineRule="auto"/>
-        <w:rPr>
-          <w:rFonts w:ascii="Times New Roman" w:eastAsia="Times New Roman" w:hAnsi="Times New Roman" w:cs="Times New Roman"/>
-          <w:sz w:val="24"/>
-          <w:szCs w:val="24"/>
-          <w:lang w:bidi="gu-IN"/>
-        </w:rPr>
-      </w:pPr>
-      <w:r>
-        <w:rPr>
-          <w:rFonts w:ascii="Times New Roman" w:eastAsia="Times New Roman" w:hAnsi="Times New Roman" w:cs="Times New Roman"/>
-          <w:sz w:val="24"/>
-          <w:szCs w:val="24"/>
-          <w:lang w:bidi="gu-IN"/>
-        </w:rPr>
-        <w:t xml:space="preserve">Ecological succession </w:t>
-      </w:r>
-    </w:p>
-    <w:p>
-      <w:pPr>
-        <w:numPr>
-          <w:ilvl w:val="0"/>
-          <w:numId w:val="51"/>
-        </w:numPr>
-        <w:spacing w:before="100" w:beforeAutospacing="1" w:after="100" w:afterAutospacing="1" w:line="240" w:lineRule="auto"/>
-        <w:rPr>
-          <w:rFonts w:ascii="Times New Roman" w:eastAsia="Times New Roman" w:hAnsi="Times New Roman" w:cs="Times New Roman"/>
-          <w:sz w:val="24"/>
-          <w:szCs w:val="24"/>
-          <w:lang w:bidi="gu-IN"/>
-        </w:rPr>
-      </w:pPr>
-      <w:r>
-        <w:rPr>
-          <w:rFonts w:ascii="Times New Roman" w:eastAsia="Times New Roman" w:hAnsi="Times New Roman" w:cs="Times New Roman"/>
-          <w:sz w:val="24"/>
-          <w:szCs w:val="24"/>
-          <w:lang w:bidi="gu-IN"/>
-        </w:rPr>
-        <w:t xml:space="preserve">Nutrient cycling </w:t>
-      </w:r>
-    </w:p>
-    <w:p>
-      <w:pPr>
-        <w:spacing w:before="100" w:beforeAutospacing="1" w:after="100" w:afterAutospacing="1" w:line="240" w:lineRule="auto"/>
-        <w:outlineLvl w:val="1"/>
-        <w:rPr>
-          <w:rFonts w:ascii="Times New Roman" w:eastAsia="Times New Roman" w:hAnsi="Times New Roman" w:cs="Times New Roman"/>
-          <w:b/>
-          <w:bCs/>
-          <w:sz w:val="36"/>
-          <w:szCs w:val="36"/>
-          <w:lang w:bidi="gu-IN"/>
-        </w:rPr>
-      </w:pPr>
-      <w:r>
-        <w:rPr>
-          <w:rFonts w:ascii="Times New Roman" w:eastAsia="Times New Roman" w:hAnsi="Times New Roman" w:cs="Times New Roman"/>
-          <w:b/>
-          <w:bCs/>
-          <w:sz w:val="36"/>
-          <w:szCs w:val="36"/>
-          <w:lang w:bidi="gu-IN"/>
-        </w:rPr>
-        <w:t>15. Biodiversity and Conservation</w:t>
-      </w:r>
-    </w:p>
-    <w:p>
-      <w:pPr>
-        <w:numPr>
-          <w:ilvl w:val="0"/>
-          <w:numId w:val="52"/>
-        </w:numPr>
-        <w:spacing w:before="100" w:beforeAutospacing="1" w:after="100" w:afterAutospacing="1" w:line="240" w:lineRule="auto"/>
-        <w:rPr>
-          <w:rFonts w:ascii="Times New Roman" w:eastAsia="Times New Roman" w:hAnsi="Times New Roman" w:cs="Times New Roman"/>
-          <w:sz w:val="24"/>
-          <w:szCs w:val="24"/>
-          <w:lang w:bidi="gu-IN"/>
-        </w:rPr>
-      </w:pPr>
-      <w:r>
-        <w:rPr>
-          <w:rFonts w:ascii="Times New Roman" w:eastAsia="Times New Roman" w:hAnsi="Times New Roman" w:cs="Times New Roman"/>
-          <w:sz w:val="24"/>
-          <w:szCs w:val="24"/>
-          <w:lang w:bidi="gu-IN"/>
-        </w:rPr>
-        <w:t xml:space="preserve">Biodiversity levels </w:t>
-      </w:r>
-    </w:p>
-    <w:p>
-      <w:pPr>
-        <w:numPr>
-          <w:ilvl w:val="0"/>
-          <w:numId w:val="52"/>
-        </w:numPr>
-        <w:spacing w:before="100" w:beforeAutospacing="1" w:after="100" w:afterAutospacing="1" w:line="240" w:lineRule="auto"/>
-        <w:rPr>
-          <w:rFonts w:ascii="Times New Roman" w:eastAsia="Times New Roman" w:hAnsi="Times New Roman" w:cs="Times New Roman"/>
-          <w:sz w:val="24"/>
-          <w:szCs w:val="24"/>
-          <w:lang w:bidi="gu-IN"/>
-        </w:rPr>
-      </w:pPr>
-      <w:r>
-        <w:rPr>
-          <w:rFonts w:ascii="Times New Roman" w:eastAsia="Times New Roman" w:hAnsi="Times New Roman" w:cs="Times New Roman"/>
-          <w:sz w:val="24"/>
-          <w:szCs w:val="24"/>
-          <w:lang w:bidi="gu-IN"/>
-        </w:rPr>
-        <w:t xml:space="preserve">Biodiversity patterns </w:t>
-      </w:r>
-    </w:p>
-    <w:p>
-      <w:pPr>
-        <w:numPr>
-          <w:ilvl w:val="0"/>
-          <w:numId w:val="52"/>
-        </w:numPr>
-        <w:spacing w:before="100" w:beforeAutospacing="1" w:after="100" w:afterAutospacing="1" w:line="240" w:lineRule="auto"/>
-        <w:rPr>
-          <w:rFonts w:ascii="Times New Roman" w:eastAsia="Times New Roman" w:hAnsi="Times New Roman" w:cs="Times New Roman"/>
-          <w:sz w:val="24"/>
-          <w:szCs w:val="24"/>
-          <w:lang w:bidi="gu-IN"/>
-        </w:rPr>
-      </w:pPr>
-      <w:r>
-        <w:rPr>
-          <w:rFonts w:ascii="Times New Roman" w:eastAsia="Times New Roman" w:hAnsi="Times New Roman" w:cs="Times New Roman"/>
-          <w:sz w:val="24"/>
-          <w:szCs w:val="24"/>
-          <w:lang w:bidi="gu-IN"/>
-        </w:rPr>
-        <w:t xml:space="preserve">Threats to biodiversity </w:t>
-      </w:r>
-    </w:p>
-    <w:p>
-      <w:pPr>
-        <w:numPr>
-          <w:ilvl w:val="0"/>
-          <w:numId w:val="52"/>
-        </w:numPr>
-        <w:spacing w:before="100" w:beforeAutospacing="1" w:after="100" w:afterAutospacing="1" w:line="240" w:lineRule="auto"/>
-        <w:rPr>
-          <w:rFonts w:ascii="Times New Roman" w:eastAsia="Times New Roman" w:hAnsi="Times New Roman" w:cs="Times New Roman"/>
-          <w:sz w:val="24"/>
-          <w:szCs w:val="24"/>
-          <w:lang w:bidi="gu-IN"/>
-        </w:rPr>
-      </w:pPr>
-      <w:r>
-        <w:rPr>
-          <w:rFonts w:ascii="Times New Roman" w:eastAsia="Times New Roman" w:hAnsi="Times New Roman" w:cs="Times New Roman"/>
-          <w:sz w:val="24"/>
-          <w:szCs w:val="24"/>
-          <w:lang w:bidi="gu-IN"/>
-        </w:rPr>
-        <w:t xml:space="preserve">Conservation methods </w:t>
-      </w:r>
-    </w:p>
-    <w:p>
-      <w:pPr>
-        <w:numPr>
-          <w:ilvl w:val="0"/>
-          <w:numId w:val="52"/>
-        </w:numPr>
-        <w:spacing w:before="100" w:beforeAutospacing="1" w:after="100" w:afterAutospacing="1" w:line="240" w:lineRule="auto"/>
-        <w:rPr>
-          <w:rFonts w:ascii="Times New Roman" w:eastAsia="Times New Roman" w:hAnsi="Times New Roman" w:cs="Times New Roman"/>
-          <w:sz w:val="24"/>
-          <w:szCs w:val="24"/>
-          <w:lang w:bidi="gu-IN"/>
-        </w:rPr>
-      </w:pPr>
-      <w:r>
-        <w:rPr>
-          <w:rFonts w:ascii="Times New Roman" w:eastAsia="Times New Roman" w:hAnsi="Times New Roman" w:cs="Times New Roman"/>
-          <w:sz w:val="24"/>
-          <w:szCs w:val="24"/>
-          <w:lang w:bidi="gu-IN"/>
-        </w:rPr>
-        <w:t xml:space="preserve">Hotspots </w:t>
-      </w:r>
-    </w:p>
-    <w:p>
-      <w:pPr>
-        <w:numPr>
-          <w:ilvl w:val="0"/>
-          <w:numId w:val="52"/>
-        </w:numPr>
-        <w:spacing w:before="100" w:beforeAutospacing="1" w:after="100" w:afterAutospacing="1" w:line="240" w:lineRule="auto"/>
-        <w:rPr>
-          <w:rFonts w:ascii="Times New Roman" w:eastAsia="Times New Roman" w:hAnsi="Times New Roman" w:cs="Times New Roman"/>
-          <w:sz w:val="24"/>
-          <w:szCs w:val="24"/>
-          <w:lang w:bidi="gu-IN"/>
-        </w:rPr>
-      </w:pPr>
-      <w:r>
-        <w:rPr>
-          <w:rFonts w:ascii="Times New Roman" w:eastAsia="Times New Roman" w:hAnsi="Times New Roman" w:cs="Times New Roman"/>
-          <w:sz w:val="24"/>
-          <w:szCs w:val="24"/>
-          <w:lang w:bidi="gu-IN"/>
-        </w:rPr>
-        <w:t xml:space="preserve">Endangered species </w:t>
-      </w:r>
-    </w:p>
-    <w:p>
-      <w:pPr>
-        <w:spacing w:before="100" w:beforeAutospacing="1" w:after="100" w:afterAutospacing="1" w:line="240" w:lineRule="auto"/>
-        <w:outlineLvl w:val="1"/>
-        <w:rPr>
-          <w:rFonts w:ascii="Times New Roman" w:eastAsia="Times New Roman" w:hAnsi="Times New Roman" w:cs="Times New Roman"/>
-          <w:b/>
-          <w:bCs/>
-          <w:sz w:val="36"/>
-          <w:szCs w:val="36"/>
-          <w:lang w:bidi="gu-IN"/>
-        </w:rPr>
-      </w:pPr>
-      <w:r>
-        <w:rPr>
-          <w:rFonts w:ascii="Times New Roman" w:eastAsia="Times New Roman" w:hAnsi="Times New Roman" w:cs="Times New Roman"/>
-          <w:b/>
-          <w:bCs/>
-          <w:sz w:val="36"/>
-          <w:szCs w:val="36"/>
-          <w:lang w:bidi="gu-IN"/>
-        </w:rPr>
-        <w:t>16. Environmental Issues</w:t>
-      </w:r>
-    </w:p>
-    <w:p>
-      <w:pPr>
-        <w:numPr>
-          <w:ilvl w:val="0"/>
-          <w:numId w:val="53"/>
-        </w:numPr>
-        <w:spacing w:before="100" w:beforeAutospacing="1" w:after="100" w:afterAutospacing="1" w:line="240" w:lineRule="auto"/>
-        <w:rPr>
-          <w:rFonts w:ascii="Times New Roman" w:eastAsia="Times New Roman" w:hAnsi="Times New Roman" w:cs="Times New Roman"/>
-          <w:sz w:val="24"/>
-          <w:szCs w:val="24"/>
-          <w:lang w:bidi="gu-IN"/>
-        </w:rPr>
-      </w:pPr>
-      <w:r>
-        <w:rPr>
-          <w:rFonts w:ascii="Times New Roman" w:eastAsia="Times New Roman" w:hAnsi="Times New Roman" w:cs="Times New Roman"/>
-          <w:sz w:val="24"/>
-          <w:szCs w:val="24"/>
-          <w:lang w:bidi="gu-IN"/>
-        </w:rPr>
-        <w:t xml:space="preserve">Air pollution </w:t>
-      </w:r>
-    </w:p>
-    <w:p>
-      <w:pPr>
-        <w:numPr>
-          <w:ilvl w:val="0"/>
-          <w:numId w:val="53"/>
-        </w:numPr>
-        <w:spacing w:before="100" w:beforeAutospacing="1" w:after="100" w:afterAutospacing="1" w:line="240" w:lineRule="auto"/>
-        <w:rPr>
-          <w:rFonts w:ascii="Times New Roman" w:eastAsia="Times New Roman" w:hAnsi="Times New Roman" w:cs="Times New Roman"/>
-          <w:sz w:val="24"/>
-          <w:szCs w:val="24"/>
-          <w:lang w:bidi="gu-IN"/>
-        </w:rPr>
-      </w:pPr>
-      <w:r>
-        <w:rPr>
-          <w:rFonts w:ascii="Times New Roman" w:eastAsia="Times New Roman" w:hAnsi="Times New Roman" w:cs="Times New Roman"/>
-          <w:sz w:val="24"/>
-          <w:szCs w:val="24"/>
-          <w:lang w:bidi="gu-IN"/>
-        </w:rPr>
-        <w:t xml:space="preserve">Water pollution </w:t>
-      </w:r>
-    </w:p>
-    <w:p>
-      <w:pPr>
-        <w:numPr>
-          <w:ilvl w:val="0"/>
-          <w:numId w:val="53"/>
-        </w:numPr>
-        <w:spacing w:before="100" w:beforeAutospacing="1" w:after="100" w:afterAutospacing="1" w:line="240" w:lineRule="auto"/>
-        <w:rPr>
-          <w:rFonts w:ascii="Times New Roman" w:eastAsia="Times New Roman" w:hAnsi="Times New Roman" w:cs="Times New Roman"/>
-          <w:sz w:val="24"/>
-          <w:szCs w:val="24"/>
-          <w:lang w:bidi="gu-IN"/>
-        </w:rPr>
-      </w:pPr>
-      <w:r>
-        <w:rPr>
-          <w:rFonts w:ascii="Times New Roman" w:eastAsia="Times New Roman" w:hAnsi="Times New Roman" w:cs="Times New Roman"/>
-          <w:sz w:val="24"/>
-          <w:szCs w:val="24"/>
-          <w:lang w:bidi="gu-IN"/>
-        </w:rPr>
-        <w:t xml:space="preserve">Solid waste management </w:t>
-      </w:r>
-    </w:p>
-    <w:p>
-      <w:pPr>
-        <w:numPr>
-          <w:ilvl w:val="0"/>
-          <w:numId w:val="53"/>
-        </w:numPr>
-        <w:spacing w:before="100" w:beforeAutospacing="1" w:after="100" w:afterAutospacing="1" w:line="240" w:lineRule="auto"/>
-        <w:rPr>
-          <w:rFonts w:ascii="Times New Roman" w:eastAsia="Times New Roman" w:hAnsi="Times New Roman" w:cs="Times New Roman"/>
-          <w:sz w:val="24"/>
-          <w:szCs w:val="24"/>
-          <w:lang w:bidi="gu-IN"/>
-        </w:rPr>
-      </w:pPr>
-      <w:r>
-        <w:rPr>
-          <w:rFonts w:ascii="Times New Roman" w:eastAsia="Times New Roman" w:hAnsi="Times New Roman" w:cs="Times New Roman"/>
-          <w:sz w:val="24"/>
-          <w:szCs w:val="24"/>
-          <w:lang w:bidi="gu-IN"/>
-        </w:rPr>
-        <w:t xml:space="preserve">Greenhouse effect </w:t>
-      </w:r>
-    </w:p>
-    <w:p>
-      <w:pPr>
-        <w:numPr>
-          <w:ilvl w:val="0"/>
-          <w:numId w:val="53"/>
-        </w:numPr>
-        <w:spacing w:before="100" w:beforeAutospacing="1" w:after="100" w:afterAutospacing="1" w:line="240" w:lineRule="auto"/>
-        <w:rPr>
-          <w:rFonts w:ascii="Times New Roman" w:eastAsia="Times New Roman" w:hAnsi="Times New Roman" w:cs="Times New Roman"/>
-          <w:sz w:val="24"/>
-          <w:szCs w:val="24"/>
-          <w:lang w:bidi="gu-IN"/>
-        </w:rPr>
-      </w:pPr>
-      <w:r>
-        <w:rPr>
-          <w:rFonts w:ascii="Times New Roman" w:eastAsia="Times New Roman" w:hAnsi="Times New Roman" w:cs="Times New Roman"/>
-          <w:sz w:val="24"/>
-          <w:szCs w:val="24"/>
-          <w:lang w:bidi="gu-IN"/>
-        </w:rPr>
-        <w:t xml:space="preserve">Ozone depletion </w:t>
-      </w:r>
-    </w:p>
-    <w:p>
-      <w:pPr>
-        <w:numPr>
-          <w:ilvl w:val="0"/>
-          <w:numId w:val="53"/>
-        </w:numPr>
-        <w:spacing w:before="100" w:beforeAutospacing="1" w:after="100" w:afterAutospacing="1" w:line="240" w:lineRule="auto"/>
-        <w:rPr>
-          <w:rFonts w:ascii="Times New Roman" w:eastAsia="Times New Roman" w:hAnsi="Times New Roman" w:cs="Times New Roman"/>
-          <w:sz w:val="24"/>
-          <w:szCs w:val="24"/>
-          <w:lang w:bidi="gu-IN"/>
-        </w:rPr>
-      </w:pPr>
-      <w:r>
-        <w:rPr>
-          <w:rFonts w:ascii="Times New Roman" w:eastAsia="Times New Roman" w:hAnsi="Times New Roman" w:cs="Times New Roman"/>
-          <w:sz w:val="24"/>
-          <w:szCs w:val="24"/>
-          <w:lang w:bidi="gu-IN"/>
-        </w:rPr>
-        <w:t>Deforestation</w:t>
-      </w:r>
-    </w:p>
-    <w:p/>
+        <w:ind w:left="720"/>
+      </w:pPr>
+    </w:p>
     <w:sectPr>
       <w:pgSz w:w="12240" w:h="15840"/>
       <w:pgMar w:top="1440" w:right="1440" w:bottom="1440" w:left="1440" w:header="720" w:footer="720" w:gutter="0"/>
@@ -18740,7 +11567,7 @@
   <a:extraClrSchemeLst/>
   <a:extLst>
     <a:ext uri="{05A4C25C-085E-4340-85A3-A5531E510DB2}">
-      <thm15:themeFamily xmlns="" xmlns:thm15="http://schemas.microsoft.com/office/thememl/2012/main" name="Office Theme" id="{62F939B6-93AF-4DB8-9C6B-D6C7DFDC589F}" vid="{4A3C46E8-61CC-4603-A589-7422A47A8E4A}"/>
+      <thm15:themeFamily xmlns:thm15="http://schemas.microsoft.com/office/thememl/2012/main" xmlns="" name="Office Theme" id="{62F939B6-93AF-4DB8-9C6B-D6C7DFDC589F}" vid="{4A3C46E8-61CC-4603-A589-7422A47A8E4A}"/>
     </a:ext>
   </a:extLst>
 </a:theme>

--- a/Chapters-Topics.docx
+++ b/Chapters-Topics.docx
@@ -5,6 +5,33 @@
     <w:p>
       <w:pPr>
         <w:spacing w:before="100" w:beforeAutospacing="1" w:after="100" w:afterAutospacing="1" w:line="240" w:lineRule="auto"/>
+        <w:outlineLvl w:val="0"/>
+        <w:rPr>
+          <w:rFonts w:ascii="Times New Roman" w:eastAsia="Times New Roman" w:hAnsi="Times New Roman" w:cs="Times New Roman"/>
+          <w:b/>
+          <w:bCs/>
+          <w:kern w:val="36"/>
+          <w:sz w:val="48"/>
+          <w:szCs w:val="48"/>
+          <w:lang w:bidi="gu-IN"/>
+        </w:rPr>
+      </w:pPr>
+      <w:r>
+        <w:rPr>
+          <w:rFonts w:ascii="Times New Roman" w:eastAsia="Times New Roman" w:hAnsi="Times New Roman" w:cs="Times New Roman"/>
+          <w:b/>
+          <w:bCs/>
+          <w:kern w:val="36"/>
+          <w:sz w:val="48"/>
+          <w:szCs w:val="48"/>
+          <w:lang w:bidi="gu-IN"/>
+        </w:rPr>
+        <w:t>Physics — Chapter Wise Detailed Topic List</w:t>
+      </w:r>
+    </w:p>
+    <w:p>
+      <w:pPr>
+        <w:spacing w:before="100" w:beforeAutospacing="1" w:after="100" w:afterAutospacing="1" w:line="240" w:lineRule="auto"/>
         <w:outlineLvl w:val="1"/>
         <w:rPr>
           <w:rFonts w:ascii="Times New Roman" w:eastAsia="Times New Roman" w:hAnsi="Times New Roman" w:cs="Times New Roman"/>
@@ -925,6 +952,7 @@
           <w:szCs w:val="24"/>
           <w:lang w:bidi="gu-IN"/>
         </w:rPr>
+        <w:lastRenderedPageBreak/>
         <w:t xml:space="preserve">Potentiometer </w:t>
       </w:r>
     </w:p>
@@ -974,7 +1002,6 @@
           <w:szCs w:val="36"/>
           <w:lang w:bidi="gu-IN"/>
         </w:rPr>
-        <w:lastRenderedPageBreak/>
         <w:t>4. Moving Charges and Magnetism</w:t>
       </w:r>
     </w:p>
@@ -1845,6 +1872,7 @@
           <w:szCs w:val="24"/>
           <w:lang w:bidi="gu-IN"/>
         </w:rPr>
+        <w:lastRenderedPageBreak/>
         <w:t xml:space="preserve">Power in AC circuit </w:t>
       </w:r>
     </w:p>
@@ -1894,7 +1922,6 @@
           <w:szCs w:val="36"/>
           <w:lang w:bidi="gu-IN"/>
         </w:rPr>
-        <w:lastRenderedPageBreak/>
         <w:t>8. Electromagnetic Waves</w:t>
       </w:r>
     </w:p>
@@ -2631,6 +2658,7 @@
           <w:szCs w:val="36"/>
           <w:lang w:bidi="gu-IN"/>
         </w:rPr>
+        <w:lastRenderedPageBreak/>
         <w:t>13. Nuclei</w:t>
       </w:r>
     </w:p>
@@ -2679,7 +2707,6 @@
           <w:szCs w:val="24"/>
           <w:lang w:bidi="gu-IN"/>
         </w:rPr>
-        <w:lastRenderedPageBreak/>
         <w:t xml:space="preserve">Radioactivity </w:t>
       </w:r>
     </w:p>
@@ -2973,9 +3000,7182 @@
     <w:p>
       <w:pPr>
         <w:spacing w:before="100" w:beforeAutospacing="1" w:after="100" w:afterAutospacing="1" w:line="240" w:lineRule="auto"/>
-        <w:ind w:left="720"/>
-      </w:pPr>
-    </w:p>
+        <w:outlineLvl w:val="0"/>
+        <w:rPr>
+          <w:rFonts w:ascii="Times New Roman" w:eastAsia="Times New Roman" w:hAnsi="Times New Roman" w:cs="Times New Roman"/>
+          <w:b/>
+          <w:bCs/>
+          <w:kern w:val="36"/>
+          <w:sz w:val="48"/>
+          <w:szCs w:val="48"/>
+          <w:lang w:bidi="gu-IN"/>
+        </w:rPr>
+      </w:pPr>
+      <w:r>
+        <w:rPr>
+          <w:rFonts w:ascii="Times New Roman" w:eastAsia="Times New Roman" w:hAnsi="Times New Roman" w:cs="Times New Roman"/>
+          <w:b/>
+          <w:bCs/>
+          <w:kern w:val="36"/>
+          <w:sz w:val="48"/>
+          <w:szCs w:val="48"/>
+          <w:lang w:bidi="gu-IN"/>
+        </w:rPr>
+        <w:t>Chemistry — Chapter Wise Detailed Topic List</w:t>
+      </w:r>
+    </w:p>
+    <w:p>
+      <w:pPr>
+        <w:spacing w:before="100" w:beforeAutospacing="1" w:after="100" w:afterAutospacing="1" w:line="240" w:lineRule="auto"/>
+        <w:outlineLvl w:val="1"/>
+        <w:rPr>
+          <w:rFonts w:ascii="Times New Roman" w:eastAsia="Times New Roman" w:hAnsi="Times New Roman" w:cs="Times New Roman"/>
+          <w:b/>
+          <w:bCs/>
+          <w:sz w:val="36"/>
+          <w:szCs w:val="36"/>
+          <w:lang w:bidi="gu-IN"/>
+        </w:rPr>
+      </w:pPr>
+      <w:r>
+        <w:rPr>
+          <w:rFonts w:ascii="Times New Roman" w:eastAsia="Times New Roman" w:hAnsi="Times New Roman" w:cs="Times New Roman"/>
+          <w:b/>
+          <w:bCs/>
+          <w:sz w:val="36"/>
+          <w:szCs w:val="36"/>
+          <w:lang w:bidi="gu-IN"/>
+        </w:rPr>
+        <w:t>1. Solutions</w:t>
+      </w:r>
+    </w:p>
+    <w:p>
+      <w:pPr>
+        <w:numPr>
+          <w:ilvl w:val="0"/>
+          <w:numId w:val="15"/>
+        </w:numPr>
+        <w:spacing w:before="100" w:beforeAutospacing="1" w:after="100" w:afterAutospacing="1" w:line="240" w:lineRule="auto"/>
+        <w:rPr>
+          <w:rFonts w:ascii="Times New Roman" w:eastAsia="Times New Roman" w:hAnsi="Times New Roman" w:cs="Times New Roman"/>
+          <w:sz w:val="24"/>
+          <w:szCs w:val="24"/>
+          <w:lang w:bidi="gu-IN"/>
+        </w:rPr>
+      </w:pPr>
+      <w:r>
+        <w:rPr>
+          <w:rFonts w:ascii="Times New Roman" w:eastAsia="Times New Roman" w:hAnsi="Times New Roman" w:cs="Times New Roman"/>
+          <w:sz w:val="24"/>
+          <w:szCs w:val="24"/>
+          <w:lang w:bidi="gu-IN"/>
+        </w:rPr>
+        <w:t xml:space="preserve">Types of solutions </w:t>
+      </w:r>
+    </w:p>
+    <w:p>
+      <w:pPr>
+        <w:numPr>
+          <w:ilvl w:val="0"/>
+          <w:numId w:val="15"/>
+        </w:numPr>
+        <w:spacing w:before="100" w:beforeAutospacing="1" w:after="100" w:afterAutospacing="1" w:line="240" w:lineRule="auto"/>
+        <w:rPr>
+          <w:rFonts w:ascii="Times New Roman" w:eastAsia="Times New Roman" w:hAnsi="Times New Roman" w:cs="Times New Roman"/>
+          <w:sz w:val="24"/>
+          <w:szCs w:val="24"/>
+          <w:lang w:bidi="gu-IN"/>
+        </w:rPr>
+      </w:pPr>
+      <w:r>
+        <w:rPr>
+          <w:rFonts w:ascii="Times New Roman" w:eastAsia="Times New Roman" w:hAnsi="Times New Roman" w:cs="Times New Roman"/>
+          <w:sz w:val="24"/>
+          <w:szCs w:val="24"/>
+          <w:lang w:bidi="gu-IN"/>
+        </w:rPr>
+        <w:t xml:space="preserve">Concentration terms </w:t>
+      </w:r>
+    </w:p>
+    <w:p>
+      <w:pPr>
+        <w:numPr>
+          <w:ilvl w:val="0"/>
+          <w:numId w:val="15"/>
+        </w:numPr>
+        <w:spacing w:before="100" w:beforeAutospacing="1" w:after="100" w:afterAutospacing="1" w:line="240" w:lineRule="auto"/>
+        <w:rPr>
+          <w:rFonts w:ascii="Times New Roman" w:eastAsia="Times New Roman" w:hAnsi="Times New Roman" w:cs="Times New Roman"/>
+          <w:sz w:val="24"/>
+          <w:szCs w:val="24"/>
+          <w:lang w:bidi="gu-IN"/>
+        </w:rPr>
+      </w:pPr>
+      <w:r>
+        <w:rPr>
+          <w:rFonts w:ascii="Times New Roman" w:eastAsia="Times New Roman" w:hAnsi="Times New Roman" w:cs="Times New Roman"/>
+          <w:sz w:val="24"/>
+          <w:szCs w:val="24"/>
+          <w:lang w:bidi="gu-IN"/>
+        </w:rPr>
+        <w:t xml:space="preserve">Solubility </w:t>
+      </w:r>
+    </w:p>
+    <w:p>
+      <w:pPr>
+        <w:numPr>
+          <w:ilvl w:val="0"/>
+          <w:numId w:val="15"/>
+        </w:numPr>
+        <w:spacing w:before="100" w:beforeAutospacing="1" w:after="100" w:afterAutospacing="1" w:line="240" w:lineRule="auto"/>
+        <w:rPr>
+          <w:rFonts w:ascii="Times New Roman" w:eastAsia="Times New Roman" w:hAnsi="Times New Roman" w:cs="Times New Roman"/>
+          <w:sz w:val="24"/>
+          <w:szCs w:val="24"/>
+          <w:lang w:bidi="gu-IN"/>
+        </w:rPr>
+      </w:pPr>
+      <w:proofErr w:type="spellStart"/>
+      <w:r>
+        <w:rPr>
+          <w:rFonts w:ascii="Times New Roman" w:eastAsia="Times New Roman" w:hAnsi="Times New Roman" w:cs="Times New Roman"/>
+          <w:sz w:val="24"/>
+          <w:szCs w:val="24"/>
+          <w:lang w:bidi="gu-IN"/>
+        </w:rPr>
+        <w:t>Vapour</w:t>
+      </w:r>
+      <w:proofErr w:type="spellEnd"/>
+      <w:r>
+        <w:rPr>
+          <w:rFonts w:ascii="Times New Roman" w:eastAsia="Times New Roman" w:hAnsi="Times New Roman" w:cs="Times New Roman"/>
+          <w:sz w:val="24"/>
+          <w:szCs w:val="24"/>
+          <w:lang w:bidi="gu-IN"/>
+        </w:rPr>
+        <w:t xml:space="preserve"> pressure </w:t>
+      </w:r>
+    </w:p>
+    <w:p>
+      <w:pPr>
+        <w:numPr>
+          <w:ilvl w:val="0"/>
+          <w:numId w:val="15"/>
+        </w:numPr>
+        <w:spacing w:before="100" w:beforeAutospacing="1" w:after="100" w:afterAutospacing="1" w:line="240" w:lineRule="auto"/>
+        <w:rPr>
+          <w:rFonts w:ascii="Times New Roman" w:eastAsia="Times New Roman" w:hAnsi="Times New Roman" w:cs="Times New Roman"/>
+          <w:sz w:val="24"/>
+          <w:szCs w:val="24"/>
+          <w:lang w:bidi="gu-IN"/>
+        </w:rPr>
+      </w:pPr>
+      <w:proofErr w:type="spellStart"/>
+      <w:r>
+        <w:rPr>
+          <w:rFonts w:ascii="Times New Roman" w:eastAsia="Times New Roman" w:hAnsi="Times New Roman" w:cs="Times New Roman"/>
+          <w:sz w:val="24"/>
+          <w:szCs w:val="24"/>
+          <w:lang w:bidi="gu-IN"/>
+        </w:rPr>
+        <w:t>Raoult’s</w:t>
+      </w:r>
+      <w:proofErr w:type="spellEnd"/>
+      <w:r>
+        <w:rPr>
+          <w:rFonts w:ascii="Times New Roman" w:eastAsia="Times New Roman" w:hAnsi="Times New Roman" w:cs="Times New Roman"/>
+          <w:sz w:val="24"/>
+          <w:szCs w:val="24"/>
+          <w:lang w:bidi="gu-IN"/>
+        </w:rPr>
+        <w:t xml:space="preserve"> law </w:t>
+      </w:r>
+    </w:p>
+    <w:p>
+      <w:pPr>
+        <w:numPr>
+          <w:ilvl w:val="0"/>
+          <w:numId w:val="15"/>
+        </w:numPr>
+        <w:spacing w:before="100" w:beforeAutospacing="1" w:after="100" w:afterAutospacing="1" w:line="240" w:lineRule="auto"/>
+        <w:rPr>
+          <w:rFonts w:ascii="Times New Roman" w:eastAsia="Times New Roman" w:hAnsi="Times New Roman" w:cs="Times New Roman"/>
+          <w:sz w:val="24"/>
+          <w:szCs w:val="24"/>
+          <w:lang w:bidi="gu-IN"/>
+        </w:rPr>
+      </w:pPr>
+      <w:r>
+        <w:rPr>
+          <w:rFonts w:ascii="Times New Roman" w:eastAsia="Times New Roman" w:hAnsi="Times New Roman" w:cs="Times New Roman"/>
+          <w:sz w:val="24"/>
+          <w:szCs w:val="24"/>
+          <w:lang w:bidi="gu-IN"/>
+        </w:rPr>
+        <w:t xml:space="preserve">Ideal and non-ideal solutions </w:t>
+      </w:r>
+    </w:p>
+    <w:p>
+      <w:pPr>
+        <w:numPr>
+          <w:ilvl w:val="0"/>
+          <w:numId w:val="15"/>
+        </w:numPr>
+        <w:spacing w:before="100" w:beforeAutospacing="1" w:after="100" w:afterAutospacing="1" w:line="240" w:lineRule="auto"/>
+        <w:rPr>
+          <w:rFonts w:ascii="Times New Roman" w:eastAsia="Times New Roman" w:hAnsi="Times New Roman" w:cs="Times New Roman"/>
+          <w:sz w:val="24"/>
+          <w:szCs w:val="24"/>
+          <w:lang w:bidi="gu-IN"/>
+        </w:rPr>
+      </w:pPr>
+      <w:proofErr w:type="spellStart"/>
+      <w:r>
+        <w:rPr>
+          <w:rFonts w:ascii="Times New Roman" w:eastAsia="Times New Roman" w:hAnsi="Times New Roman" w:cs="Times New Roman"/>
+          <w:sz w:val="24"/>
+          <w:szCs w:val="24"/>
+          <w:lang w:bidi="gu-IN"/>
+        </w:rPr>
+        <w:t>Colligative</w:t>
+      </w:r>
+      <w:proofErr w:type="spellEnd"/>
+      <w:r>
+        <w:rPr>
+          <w:rFonts w:ascii="Times New Roman" w:eastAsia="Times New Roman" w:hAnsi="Times New Roman" w:cs="Times New Roman"/>
+          <w:sz w:val="24"/>
+          <w:szCs w:val="24"/>
+          <w:lang w:bidi="gu-IN"/>
+        </w:rPr>
+        <w:t xml:space="preserve"> properties </w:t>
+      </w:r>
+    </w:p>
+    <w:p>
+      <w:pPr>
+        <w:numPr>
+          <w:ilvl w:val="0"/>
+          <w:numId w:val="15"/>
+        </w:numPr>
+        <w:spacing w:before="100" w:beforeAutospacing="1" w:after="100" w:afterAutospacing="1" w:line="240" w:lineRule="auto"/>
+        <w:rPr>
+          <w:rFonts w:ascii="Times New Roman" w:eastAsia="Times New Roman" w:hAnsi="Times New Roman" w:cs="Times New Roman"/>
+          <w:sz w:val="24"/>
+          <w:szCs w:val="24"/>
+          <w:lang w:bidi="gu-IN"/>
+        </w:rPr>
+      </w:pPr>
+      <w:r>
+        <w:rPr>
+          <w:rFonts w:ascii="Times New Roman" w:eastAsia="Times New Roman" w:hAnsi="Times New Roman" w:cs="Times New Roman"/>
+          <w:sz w:val="24"/>
+          <w:szCs w:val="24"/>
+          <w:lang w:bidi="gu-IN"/>
+        </w:rPr>
+        <w:t xml:space="preserve">Osmosis </w:t>
+      </w:r>
+    </w:p>
+    <w:p>
+      <w:pPr>
+        <w:numPr>
+          <w:ilvl w:val="0"/>
+          <w:numId w:val="15"/>
+        </w:numPr>
+        <w:spacing w:before="100" w:beforeAutospacing="1" w:after="100" w:afterAutospacing="1" w:line="240" w:lineRule="auto"/>
+        <w:rPr>
+          <w:rFonts w:ascii="Times New Roman" w:eastAsia="Times New Roman" w:hAnsi="Times New Roman" w:cs="Times New Roman"/>
+          <w:sz w:val="24"/>
+          <w:szCs w:val="24"/>
+          <w:lang w:bidi="gu-IN"/>
+        </w:rPr>
+      </w:pPr>
+      <w:r>
+        <w:rPr>
+          <w:rFonts w:ascii="Times New Roman" w:eastAsia="Times New Roman" w:hAnsi="Times New Roman" w:cs="Times New Roman"/>
+          <w:sz w:val="24"/>
+          <w:szCs w:val="24"/>
+          <w:lang w:bidi="gu-IN"/>
+        </w:rPr>
+        <w:t xml:space="preserve">Abnormal molar mass </w:t>
+      </w:r>
+    </w:p>
+    <w:p>
+      <w:pPr>
+        <w:spacing w:before="100" w:beforeAutospacing="1" w:after="100" w:afterAutospacing="1" w:line="240" w:lineRule="auto"/>
+        <w:outlineLvl w:val="1"/>
+        <w:rPr>
+          <w:rFonts w:ascii="Times New Roman" w:eastAsia="Times New Roman" w:hAnsi="Times New Roman" w:cs="Times New Roman"/>
+          <w:b/>
+          <w:bCs/>
+          <w:sz w:val="36"/>
+          <w:szCs w:val="36"/>
+          <w:lang w:bidi="gu-IN"/>
+        </w:rPr>
+      </w:pPr>
+      <w:r>
+        <w:rPr>
+          <w:rFonts w:ascii="Times New Roman" w:eastAsia="Times New Roman" w:hAnsi="Times New Roman" w:cs="Times New Roman"/>
+          <w:b/>
+          <w:bCs/>
+          <w:sz w:val="36"/>
+          <w:szCs w:val="36"/>
+          <w:lang w:bidi="gu-IN"/>
+        </w:rPr>
+        <w:t>2. Electrochemistry</w:t>
+      </w:r>
+    </w:p>
+    <w:p>
+      <w:pPr>
+        <w:numPr>
+          <w:ilvl w:val="0"/>
+          <w:numId w:val="16"/>
+        </w:numPr>
+        <w:spacing w:before="100" w:beforeAutospacing="1" w:after="100" w:afterAutospacing="1" w:line="240" w:lineRule="auto"/>
+        <w:rPr>
+          <w:rFonts w:ascii="Times New Roman" w:eastAsia="Times New Roman" w:hAnsi="Times New Roman" w:cs="Times New Roman"/>
+          <w:sz w:val="24"/>
+          <w:szCs w:val="24"/>
+          <w:lang w:bidi="gu-IN"/>
+        </w:rPr>
+      </w:pPr>
+      <w:r>
+        <w:rPr>
+          <w:rFonts w:ascii="Times New Roman" w:eastAsia="Times New Roman" w:hAnsi="Times New Roman" w:cs="Times New Roman"/>
+          <w:sz w:val="24"/>
+          <w:szCs w:val="24"/>
+          <w:lang w:bidi="gu-IN"/>
+        </w:rPr>
+        <w:t xml:space="preserve">Conductance </w:t>
+      </w:r>
+    </w:p>
+    <w:p>
+      <w:pPr>
+        <w:numPr>
+          <w:ilvl w:val="0"/>
+          <w:numId w:val="16"/>
+        </w:numPr>
+        <w:spacing w:before="100" w:beforeAutospacing="1" w:after="100" w:afterAutospacing="1" w:line="240" w:lineRule="auto"/>
+        <w:rPr>
+          <w:rFonts w:ascii="Times New Roman" w:eastAsia="Times New Roman" w:hAnsi="Times New Roman" w:cs="Times New Roman"/>
+          <w:sz w:val="24"/>
+          <w:szCs w:val="24"/>
+          <w:lang w:bidi="gu-IN"/>
+        </w:rPr>
+      </w:pPr>
+      <w:r>
+        <w:rPr>
+          <w:rFonts w:ascii="Times New Roman" w:eastAsia="Times New Roman" w:hAnsi="Times New Roman" w:cs="Times New Roman"/>
+          <w:sz w:val="24"/>
+          <w:szCs w:val="24"/>
+          <w:lang w:bidi="gu-IN"/>
+        </w:rPr>
+        <w:t xml:space="preserve">Electrolytic cells </w:t>
+      </w:r>
+    </w:p>
+    <w:p>
+      <w:pPr>
+        <w:numPr>
+          <w:ilvl w:val="0"/>
+          <w:numId w:val="16"/>
+        </w:numPr>
+        <w:spacing w:before="100" w:beforeAutospacing="1" w:after="100" w:afterAutospacing="1" w:line="240" w:lineRule="auto"/>
+        <w:rPr>
+          <w:rFonts w:ascii="Times New Roman" w:eastAsia="Times New Roman" w:hAnsi="Times New Roman" w:cs="Times New Roman"/>
+          <w:sz w:val="24"/>
+          <w:szCs w:val="24"/>
+          <w:lang w:bidi="gu-IN"/>
+        </w:rPr>
+      </w:pPr>
+      <w:r>
+        <w:rPr>
+          <w:rFonts w:ascii="Times New Roman" w:eastAsia="Times New Roman" w:hAnsi="Times New Roman" w:cs="Times New Roman"/>
+          <w:sz w:val="24"/>
+          <w:szCs w:val="24"/>
+          <w:lang w:bidi="gu-IN"/>
+        </w:rPr>
+        <w:t xml:space="preserve">Galvanic cells </w:t>
+      </w:r>
+    </w:p>
+    <w:p>
+      <w:pPr>
+        <w:numPr>
+          <w:ilvl w:val="0"/>
+          <w:numId w:val="16"/>
+        </w:numPr>
+        <w:spacing w:before="100" w:beforeAutospacing="1" w:after="100" w:afterAutospacing="1" w:line="240" w:lineRule="auto"/>
+        <w:rPr>
+          <w:rFonts w:ascii="Times New Roman" w:eastAsia="Times New Roman" w:hAnsi="Times New Roman" w:cs="Times New Roman"/>
+          <w:sz w:val="24"/>
+          <w:szCs w:val="24"/>
+          <w:lang w:bidi="gu-IN"/>
+        </w:rPr>
+      </w:pPr>
+      <w:r>
+        <w:rPr>
+          <w:rFonts w:ascii="Times New Roman" w:eastAsia="Times New Roman" w:hAnsi="Times New Roman" w:cs="Times New Roman"/>
+          <w:sz w:val="24"/>
+          <w:szCs w:val="24"/>
+          <w:lang w:bidi="gu-IN"/>
+        </w:rPr>
+        <w:t xml:space="preserve">Nernst equation </w:t>
+      </w:r>
+    </w:p>
+    <w:p>
+      <w:pPr>
+        <w:numPr>
+          <w:ilvl w:val="0"/>
+          <w:numId w:val="16"/>
+        </w:numPr>
+        <w:spacing w:before="100" w:beforeAutospacing="1" w:after="100" w:afterAutospacing="1" w:line="240" w:lineRule="auto"/>
+        <w:rPr>
+          <w:rFonts w:ascii="Times New Roman" w:eastAsia="Times New Roman" w:hAnsi="Times New Roman" w:cs="Times New Roman"/>
+          <w:sz w:val="24"/>
+          <w:szCs w:val="24"/>
+          <w:lang w:bidi="gu-IN"/>
+        </w:rPr>
+      </w:pPr>
+      <w:r>
+        <w:rPr>
+          <w:rFonts w:ascii="Times New Roman" w:eastAsia="Times New Roman" w:hAnsi="Times New Roman" w:cs="Times New Roman"/>
+          <w:sz w:val="24"/>
+          <w:szCs w:val="24"/>
+          <w:lang w:bidi="gu-IN"/>
+        </w:rPr>
+        <w:t xml:space="preserve">Batteries </w:t>
+      </w:r>
+    </w:p>
+    <w:p>
+      <w:pPr>
+        <w:numPr>
+          <w:ilvl w:val="0"/>
+          <w:numId w:val="16"/>
+        </w:numPr>
+        <w:spacing w:before="100" w:beforeAutospacing="1" w:after="100" w:afterAutospacing="1" w:line="240" w:lineRule="auto"/>
+        <w:rPr>
+          <w:rFonts w:ascii="Times New Roman" w:eastAsia="Times New Roman" w:hAnsi="Times New Roman" w:cs="Times New Roman"/>
+          <w:sz w:val="24"/>
+          <w:szCs w:val="24"/>
+          <w:lang w:bidi="gu-IN"/>
+        </w:rPr>
+      </w:pPr>
+      <w:r>
+        <w:rPr>
+          <w:rFonts w:ascii="Times New Roman" w:eastAsia="Times New Roman" w:hAnsi="Times New Roman" w:cs="Times New Roman"/>
+          <w:sz w:val="24"/>
+          <w:szCs w:val="24"/>
+          <w:lang w:bidi="gu-IN"/>
+        </w:rPr>
+        <w:lastRenderedPageBreak/>
+        <w:t xml:space="preserve">Fuel cells </w:t>
+      </w:r>
+    </w:p>
+    <w:p>
+      <w:pPr>
+        <w:numPr>
+          <w:ilvl w:val="0"/>
+          <w:numId w:val="16"/>
+        </w:numPr>
+        <w:spacing w:before="100" w:beforeAutospacing="1" w:after="100" w:afterAutospacing="1" w:line="240" w:lineRule="auto"/>
+        <w:rPr>
+          <w:rFonts w:ascii="Times New Roman" w:eastAsia="Times New Roman" w:hAnsi="Times New Roman" w:cs="Times New Roman"/>
+          <w:sz w:val="24"/>
+          <w:szCs w:val="24"/>
+          <w:lang w:bidi="gu-IN"/>
+        </w:rPr>
+      </w:pPr>
+      <w:r>
+        <w:rPr>
+          <w:rFonts w:ascii="Times New Roman" w:eastAsia="Times New Roman" w:hAnsi="Times New Roman" w:cs="Times New Roman"/>
+          <w:sz w:val="24"/>
+          <w:szCs w:val="24"/>
+          <w:lang w:bidi="gu-IN"/>
+        </w:rPr>
+        <w:t xml:space="preserve">Corrosion </w:t>
+      </w:r>
+    </w:p>
+    <w:p>
+      <w:pPr>
+        <w:spacing w:before="100" w:beforeAutospacing="1" w:after="100" w:afterAutospacing="1" w:line="240" w:lineRule="auto"/>
+        <w:outlineLvl w:val="1"/>
+        <w:rPr>
+          <w:rFonts w:ascii="Times New Roman" w:eastAsia="Times New Roman" w:hAnsi="Times New Roman" w:cs="Times New Roman"/>
+          <w:b/>
+          <w:bCs/>
+          <w:sz w:val="36"/>
+          <w:szCs w:val="36"/>
+          <w:lang w:bidi="gu-IN"/>
+        </w:rPr>
+      </w:pPr>
+      <w:r>
+        <w:rPr>
+          <w:rFonts w:ascii="Times New Roman" w:eastAsia="Times New Roman" w:hAnsi="Times New Roman" w:cs="Times New Roman"/>
+          <w:b/>
+          <w:bCs/>
+          <w:sz w:val="36"/>
+          <w:szCs w:val="36"/>
+          <w:lang w:bidi="gu-IN"/>
+        </w:rPr>
+        <w:t>3. Chemical Kinetics</w:t>
+      </w:r>
+    </w:p>
+    <w:p>
+      <w:pPr>
+        <w:numPr>
+          <w:ilvl w:val="0"/>
+          <w:numId w:val="17"/>
+        </w:numPr>
+        <w:spacing w:before="100" w:beforeAutospacing="1" w:after="100" w:afterAutospacing="1" w:line="240" w:lineRule="auto"/>
+        <w:rPr>
+          <w:rFonts w:ascii="Times New Roman" w:eastAsia="Times New Roman" w:hAnsi="Times New Roman" w:cs="Times New Roman"/>
+          <w:sz w:val="24"/>
+          <w:szCs w:val="24"/>
+          <w:lang w:bidi="gu-IN"/>
+        </w:rPr>
+      </w:pPr>
+      <w:r>
+        <w:rPr>
+          <w:rFonts w:ascii="Times New Roman" w:eastAsia="Times New Roman" w:hAnsi="Times New Roman" w:cs="Times New Roman"/>
+          <w:sz w:val="24"/>
+          <w:szCs w:val="24"/>
+          <w:lang w:bidi="gu-IN"/>
+        </w:rPr>
+        <w:t xml:space="preserve">Rate of reaction </w:t>
+      </w:r>
+    </w:p>
+    <w:p>
+      <w:pPr>
+        <w:numPr>
+          <w:ilvl w:val="0"/>
+          <w:numId w:val="17"/>
+        </w:numPr>
+        <w:spacing w:before="100" w:beforeAutospacing="1" w:after="100" w:afterAutospacing="1" w:line="240" w:lineRule="auto"/>
+        <w:rPr>
+          <w:rFonts w:ascii="Times New Roman" w:eastAsia="Times New Roman" w:hAnsi="Times New Roman" w:cs="Times New Roman"/>
+          <w:sz w:val="24"/>
+          <w:szCs w:val="24"/>
+          <w:lang w:bidi="gu-IN"/>
+        </w:rPr>
+      </w:pPr>
+      <w:r>
+        <w:rPr>
+          <w:rFonts w:ascii="Times New Roman" w:eastAsia="Times New Roman" w:hAnsi="Times New Roman" w:cs="Times New Roman"/>
+          <w:sz w:val="24"/>
+          <w:szCs w:val="24"/>
+          <w:lang w:bidi="gu-IN"/>
+        </w:rPr>
+        <w:t xml:space="preserve">Factors affecting rate </w:t>
+      </w:r>
+    </w:p>
+    <w:p>
+      <w:pPr>
+        <w:numPr>
+          <w:ilvl w:val="0"/>
+          <w:numId w:val="17"/>
+        </w:numPr>
+        <w:spacing w:before="100" w:beforeAutospacing="1" w:after="100" w:afterAutospacing="1" w:line="240" w:lineRule="auto"/>
+        <w:rPr>
+          <w:rFonts w:ascii="Times New Roman" w:eastAsia="Times New Roman" w:hAnsi="Times New Roman" w:cs="Times New Roman"/>
+          <w:sz w:val="24"/>
+          <w:szCs w:val="24"/>
+          <w:lang w:bidi="gu-IN"/>
+        </w:rPr>
+      </w:pPr>
+      <w:r>
+        <w:rPr>
+          <w:rFonts w:ascii="Times New Roman" w:eastAsia="Times New Roman" w:hAnsi="Times New Roman" w:cs="Times New Roman"/>
+          <w:sz w:val="24"/>
+          <w:szCs w:val="24"/>
+          <w:lang w:bidi="gu-IN"/>
+        </w:rPr>
+        <w:t xml:space="preserve">Rate law </w:t>
+      </w:r>
+    </w:p>
+    <w:p>
+      <w:pPr>
+        <w:numPr>
+          <w:ilvl w:val="0"/>
+          <w:numId w:val="17"/>
+        </w:numPr>
+        <w:spacing w:before="100" w:beforeAutospacing="1" w:after="100" w:afterAutospacing="1" w:line="240" w:lineRule="auto"/>
+        <w:rPr>
+          <w:rFonts w:ascii="Times New Roman" w:eastAsia="Times New Roman" w:hAnsi="Times New Roman" w:cs="Times New Roman"/>
+          <w:sz w:val="24"/>
+          <w:szCs w:val="24"/>
+          <w:lang w:bidi="gu-IN"/>
+        </w:rPr>
+      </w:pPr>
+      <w:r>
+        <w:rPr>
+          <w:rFonts w:ascii="Times New Roman" w:eastAsia="Times New Roman" w:hAnsi="Times New Roman" w:cs="Times New Roman"/>
+          <w:sz w:val="24"/>
+          <w:szCs w:val="24"/>
+          <w:lang w:bidi="gu-IN"/>
+        </w:rPr>
+        <w:t xml:space="preserve">Order and </w:t>
+      </w:r>
+      <w:proofErr w:type="spellStart"/>
+      <w:r>
+        <w:rPr>
+          <w:rFonts w:ascii="Times New Roman" w:eastAsia="Times New Roman" w:hAnsi="Times New Roman" w:cs="Times New Roman"/>
+          <w:sz w:val="24"/>
+          <w:szCs w:val="24"/>
+          <w:lang w:bidi="gu-IN"/>
+        </w:rPr>
+        <w:t>molecularity</w:t>
+      </w:r>
+      <w:proofErr w:type="spellEnd"/>
+      <w:r>
+        <w:rPr>
+          <w:rFonts w:ascii="Times New Roman" w:eastAsia="Times New Roman" w:hAnsi="Times New Roman" w:cs="Times New Roman"/>
+          <w:sz w:val="24"/>
+          <w:szCs w:val="24"/>
+          <w:lang w:bidi="gu-IN"/>
+        </w:rPr>
+        <w:t xml:space="preserve"> </w:t>
+      </w:r>
+    </w:p>
+    <w:p>
+      <w:pPr>
+        <w:numPr>
+          <w:ilvl w:val="0"/>
+          <w:numId w:val="17"/>
+        </w:numPr>
+        <w:spacing w:before="100" w:beforeAutospacing="1" w:after="100" w:afterAutospacing="1" w:line="240" w:lineRule="auto"/>
+        <w:rPr>
+          <w:rFonts w:ascii="Times New Roman" w:eastAsia="Times New Roman" w:hAnsi="Times New Roman" w:cs="Times New Roman"/>
+          <w:sz w:val="24"/>
+          <w:szCs w:val="24"/>
+          <w:lang w:bidi="gu-IN"/>
+        </w:rPr>
+      </w:pPr>
+      <w:r>
+        <w:rPr>
+          <w:rFonts w:ascii="Times New Roman" w:eastAsia="Times New Roman" w:hAnsi="Times New Roman" w:cs="Times New Roman"/>
+          <w:sz w:val="24"/>
+          <w:szCs w:val="24"/>
+          <w:lang w:bidi="gu-IN"/>
+        </w:rPr>
+        <w:t xml:space="preserve">Integrated rate equations </w:t>
+      </w:r>
+    </w:p>
+    <w:p>
+      <w:pPr>
+        <w:numPr>
+          <w:ilvl w:val="0"/>
+          <w:numId w:val="17"/>
+        </w:numPr>
+        <w:spacing w:before="100" w:beforeAutospacing="1" w:after="100" w:afterAutospacing="1" w:line="240" w:lineRule="auto"/>
+        <w:rPr>
+          <w:rFonts w:ascii="Times New Roman" w:eastAsia="Times New Roman" w:hAnsi="Times New Roman" w:cs="Times New Roman"/>
+          <w:sz w:val="24"/>
+          <w:szCs w:val="24"/>
+          <w:lang w:bidi="gu-IN"/>
+        </w:rPr>
+      </w:pPr>
+      <w:r>
+        <w:rPr>
+          <w:rFonts w:ascii="Times New Roman" w:eastAsia="Times New Roman" w:hAnsi="Times New Roman" w:cs="Times New Roman"/>
+          <w:sz w:val="24"/>
+          <w:szCs w:val="24"/>
+          <w:lang w:bidi="gu-IN"/>
+        </w:rPr>
+        <w:t xml:space="preserve">Half life </w:t>
+      </w:r>
+    </w:p>
+    <w:p>
+      <w:pPr>
+        <w:numPr>
+          <w:ilvl w:val="0"/>
+          <w:numId w:val="17"/>
+        </w:numPr>
+        <w:spacing w:before="100" w:beforeAutospacing="1" w:after="100" w:afterAutospacing="1" w:line="240" w:lineRule="auto"/>
+        <w:rPr>
+          <w:rFonts w:ascii="Times New Roman" w:eastAsia="Times New Roman" w:hAnsi="Times New Roman" w:cs="Times New Roman"/>
+          <w:sz w:val="24"/>
+          <w:szCs w:val="24"/>
+          <w:lang w:bidi="gu-IN"/>
+        </w:rPr>
+      </w:pPr>
+      <w:r>
+        <w:rPr>
+          <w:rFonts w:ascii="Times New Roman" w:eastAsia="Times New Roman" w:hAnsi="Times New Roman" w:cs="Times New Roman"/>
+          <w:sz w:val="24"/>
+          <w:szCs w:val="24"/>
+          <w:lang w:bidi="gu-IN"/>
+        </w:rPr>
+        <w:t xml:space="preserve">Arrhenius equation </w:t>
+      </w:r>
+    </w:p>
+    <w:p>
+      <w:pPr>
+        <w:spacing w:before="100" w:beforeAutospacing="1" w:after="100" w:afterAutospacing="1" w:line="240" w:lineRule="auto"/>
+        <w:outlineLvl w:val="1"/>
+        <w:rPr>
+          <w:rFonts w:ascii="Times New Roman" w:eastAsia="Times New Roman" w:hAnsi="Times New Roman" w:cs="Times New Roman"/>
+          <w:b/>
+          <w:bCs/>
+          <w:sz w:val="36"/>
+          <w:szCs w:val="36"/>
+          <w:lang w:bidi="gu-IN"/>
+        </w:rPr>
+      </w:pPr>
+      <w:r>
+        <w:rPr>
+          <w:rFonts w:ascii="Times New Roman" w:eastAsia="Times New Roman" w:hAnsi="Times New Roman" w:cs="Times New Roman"/>
+          <w:b/>
+          <w:bCs/>
+          <w:sz w:val="36"/>
+          <w:szCs w:val="36"/>
+          <w:lang w:bidi="gu-IN"/>
+        </w:rPr>
+        <w:t xml:space="preserve">4. </w:t>
+      </w:r>
+      <w:proofErr w:type="gramStart"/>
+      <w:r>
+        <w:rPr>
+          <w:rFonts w:ascii="Times New Roman" w:eastAsia="Times New Roman" w:hAnsi="Times New Roman" w:cs="Times New Roman"/>
+          <w:b/>
+          <w:bCs/>
+          <w:sz w:val="36"/>
+          <w:szCs w:val="36"/>
+          <w:lang w:bidi="gu-IN"/>
+        </w:rPr>
+        <w:t>d</w:t>
+      </w:r>
+      <w:proofErr w:type="gramEnd"/>
+      <w:r>
+        <w:rPr>
+          <w:rFonts w:ascii="Times New Roman" w:eastAsia="Times New Roman" w:hAnsi="Times New Roman" w:cs="Times New Roman"/>
+          <w:b/>
+          <w:bCs/>
+          <w:sz w:val="36"/>
+          <w:szCs w:val="36"/>
+          <w:lang w:bidi="gu-IN"/>
+        </w:rPr>
+        <w:t xml:space="preserve"> and f Block Elements</w:t>
+      </w:r>
+    </w:p>
+    <w:p>
+      <w:pPr>
+        <w:numPr>
+          <w:ilvl w:val="0"/>
+          <w:numId w:val="18"/>
+        </w:numPr>
+        <w:spacing w:before="100" w:beforeAutospacing="1" w:after="100" w:afterAutospacing="1" w:line="240" w:lineRule="auto"/>
+        <w:rPr>
+          <w:rFonts w:ascii="Times New Roman" w:eastAsia="Times New Roman" w:hAnsi="Times New Roman" w:cs="Times New Roman"/>
+          <w:sz w:val="24"/>
+          <w:szCs w:val="24"/>
+          <w:lang w:bidi="gu-IN"/>
+        </w:rPr>
+      </w:pPr>
+      <w:r>
+        <w:rPr>
+          <w:rFonts w:ascii="Times New Roman" w:eastAsia="Times New Roman" w:hAnsi="Times New Roman" w:cs="Times New Roman"/>
+          <w:sz w:val="24"/>
+          <w:szCs w:val="24"/>
+          <w:lang w:bidi="gu-IN"/>
+        </w:rPr>
+        <w:t xml:space="preserve">Electronic configuration </w:t>
+      </w:r>
+    </w:p>
+    <w:p>
+      <w:pPr>
+        <w:numPr>
+          <w:ilvl w:val="0"/>
+          <w:numId w:val="18"/>
+        </w:numPr>
+        <w:spacing w:before="100" w:beforeAutospacing="1" w:after="100" w:afterAutospacing="1" w:line="240" w:lineRule="auto"/>
+        <w:rPr>
+          <w:rFonts w:ascii="Times New Roman" w:eastAsia="Times New Roman" w:hAnsi="Times New Roman" w:cs="Times New Roman"/>
+          <w:sz w:val="24"/>
+          <w:szCs w:val="24"/>
+          <w:lang w:bidi="gu-IN"/>
+        </w:rPr>
+      </w:pPr>
+      <w:r>
+        <w:rPr>
+          <w:rFonts w:ascii="Times New Roman" w:eastAsia="Times New Roman" w:hAnsi="Times New Roman" w:cs="Times New Roman"/>
+          <w:sz w:val="24"/>
+          <w:szCs w:val="24"/>
+          <w:lang w:bidi="gu-IN"/>
+        </w:rPr>
+        <w:t xml:space="preserve">Transition elements </w:t>
+      </w:r>
+    </w:p>
+    <w:p>
+      <w:pPr>
+        <w:numPr>
+          <w:ilvl w:val="0"/>
+          <w:numId w:val="18"/>
+        </w:numPr>
+        <w:spacing w:before="100" w:beforeAutospacing="1" w:after="100" w:afterAutospacing="1" w:line="240" w:lineRule="auto"/>
+        <w:rPr>
+          <w:rFonts w:ascii="Times New Roman" w:eastAsia="Times New Roman" w:hAnsi="Times New Roman" w:cs="Times New Roman"/>
+          <w:sz w:val="24"/>
+          <w:szCs w:val="24"/>
+          <w:lang w:bidi="gu-IN"/>
+        </w:rPr>
+      </w:pPr>
+      <w:proofErr w:type="spellStart"/>
+      <w:r>
+        <w:rPr>
+          <w:rFonts w:ascii="Times New Roman" w:eastAsia="Times New Roman" w:hAnsi="Times New Roman" w:cs="Times New Roman"/>
+          <w:sz w:val="24"/>
+          <w:szCs w:val="24"/>
+          <w:lang w:bidi="gu-IN"/>
+        </w:rPr>
+        <w:t>Lanthanoids</w:t>
+      </w:r>
+      <w:proofErr w:type="spellEnd"/>
+      <w:r>
+        <w:rPr>
+          <w:rFonts w:ascii="Times New Roman" w:eastAsia="Times New Roman" w:hAnsi="Times New Roman" w:cs="Times New Roman"/>
+          <w:sz w:val="24"/>
+          <w:szCs w:val="24"/>
+          <w:lang w:bidi="gu-IN"/>
+        </w:rPr>
+        <w:t xml:space="preserve"> </w:t>
+      </w:r>
+    </w:p>
+    <w:p>
+      <w:pPr>
+        <w:numPr>
+          <w:ilvl w:val="0"/>
+          <w:numId w:val="18"/>
+        </w:numPr>
+        <w:spacing w:before="100" w:beforeAutospacing="1" w:after="100" w:afterAutospacing="1" w:line="240" w:lineRule="auto"/>
+        <w:rPr>
+          <w:rFonts w:ascii="Times New Roman" w:eastAsia="Times New Roman" w:hAnsi="Times New Roman" w:cs="Times New Roman"/>
+          <w:sz w:val="24"/>
+          <w:szCs w:val="24"/>
+          <w:lang w:bidi="gu-IN"/>
+        </w:rPr>
+      </w:pPr>
+      <w:proofErr w:type="spellStart"/>
+      <w:r>
+        <w:rPr>
+          <w:rFonts w:ascii="Times New Roman" w:eastAsia="Times New Roman" w:hAnsi="Times New Roman" w:cs="Times New Roman"/>
+          <w:sz w:val="24"/>
+          <w:szCs w:val="24"/>
+          <w:lang w:bidi="gu-IN"/>
+        </w:rPr>
+        <w:t>Actinoids</w:t>
+      </w:r>
+      <w:proofErr w:type="spellEnd"/>
+      <w:r>
+        <w:rPr>
+          <w:rFonts w:ascii="Times New Roman" w:eastAsia="Times New Roman" w:hAnsi="Times New Roman" w:cs="Times New Roman"/>
+          <w:sz w:val="24"/>
+          <w:szCs w:val="24"/>
+          <w:lang w:bidi="gu-IN"/>
+        </w:rPr>
+        <w:t xml:space="preserve"> </w:t>
+      </w:r>
+    </w:p>
+    <w:p>
+      <w:pPr>
+        <w:numPr>
+          <w:ilvl w:val="0"/>
+          <w:numId w:val="18"/>
+        </w:numPr>
+        <w:spacing w:before="100" w:beforeAutospacing="1" w:after="100" w:afterAutospacing="1" w:line="240" w:lineRule="auto"/>
+        <w:rPr>
+          <w:rFonts w:ascii="Times New Roman" w:eastAsia="Times New Roman" w:hAnsi="Times New Roman" w:cs="Times New Roman"/>
+          <w:sz w:val="24"/>
+          <w:szCs w:val="24"/>
+          <w:lang w:bidi="gu-IN"/>
+        </w:rPr>
+      </w:pPr>
+      <w:r>
+        <w:rPr>
+          <w:rFonts w:ascii="Times New Roman" w:eastAsia="Times New Roman" w:hAnsi="Times New Roman" w:cs="Times New Roman"/>
+          <w:sz w:val="24"/>
+          <w:szCs w:val="24"/>
+          <w:lang w:bidi="gu-IN"/>
+        </w:rPr>
+        <w:t xml:space="preserve">Oxidation states </w:t>
+      </w:r>
+    </w:p>
+    <w:p>
+      <w:pPr>
+        <w:numPr>
+          <w:ilvl w:val="0"/>
+          <w:numId w:val="18"/>
+        </w:numPr>
+        <w:spacing w:before="100" w:beforeAutospacing="1" w:after="100" w:afterAutospacing="1" w:line="240" w:lineRule="auto"/>
+        <w:rPr>
+          <w:rFonts w:ascii="Times New Roman" w:eastAsia="Times New Roman" w:hAnsi="Times New Roman" w:cs="Times New Roman"/>
+          <w:sz w:val="24"/>
+          <w:szCs w:val="24"/>
+          <w:lang w:bidi="gu-IN"/>
+        </w:rPr>
+      </w:pPr>
+      <w:proofErr w:type="spellStart"/>
+      <w:r>
+        <w:rPr>
+          <w:rFonts w:ascii="Times New Roman" w:eastAsia="Times New Roman" w:hAnsi="Times New Roman" w:cs="Times New Roman"/>
+          <w:sz w:val="24"/>
+          <w:szCs w:val="24"/>
+          <w:lang w:bidi="gu-IN"/>
+        </w:rPr>
+        <w:t>Colour</w:t>
+      </w:r>
+      <w:proofErr w:type="spellEnd"/>
+      <w:r>
+        <w:rPr>
+          <w:rFonts w:ascii="Times New Roman" w:eastAsia="Times New Roman" w:hAnsi="Times New Roman" w:cs="Times New Roman"/>
+          <w:sz w:val="24"/>
+          <w:szCs w:val="24"/>
+          <w:lang w:bidi="gu-IN"/>
+        </w:rPr>
+        <w:t xml:space="preserve"> and magnetic properties </w:t>
+      </w:r>
+    </w:p>
+    <w:p>
+      <w:pPr>
+        <w:spacing w:before="100" w:beforeAutospacing="1" w:after="100" w:afterAutospacing="1" w:line="240" w:lineRule="auto"/>
+        <w:outlineLvl w:val="1"/>
+        <w:rPr>
+          <w:rFonts w:ascii="Times New Roman" w:eastAsia="Times New Roman" w:hAnsi="Times New Roman" w:cs="Times New Roman"/>
+          <w:b/>
+          <w:bCs/>
+          <w:sz w:val="36"/>
+          <w:szCs w:val="36"/>
+          <w:lang w:bidi="gu-IN"/>
+        </w:rPr>
+      </w:pPr>
+      <w:r>
+        <w:rPr>
+          <w:rFonts w:ascii="Times New Roman" w:eastAsia="Times New Roman" w:hAnsi="Times New Roman" w:cs="Times New Roman"/>
+          <w:b/>
+          <w:bCs/>
+          <w:sz w:val="36"/>
+          <w:szCs w:val="36"/>
+          <w:lang w:bidi="gu-IN"/>
+        </w:rPr>
+        <w:t>5. Coordination Compounds</w:t>
+      </w:r>
+    </w:p>
+    <w:p>
+      <w:pPr>
+        <w:numPr>
+          <w:ilvl w:val="0"/>
+          <w:numId w:val="19"/>
+        </w:numPr>
+        <w:spacing w:before="100" w:beforeAutospacing="1" w:after="100" w:afterAutospacing="1" w:line="240" w:lineRule="auto"/>
+        <w:rPr>
+          <w:rFonts w:ascii="Times New Roman" w:eastAsia="Times New Roman" w:hAnsi="Times New Roman" w:cs="Times New Roman"/>
+          <w:sz w:val="24"/>
+          <w:szCs w:val="24"/>
+          <w:lang w:bidi="gu-IN"/>
+        </w:rPr>
+      </w:pPr>
+      <w:proofErr w:type="spellStart"/>
+      <w:r>
+        <w:rPr>
+          <w:rFonts w:ascii="Times New Roman" w:eastAsia="Times New Roman" w:hAnsi="Times New Roman" w:cs="Times New Roman"/>
+          <w:sz w:val="24"/>
+          <w:szCs w:val="24"/>
+          <w:lang w:bidi="gu-IN"/>
+        </w:rPr>
+        <w:t>Ligands</w:t>
+      </w:r>
+      <w:proofErr w:type="spellEnd"/>
+      <w:r>
+        <w:rPr>
+          <w:rFonts w:ascii="Times New Roman" w:eastAsia="Times New Roman" w:hAnsi="Times New Roman" w:cs="Times New Roman"/>
+          <w:sz w:val="24"/>
+          <w:szCs w:val="24"/>
+          <w:lang w:bidi="gu-IN"/>
+        </w:rPr>
+        <w:t xml:space="preserve"> </w:t>
+      </w:r>
+    </w:p>
+    <w:p>
+      <w:pPr>
+        <w:numPr>
+          <w:ilvl w:val="0"/>
+          <w:numId w:val="19"/>
+        </w:numPr>
+        <w:spacing w:before="100" w:beforeAutospacing="1" w:after="100" w:afterAutospacing="1" w:line="240" w:lineRule="auto"/>
+        <w:rPr>
+          <w:rFonts w:ascii="Times New Roman" w:eastAsia="Times New Roman" w:hAnsi="Times New Roman" w:cs="Times New Roman"/>
+          <w:sz w:val="24"/>
+          <w:szCs w:val="24"/>
+          <w:lang w:bidi="gu-IN"/>
+        </w:rPr>
+      </w:pPr>
+      <w:r>
+        <w:rPr>
+          <w:rFonts w:ascii="Times New Roman" w:eastAsia="Times New Roman" w:hAnsi="Times New Roman" w:cs="Times New Roman"/>
+          <w:sz w:val="24"/>
+          <w:szCs w:val="24"/>
+          <w:lang w:bidi="gu-IN"/>
+        </w:rPr>
+        <w:t xml:space="preserve">Coordination number </w:t>
+      </w:r>
+    </w:p>
+    <w:p>
+      <w:pPr>
+        <w:numPr>
+          <w:ilvl w:val="0"/>
+          <w:numId w:val="19"/>
+        </w:numPr>
+        <w:spacing w:before="100" w:beforeAutospacing="1" w:after="100" w:afterAutospacing="1" w:line="240" w:lineRule="auto"/>
+        <w:rPr>
+          <w:rFonts w:ascii="Times New Roman" w:eastAsia="Times New Roman" w:hAnsi="Times New Roman" w:cs="Times New Roman"/>
+          <w:sz w:val="24"/>
+          <w:szCs w:val="24"/>
+          <w:lang w:bidi="gu-IN"/>
+        </w:rPr>
+      </w:pPr>
+      <w:r>
+        <w:rPr>
+          <w:rFonts w:ascii="Times New Roman" w:eastAsia="Times New Roman" w:hAnsi="Times New Roman" w:cs="Times New Roman"/>
+          <w:sz w:val="24"/>
+          <w:szCs w:val="24"/>
+          <w:lang w:bidi="gu-IN"/>
+        </w:rPr>
+        <w:t xml:space="preserve">Nomenclature </w:t>
+      </w:r>
+    </w:p>
+    <w:p>
+      <w:pPr>
+        <w:numPr>
+          <w:ilvl w:val="0"/>
+          <w:numId w:val="19"/>
+        </w:numPr>
+        <w:spacing w:before="100" w:beforeAutospacing="1" w:after="100" w:afterAutospacing="1" w:line="240" w:lineRule="auto"/>
+        <w:rPr>
+          <w:rFonts w:ascii="Times New Roman" w:eastAsia="Times New Roman" w:hAnsi="Times New Roman" w:cs="Times New Roman"/>
+          <w:sz w:val="24"/>
+          <w:szCs w:val="24"/>
+          <w:lang w:bidi="gu-IN"/>
+        </w:rPr>
+      </w:pPr>
+      <w:r>
+        <w:rPr>
+          <w:rFonts w:ascii="Times New Roman" w:eastAsia="Times New Roman" w:hAnsi="Times New Roman" w:cs="Times New Roman"/>
+          <w:sz w:val="24"/>
+          <w:szCs w:val="24"/>
+          <w:lang w:bidi="gu-IN"/>
+        </w:rPr>
+        <w:t xml:space="preserve">Isomerism </w:t>
+      </w:r>
+    </w:p>
+    <w:p>
+      <w:pPr>
+        <w:numPr>
+          <w:ilvl w:val="0"/>
+          <w:numId w:val="19"/>
+        </w:numPr>
+        <w:spacing w:before="100" w:beforeAutospacing="1" w:after="100" w:afterAutospacing="1" w:line="240" w:lineRule="auto"/>
+        <w:rPr>
+          <w:rFonts w:ascii="Times New Roman" w:eastAsia="Times New Roman" w:hAnsi="Times New Roman" w:cs="Times New Roman"/>
+          <w:sz w:val="24"/>
+          <w:szCs w:val="24"/>
+          <w:lang w:bidi="gu-IN"/>
+        </w:rPr>
+      </w:pPr>
+      <w:r>
+        <w:rPr>
+          <w:rFonts w:ascii="Times New Roman" w:eastAsia="Times New Roman" w:hAnsi="Times New Roman" w:cs="Times New Roman"/>
+          <w:sz w:val="24"/>
+          <w:szCs w:val="24"/>
+          <w:lang w:bidi="gu-IN"/>
+        </w:rPr>
+        <w:t xml:space="preserve">Bonding theories </w:t>
+      </w:r>
+    </w:p>
+    <w:p>
+      <w:pPr>
+        <w:numPr>
+          <w:ilvl w:val="0"/>
+          <w:numId w:val="19"/>
+        </w:numPr>
+        <w:spacing w:before="100" w:beforeAutospacing="1" w:after="100" w:afterAutospacing="1" w:line="240" w:lineRule="auto"/>
+        <w:rPr>
+          <w:rFonts w:ascii="Times New Roman" w:eastAsia="Times New Roman" w:hAnsi="Times New Roman" w:cs="Times New Roman"/>
+          <w:sz w:val="24"/>
+          <w:szCs w:val="24"/>
+          <w:lang w:bidi="gu-IN"/>
+        </w:rPr>
+      </w:pPr>
+      <w:r>
+        <w:rPr>
+          <w:rFonts w:ascii="Times New Roman" w:eastAsia="Times New Roman" w:hAnsi="Times New Roman" w:cs="Times New Roman"/>
+          <w:sz w:val="24"/>
+          <w:szCs w:val="24"/>
+          <w:lang w:bidi="gu-IN"/>
+        </w:rPr>
+        <w:t xml:space="preserve">Crystal field theory </w:t>
+      </w:r>
+    </w:p>
+    <w:p>
+      <w:pPr>
+        <w:spacing w:before="100" w:beforeAutospacing="1" w:after="100" w:afterAutospacing="1" w:line="240" w:lineRule="auto"/>
+        <w:outlineLvl w:val="1"/>
+        <w:rPr>
+          <w:rFonts w:ascii="Times New Roman" w:eastAsia="Times New Roman" w:hAnsi="Times New Roman" w:cs="Times New Roman"/>
+          <w:b/>
+          <w:bCs/>
+          <w:sz w:val="36"/>
+          <w:szCs w:val="36"/>
+          <w:lang w:bidi="gu-IN"/>
+        </w:rPr>
+      </w:pPr>
+      <w:r>
+        <w:rPr>
+          <w:rFonts w:ascii="Times New Roman" w:eastAsia="Times New Roman" w:hAnsi="Times New Roman" w:cs="Times New Roman"/>
+          <w:b/>
+          <w:bCs/>
+          <w:sz w:val="36"/>
+          <w:szCs w:val="36"/>
+          <w:lang w:bidi="gu-IN"/>
+        </w:rPr>
+        <w:t xml:space="preserve">6. </w:t>
+      </w:r>
+      <w:proofErr w:type="spellStart"/>
+      <w:r>
+        <w:rPr>
+          <w:rFonts w:ascii="Times New Roman" w:eastAsia="Times New Roman" w:hAnsi="Times New Roman" w:cs="Times New Roman"/>
+          <w:b/>
+          <w:bCs/>
+          <w:sz w:val="36"/>
+          <w:szCs w:val="36"/>
+          <w:lang w:bidi="gu-IN"/>
+        </w:rPr>
+        <w:t>Haloalkanes</w:t>
+      </w:r>
+      <w:proofErr w:type="spellEnd"/>
+      <w:r>
+        <w:rPr>
+          <w:rFonts w:ascii="Times New Roman" w:eastAsia="Times New Roman" w:hAnsi="Times New Roman" w:cs="Times New Roman"/>
+          <w:b/>
+          <w:bCs/>
+          <w:sz w:val="36"/>
+          <w:szCs w:val="36"/>
+          <w:lang w:bidi="gu-IN"/>
+        </w:rPr>
+        <w:t xml:space="preserve"> and </w:t>
+      </w:r>
+      <w:proofErr w:type="spellStart"/>
+      <w:r>
+        <w:rPr>
+          <w:rFonts w:ascii="Times New Roman" w:eastAsia="Times New Roman" w:hAnsi="Times New Roman" w:cs="Times New Roman"/>
+          <w:b/>
+          <w:bCs/>
+          <w:sz w:val="36"/>
+          <w:szCs w:val="36"/>
+          <w:lang w:bidi="gu-IN"/>
+        </w:rPr>
+        <w:t>Haloarenes</w:t>
+      </w:r>
+      <w:proofErr w:type="spellEnd"/>
+    </w:p>
+    <w:p>
+      <w:pPr>
+        <w:numPr>
+          <w:ilvl w:val="0"/>
+          <w:numId w:val="20"/>
+        </w:numPr>
+        <w:spacing w:before="100" w:beforeAutospacing="1" w:after="100" w:afterAutospacing="1" w:line="240" w:lineRule="auto"/>
+        <w:rPr>
+          <w:rFonts w:ascii="Times New Roman" w:eastAsia="Times New Roman" w:hAnsi="Times New Roman" w:cs="Times New Roman"/>
+          <w:sz w:val="24"/>
+          <w:szCs w:val="24"/>
+          <w:lang w:bidi="gu-IN"/>
+        </w:rPr>
+      </w:pPr>
+      <w:r>
+        <w:rPr>
+          <w:rFonts w:ascii="Times New Roman" w:eastAsia="Times New Roman" w:hAnsi="Times New Roman" w:cs="Times New Roman"/>
+          <w:sz w:val="24"/>
+          <w:szCs w:val="24"/>
+          <w:lang w:bidi="gu-IN"/>
+        </w:rPr>
+        <w:t xml:space="preserve">Classification </w:t>
+      </w:r>
+    </w:p>
+    <w:p>
+      <w:pPr>
+        <w:numPr>
+          <w:ilvl w:val="0"/>
+          <w:numId w:val="20"/>
+        </w:numPr>
+        <w:spacing w:before="100" w:beforeAutospacing="1" w:after="100" w:afterAutospacing="1" w:line="240" w:lineRule="auto"/>
+        <w:rPr>
+          <w:rFonts w:ascii="Times New Roman" w:eastAsia="Times New Roman" w:hAnsi="Times New Roman" w:cs="Times New Roman"/>
+          <w:sz w:val="24"/>
+          <w:szCs w:val="24"/>
+          <w:lang w:bidi="gu-IN"/>
+        </w:rPr>
+      </w:pPr>
+      <w:r>
+        <w:rPr>
+          <w:rFonts w:ascii="Times New Roman" w:eastAsia="Times New Roman" w:hAnsi="Times New Roman" w:cs="Times New Roman"/>
+          <w:sz w:val="24"/>
+          <w:szCs w:val="24"/>
+          <w:lang w:bidi="gu-IN"/>
+        </w:rPr>
+        <w:t xml:space="preserve">Nomenclature </w:t>
+      </w:r>
+    </w:p>
+    <w:p>
+      <w:pPr>
+        <w:numPr>
+          <w:ilvl w:val="0"/>
+          <w:numId w:val="20"/>
+        </w:numPr>
+        <w:spacing w:before="100" w:beforeAutospacing="1" w:after="100" w:afterAutospacing="1" w:line="240" w:lineRule="auto"/>
+        <w:rPr>
+          <w:rFonts w:ascii="Times New Roman" w:eastAsia="Times New Roman" w:hAnsi="Times New Roman" w:cs="Times New Roman"/>
+          <w:sz w:val="24"/>
+          <w:szCs w:val="24"/>
+          <w:lang w:bidi="gu-IN"/>
+        </w:rPr>
+      </w:pPr>
+      <w:r>
+        <w:rPr>
+          <w:rFonts w:ascii="Times New Roman" w:eastAsia="Times New Roman" w:hAnsi="Times New Roman" w:cs="Times New Roman"/>
+          <w:sz w:val="24"/>
+          <w:szCs w:val="24"/>
+          <w:lang w:bidi="gu-IN"/>
+        </w:rPr>
+        <w:t xml:space="preserve">Preparation </w:t>
+      </w:r>
+    </w:p>
+    <w:p>
+      <w:pPr>
+        <w:numPr>
+          <w:ilvl w:val="0"/>
+          <w:numId w:val="20"/>
+        </w:numPr>
+        <w:spacing w:before="100" w:beforeAutospacing="1" w:after="100" w:afterAutospacing="1" w:line="240" w:lineRule="auto"/>
+        <w:rPr>
+          <w:rFonts w:ascii="Times New Roman" w:eastAsia="Times New Roman" w:hAnsi="Times New Roman" w:cs="Times New Roman"/>
+          <w:sz w:val="24"/>
+          <w:szCs w:val="24"/>
+          <w:lang w:bidi="gu-IN"/>
+        </w:rPr>
+      </w:pPr>
+      <w:r>
+        <w:rPr>
+          <w:rFonts w:ascii="Times New Roman" w:eastAsia="Times New Roman" w:hAnsi="Times New Roman" w:cs="Times New Roman"/>
+          <w:sz w:val="24"/>
+          <w:szCs w:val="24"/>
+          <w:lang w:bidi="gu-IN"/>
+        </w:rPr>
+        <w:t xml:space="preserve">Physical properties </w:t>
+      </w:r>
+    </w:p>
+    <w:p>
+      <w:pPr>
+        <w:numPr>
+          <w:ilvl w:val="0"/>
+          <w:numId w:val="20"/>
+        </w:numPr>
+        <w:spacing w:before="100" w:beforeAutospacing="1" w:after="100" w:afterAutospacing="1" w:line="240" w:lineRule="auto"/>
+        <w:rPr>
+          <w:rFonts w:ascii="Times New Roman" w:eastAsia="Times New Roman" w:hAnsi="Times New Roman" w:cs="Times New Roman"/>
+          <w:sz w:val="24"/>
+          <w:szCs w:val="24"/>
+          <w:lang w:bidi="gu-IN"/>
+        </w:rPr>
+      </w:pPr>
+      <w:r>
+        <w:rPr>
+          <w:rFonts w:ascii="Times New Roman" w:eastAsia="Times New Roman" w:hAnsi="Times New Roman" w:cs="Times New Roman"/>
+          <w:sz w:val="24"/>
+          <w:szCs w:val="24"/>
+          <w:lang w:bidi="gu-IN"/>
+        </w:rPr>
+        <w:t xml:space="preserve">Chemical reactions </w:t>
+      </w:r>
+    </w:p>
+    <w:p>
+      <w:pPr>
+        <w:numPr>
+          <w:ilvl w:val="0"/>
+          <w:numId w:val="20"/>
+        </w:numPr>
+        <w:spacing w:before="100" w:beforeAutospacing="1" w:after="100" w:afterAutospacing="1" w:line="240" w:lineRule="auto"/>
+        <w:rPr>
+          <w:rFonts w:ascii="Times New Roman" w:eastAsia="Times New Roman" w:hAnsi="Times New Roman" w:cs="Times New Roman"/>
+          <w:sz w:val="24"/>
+          <w:szCs w:val="24"/>
+          <w:lang w:bidi="gu-IN"/>
+        </w:rPr>
+      </w:pPr>
+      <w:r>
+        <w:rPr>
+          <w:rFonts w:ascii="Times New Roman" w:eastAsia="Times New Roman" w:hAnsi="Times New Roman" w:cs="Times New Roman"/>
+          <w:sz w:val="24"/>
+          <w:szCs w:val="24"/>
+          <w:lang w:bidi="gu-IN"/>
+        </w:rPr>
+        <w:t xml:space="preserve">SN1 and SN2 mechanisms </w:t>
+      </w:r>
+    </w:p>
+    <w:p>
+      <w:pPr>
+        <w:numPr>
+          <w:ilvl w:val="0"/>
+          <w:numId w:val="20"/>
+        </w:numPr>
+        <w:spacing w:before="100" w:beforeAutospacing="1" w:after="100" w:afterAutospacing="1" w:line="240" w:lineRule="auto"/>
+        <w:rPr>
+          <w:rFonts w:ascii="Times New Roman" w:eastAsia="Times New Roman" w:hAnsi="Times New Roman" w:cs="Times New Roman"/>
+          <w:sz w:val="24"/>
+          <w:szCs w:val="24"/>
+          <w:lang w:bidi="gu-IN"/>
+        </w:rPr>
+      </w:pPr>
+      <w:r>
+        <w:rPr>
+          <w:rFonts w:ascii="Times New Roman" w:eastAsia="Times New Roman" w:hAnsi="Times New Roman" w:cs="Times New Roman"/>
+          <w:sz w:val="24"/>
+          <w:szCs w:val="24"/>
+          <w:lang w:bidi="gu-IN"/>
+        </w:rPr>
+        <w:t xml:space="preserve">Uses and environmental effects </w:t>
+      </w:r>
+    </w:p>
+    <w:p>
+      <w:pPr>
+        <w:spacing w:before="100" w:beforeAutospacing="1" w:after="100" w:afterAutospacing="1" w:line="240" w:lineRule="auto"/>
+        <w:outlineLvl w:val="1"/>
+        <w:rPr>
+          <w:rFonts w:ascii="Times New Roman" w:eastAsia="Times New Roman" w:hAnsi="Times New Roman" w:cs="Times New Roman"/>
+          <w:b/>
+          <w:bCs/>
+          <w:sz w:val="36"/>
+          <w:szCs w:val="36"/>
+          <w:lang w:bidi="gu-IN"/>
+        </w:rPr>
+      </w:pPr>
+      <w:r>
+        <w:rPr>
+          <w:rFonts w:ascii="Times New Roman" w:eastAsia="Times New Roman" w:hAnsi="Times New Roman" w:cs="Times New Roman"/>
+          <w:b/>
+          <w:bCs/>
+          <w:sz w:val="36"/>
+          <w:szCs w:val="36"/>
+          <w:lang w:bidi="gu-IN"/>
+        </w:rPr>
+        <w:t>7. Alcohols, Phenols and Ethers</w:t>
+      </w:r>
+    </w:p>
+    <w:p>
+      <w:pPr>
+        <w:numPr>
+          <w:ilvl w:val="0"/>
+          <w:numId w:val="21"/>
+        </w:numPr>
+        <w:spacing w:before="100" w:beforeAutospacing="1" w:after="100" w:afterAutospacing="1" w:line="240" w:lineRule="auto"/>
+        <w:rPr>
+          <w:rFonts w:ascii="Times New Roman" w:eastAsia="Times New Roman" w:hAnsi="Times New Roman" w:cs="Times New Roman"/>
+          <w:sz w:val="24"/>
+          <w:szCs w:val="24"/>
+          <w:lang w:bidi="gu-IN"/>
+        </w:rPr>
+      </w:pPr>
+      <w:r>
+        <w:rPr>
+          <w:rFonts w:ascii="Times New Roman" w:eastAsia="Times New Roman" w:hAnsi="Times New Roman" w:cs="Times New Roman"/>
+          <w:sz w:val="24"/>
+          <w:szCs w:val="24"/>
+          <w:lang w:bidi="gu-IN"/>
+        </w:rPr>
+        <w:t xml:space="preserve">Classification </w:t>
+      </w:r>
+    </w:p>
+    <w:p>
+      <w:pPr>
+        <w:numPr>
+          <w:ilvl w:val="0"/>
+          <w:numId w:val="21"/>
+        </w:numPr>
+        <w:spacing w:before="100" w:beforeAutospacing="1" w:after="100" w:afterAutospacing="1" w:line="240" w:lineRule="auto"/>
+        <w:rPr>
+          <w:rFonts w:ascii="Times New Roman" w:eastAsia="Times New Roman" w:hAnsi="Times New Roman" w:cs="Times New Roman"/>
+          <w:sz w:val="24"/>
+          <w:szCs w:val="24"/>
+          <w:lang w:bidi="gu-IN"/>
+        </w:rPr>
+      </w:pPr>
+      <w:r>
+        <w:rPr>
+          <w:rFonts w:ascii="Times New Roman" w:eastAsia="Times New Roman" w:hAnsi="Times New Roman" w:cs="Times New Roman"/>
+          <w:sz w:val="24"/>
+          <w:szCs w:val="24"/>
+          <w:lang w:bidi="gu-IN"/>
+        </w:rPr>
+        <w:lastRenderedPageBreak/>
+        <w:t xml:space="preserve">Nomenclature </w:t>
+      </w:r>
+    </w:p>
+    <w:p>
+      <w:pPr>
+        <w:numPr>
+          <w:ilvl w:val="0"/>
+          <w:numId w:val="21"/>
+        </w:numPr>
+        <w:spacing w:before="100" w:beforeAutospacing="1" w:after="100" w:afterAutospacing="1" w:line="240" w:lineRule="auto"/>
+        <w:rPr>
+          <w:rFonts w:ascii="Times New Roman" w:eastAsia="Times New Roman" w:hAnsi="Times New Roman" w:cs="Times New Roman"/>
+          <w:sz w:val="24"/>
+          <w:szCs w:val="24"/>
+          <w:lang w:bidi="gu-IN"/>
+        </w:rPr>
+      </w:pPr>
+      <w:r>
+        <w:rPr>
+          <w:rFonts w:ascii="Times New Roman" w:eastAsia="Times New Roman" w:hAnsi="Times New Roman" w:cs="Times New Roman"/>
+          <w:sz w:val="24"/>
+          <w:szCs w:val="24"/>
+          <w:lang w:bidi="gu-IN"/>
+        </w:rPr>
+        <w:t xml:space="preserve">Preparation </w:t>
+      </w:r>
+    </w:p>
+    <w:p>
+      <w:pPr>
+        <w:numPr>
+          <w:ilvl w:val="0"/>
+          <w:numId w:val="21"/>
+        </w:numPr>
+        <w:spacing w:before="100" w:beforeAutospacing="1" w:after="100" w:afterAutospacing="1" w:line="240" w:lineRule="auto"/>
+        <w:rPr>
+          <w:rFonts w:ascii="Times New Roman" w:eastAsia="Times New Roman" w:hAnsi="Times New Roman" w:cs="Times New Roman"/>
+          <w:sz w:val="24"/>
+          <w:szCs w:val="24"/>
+          <w:lang w:bidi="gu-IN"/>
+        </w:rPr>
+      </w:pPr>
+      <w:r>
+        <w:rPr>
+          <w:rFonts w:ascii="Times New Roman" w:eastAsia="Times New Roman" w:hAnsi="Times New Roman" w:cs="Times New Roman"/>
+          <w:sz w:val="24"/>
+          <w:szCs w:val="24"/>
+          <w:lang w:bidi="gu-IN"/>
+        </w:rPr>
+        <w:t xml:space="preserve">Properties </w:t>
+      </w:r>
+    </w:p>
+    <w:p>
+      <w:pPr>
+        <w:numPr>
+          <w:ilvl w:val="0"/>
+          <w:numId w:val="21"/>
+        </w:numPr>
+        <w:spacing w:before="100" w:beforeAutospacing="1" w:after="100" w:afterAutospacing="1" w:line="240" w:lineRule="auto"/>
+        <w:rPr>
+          <w:rFonts w:ascii="Times New Roman" w:eastAsia="Times New Roman" w:hAnsi="Times New Roman" w:cs="Times New Roman"/>
+          <w:sz w:val="24"/>
+          <w:szCs w:val="24"/>
+          <w:lang w:bidi="gu-IN"/>
+        </w:rPr>
+      </w:pPr>
+      <w:r>
+        <w:rPr>
+          <w:rFonts w:ascii="Times New Roman" w:eastAsia="Times New Roman" w:hAnsi="Times New Roman" w:cs="Times New Roman"/>
+          <w:sz w:val="24"/>
+          <w:szCs w:val="24"/>
+          <w:lang w:bidi="gu-IN"/>
+        </w:rPr>
+        <w:t xml:space="preserve">Reactions of alcohols </w:t>
+      </w:r>
+    </w:p>
+    <w:p>
+      <w:pPr>
+        <w:numPr>
+          <w:ilvl w:val="0"/>
+          <w:numId w:val="21"/>
+        </w:numPr>
+        <w:spacing w:before="100" w:beforeAutospacing="1" w:after="100" w:afterAutospacing="1" w:line="240" w:lineRule="auto"/>
+        <w:rPr>
+          <w:rFonts w:ascii="Times New Roman" w:eastAsia="Times New Roman" w:hAnsi="Times New Roman" w:cs="Times New Roman"/>
+          <w:sz w:val="24"/>
+          <w:szCs w:val="24"/>
+          <w:lang w:bidi="gu-IN"/>
+        </w:rPr>
+      </w:pPr>
+      <w:r>
+        <w:rPr>
+          <w:rFonts w:ascii="Times New Roman" w:eastAsia="Times New Roman" w:hAnsi="Times New Roman" w:cs="Times New Roman"/>
+          <w:sz w:val="24"/>
+          <w:szCs w:val="24"/>
+          <w:lang w:bidi="gu-IN"/>
+        </w:rPr>
+        <w:t xml:space="preserve">Reactions of phenols </w:t>
+      </w:r>
+    </w:p>
+    <w:p>
+      <w:pPr>
+        <w:numPr>
+          <w:ilvl w:val="0"/>
+          <w:numId w:val="21"/>
+        </w:numPr>
+        <w:spacing w:before="100" w:beforeAutospacing="1" w:after="100" w:afterAutospacing="1" w:line="240" w:lineRule="auto"/>
+        <w:rPr>
+          <w:rFonts w:ascii="Times New Roman" w:eastAsia="Times New Roman" w:hAnsi="Times New Roman" w:cs="Times New Roman"/>
+          <w:sz w:val="24"/>
+          <w:szCs w:val="24"/>
+          <w:lang w:bidi="gu-IN"/>
+        </w:rPr>
+      </w:pPr>
+      <w:r>
+        <w:rPr>
+          <w:rFonts w:ascii="Times New Roman" w:eastAsia="Times New Roman" w:hAnsi="Times New Roman" w:cs="Times New Roman"/>
+          <w:sz w:val="24"/>
+          <w:szCs w:val="24"/>
+          <w:lang w:bidi="gu-IN"/>
+        </w:rPr>
+        <w:t xml:space="preserve">Ethers and uses </w:t>
+      </w:r>
+    </w:p>
+    <w:p>
+      <w:pPr>
+        <w:spacing w:before="100" w:beforeAutospacing="1" w:after="100" w:afterAutospacing="1" w:line="240" w:lineRule="auto"/>
+        <w:outlineLvl w:val="1"/>
+        <w:rPr>
+          <w:rFonts w:ascii="Times New Roman" w:eastAsia="Times New Roman" w:hAnsi="Times New Roman" w:cs="Times New Roman"/>
+          <w:b/>
+          <w:bCs/>
+          <w:sz w:val="36"/>
+          <w:szCs w:val="36"/>
+          <w:lang w:bidi="gu-IN"/>
+        </w:rPr>
+      </w:pPr>
+      <w:r>
+        <w:rPr>
+          <w:rFonts w:ascii="Times New Roman" w:eastAsia="Times New Roman" w:hAnsi="Times New Roman" w:cs="Times New Roman"/>
+          <w:b/>
+          <w:bCs/>
+          <w:sz w:val="36"/>
+          <w:szCs w:val="36"/>
+          <w:lang w:bidi="gu-IN"/>
+        </w:rPr>
+        <w:t xml:space="preserve">8. </w:t>
+      </w:r>
+      <w:proofErr w:type="spellStart"/>
+      <w:r>
+        <w:rPr>
+          <w:rFonts w:ascii="Times New Roman" w:eastAsia="Times New Roman" w:hAnsi="Times New Roman" w:cs="Times New Roman"/>
+          <w:b/>
+          <w:bCs/>
+          <w:sz w:val="36"/>
+          <w:szCs w:val="36"/>
+          <w:lang w:bidi="gu-IN"/>
+        </w:rPr>
+        <w:t>Aldehydes</w:t>
+      </w:r>
+      <w:proofErr w:type="spellEnd"/>
+      <w:r>
+        <w:rPr>
+          <w:rFonts w:ascii="Times New Roman" w:eastAsia="Times New Roman" w:hAnsi="Times New Roman" w:cs="Times New Roman"/>
+          <w:b/>
+          <w:bCs/>
+          <w:sz w:val="36"/>
+          <w:szCs w:val="36"/>
+          <w:lang w:bidi="gu-IN"/>
+        </w:rPr>
+        <w:t xml:space="preserve">, </w:t>
+      </w:r>
+      <w:proofErr w:type="spellStart"/>
+      <w:r>
+        <w:rPr>
+          <w:rFonts w:ascii="Times New Roman" w:eastAsia="Times New Roman" w:hAnsi="Times New Roman" w:cs="Times New Roman"/>
+          <w:b/>
+          <w:bCs/>
+          <w:sz w:val="36"/>
+          <w:szCs w:val="36"/>
+          <w:lang w:bidi="gu-IN"/>
+        </w:rPr>
+        <w:t>Ketones</w:t>
+      </w:r>
+      <w:proofErr w:type="spellEnd"/>
+      <w:r>
+        <w:rPr>
+          <w:rFonts w:ascii="Times New Roman" w:eastAsia="Times New Roman" w:hAnsi="Times New Roman" w:cs="Times New Roman"/>
+          <w:b/>
+          <w:bCs/>
+          <w:sz w:val="36"/>
+          <w:szCs w:val="36"/>
+          <w:lang w:bidi="gu-IN"/>
+        </w:rPr>
+        <w:t xml:space="preserve"> and Carboxylic Acids</w:t>
+      </w:r>
+    </w:p>
+    <w:p>
+      <w:pPr>
+        <w:numPr>
+          <w:ilvl w:val="0"/>
+          <w:numId w:val="22"/>
+        </w:numPr>
+        <w:spacing w:before="100" w:beforeAutospacing="1" w:after="100" w:afterAutospacing="1" w:line="240" w:lineRule="auto"/>
+        <w:rPr>
+          <w:rFonts w:ascii="Times New Roman" w:eastAsia="Times New Roman" w:hAnsi="Times New Roman" w:cs="Times New Roman"/>
+          <w:sz w:val="24"/>
+          <w:szCs w:val="24"/>
+          <w:lang w:bidi="gu-IN"/>
+        </w:rPr>
+      </w:pPr>
+      <w:r>
+        <w:rPr>
+          <w:rFonts w:ascii="Times New Roman" w:eastAsia="Times New Roman" w:hAnsi="Times New Roman" w:cs="Times New Roman"/>
+          <w:sz w:val="24"/>
+          <w:szCs w:val="24"/>
+          <w:lang w:bidi="gu-IN"/>
+        </w:rPr>
+        <w:t xml:space="preserve">Nomenclature </w:t>
+      </w:r>
+    </w:p>
+    <w:p>
+      <w:pPr>
+        <w:numPr>
+          <w:ilvl w:val="0"/>
+          <w:numId w:val="22"/>
+        </w:numPr>
+        <w:spacing w:before="100" w:beforeAutospacing="1" w:after="100" w:afterAutospacing="1" w:line="240" w:lineRule="auto"/>
+        <w:rPr>
+          <w:rFonts w:ascii="Times New Roman" w:eastAsia="Times New Roman" w:hAnsi="Times New Roman" w:cs="Times New Roman"/>
+          <w:sz w:val="24"/>
+          <w:szCs w:val="24"/>
+          <w:lang w:bidi="gu-IN"/>
+        </w:rPr>
+      </w:pPr>
+      <w:r>
+        <w:rPr>
+          <w:rFonts w:ascii="Times New Roman" w:eastAsia="Times New Roman" w:hAnsi="Times New Roman" w:cs="Times New Roman"/>
+          <w:sz w:val="24"/>
+          <w:szCs w:val="24"/>
+          <w:lang w:bidi="gu-IN"/>
+        </w:rPr>
+        <w:t xml:space="preserve">Preparation methods </w:t>
+      </w:r>
+    </w:p>
+    <w:p>
+      <w:pPr>
+        <w:numPr>
+          <w:ilvl w:val="0"/>
+          <w:numId w:val="22"/>
+        </w:numPr>
+        <w:spacing w:before="100" w:beforeAutospacing="1" w:after="100" w:afterAutospacing="1" w:line="240" w:lineRule="auto"/>
+        <w:rPr>
+          <w:rFonts w:ascii="Times New Roman" w:eastAsia="Times New Roman" w:hAnsi="Times New Roman" w:cs="Times New Roman"/>
+          <w:sz w:val="24"/>
+          <w:szCs w:val="24"/>
+          <w:lang w:bidi="gu-IN"/>
+        </w:rPr>
+      </w:pPr>
+      <w:r>
+        <w:rPr>
+          <w:rFonts w:ascii="Times New Roman" w:eastAsia="Times New Roman" w:hAnsi="Times New Roman" w:cs="Times New Roman"/>
+          <w:sz w:val="24"/>
+          <w:szCs w:val="24"/>
+          <w:lang w:bidi="gu-IN"/>
+        </w:rPr>
+        <w:t xml:space="preserve">Physical properties </w:t>
+      </w:r>
+    </w:p>
+    <w:p>
+      <w:pPr>
+        <w:numPr>
+          <w:ilvl w:val="0"/>
+          <w:numId w:val="22"/>
+        </w:numPr>
+        <w:spacing w:before="100" w:beforeAutospacing="1" w:after="100" w:afterAutospacing="1" w:line="240" w:lineRule="auto"/>
+        <w:rPr>
+          <w:rFonts w:ascii="Times New Roman" w:eastAsia="Times New Roman" w:hAnsi="Times New Roman" w:cs="Times New Roman"/>
+          <w:sz w:val="24"/>
+          <w:szCs w:val="24"/>
+          <w:lang w:bidi="gu-IN"/>
+        </w:rPr>
+      </w:pPr>
+      <w:proofErr w:type="spellStart"/>
+      <w:r>
+        <w:rPr>
+          <w:rFonts w:ascii="Times New Roman" w:eastAsia="Times New Roman" w:hAnsi="Times New Roman" w:cs="Times New Roman"/>
+          <w:sz w:val="24"/>
+          <w:szCs w:val="24"/>
+          <w:lang w:bidi="gu-IN"/>
+        </w:rPr>
+        <w:t>Nucleophilic</w:t>
+      </w:r>
+      <w:proofErr w:type="spellEnd"/>
+      <w:r>
+        <w:rPr>
+          <w:rFonts w:ascii="Times New Roman" w:eastAsia="Times New Roman" w:hAnsi="Times New Roman" w:cs="Times New Roman"/>
+          <w:sz w:val="24"/>
+          <w:szCs w:val="24"/>
+          <w:lang w:bidi="gu-IN"/>
+        </w:rPr>
+        <w:t xml:space="preserve"> addition </w:t>
+      </w:r>
+    </w:p>
+    <w:p>
+      <w:pPr>
+        <w:numPr>
+          <w:ilvl w:val="0"/>
+          <w:numId w:val="22"/>
+        </w:numPr>
+        <w:spacing w:before="100" w:beforeAutospacing="1" w:after="100" w:afterAutospacing="1" w:line="240" w:lineRule="auto"/>
+        <w:rPr>
+          <w:rFonts w:ascii="Times New Roman" w:eastAsia="Times New Roman" w:hAnsi="Times New Roman" w:cs="Times New Roman"/>
+          <w:sz w:val="24"/>
+          <w:szCs w:val="24"/>
+          <w:lang w:bidi="gu-IN"/>
+        </w:rPr>
+      </w:pPr>
+      <w:r>
+        <w:rPr>
+          <w:rFonts w:ascii="Times New Roman" w:eastAsia="Times New Roman" w:hAnsi="Times New Roman" w:cs="Times New Roman"/>
+          <w:sz w:val="24"/>
+          <w:szCs w:val="24"/>
+          <w:lang w:bidi="gu-IN"/>
+        </w:rPr>
+        <w:t xml:space="preserve">Oxidation and reduction </w:t>
+      </w:r>
+    </w:p>
+    <w:p>
+      <w:pPr>
+        <w:numPr>
+          <w:ilvl w:val="0"/>
+          <w:numId w:val="22"/>
+        </w:numPr>
+        <w:spacing w:before="100" w:beforeAutospacing="1" w:after="100" w:afterAutospacing="1" w:line="240" w:lineRule="auto"/>
+        <w:rPr>
+          <w:rFonts w:ascii="Times New Roman" w:eastAsia="Times New Roman" w:hAnsi="Times New Roman" w:cs="Times New Roman"/>
+          <w:sz w:val="24"/>
+          <w:szCs w:val="24"/>
+          <w:lang w:bidi="gu-IN"/>
+        </w:rPr>
+      </w:pPr>
+      <w:r>
+        <w:rPr>
+          <w:rFonts w:ascii="Times New Roman" w:eastAsia="Times New Roman" w:hAnsi="Times New Roman" w:cs="Times New Roman"/>
+          <w:sz w:val="24"/>
+          <w:szCs w:val="24"/>
+          <w:lang w:bidi="gu-IN"/>
+        </w:rPr>
+        <w:t xml:space="preserve">Carboxylic acid reactions </w:t>
+      </w:r>
+    </w:p>
+    <w:p>
+      <w:pPr>
+        <w:spacing w:before="100" w:beforeAutospacing="1" w:after="100" w:afterAutospacing="1" w:line="240" w:lineRule="auto"/>
+        <w:outlineLvl w:val="1"/>
+        <w:rPr>
+          <w:rFonts w:ascii="Times New Roman" w:eastAsia="Times New Roman" w:hAnsi="Times New Roman" w:cs="Times New Roman"/>
+          <w:b/>
+          <w:bCs/>
+          <w:sz w:val="36"/>
+          <w:szCs w:val="36"/>
+          <w:lang w:bidi="gu-IN"/>
+        </w:rPr>
+      </w:pPr>
+      <w:r>
+        <w:rPr>
+          <w:rFonts w:ascii="Times New Roman" w:eastAsia="Times New Roman" w:hAnsi="Times New Roman" w:cs="Times New Roman"/>
+          <w:b/>
+          <w:bCs/>
+          <w:sz w:val="36"/>
+          <w:szCs w:val="36"/>
+          <w:lang w:bidi="gu-IN"/>
+        </w:rPr>
+        <w:t>9. Amines</w:t>
+      </w:r>
+    </w:p>
+    <w:p>
+      <w:pPr>
+        <w:numPr>
+          <w:ilvl w:val="0"/>
+          <w:numId w:val="23"/>
+        </w:numPr>
+        <w:spacing w:before="100" w:beforeAutospacing="1" w:after="100" w:afterAutospacing="1" w:line="240" w:lineRule="auto"/>
+        <w:rPr>
+          <w:rFonts w:ascii="Times New Roman" w:eastAsia="Times New Roman" w:hAnsi="Times New Roman" w:cs="Times New Roman"/>
+          <w:sz w:val="24"/>
+          <w:szCs w:val="24"/>
+          <w:lang w:bidi="gu-IN"/>
+        </w:rPr>
+      </w:pPr>
+      <w:r>
+        <w:rPr>
+          <w:rFonts w:ascii="Times New Roman" w:eastAsia="Times New Roman" w:hAnsi="Times New Roman" w:cs="Times New Roman"/>
+          <w:sz w:val="24"/>
+          <w:szCs w:val="24"/>
+          <w:lang w:bidi="gu-IN"/>
+        </w:rPr>
+        <w:t xml:space="preserve">Classification </w:t>
+      </w:r>
+    </w:p>
+    <w:p>
+      <w:pPr>
+        <w:numPr>
+          <w:ilvl w:val="0"/>
+          <w:numId w:val="23"/>
+        </w:numPr>
+        <w:spacing w:before="100" w:beforeAutospacing="1" w:after="100" w:afterAutospacing="1" w:line="240" w:lineRule="auto"/>
+        <w:rPr>
+          <w:rFonts w:ascii="Times New Roman" w:eastAsia="Times New Roman" w:hAnsi="Times New Roman" w:cs="Times New Roman"/>
+          <w:sz w:val="24"/>
+          <w:szCs w:val="24"/>
+          <w:lang w:bidi="gu-IN"/>
+        </w:rPr>
+      </w:pPr>
+      <w:r>
+        <w:rPr>
+          <w:rFonts w:ascii="Times New Roman" w:eastAsia="Times New Roman" w:hAnsi="Times New Roman" w:cs="Times New Roman"/>
+          <w:sz w:val="24"/>
+          <w:szCs w:val="24"/>
+          <w:lang w:bidi="gu-IN"/>
+        </w:rPr>
+        <w:t xml:space="preserve">Preparation </w:t>
+      </w:r>
+    </w:p>
+    <w:p>
+      <w:pPr>
+        <w:numPr>
+          <w:ilvl w:val="0"/>
+          <w:numId w:val="23"/>
+        </w:numPr>
+        <w:spacing w:before="100" w:beforeAutospacing="1" w:after="100" w:afterAutospacing="1" w:line="240" w:lineRule="auto"/>
+        <w:rPr>
+          <w:rFonts w:ascii="Times New Roman" w:eastAsia="Times New Roman" w:hAnsi="Times New Roman" w:cs="Times New Roman"/>
+          <w:sz w:val="24"/>
+          <w:szCs w:val="24"/>
+          <w:lang w:bidi="gu-IN"/>
+        </w:rPr>
+      </w:pPr>
+      <w:r>
+        <w:rPr>
+          <w:rFonts w:ascii="Times New Roman" w:eastAsia="Times New Roman" w:hAnsi="Times New Roman" w:cs="Times New Roman"/>
+          <w:sz w:val="24"/>
+          <w:szCs w:val="24"/>
+          <w:lang w:bidi="gu-IN"/>
+        </w:rPr>
+        <w:t xml:space="preserve">Properties </w:t>
+      </w:r>
+    </w:p>
+    <w:p>
+      <w:pPr>
+        <w:numPr>
+          <w:ilvl w:val="0"/>
+          <w:numId w:val="23"/>
+        </w:numPr>
+        <w:spacing w:before="100" w:beforeAutospacing="1" w:after="100" w:afterAutospacing="1" w:line="240" w:lineRule="auto"/>
+        <w:rPr>
+          <w:rFonts w:ascii="Times New Roman" w:eastAsia="Times New Roman" w:hAnsi="Times New Roman" w:cs="Times New Roman"/>
+          <w:sz w:val="24"/>
+          <w:szCs w:val="24"/>
+          <w:lang w:bidi="gu-IN"/>
+        </w:rPr>
+      </w:pPr>
+      <w:r>
+        <w:rPr>
+          <w:rFonts w:ascii="Times New Roman" w:eastAsia="Times New Roman" w:hAnsi="Times New Roman" w:cs="Times New Roman"/>
+          <w:sz w:val="24"/>
+          <w:szCs w:val="24"/>
+          <w:lang w:bidi="gu-IN"/>
+        </w:rPr>
+        <w:t xml:space="preserve">Basic character </w:t>
+      </w:r>
+    </w:p>
+    <w:p>
+      <w:pPr>
+        <w:numPr>
+          <w:ilvl w:val="0"/>
+          <w:numId w:val="23"/>
+        </w:numPr>
+        <w:spacing w:before="100" w:beforeAutospacing="1" w:after="100" w:afterAutospacing="1" w:line="240" w:lineRule="auto"/>
+        <w:rPr>
+          <w:rFonts w:ascii="Times New Roman" w:eastAsia="Times New Roman" w:hAnsi="Times New Roman" w:cs="Times New Roman"/>
+          <w:sz w:val="24"/>
+          <w:szCs w:val="24"/>
+          <w:lang w:bidi="gu-IN"/>
+        </w:rPr>
+      </w:pPr>
+      <w:proofErr w:type="spellStart"/>
+      <w:r>
+        <w:rPr>
+          <w:rFonts w:ascii="Times New Roman" w:eastAsia="Times New Roman" w:hAnsi="Times New Roman" w:cs="Times New Roman"/>
+          <w:sz w:val="24"/>
+          <w:szCs w:val="24"/>
+          <w:lang w:bidi="gu-IN"/>
+        </w:rPr>
+        <w:t>Diazonium</w:t>
+      </w:r>
+      <w:proofErr w:type="spellEnd"/>
+      <w:r>
+        <w:rPr>
+          <w:rFonts w:ascii="Times New Roman" w:eastAsia="Times New Roman" w:hAnsi="Times New Roman" w:cs="Times New Roman"/>
+          <w:sz w:val="24"/>
+          <w:szCs w:val="24"/>
+          <w:lang w:bidi="gu-IN"/>
+        </w:rPr>
+        <w:t xml:space="preserve"> salts </w:t>
+      </w:r>
+    </w:p>
+    <w:p>
+      <w:pPr>
+        <w:numPr>
+          <w:ilvl w:val="0"/>
+          <w:numId w:val="23"/>
+        </w:numPr>
+        <w:spacing w:before="100" w:beforeAutospacing="1" w:after="100" w:afterAutospacing="1" w:line="240" w:lineRule="auto"/>
+        <w:rPr>
+          <w:rFonts w:ascii="Times New Roman" w:eastAsia="Times New Roman" w:hAnsi="Times New Roman" w:cs="Times New Roman"/>
+          <w:sz w:val="24"/>
+          <w:szCs w:val="24"/>
+          <w:lang w:bidi="gu-IN"/>
+        </w:rPr>
+      </w:pPr>
+      <w:r>
+        <w:rPr>
+          <w:rFonts w:ascii="Times New Roman" w:eastAsia="Times New Roman" w:hAnsi="Times New Roman" w:cs="Times New Roman"/>
+          <w:sz w:val="24"/>
+          <w:szCs w:val="24"/>
+          <w:lang w:bidi="gu-IN"/>
+        </w:rPr>
+        <w:t xml:space="preserve">Chemical reactions </w:t>
+      </w:r>
+    </w:p>
+    <w:p>
+      <w:pPr>
+        <w:spacing w:before="100" w:beforeAutospacing="1" w:after="100" w:afterAutospacing="1" w:line="240" w:lineRule="auto"/>
+        <w:outlineLvl w:val="1"/>
+        <w:rPr>
+          <w:rFonts w:ascii="Times New Roman" w:eastAsia="Times New Roman" w:hAnsi="Times New Roman" w:cs="Times New Roman"/>
+          <w:b/>
+          <w:bCs/>
+          <w:sz w:val="36"/>
+          <w:szCs w:val="36"/>
+          <w:lang w:bidi="gu-IN"/>
+        </w:rPr>
+      </w:pPr>
+      <w:r>
+        <w:rPr>
+          <w:rFonts w:ascii="Times New Roman" w:eastAsia="Times New Roman" w:hAnsi="Times New Roman" w:cs="Times New Roman"/>
+          <w:b/>
+          <w:bCs/>
+          <w:sz w:val="36"/>
+          <w:szCs w:val="36"/>
+          <w:lang w:bidi="gu-IN"/>
+        </w:rPr>
+        <w:t xml:space="preserve">10. </w:t>
+      </w:r>
+      <w:proofErr w:type="spellStart"/>
+      <w:r>
+        <w:rPr>
+          <w:rFonts w:ascii="Times New Roman" w:eastAsia="Times New Roman" w:hAnsi="Times New Roman" w:cs="Times New Roman"/>
+          <w:b/>
+          <w:bCs/>
+          <w:sz w:val="36"/>
+          <w:szCs w:val="36"/>
+          <w:lang w:bidi="gu-IN"/>
+        </w:rPr>
+        <w:t>Biomolecules</w:t>
+      </w:r>
+      <w:proofErr w:type="spellEnd"/>
+    </w:p>
+    <w:p>
+      <w:pPr>
+        <w:numPr>
+          <w:ilvl w:val="0"/>
+          <w:numId w:val="24"/>
+        </w:numPr>
+        <w:spacing w:before="100" w:beforeAutospacing="1" w:after="100" w:afterAutospacing="1" w:line="240" w:lineRule="auto"/>
+        <w:rPr>
+          <w:rFonts w:ascii="Times New Roman" w:eastAsia="Times New Roman" w:hAnsi="Times New Roman" w:cs="Times New Roman"/>
+          <w:sz w:val="24"/>
+          <w:szCs w:val="24"/>
+          <w:lang w:bidi="gu-IN"/>
+        </w:rPr>
+      </w:pPr>
+      <w:r>
+        <w:rPr>
+          <w:rFonts w:ascii="Times New Roman" w:eastAsia="Times New Roman" w:hAnsi="Times New Roman" w:cs="Times New Roman"/>
+          <w:sz w:val="24"/>
+          <w:szCs w:val="24"/>
+          <w:lang w:bidi="gu-IN"/>
+        </w:rPr>
+        <w:t xml:space="preserve">Carbohydrates </w:t>
+      </w:r>
+    </w:p>
+    <w:p>
+      <w:pPr>
+        <w:numPr>
+          <w:ilvl w:val="0"/>
+          <w:numId w:val="24"/>
+        </w:numPr>
+        <w:spacing w:before="100" w:beforeAutospacing="1" w:after="100" w:afterAutospacing="1" w:line="240" w:lineRule="auto"/>
+        <w:rPr>
+          <w:rFonts w:ascii="Times New Roman" w:eastAsia="Times New Roman" w:hAnsi="Times New Roman" w:cs="Times New Roman"/>
+          <w:sz w:val="24"/>
+          <w:szCs w:val="24"/>
+          <w:lang w:bidi="gu-IN"/>
+        </w:rPr>
+      </w:pPr>
+      <w:r>
+        <w:rPr>
+          <w:rFonts w:ascii="Times New Roman" w:eastAsia="Times New Roman" w:hAnsi="Times New Roman" w:cs="Times New Roman"/>
+          <w:sz w:val="24"/>
+          <w:szCs w:val="24"/>
+          <w:lang w:bidi="gu-IN"/>
+        </w:rPr>
+        <w:t xml:space="preserve">Proteins </w:t>
+      </w:r>
+    </w:p>
+    <w:p>
+      <w:pPr>
+        <w:numPr>
+          <w:ilvl w:val="0"/>
+          <w:numId w:val="24"/>
+        </w:numPr>
+        <w:spacing w:before="100" w:beforeAutospacing="1" w:after="100" w:afterAutospacing="1" w:line="240" w:lineRule="auto"/>
+        <w:rPr>
+          <w:rFonts w:ascii="Times New Roman" w:eastAsia="Times New Roman" w:hAnsi="Times New Roman" w:cs="Times New Roman"/>
+          <w:sz w:val="24"/>
+          <w:szCs w:val="24"/>
+          <w:lang w:bidi="gu-IN"/>
+        </w:rPr>
+      </w:pPr>
+      <w:r>
+        <w:rPr>
+          <w:rFonts w:ascii="Times New Roman" w:eastAsia="Times New Roman" w:hAnsi="Times New Roman" w:cs="Times New Roman"/>
+          <w:sz w:val="24"/>
+          <w:szCs w:val="24"/>
+          <w:lang w:bidi="gu-IN"/>
+        </w:rPr>
+        <w:t xml:space="preserve">Amino acids </w:t>
+      </w:r>
+    </w:p>
+    <w:p>
+      <w:pPr>
+        <w:numPr>
+          <w:ilvl w:val="0"/>
+          <w:numId w:val="24"/>
+        </w:numPr>
+        <w:spacing w:before="100" w:beforeAutospacing="1" w:after="100" w:afterAutospacing="1" w:line="240" w:lineRule="auto"/>
+        <w:rPr>
+          <w:rFonts w:ascii="Times New Roman" w:eastAsia="Times New Roman" w:hAnsi="Times New Roman" w:cs="Times New Roman"/>
+          <w:sz w:val="24"/>
+          <w:szCs w:val="24"/>
+          <w:lang w:bidi="gu-IN"/>
+        </w:rPr>
+      </w:pPr>
+      <w:r>
+        <w:rPr>
+          <w:rFonts w:ascii="Times New Roman" w:eastAsia="Times New Roman" w:hAnsi="Times New Roman" w:cs="Times New Roman"/>
+          <w:sz w:val="24"/>
+          <w:szCs w:val="24"/>
+          <w:lang w:bidi="gu-IN"/>
+        </w:rPr>
+        <w:t xml:space="preserve">Vitamins </w:t>
+      </w:r>
+    </w:p>
+    <w:p>
+      <w:pPr>
+        <w:numPr>
+          <w:ilvl w:val="0"/>
+          <w:numId w:val="24"/>
+        </w:numPr>
+        <w:spacing w:before="100" w:beforeAutospacing="1" w:after="100" w:afterAutospacing="1" w:line="240" w:lineRule="auto"/>
+        <w:rPr>
+          <w:rFonts w:ascii="Times New Roman" w:eastAsia="Times New Roman" w:hAnsi="Times New Roman" w:cs="Times New Roman"/>
+          <w:sz w:val="24"/>
+          <w:szCs w:val="24"/>
+          <w:lang w:bidi="gu-IN"/>
+        </w:rPr>
+      </w:pPr>
+      <w:r>
+        <w:rPr>
+          <w:rFonts w:ascii="Times New Roman" w:eastAsia="Times New Roman" w:hAnsi="Times New Roman" w:cs="Times New Roman"/>
+          <w:sz w:val="24"/>
+          <w:szCs w:val="24"/>
+          <w:lang w:bidi="gu-IN"/>
+        </w:rPr>
+        <w:t xml:space="preserve">Nucleic acids </w:t>
+      </w:r>
+    </w:p>
+    <w:p>
+      <w:pPr>
+        <w:numPr>
+          <w:ilvl w:val="0"/>
+          <w:numId w:val="24"/>
+        </w:numPr>
+        <w:spacing w:before="100" w:beforeAutospacing="1" w:after="100" w:afterAutospacing="1" w:line="240" w:lineRule="auto"/>
+        <w:rPr>
+          <w:rFonts w:ascii="Times New Roman" w:eastAsia="Times New Roman" w:hAnsi="Times New Roman" w:cs="Times New Roman"/>
+          <w:sz w:val="24"/>
+          <w:szCs w:val="24"/>
+          <w:lang w:bidi="gu-IN"/>
+        </w:rPr>
+      </w:pPr>
+      <w:r>
+        <w:rPr>
+          <w:rFonts w:ascii="Times New Roman" w:eastAsia="Times New Roman" w:hAnsi="Times New Roman" w:cs="Times New Roman"/>
+          <w:sz w:val="24"/>
+          <w:szCs w:val="24"/>
+          <w:lang w:bidi="gu-IN"/>
+        </w:rPr>
+        <w:t xml:space="preserve">Enzymes </w:t>
+      </w:r>
+    </w:p>
+    <w:p>
+      <w:pPr>
+        <w:spacing w:after="0" w:line="240" w:lineRule="auto"/>
+        <w:rPr>
+          <w:rFonts w:ascii="Times New Roman" w:eastAsia="Times New Roman" w:hAnsi="Times New Roman" w:cs="Times New Roman"/>
+          <w:sz w:val="24"/>
+          <w:szCs w:val="24"/>
+          <w:lang w:bidi="gu-IN"/>
+        </w:rPr>
+      </w:pPr>
+      <w:r>
+        <w:rPr>
+          <w:rFonts w:ascii="Times New Roman" w:eastAsia="Times New Roman" w:hAnsi="Times New Roman" w:cs="Times New Roman"/>
+          <w:sz w:val="24"/>
+          <w:szCs w:val="24"/>
+          <w:lang w:bidi="gu-IN"/>
+        </w:rPr>
+        <w:pict>
+          <v:rect id="_x0000_i1026" style="width:0;height:1.5pt" o:hralign="center" o:hrstd="t" o:hr="t" fillcolor="#a0a0a0" stroked="f"/>
+        </w:pict>
+      </w:r>
+    </w:p>
+    <w:p>
+      <w:pPr>
+        <w:spacing w:before="100" w:beforeAutospacing="1" w:after="100" w:afterAutospacing="1" w:line="240" w:lineRule="auto"/>
+        <w:outlineLvl w:val="0"/>
+        <w:rPr>
+          <w:rFonts w:ascii="Times New Roman" w:eastAsia="Times New Roman" w:hAnsi="Times New Roman" w:cs="Times New Roman"/>
+          <w:b/>
+          <w:bCs/>
+          <w:kern w:val="36"/>
+          <w:sz w:val="48"/>
+          <w:szCs w:val="48"/>
+          <w:lang w:bidi="gu-IN"/>
+        </w:rPr>
+      </w:pPr>
+      <w:r>
+        <w:rPr>
+          <w:rFonts w:ascii="Times New Roman" w:eastAsia="Times New Roman" w:hAnsi="Times New Roman" w:cs="Times New Roman"/>
+          <w:b/>
+          <w:bCs/>
+          <w:kern w:val="36"/>
+          <w:sz w:val="48"/>
+          <w:szCs w:val="48"/>
+          <w:lang w:bidi="gu-IN"/>
+        </w:rPr>
+        <w:t>Mathematics — Chapter Wise Detailed Topic List</w:t>
+      </w:r>
+    </w:p>
+    <w:p>
+      <w:pPr>
+        <w:spacing w:before="100" w:beforeAutospacing="1" w:after="100" w:afterAutospacing="1" w:line="240" w:lineRule="auto"/>
+        <w:outlineLvl w:val="1"/>
+        <w:rPr>
+          <w:rFonts w:ascii="Times New Roman" w:eastAsia="Times New Roman" w:hAnsi="Times New Roman" w:cs="Times New Roman"/>
+          <w:b/>
+          <w:bCs/>
+          <w:sz w:val="36"/>
+          <w:szCs w:val="36"/>
+          <w:lang w:bidi="gu-IN"/>
+        </w:rPr>
+      </w:pPr>
+      <w:r>
+        <w:rPr>
+          <w:rFonts w:ascii="Times New Roman" w:eastAsia="Times New Roman" w:hAnsi="Times New Roman" w:cs="Times New Roman"/>
+          <w:b/>
+          <w:bCs/>
+          <w:sz w:val="36"/>
+          <w:szCs w:val="36"/>
+          <w:lang w:bidi="gu-IN"/>
+        </w:rPr>
+        <w:t>1. Relations and Functions</w:t>
+      </w:r>
+    </w:p>
+    <w:p>
+      <w:pPr>
+        <w:numPr>
+          <w:ilvl w:val="0"/>
+          <w:numId w:val="25"/>
+        </w:numPr>
+        <w:spacing w:before="100" w:beforeAutospacing="1" w:after="100" w:afterAutospacing="1" w:line="240" w:lineRule="auto"/>
+        <w:rPr>
+          <w:rFonts w:ascii="Times New Roman" w:eastAsia="Times New Roman" w:hAnsi="Times New Roman" w:cs="Times New Roman"/>
+          <w:sz w:val="24"/>
+          <w:szCs w:val="24"/>
+          <w:lang w:bidi="gu-IN"/>
+        </w:rPr>
+      </w:pPr>
+      <w:r>
+        <w:rPr>
+          <w:rFonts w:ascii="Times New Roman" w:eastAsia="Times New Roman" w:hAnsi="Times New Roman" w:cs="Times New Roman"/>
+          <w:sz w:val="24"/>
+          <w:szCs w:val="24"/>
+          <w:lang w:bidi="gu-IN"/>
+        </w:rPr>
+        <w:t xml:space="preserve">Types of relations </w:t>
+      </w:r>
+    </w:p>
+    <w:p>
+      <w:pPr>
+        <w:numPr>
+          <w:ilvl w:val="0"/>
+          <w:numId w:val="25"/>
+        </w:numPr>
+        <w:spacing w:before="100" w:beforeAutospacing="1" w:after="100" w:afterAutospacing="1" w:line="240" w:lineRule="auto"/>
+        <w:rPr>
+          <w:rFonts w:ascii="Times New Roman" w:eastAsia="Times New Roman" w:hAnsi="Times New Roman" w:cs="Times New Roman"/>
+          <w:sz w:val="24"/>
+          <w:szCs w:val="24"/>
+          <w:lang w:bidi="gu-IN"/>
+        </w:rPr>
+      </w:pPr>
+      <w:r>
+        <w:rPr>
+          <w:rFonts w:ascii="Times New Roman" w:eastAsia="Times New Roman" w:hAnsi="Times New Roman" w:cs="Times New Roman"/>
+          <w:sz w:val="24"/>
+          <w:szCs w:val="24"/>
+          <w:lang w:bidi="gu-IN"/>
+        </w:rPr>
+        <w:lastRenderedPageBreak/>
+        <w:t xml:space="preserve">Reflexive, symmetric, transitive relations </w:t>
+      </w:r>
+    </w:p>
+    <w:p>
+      <w:pPr>
+        <w:numPr>
+          <w:ilvl w:val="0"/>
+          <w:numId w:val="25"/>
+        </w:numPr>
+        <w:spacing w:before="100" w:beforeAutospacing="1" w:after="100" w:afterAutospacing="1" w:line="240" w:lineRule="auto"/>
+        <w:rPr>
+          <w:rFonts w:ascii="Times New Roman" w:eastAsia="Times New Roman" w:hAnsi="Times New Roman" w:cs="Times New Roman"/>
+          <w:sz w:val="24"/>
+          <w:szCs w:val="24"/>
+          <w:lang w:bidi="gu-IN"/>
+        </w:rPr>
+      </w:pPr>
+      <w:r>
+        <w:rPr>
+          <w:rFonts w:ascii="Times New Roman" w:eastAsia="Times New Roman" w:hAnsi="Times New Roman" w:cs="Times New Roman"/>
+          <w:sz w:val="24"/>
+          <w:szCs w:val="24"/>
+          <w:lang w:bidi="gu-IN"/>
+        </w:rPr>
+        <w:t xml:space="preserve">Functions </w:t>
+      </w:r>
+    </w:p>
+    <w:p>
+      <w:pPr>
+        <w:numPr>
+          <w:ilvl w:val="0"/>
+          <w:numId w:val="25"/>
+        </w:numPr>
+        <w:spacing w:before="100" w:beforeAutospacing="1" w:after="100" w:afterAutospacing="1" w:line="240" w:lineRule="auto"/>
+        <w:rPr>
+          <w:rFonts w:ascii="Times New Roman" w:eastAsia="Times New Roman" w:hAnsi="Times New Roman" w:cs="Times New Roman"/>
+          <w:sz w:val="24"/>
+          <w:szCs w:val="24"/>
+          <w:lang w:bidi="gu-IN"/>
+        </w:rPr>
+      </w:pPr>
+      <w:r>
+        <w:rPr>
+          <w:rFonts w:ascii="Times New Roman" w:eastAsia="Times New Roman" w:hAnsi="Times New Roman" w:cs="Times New Roman"/>
+          <w:sz w:val="24"/>
+          <w:szCs w:val="24"/>
+          <w:lang w:bidi="gu-IN"/>
+        </w:rPr>
+        <w:t xml:space="preserve">One-one and onto functions </w:t>
+      </w:r>
+    </w:p>
+    <w:p>
+      <w:pPr>
+        <w:numPr>
+          <w:ilvl w:val="0"/>
+          <w:numId w:val="25"/>
+        </w:numPr>
+        <w:spacing w:before="100" w:beforeAutospacing="1" w:after="100" w:afterAutospacing="1" w:line="240" w:lineRule="auto"/>
+        <w:rPr>
+          <w:rFonts w:ascii="Times New Roman" w:eastAsia="Times New Roman" w:hAnsi="Times New Roman" w:cs="Times New Roman"/>
+          <w:sz w:val="24"/>
+          <w:szCs w:val="24"/>
+          <w:lang w:bidi="gu-IN"/>
+        </w:rPr>
+      </w:pPr>
+      <w:r>
+        <w:rPr>
+          <w:rFonts w:ascii="Times New Roman" w:eastAsia="Times New Roman" w:hAnsi="Times New Roman" w:cs="Times New Roman"/>
+          <w:sz w:val="24"/>
+          <w:szCs w:val="24"/>
+          <w:lang w:bidi="gu-IN"/>
+        </w:rPr>
+        <w:t xml:space="preserve">Composition of functions </w:t>
+      </w:r>
+    </w:p>
+    <w:p>
+      <w:pPr>
+        <w:numPr>
+          <w:ilvl w:val="0"/>
+          <w:numId w:val="25"/>
+        </w:numPr>
+        <w:spacing w:before="100" w:beforeAutospacing="1" w:after="100" w:afterAutospacing="1" w:line="240" w:lineRule="auto"/>
+        <w:rPr>
+          <w:rFonts w:ascii="Times New Roman" w:eastAsia="Times New Roman" w:hAnsi="Times New Roman" w:cs="Times New Roman"/>
+          <w:sz w:val="24"/>
+          <w:szCs w:val="24"/>
+          <w:lang w:bidi="gu-IN"/>
+        </w:rPr>
+      </w:pPr>
+      <w:r>
+        <w:rPr>
+          <w:rFonts w:ascii="Times New Roman" w:eastAsia="Times New Roman" w:hAnsi="Times New Roman" w:cs="Times New Roman"/>
+          <w:sz w:val="24"/>
+          <w:szCs w:val="24"/>
+          <w:lang w:bidi="gu-IN"/>
+        </w:rPr>
+        <w:t xml:space="preserve">Invertible functions </w:t>
+      </w:r>
+    </w:p>
+    <w:p>
+      <w:pPr>
+        <w:numPr>
+          <w:ilvl w:val="0"/>
+          <w:numId w:val="25"/>
+        </w:numPr>
+        <w:spacing w:before="100" w:beforeAutospacing="1" w:after="100" w:afterAutospacing="1" w:line="240" w:lineRule="auto"/>
+        <w:rPr>
+          <w:rFonts w:ascii="Times New Roman" w:eastAsia="Times New Roman" w:hAnsi="Times New Roman" w:cs="Times New Roman"/>
+          <w:sz w:val="24"/>
+          <w:szCs w:val="24"/>
+          <w:lang w:bidi="gu-IN"/>
+        </w:rPr>
+      </w:pPr>
+      <w:r>
+        <w:rPr>
+          <w:rFonts w:ascii="Times New Roman" w:eastAsia="Times New Roman" w:hAnsi="Times New Roman" w:cs="Times New Roman"/>
+          <w:sz w:val="24"/>
+          <w:szCs w:val="24"/>
+          <w:lang w:bidi="gu-IN"/>
+        </w:rPr>
+        <w:t xml:space="preserve">Binary operations </w:t>
+      </w:r>
+    </w:p>
+    <w:p>
+      <w:pPr>
+        <w:spacing w:before="100" w:beforeAutospacing="1" w:after="100" w:afterAutospacing="1" w:line="240" w:lineRule="auto"/>
+        <w:outlineLvl w:val="1"/>
+        <w:rPr>
+          <w:rFonts w:ascii="Times New Roman" w:eastAsia="Times New Roman" w:hAnsi="Times New Roman" w:cs="Times New Roman"/>
+          <w:b/>
+          <w:bCs/>
+          <w:sz w:val="36"/>
+          <w:szCs w:val="36"/>
+          <w:lang w:bidi="gu-IN"/>
+        </w:rPr>
+      </w:pPr>
+      <w:r>
+        <w:rPr>
+          <w:rFonts w:ascii="Times New Roman" w:eastAsia="Times New Roman" w:hAnsi="Times New Roman" w:cs="Times New Roman"/>
+          <w:b/>
+          <w:bCs/>
+          <w:sz w:val="36"/>
+          <w:szCs w:val="36"/>
+          <w:lang w:bidi="gu-IN"/>
+        </w:rPr>
+        <w:t>2. Inverse Trigonometric Functions</w:t>
+      </w:r>
+    </w:p>
+    <w:p>
+      <w:pPr>
+        <w:numPr>
+          <w:ilvl w:val="0"/>
+          <w:numId w:val="26"/>
+        </w:numPr>
+        <w:spacing w:before="100" w:beforeAutospacing="1" w:after="100" w:afterAutospacing="1" w:line="240" w:lineRule="auto"/>
+        <w:rPr>
+          <w:rFonts w:ascii="Times New Roman" w:eastAsia="Times New Roman" w:hAnsi="Times New Roman" w:cs="Times New Roman"/>
+          <w:sz w:val="24"/>
+          <w:szCs w:val="24"/>
+          <w:lang w:bidi="gu-IN"/>
+        </w:rPr>
+      </w:pPr>
+      <w:r>
+        <w:rPr>
+          <w:rFonts w:ascii="Times New Roman" w:eastAsia="Times New Roman" w:hAnsi="Times New Roman" w:cs="Times New Roman"/>
+          <w:sz w:val="24"/>
+          <w:szCs w:val="24"/>
+          <w:lang w:bidi="gu-IN"/>
+        </w:rPr>
+        <w:t xml:space="preserve">Definition </w:t>
+      </w:r>
+    </w:p>
+    <w:p>
+      <w:pPr>
+        <w:numPr>
+          <w:ilvl w:val="0"/>
+          <w:numId w:val="26"/>
+        </w:numPr>
+        <w:spacing w:before="100" w:beforeAutospacing="1" w:after="100" w:afterAutospacing="1" w:line="240" w:lineRule="auto"/>
+        <w:rPr>
+          <w:rFonts w:ascii="Times New Roman" w:eastAsia="Times New Roman" w:hAnsi="Times New Roman" w:cs="Times New Roman"/>
+          <w:sz w:val="24"/>
+          <w:szCs w:val="24"/>
+          <w:lang w:bidi="gu-IN"/>
+        </w:rPr>
+      </w:pPr>
+      <w:r>
+        <w:rPr>
+          <w:rFonts w:ascii="Times New Roman" w:eastAsia="Times New Roman" w:hAnsi="Times New Roman" w:cs="Times New Roman"/>
+          <w:sz w:val="24"/>
+          <w:szCs w:val="24"/>
+          <w:lang w:bidi="gu-IN"/>
+        </w:rPr>
+        <w:t xml:space="preserve">Principal values </w:t>
+      </w:r>
+    </w:p>
+    <w:p>
+      <w:pPr>
+        <w:numPr>
+          <w:ilvl w:val="0"/>
+          <w:numId w:val="26"/>
+        </w:numPr>
+        <w:spacing w:before="100" w:beforeAutospacing="1" w:after="100" w:afterAutospacing="1" w:line="240" w:lineRule="auto"/>
+        <w:rPr>
+          <w:rFonts w:ascii="Times New Roman" w:eastAsia="Times New Roman" w:hAnsi="Times New Roman" w:cs="Times New Roman"/>
+          <w:sz w:val="24"/>
+          <w:szCs w:val="24"/>
+          <w:lang w:bidi="gu-IN"/>
+        </w:rPr>
+      </w:pPr>
+      <w:r>
+        <w:rPr>
+          <w:rFonts w:ascii="Times New Roman" w:eastAsia="Times New Roman" w:hAnsi="Times New Roman" w:cs="Times New Roman"/>
+          <w:sz w:val="24"/>
+          <w:szCs w:val="24"/>
+          <w:lang w:bidi="gu-IN"/>
+        </w:rPr>
+        <w:t xml:space="preserve">Properties </w:t>
+      </w:r>
+    </w:p>
+    <w:p>
+      <w:pPr>
+        <w:numPr>
+          <w:ilvl w:val="0"/>
+          <w:numId w:val="26"/>
+        </w:numPr>
+        <w:spacing w:before="100" w:beforeAutospacing="1" w:after="100" w:afterAutospacing="1" w:line="240" w:lineRule="auto"/>
+        <w:rPr>
+          <w:rFonts w:ascii="Times New Roman" w:eastAsia="Times New Roman" w:hAnsi="Times New Roman" w:cs="Times New Roman"/>
+          <w:sz w:val="24"/>
+          <w:szCs w:val="24"/>
+          <w:lang w:bidi="gu-IN"/>
+        </w:rPr>
+      </w:pPr>
+      <w:r>
+        <w:rPr>
+          <w:rFonts w:ascii="Times New Roman" w:eastAsia="Times New Roman" w:hAnsi="Times New Roman" w:cs="Times New Roman"/>
+          <w:sz w:val="24"/>
+          <w:szCs w:val="24"/>
+          <w:lang w:bidi="gu-IN"/>
+        </w:rPr>
+        <w:t xml:space="preserve">Graphs </w:t>
+      </w:r>
+    </w:p>
+    <w:p>
+      <w:pPr>
+        <w:numPr>
+          <w:ilvl w:val="0"/>
+          <w:numId w:val="26"/>
+        </w:numPr>
+        <w:spacing w:before="100" w:beforeAutospacing="1" w:after="100" w:afterAutospacing="1" w:line="240" w:lineRule="auto"/>
+        <w:rPr>
+          <w:rFonts w:ascii="Times New Roman" w:eastAsia="Times New Roman" w:hAnsi="Times New Roman" w:cs="Times New Roman"/>
+          <w:sz w:val="24"/>
+          <w:szCs w:val="24"/>
+          <w:lang w:bidi="gu-IN"/>
+        </w:rPr>
+      </w:pPr>
+      <w:r>
+        <w:rPr>
+          <w:rFonts w:ascii="Times New Roman" w:eastAsia="Times New Roman" w:hAnsi="Times New Roman" w:cs="Times New Roman"/>
+          <w:sz w:val="24"/>
+          <w:szCs w:val="24"/>
+          <w:lang w:bidi="gu-IN"/>
+        </w:rPr>
+        <w:t xml:space="preserve">Identities </w:t>
+      </w:r>
+    </w:p>
+    <w:p>
+      <w:pPr>
+        <w:spacing w:before="100" w:beforeAutospacing="1" w:after="100" w:afterAutospacing="1" w:line="240" w:lineRule="auto"/>
+        <w:outlineLvl w:val="1"/>
+        <w:rPr>
+          <w:rFonts w:ascii="Times New Roman" w:eastAsia="Times New Roman" w:hAnsi="Times New Roman" w:cs="Times New Roman"/>
+          <w:b/>
+          <w:bCs/>
+          <w:sz w:val="36"/>
+          <w:szCs w:val="36"/>
+          <w:lang w:bidi="gu-IN"/>
+        </w:rPr>
+      </w:pPr>
+      <w:r>
+        <w:rPr>
+          <w:rFonts w:ascii="Times New Roman" w:eastAsia="Times New Roman" w:hAnsi="Times New Roman" w:cs="Times New Roman"/>
+          <w:b/>
+          <w:bCs/>
+          <w:sz w:val="36"/>
+          <w:szCs w:val="36"/>
+          <w:lang w:bidi="gu-IN"/>
+        </w:rPr>
+        <w:t>3. Matrices</w:t>
+      </w:r>
+    </w:p>
+    <w:p>
+      <w:pPr>
+        <w:numPr>
+          <w:ilvl w:val="0"/>
+          <w:numId w:val="27"/>
+        </w:numPr>
+        <w:spacing w:before="100" w:beforeAutospacing="1" w:after="100" w:afterAutospacing="1" w:line="240" w:lineRule="auto"/>
+        <w:rPr>
+          <w:rFonts w:ascii="Times New Roman" w:eastAsia="Times New Roman" w:hAnsi="Times New Roman" w:cs="Times New Roman"/>
+          <w:sz w:val="24"/>
+          <w:szCs w:val="24"/>
+          <w:lang w:bidi="gu-IN"/>
+        </w:rPr>
+      </w:pPr>
+      <w:r>
+        <w:rPr>
+          <w:rFonts w:ascii="Times New Roman" w:eastAsia="Times New Roman" w:hAnsi="Times New Roman" w:cs="Times New Roman"/>
+          <w:sz w:val="24"/>
+          <w:szCs w:val="24"/>
+          <w:lang w:bidi="gu-IN"/>
+        </w:rPr>
+        <w:t xml:space="preserve">Types of matrices </w:t>
+      </w:r>
+    </w:p>
+    <w:p>
+      <w:pPr>
+        <w:numPr>
+          <w:ilvl w:val="0"/>
+          <w:numId w:val="27"/>
+        </w:numPr>
+        <w:spacing w:before="100" w:beforeAutospacing="1" w:after="100" w:afterAutospacing="1" w:line="240" w:lineRule="auto"/>
+        <w:rPr>
+          <w:rFonts w:ascii="Times New Roman" w:eastAsia="Times New Roman" w:hAnsi="Times New Roman" w:cs="Times New Roman"/>
+          <w:sz w:val="24"/>
+          <w:szCs w:val="24"/>
+          <w:lang w:bidi="gu-IN"/>
+        </w:rPr>
+      </w:pPr>
+      <w:r>
+        <w:rPr>
+          <w:rFonts w:ascii="Times New Roman" w:eastAsia="Times New Roman" w:hAnsi="Times New Roman" w:cs="Times New Roman"/>
+          <w:sz w:val="24"/>
+          <w:szCs w:val="24"/>
+          <w:lang w:bidi="gu-IN"/>
+        </w:rPr>
+        <w:t xml:space="preserve">Operations on matrices </w:t>
+      </w:r>
+    </w:p>
+    <w:p>
+      <w:pPr>
+        <w:numPr>
+          <w:ilvl w:val="0"/>
+          <w:numId w:val="27"/>
+        </w:numPr>
+        <w:spacing w:before="100" w:beforeAutospacing="1" w:after="100" w:afterAutospacing="1" w:line="240" w:lineRule="auto"/>
+        <w:rPr>
+          <w:rFonts w:ascii="Times New Roman" w:eastAsia="Times New Roman" w:hAnsi="Times New Roman" w:cs="Times New Roman"/>
+          <w:sz w:val="24"/>
+          <w:szCs w:val="24"/>
+          <w:lang w:bidi="gu-IN"/>
+        </w:rPr>
+      </w:pPr>
+      <w:r>
+        <w:rPr>
+          <w:rFonts w:ascii="Times New Roman" w:eastAsia="Times New Roman" w:hAnsi="Times New Roman" w:cs="Times New Roman"/>
+          <w:sz w:val="24"/>
+          <w:szCs w:val="24"/>
+          <w:lang w:bidi="gu-IN"/>
+        </w:rPr>
+        <w:t xml:space="preserve">Transpose </w:t>
+      </w:r>
+    </w:p>
+    <w:p>
+      <w:pPr>
+        <w:numPr>
+          <w:ilvl w:val="0"/>
+          <w:numId w:val="27"/>
+        </w:numPr>
+        <w:spacing w:before="100" w:beforeAutospacing="1" w:after="100" w:afterAutospacing="1" w:line="240" w:lineRule="auto"/>
+        <w:rPr>
+          <w:rFonts w:ascii="Times New Roman" w:eastAsia="Times New Roman" w:hAnsi="Times New Roman" w:cs="Times New Roman"/>
+          <w:sz w:val="24"/>
+          <w:szCs w:val="24"/>
+          <w:lang w:bidi="gu-IN"/>
+        </w:rPr>
+      </w:pPr>
+      <w:r>
+        <w:rPr>
+          <w:rFonts w:ascii="Times New Roman" w:eastAsia="Times New Roman" w:hAnsi="Times New Roman" w:cs="Times New Roman"/>
+          <w:sz w:val="24"/>
+          <w:szCs w:val="24"/>
+          <w:lang w:bidi="gu-IN"/>
+        </w:rPr>
+        <w:t xml:space="preserve">Symmetric and skew symmetric matrices </w:t>
+      </w:r>
+    </w:p>
+    <w:p>
+      <w:pPr>
+        <w:numPr>
+          <w:ilvl w:val="0"/>
+          <w:numId w:val="27"/>
+        </w:numPr>
+        <w:spacing w:before="100" w:beforeAutospacing="1" w:after="100" w:afterAutospacing="1" w:line="240" w:lineRule="auto"/>
+        <w:rPr>
+          <w:rFonts w:ascii="Times New Roman" w:eastAsia="Times New Roman" w:hAnsi="Times New Roman" w:cs="Times New Roman"/>
+          <w:sz w:val="24"/>
+          <w:szCs w:val="24"/>
+          <w:lang w:bidi="gu-IN"/>
+        </w:rPr>
+      </w:pPr>
+      <w:r>
+        <w:rPr>
+          <w:rFonts w:ascii="Times New Roman" w:eastAsia="Times New Roman" w:hAnsi="Times New Roman" w:cs="Times New Roman"/>
+          <w:sz w:val="24"/>
+          <w:szCs w:val="24"/>
+          <w:lang w:bidi="gu-IN"/>
+        </w:rPr>
+        <w:t xml:space="preserve">Matrix multiplication </w:t>
+      </w:r>
+    </w:p>
+    <w:p>
+      <w:pPr>
+        <w:spacing w:before="100" w:beforeAutospacing="1" w:after="100" w:afterAutospacing="1" w:line="240" w:lineRule="auto"/>
+        <w:outlineLvl w:val="1"/>
+        <w:rPr>
+          <w:rFonts w:ascii="Times New Roman" w:eastAsia="Times New Roman" w:hAnsi="Times New Roman" w:cs="Times New Roman"/>
+          <w:b/>
+          <w:bCs/>
+          <w:sz w:val="36"/>
+          <w:szCs w:val="36"/>
+          <w:lang w:bidi="gu-IN"/>
+        </w:rPr>
+      </w:pPr>
+      <w:r>
+        <w:rPr>
+          <w:rFonts w:ascii="Times New Roman" w:eastAsia="Times New Roman" w:hAnsi="Times New Roman" w:cs="Times New Roman"/>
+          <w:b/>
+          <w:bCs/>
+          <w:sz w:val="36"/>
+          <w:szCs w:val="36"/>
+          <w:lang w:bidi="gu-IN"/>
+        </w:rPr>
+        <w:t>4. Determinants</w:t>
+      </w:r>
+    </w:p>
+    <w:p>
+      <w:pPr>
+        <w:numPr>
+          <w:ilvl w:val="0"/>
+          <w:numId w:val="28"/>
+        </w:numPr>
+        <w:spacing w:before="100" w:beforeAutospacing="1" w:after="100" w:afterAutospacing="1" w:line="240" w:lineRule="auto"/>
+        <w:rPr>
+          <w:rFonts w:ascii="Times New Roman" w:eastAsia="Times New Roman" w:hAnsi="Times New Roman" w:cs="Times New Roman"/>
+          <w:sz w:val="24"/>
+          <w:szCs w:val="24"/>
+          <w:lang w:bidi="gu-IN"/>
+        </w:rPr>
+      </w:pPr>
+      <w:r>
+        <w:rPr>
+          <w:rFonts w:ascii="Times New Roman" w:eastAsia="Times New Roman" w:hAnsi="Times New Roman" w:cs="Times New Roman"/>
+          <w:sz w:val="24"/>
+          <w:szCs w:val="24"/>
+          <w:lang w:bidi="gu-IN"/>
+        </w:rPr>
+        <w:t xml:space="preserve">Determinants </w:t>
+      </w:r>
+    </w:p>
+    <w:p>
+      <w:pPr>
+        <w:numPr>
+          <w:ilvl w:val="0"/>
+          <w:numId w:val="28"/>
+        </w:numPr>
+        <w:spacing w:before="100" w:beforeAutospacing="1" w:after="100" w:afterAutospacing="1" w:line="240" w:lineRule="auto"/>
+        <w:rPr>
+          <w:rFonts w:ascii="Times New Roman" w:eastAsia="Times New Roman" w:hAnsi="Times New Roman" w:cs="Times New Roman"/>
+          <w:sz w:val="24"/>
+          <w:szCs w:val="24"/>
+          <w:lang w:bidi="gu-IN"/>
+        </w:rPr>
+      </w:pPr>
+      <w:r>
+        <w:rPr>
+          <w:rFonts w:ascii="Times New Roman" w:eastAsia="Times New Roman" w:hAnsi="Times New Roman" w:cs="Times New Roman"/>
+          <w:sz w:val="24"/>
+          <w:szCs w:val="24"/>
+          <w:lang w:bidi="gu-IN"/>
+        </w:rPr>
+        <w:t xml:space="preserve">Properties </w:t>
+      </w:r>
+    </w:p>
+    <w:p>
+      <w:pPr>
+        <w:numPr>
+          <w:ilvl w:val="0"/>
+          <w:numId w:val="28"/>
+        </w:numPr>
+        <w:spacing w:before="100" w:beforeAutospacing="1" w:after="100" w:afterAutospacing="1" w:line="240" w:lineRule="auto"/>
+        <w:rPr>
+          <w:rFonts w:ascii="Times New Roman" w:eastAsia="Times New Roman" w:hAnsi="Times New Roman" w:cs="Times New Roman"/>
+          <w:sz w:val="24"/>
+          <w:szCs w:val="24"/>
+          <w:lang w:bidi="gu-IN"/>
+        </w:rPr>
+      </w:pPr>
+      <w:r>
+        <w:rPr>
+          <w:rFonts w:ascii="Times New Roman" w:eastAsia="Times New Roman" w:hAnsi="Times New Roman" w:cs="Times New Roman"/>
+          <w:sz w:val="24"/>
+          <w:szCs w:val="24"/>
+          <w:lang w:bidi="gu-IN"/>
+        </w:rPr>
+        <w:t xml:space="preserve">Minors and cofactors </w:t>
+      </w:r>
+    </w:p>
+    <w:p>
+      <w:pPr>
+        <w:numPr>
+          <w:ilvl w:val="0"/>
+          <w:numId w:val="28"/>
+        </w:numPr>
+        <w:spacing w:before="100" w:beforeAutospacing="1" w:after="100" w:afterAutospacing="1" w:line="240" w:lineRule="auto"/>
+        <w:rPr>
+          <w:rFonts w:ascii="Times New Roman" w:eastAsia="Times New Roman" w:hAnsi="Times New Roman" w:cs="Times New Roman"/>
+          <w:sz w:val="24"/>
+          <w:szCs w:val="24"/>
+          <w:lang w:bidi="gu-IN"/>
+        </w:rPr>
+      </w:pPr>
+      <w:proofErr w:type="spellStart"/>
+      <w:r>
+        <w:rPr>
+          <w:rFonts w:ascii="Times New Roman" w:eastAsia="Times New Roman" w:hAnsi="Times New Roman" w:cs="Times New Roman"/>
+          <w:sz w:val="24"/>
+          <w:szCs w:val="24"/>
+          <w:lang w:bidi="gu-IN"/>
+        </w:rPr>
+        <w:t>Adjoint</w:t>
+      </w:r>
+      <w:proofErr w:type="spellEnd"/>
+      <w:r>
+        <w:rPr>
+          <w:rFonts w:ascii="Times New Roman" w:eastAsia="Times New Roman" w:hAnsi="Times New Roman" w:cs="Times New Roman"/>
+          <w:sz w:val="24"/>
+          <w:szCs w:val="24"/>
+          <w:lang w:bidi="gu-IN"/>
+        </w:rPr>
+        <w:t xml:space="preserve"> </w:t>
+      </w:r>
+    </w:p>
+    <w:p>
+      <w:pPr>
+        <w:numPr>
+          <w:ilvl w:val="0"/>
+          <w:numId w:val="28"/>
+        </w:numPr>
+        <w:spacing w:before="100" w:beforeAutospacing="1" w:after="100" w:afterAutospacing="1" w:line="240" w:lineRule="auto"/>
+        <w:rPr>
+          <w:rFonts w:ascii="Times New Roman" w:eastAsia="Times New Roman" w:hAnsi="Times New Roman" w:cs="Times New Roman"/>
+          <w:sz w:val="24"/>
+          <w:szCs w:val="24"/>
+          <w:lang w:bidi="gu-IN"/>
+        </w:rPr>
+      </w:pPr>
+      <w:r>
+        <w:rPr>
+          <w:rFonts w:ascii="Times New Roman" w:eastAsia="Times New Roman" w:hAnsi="Times New Roman" w:cs="Times New Roman"/>
+          <w:sz w:val="24"/>
+          <w:szCs w:val="24"/>
+          <w:lang w:bidi="gu-IN"/>
+        </w:rPr>
+        <w:t xml:space="preserve">Inverse of matrix </w:t>
+      </w:r>
+    </w:p>
+    <w:p>
+      <w:pPr>
+        <w:numPr>
+          <w:ilvl w:val="0"/>
+          <w:numId w:val="28"/>
+        </w:numPr>
+        <w:spacing w:before="100" w:beforeAutospacing="1" w:after="100" w:afterAutospacing="1" w:line="240" w:lineRule="auto"/>
+        <w:rPr>
+          <w:rFonts w:ascii="Times New Roman" w:eastAsia="Times New Roman" w:hAnsi="Times New Roman" w:cs="Times New Roman"/>
+          <w:sz w:val="24"/>
+          <w:szCs w:val="24"/>
+          <w:lang w:bidi="gu-IN"/>
+        </w:rPr>
+      </w:pPr>
+      <w:r>
+        <w:rPr>
+          <w:rFonts w:ascii="Times New Roman" w:eastAsia="Times New Roman" w:hAnsi="Times New Roman" w:cs="Times New Roman"/>
+          <w:sz w:val="24"/>
+          <w:szCs w:val="24"/>
+          <w:lang w:bidi="gu-IN"/>
+        </w:rPr>
+        <w:t xml:space="preserve">Applications </w:t>
+      </w:r>
+    </w:p>
+    <w:p>
+      <w:pPr>
+        <w:spacing w:before="100" w:beforeAutospacing="1" w:after="100" w:afterAutospacing="1" w:line="240" w:lineRule="auto"/>
+        <w:outlineLvl w:val="1"/>
+        <w:rPr>
+          <w:rFonts w:ascii="Times New Roman" w:eastAsia="Times New Roman" w:hAnsi="Times New Roman" w:cs="Times New Roman"/>
+          <w:b/>
+          <w:bCs/>
+          <w:sz w:val="36"/>
+          <w:szCs w:val="36"/>
+          <w:lang w:bidi="gu-IN"/>
+        </w:rPr>
+      </w:pPr>
+      <w:r>
+        <w:rPr>
+          <w:rFonts w:ascii="Times New Roman" w:eastAsia="Times New Roman" w:hAnsi="Times New Roman" w:cs="Times New Roman"/>
+          <w:b/>
+          <w:bCs/>
+          <w:sz w:val="36"/>
+          <w:szCs w:val="36"/>
+          <w:lang w:bidi="gu-IN"/>
+        </w:rPr>
+        <w:t>5. Continuity and Differentiability</w:t>
+      </w:r>
+    </w:p>
+    <w:p>
+      <w:pPr>
+        <w:numPr>
+          <w:ilvl w:val="0"/>
+          <w:numId w:val="29"/>
+        </w:numPr>
+        <w:spacing w:before="100" w:beforeAutospacing="1" w:after="100" w:afterAutospacing="1" w:line="240" w:lineRule="auto"/>
+        <w:rPr>
+          <w:rFonts w:ascii="Times New Roman" w:eastAsia="Times New Roman" w:hAnsi="Times New Roman" w:cs="Times New Roman"/>
+          <w:sz w:val="24"/>
+          <w:szCs w:val="24"/>
+          <w:lang w:bidi="gu-IN"/>
+        </w:rPr>
+      </w:pPr>
+      <w:r>
+        <w:rPr>
+          <w:rFonts w:ascii="Times New Roman" w:eastAsia="Times New Roman" w:hAnsi="Times New Roman" w:cs="Times New Roman"/>
+          <w:sz w:val="24"/>
+          <w:szCs w:val="24"/>
+          <w:lang w:bidi="gu-IN"/>
+        </w:rPr>
+        <w:t xml:space="preserve">Continuity </w:t>
+      </w:r>
+    </w:p>
+    <w:p>
+      <w:pPr>
+        <w:numPr>
+          <w:ilvl w:val="0"/>
+          <w:numId w:val="29"/>
+        </w:numPr>
+        <w:spacing w:before="100" w:beforeAutospacing="1" w:after="100" w:afterAutospacing="1" w:line="240" w:lineRule="auto"/>
+        <w:rPr>
+          <w:rFonts w:ascii="Times New Roman" w:eastAsia="Times New Roman" w:hAnsi="Times New Roman" w:cs="Times New Roman"/>
+          <w:sz w:val="24"/>
+          <w:szCs w:val="24"/>
+          <w:lang w:bidi="gu-IN"/>
+        </w:rPr>
+      </w:pPr>
+      <w:r>
+        <w:rPr>
+          <w:rFonts w:ascii="Times New Roman" w:eastAsia="Times New Roman" w:hAnsi="Times New Roman" w:cs="Times New Roman"/>
+          <w:sz w:val="24"/>
+          <w:szCs w:val="24"/>
+          <w:lang w:bidi="gu-IN"/>
+        </w:rPr>
+        <w:t xml:space="preserve">Differentiability </w:t>
+      </w:r>
+    </w:p>
+    <w:p>
+      <w:pPr>
+        <w:numPr>
+          <w:ilvl w:val="0"/>
+          <w:numId w:val="29"/>
+        </w:numPr>
+        <w:spacing w:before="100" w:beforeAutospacing="1" w:after="100" w:afterAutospacing="1" w:line="240" w:lineRule="auto"/>
+        <w:rPr>
+          <w:rFonts w:ascii="Times New Roman" w:eastAsia="Times New Roman" w:hAnsi="Times New Roman" w:cs="Times New Roman"/>
+          <w:sz w:val="24"/>
+          <w:szCs w:val="24"/>
+          <w:lang w:bidi="gu-IN"/>
+        </w:rPr>
+      </w:pPr>
+      <w:r>
+        <w:rPr>
+          <w:rFonts w:ascii="Times New Roman" w:eastAsia="Times New Roman" w:hAnsi="Times New Roman" w:cs="Times New Roman"/>
+          <w:sz w:val="24"/>
+          <w:szCs w:val="24"/>
+          <w:lang w:bidi="gu-IN"/>
+        </w:rPr>
+        <w:t xml:space="preserve">Chain rule </w:t>
+      </w:r>
+    </w:p>
+    <w:p>
+      <w:pPr>
+        <w:numPr>
+          <w:ilvl w:val="0"/>
+          <w:numId w:val="29"/>
+        </w:numPr>
+        <w:spacing w:before="100" w:beforeAutospacing="1" w:after="100" w:afterAutospacing="1" w:line="240" w:lineRule="auto"/>
+        <w:rPr>
+          <w:rFonts w:ascii="Times New Roman" w:eastAsia="Times New Roman" w:hAnsi="Times New Roman" w:cs="Times New Roman"/>
+          <w:sz w:val="24"/>
+          <w:szCs w:val="24"/>
+          <w:lang w:bidi="gu-IN"/>
+        </w:rPr>
+      </w:pPr>
+      <w:r>
+        <w:rPr>
+          <w:rFonts w:ascii="Times New Roman" w:eastAsia="Times New Roman" w:hAnsi="Times New Roman" w:cs="Times New Roman"/>
+          <w:sz w:val="24"/>
+          <w:szCs w:val="24"/>
+          <w:lang w:bidi="gu-IN"/>
+        </w:rPr>
+        <w:t xml:space="preserve">Derivative of inverse trigonometric functions </w:t>
+      </w:r>
+    </w:p>
+    <w:p>
+      <w:pPr>
+        <w:numPr>
+          <w:ilvl w:val="0"/>
+          <w:numId w:val="29"/>
+        </w:numPr>
+        <w:spacing w:before="100" w:beforeAutospacing="1" w:after="100" w:afterAutospacing="1" w:line="240" w:lineRule="auto"/>
+        <w:rPr>
+          <w:rFonts w:ascii="Times New Roman" w:eastAsia="Times New Roman" w:hAnsi="Times New Roman" w:cs="Times New Roman"/>
+          <w:sz w:val="24"/>
+          <w:szCs w:val="24"/>
+          <w:lang w:bidi="gu-IN"/>
+        </w:rPr>
+      </w:pPr>
+      <w:r>
+        <w:rPr>
+          <w:rFonts w:ascii="Times New Roman" w:eastAsia="Times New Roman" w:hAnsi="Times New Roman" w:cs="Times New Roman"/>
+          <w:sz w:val="24"/>
+          <w:szCs w:val="24"/>
+          <w:lang w:bidi="gu-IN"/>
+        </w:rPr>
+        <w:t xml:space="preserve">Exponential and logarithmic functions </w:t>
+      </w:r>
+    </w:p>
+    <w:p>
+      <w:pPr>
+        <w:numPr>
+          <w:ilvl w:val="0"/>
+          <w:numId w:val="29"/>
+        </w:numPr>
+        <w:spacing w:before="100" w:beforeAutospacing="1" w:after="100" w:afterAutospacing="1" w:line="240" w:lineRule="auto"/>
+        <w:rPr>
+          <w:rFonts w:ascii="Times New Roman" w:eastAsia="Times New Roman" w:hAnsi="Times New Roman" w:cs="Times New Roman"/>
+          <w:sz w:val="24"/>
+          <w:szCs w:val="24"/>
+          <w:lang w:bidi="gu-IN"/>
+        </w:rPr>
+      </w:pPr>
+      <w:r>
+        <w:rPr>
+          <w:rFonts w:ascii="Times New Roman" w:eastAsia="Times New Roman" w:hAnsi="Times New Roman" w:cs="Times New Roman"/>
+          <w:sz w:val="24"/>
+          <w:szCs w:val="24"/>
+          <w:lang w:bidi="gu-IN"/>
+        </w:rPr>
+        <w:t xml:space="preserve">Second order derivatives </w:t>
+      </w:r>
+    </w:p>
+    <w:p>
+      <w:pPr>
+        <w:spacing w:before="100" w:beforeAutospacing="1" w:after="100" w:afterAutospacing="1" w:line="240" w:lineRule="auto"/>
+        <w:outlineLvl w:val="1"/>
+        <w:rPr>
+          <w:rFonts w:ascii="Times New Roman" w:eastAsia="Times New Roman" w:hAnsi="Times New Roman" w:cs="Times New Roman"/>
+          <w:b/>
+          <w:bCs/>
+          <w:sz w:val="36"/>
+          <w:szCs w:val="36"/>
+          <w:lang w:bidi="gu-IN"/>
+        </w:rPr>
+      </w:pPr>
+      <w:r>
+        <w:rPr>
+          <w:rFonts w:ascii="Times New Roman" w:eastAsia="Times New Roman" w:hAnsi="Times New Roman" w:cs="Times New Roman"/>
+          <w:b/>
+          <w:bCs/>
+          <w:sz w:val="36"/>
+          <w:szCs w:val="36"/>
+          <w:lang w:bidi="gu-IN"/>
+        </w:rPr>
+        <w:t>6. Application of Derivatives</w:t>
+      </w:r>
+    </w:p>
+    <w:p>
+      <w:pPr>
+        <w:numPr>
+          <w:ilvl w:val="0"/>
+          <w:numId w:val="30"/>
+        </w:numPr>
+        <w:spacing w:before="100" w:beforeAutospacing="1" w:after="100" w:afterAutospacing="1" w:line="240" w:lineRule="auto"/>
+        <w:rPr>
+          <w:rFonts w:ascii="Times New Roman" w:eastAsia="Times New Roman" w:hAnsi="Times New Roman" w:cs="Times New Roman"/>
+          <w:sz w:val="24"/>
+          <w:szCs w:val="24"/>
+          <w:lang w:bidi="gu-IN"/>
+        </w:rPr>
+      </w:pPr>
+      <w:r>
+        <w:rPr>
+          <w:rFonts w:ascii="Times New Roman" w:eastAsia="Times New Roman" w:hAnsi="Times New Roman" w:cs="Times New Roman"/>
+          <w:sz w:val="24"/>
+          <w:szCs w:val="24"/>
+          <w:lang w:bidi="gu-IN"/>
+        </w:rPr>
+        <w:t xml:space="preserve">Increasing and decreasing functions </w:t>
+      </w:r>
+    </w:p>
+    <w:p>
+      <w:pPr>
+        <w:numPr>
+          <w:ilvl w:val="0"/>
+          <w:numId w:val="30"/>
+        </w:numPr>
+        <w:spacing w:before="100" w:beforeAutospacing="1" w:after="100" w:afterAutospacing="1" w:line="240" w:lineRule="auto"/>
+        <w:rPr>
+          <w:rFonts w:ascii="Times New Roman" w:eastAsia="Times New Roman" w:hAnsi="Times New Roman" w:cs="Times New Roman"/>
+          <w:sz w:val="24"/>
+          <w:szCs w:val="24"/>
+          <w:lang w:bidi="gu-IN"/>
+        </w:rPr>
+      </w:pPr>
+      <w:r>
+        <w:rPr>
+          <w:rFonts w:ascii="Times New Roman" w:eastAsia="Times New Roman" w:hAnsi="Times New Roman" w:cs="Times New Roman"/>
+          <w:sz w:val="24"/>
+          <w:szCs w:val="24"/>
+          <w:lang w:bidi="gu-IN"/>
+        </w:rPr>
+        <w:lastRenderedPageBreak/>
+        <w:t xml:space="preserve">Maxima and minima </w:t>
+      </w:r>
+    </w:p>
+    <w:p>
+      <w:pPr>
+        <w:numPr>
+          <w:ilvl w:val="0"/>
+          <w:numId w:val="30"/>
+        </w:numPr>
+        <w:spacing w:before="100" w:beforeAutospacing="1" w:after="100" w:afterAutospacing="1" w:line="240" w:lineRule="auto"/>
+        <w:rPr>
+          <w:rFonts w:ascii="Times New Roman" w:eastAsia="Times New Roman" w:hAnsi="Times New Roman" w:cs="Times New Roman"/>
+          <w:sz w:val="24"/>
+          <w:szCs w:val="24"/>
+          <w:lang w:bidi="gu-IN"/>
+        </w:rPr>
+      </w:pPr>
+      <w:r>
+        <w:rPr>
+          <w:rFonts w:ascii="Times New Roman" w:eastAsia="Times New Roman" w:hAnsi="Times New Roman" w:cs="Times New Roman"/>
+          <w:sz w:val="24"/>
+          <w:szCs w:val="24"/>
+          <w:lang w:bidi="gu-IN"/>
+        </w:rPr>
+        <w:t xml:space="preserve">Tangents and </w:t>
+      </w:r>
+      <w:proofErr w:type="spellStart"/>
+      <w:r>
+        <w:rPr>
+          <w:rFonts w:ascii="Times New Roman" w:eastAsia="Times New Roman" w:hAnsi="Times New Roman" w:cs="Times New Roman"/>
+          <w:sz w:val="24"/>
+          <w:szCs w:val="24"/>
+          <w:lang w:bidi="gu-IN"/>
+        </w:rPr>
+        <w:t>normals</w:t>
+      </w:r>
+      <w:proofErr w:type="spellEnd"/>
+      <w:r>
+        <w:rPr>
+          <w:rFonts w:ascii="Times New Roman" w:eastAsia="Times New Roman" w:hAnsi="Times New Roman" w:cs="Times New Roman"/>
+          <w:sz w:val="24"/>
+          <w:szCs w:val="24"/>
+          <w:lang w:bidi="gu-IN"/>
+        </w:rPr>
+        <w:t xml:space="preserve"> </w:t>
+      </w:r>
+    </w:p>
+    <w:p>
+      <w:pPr>
+        <w:numPr>
+          <w:ilvl w:val="0"/>
+          <w:numId w:val="30"/>
+        </w:numPr>
+        <w:spacing w:before="100" w:beforeAutospacing="1" w:after="100" w:afterAutospacing="1" w:line="240" w:lineRule="auto"/>
+        <w:rPr>
+          <w:rFonts w:ascii="Times New Roman" w:eastAsia="Times New Roman" w:hAnsi="Times New Roman" w:cs="Times New Roman"/>
+          <w:sz w:val="24"/>
+          <w:szCs w:val="24"/>
+          <w:lang w:bidi="gu-IN"/>
+        </w:rPr>
+      </w:pPr>
+      <w:r>
+        <w:rPr>
+          <w:rFonts w:ascii="Times New Roman" w:eastAsia="Times New Roman" w:hAnsi="Times New Roman" w:cs="Times New Roman"/>
+          <w:sz w:val="24"/>
+          <w:szCs w:val="24"/>
+          <w:lang w:bidi="gu-IN"/>
+        </w:rPr>
+        <w:t xml:space="preserve">Rate of change </w:t>
+      </w:r>
+    </w:p>
+    <w:p>
+      <w:pPr>
+        <w:spacing w:before="100" w:beforeAutospacing="1" w:after="100" w:afterAutospacing="1" w:line="240" w:lineRule="auto"/>
+        <w:outlineLvl w:val="1"/>
+        <w:rPr>
+          <w:rFonts w:ascii="Times New Roman" w:eastAsia="Times New Roman" w:hAnsi="Times New Roman" w:cs="Times New Roman"/>
+          <w:b/>
+          <w:bCs/>
+          <w:sz w:val="36"/>
+          <w:szCs w:val="36"/>
+          <w:lang w:bidi="gu-IN"/>
+        </w:rPr>
+      </w:pPr>
+      <w:r>
+        <w:rPr>
+          <w:rFonts w:ascii="Times New Roman" w:eastAsia="Times New Roman" w:hAnsi="Times New Roman" w:cs="Times New Roman"/>
+          <w:b/>
+          <w:bCs/>
+          <w:sz w:val="36"/>
+          <w:szCs w:val="36"/>
+          <w:lang w:bidi="gu-IN"/>
+        </w:rPr>
+        <w:t>7. Integrals</w:t>
+      </w:r>
+    </w:p>
+    <w:p>
+      <w:pPr>
+        <w:numPr>
+          <w:ilvl w:val="0"/>
+          <w:numId w:val="31"/>
+        </w:numPr>
+        <w:spacing w:before="100" w:beforeAutospacing="1" w:after="100" w:afterAutospacing="1" w:line="240" w:lineRule="auto"/>
+        <w:rPr>
+          <w:rFonts w:ascii="Times New Roman" w:eastAsia="Times New Roman" w:hAnsi="Times New Roman" w:cs="Times New Roman"/>
+          <w:sz w:val="24"/>
+          <w:szCs w:val="24"/>
+          <w:lang w:bidi="gu-IN"/>
+        </w:rPr>
+      </w:pPr>
+      <w:r>
+        <w:rPr>
+          <w:rFonts w:ascii="Times New Roman" w:eastAsia="Times New Roman" w:hAnsi="Times New Roman" w:cs="Times New Roman"/>
+          <w:sz w:val="24"/>
+          <w:szCs w:val="24"/>
+          <w:lang w:bidi="gu-IN"/>
+        </w:rPr>
+        <w:t xml:space="preserve">Indefinite integrals </w:t>
+      </w:r>
+    </w:p>
+    <w:p>
+      <w:pPr>
+        <w:numPr>
+          <w:ilvl w:val="0"/>
+          <w:numId w:val="31"/>
+        </w:numPr>
+        <w:spacing w:before="100" w:beforeAutospacing="1" w:after="100" w:afterAutospacing="1" w:line="240" w:lineRule="auto"/>
+        <w:rPr>
+          <w:rFonts w:ascii="Times New Roman" w:eastAsia="Times New Roman" w:hAnsi="Times New Roman" w:cs="Times New Roman"/>
+          <w:sz w:val="24"/>
+          <w:szCs w:val="24"/>
+          <w:lang w:bidi="gu-IN"/>
+        </w:rPr>
+      </w:pPr>
+      <w:r>
+        <w:rPr>
+          <w:rFonts w:ascii="Times New Roman" w:eastAsia="Times New Roman" w:hAnsi="Times New Roman" w:cs="Times New Roman"/>
+          <w:sz w:val="24"/>
+          <w:szCs w:val="24"/>
+          <w:lang w:bidi="gu-IN"/>
+        </w:rPr>
+        <w:t xml:space="preserve">Methods of integration </w:t>
+      </w:r>
+    </w:p>
+    <w:p>
+      <w:pPr>
+        <w:numPr>
+          <w:ilvl w:val="0"/>
+          <w:numId w:val="31"/>
+        </w:numPr>
+        <w:spacing w:before="100" w:beforeAutospacing="1" w:after="100" w:afterAutospacing="1" w:line="240" w:lineRule="auto"/>
+        <w:rPr>
+          <w:rFonts w:ascii="Times New Roman" w:eastAsia="Times New Roman" w:hAnsi="Times New Roman" w:cs="Times New Roman"/>
+          <w:sz w:val="24"/>
+          <w:szCs w:val="24"/>
+          <w:lang w:bidi="gu-IN"/>
+        </w:rPr>
+      </w:pPr>
+      <w:r>
+        <w:rPr>
+          <w:rFonts w:ascii="Times New Roman" w:eastAsia="Times New Roman" w:hAnsi="Times New Roman" w:cs="Times New Roman"/>
+          <w:sz w:val="24"/>
+          <w:szCs w:val="24"/>
+          <w:lang w:bidi="gu-IN"/>
+        </w:rPr>
+        <w:t xml:space="preserve">Definite integrals </w:t>
+      </w:r>
+    </w:p>
+    <w:p>
+      <w:pPr>
+        <w:numPr>
+          <w:ilvl w:val="0"/>
+          <w:numId w:val="31"/>
+        </w:numPr>
+        <w:spacing w:before="100" w:beforeAutospacing="1" w:after="100" w:afterAutospacing="1" w:line="240" w:lineRule="auto"/>
+        <w:rPr>
+          <w:rFonts w:ascii="Times New Roman" w:eastAsia="Times New Roman" w:hAnsi="Times New Roman" w:cs="Times New Roman"/>
+          <w:sz w:val="24"/>
+          <w:szCs w:val="24"/>
+          <w:lang w:bidi="gu-IN"/>
+        </w:rPr>
+      </w:pPr>
+      <w:r>
+        <w:rPr>
+          <w:rFonts w:ascii="Times New Roman" w:eastAsia="Times New Roman" w:hAnsi="Times New Roman" w:cs="Times New Roman"/>
+          <w:sz w:val="24"/>
+          <w:szCs w:val="24"/>
+          <w:lang w:bidi="gu-IN"/>
+        </w:rPr>
+        <w:t xml:space="preserve">Properties of definite integrals </w:t>
+      </w:r>
+    </w:p>
+    <w:p>
+      <w:pPr>
+        <w:spacing w:before="100" w:beforeAutospacing="1" w:after="100" w:afterAutospacing="1" w:line="240" w:lineRule="auto"/>
+        <w:outlineLvl w:val="1"/>
+        <w:rPr>
+          <w:rFonts w:ascii="Times New Roman" w:eastAsia="Times New Roman" w:hAnsi="Times New Roman" w:cs="Times New Roman"/>
+          <w:b/>
+          <w:bCs/>
+          <w:sz w:val="36"/>
+          <w:szCs w:val="36"/>
+          <w:lang w:bidi="gu-IN"/>
+        </w:rPr>
+      </w:pPr>
+      <w:r>
+        <w:rPr>
+          <w:rFonts w:ascii="Times New Roman" w:eastAsia="Times New Roman" w:hAnsi="Times New Roman" w:cs="Times New Roman"/>
+          <w:b/>
+          <w:bCs/>
+          <w:sz w:val="36"/>
+          <w:szCs w:val="36"/>
+          <w:lang w:bidi="gu-IN"/>
+        </w:rPr>
+        <w:t>8. Application of Integrals</w:t>
+      </w:r>
+    </w:p>
+    <w:p>
+      <w:pPr>
+        <w:numPr>
+          <w:ilvl w:val="0"/>
+          <w:numId w:val="32"/>
+        </w:numPr>
+        <w:spacing w:before="100" w:beforeAutospacing="1" w:after="100" w:afterAutospacing="1" w:line="240" w:lineRule="auto"/>
+        <w:rPr>
+          <w:rFonts w:ascii="Times New Roman" w:eastAsia="Times New Roman" w:hAnsi="Times New Roman" w:cs="Times New Roman"/>
+          <w:sz w:val="24"/>
+          <w:szCs w:val="24"/>
+          <w:lang w:bidi="gu-IN"/>
+        </w:rPr>
+      </w:pPr>
+      <w:r>
+        <w:rPr>
+          <w:rFonts w:ascii="Times New Roman" w:eastAsia="Times New Roman" w:hAnsi="Times New Roman" w:cs="Times New Roman"/>
+          <w:sz w:val="24"/>
+          <w:szCs w:val="24"/>
+          <w:lang w:bidi="gu-IN"/>
+        </w:rPr>
+        <w:t xml:space="preserve">Area under curves </w:t>
+      </w:r>
+    </w:p>
+    <w:p>
+      <w:pPr>
+        <w:numPr>
+          <w:ilvl w:val="0"/>
+          <w:numId w:val="32"/>
+        </w:numPr>
+        <w:spacing w:before="100" w:beforeAutospacing="1" w:after="100" w:afterAutospacing="1" w:line="240" w:lineRule="auto"/>
+        <w:rPr>
+          <w:rFonts w:ascii="Times New Roman" w:eastAsia="Times New Roman" w:hAnsi="Times New Roman" w:cs="Times New Roman"/>
+          <w:sz w:val="24"/>
+          <w:szCs w:val="24"/>
+          <w:lang w:bidi="gu-IN"/>
+        </w:rPr>
+      </w:pPr>
+      <w:r>
+        <w:rPr>
+          <w:rFonts w:ascii="Times New Roman" w:eastAsia="Times New Roman" w:hAnsi="Times New Roman" w:cs="Times New Roman"/>
+          <w:sz w:val="24"/>
+          <w:szCs w:val="24"/>
+          <w:lang w:bidi="gu-IN"/>
+        </w:rPr>
+        <w:t xml:space="preserve">Area between curves </w:t>
+      </w:r>
+    </w:p>
+    <w:p>
+      <w:pPr>
+        <w:spacing w:before="100" w:beforeAutospacing="1" w:after="100" w:afterAutospacing="1" w:line="240" w:lineRule="auto"/>
+        <w:outlineLvl w:val="1"/>
+        <w:rPr>
+          <w:rFonts w:ascii="Times New Roman" w:eastAsia="Times New Roman" w:hAnsi="Times New Roman" w:cs="Times New Roman"/>
+          <w:b/>
+          <w:bCs/>
+          <w:sz w:val="36"/>
+          <w:szCs w:val="36"/>
+          <w:lang w:bidi="gu-IN"/>
+        </w:rPr>
+      </w:pPr>
+      <w:r>
+        <w:rPr>
+          <w:rFonts w:ascii="Times New Roman" w:eastAsia="Times New Roman" w:hAnsi="Times New Roman" w:cs="Times New Roman"/>
+          <w:b/>
+          <w:bCs/>
+          <w:sz w:val="36"/>
+          <w:szCs w:val="36"/>
+          <w:lang w:bidi="gu-IN"/>
+        </w:rPr>
+        <w:t>9. Differential Equations</w:t>
+      </w:r>
+    </w:p>
+    <w:p>
+      <w:pPr>
+        <w:numPr>
+          <w:ilvl w:val="0"/>
+          <w:numId w:val="33"/>
+        </w:numPr>
+        <w:spacing w:before="100" w:beforeAutospacing="1" w:after="100" w:afterAutospacing="1" w:line="240" w:lineRule="auto"/>
+        <w:rPr>
+          <w:rFonts w:ascii="Times New Roman" w:eastAsia="Times New Roman" w:hAnsi="Times New Roman" w:cs="Times New Roman"/>
+          <w:sz w:val="24"/>
+          <w:szCs w:val="24"/>
+          <w:lang w:bidi="gu-IN"/>
+        </w:rPr>
+      </w:pPr>
+      <w:r>
+        <w:rPr>
+          <w:rFonts w:ascii="Times New Roman" w:eastAsia="Times New Roman" w:hAnsi="Times New Roman" w:cs="Times New Roman"/>
+          <w:sz w:val="24"/>
+          <w:szCs w:val="24"/>
+          <w:lang w:bidi="gu-IN"/>
+        </w:rPr>
+        <w:t xml:space="preserve">Formation </w:t>
+      </w:r>
+    </w:p>
+    <w:p>
+      <w:pPr>
+        <w:numPr>
+          <w:ilvl w:val="0"/>
+          <w:numId w:val="33"/>
+        </w:numPr>
+        <w:spacing w:before="100" w:beforeAutospacing="1" w:after="100" w:afterAutospacing="1" w:line="240" w:lineRule="auto"/>
+        <w:rPr>
+          <w:rFonts w:ascii="Times New Roman" w:eastAsia="Times New Roman" w:hAnsi="Times New Roman" w:cs="Times New Roman"/>
+          <w:sz w:val="24"/>
+          <w:szCs w:val="24"/>
+          <w:lang w:bidi="gu-IN"/>
+        </w:rPr>
+      </w:pPr>
+      <w:r>
+        <w:rPr>
+          <w:rFonts w:ascii="Times New Roman" w:eastAsia="Times New Roman" w:hAnsi="Times New Roman" w:cs="Times New Roman"/>
+          <w:sz w:val="24"/>
+          <w:szCs w:val="24"/>
+          <w:lang w:bidi="gu-IN"/>
+        </w:rPr>
+        <w:t xml:space="preserve">Order and degree </w:t>
+      </w:r>
+    </w:p>
+    <w:p>
+      <w:pPr>
+        <w:numPr>
+          <w:ilvl w:val="0"/>
+          <w:numId w:val="33"/>
+        </w:numPr>
+        <w:spacing w:before="100" w:beforeAutospacing="1" w:after="100" w:afterAutospacing="1" w:line="240" w:lineRule="auto"/>
+        <w:rPr>
+          <w:rFonts w:ascii="Times New Roman" w:eastAsia="Times New Roman" w:hAnsi="Times New Roman" w:cs="Times New Roman"/>
+          <w:sz w:val="24"/>
+          <w:szCs w:val="24"/>
+          <w:lang w:bidi="gu-IN"/>
+        </w:rPr>
+      </w:pPr>
+      <w:r>
+        <w:rPr>
+          <w:rFonts w:ascii="Times New Roman" w:eastAsia="Times New Roman" w:hAnsi="Times New Roman" w:cs="Times New Roman"/>
+          <w:sz w:val="24"/>
+          <w:szCs w:val="24"/>
+          <w:lang w:bidi="gu-IN"/>
+        </w:rPr>
+        <w:t xml:space="preserve">Solution methods </w:t>
+      </w:r>
+    </w:p>
+    <w:p>
+      <w:pPr>
+        <w:numPr>
+          <w:ilvl w:val="0"/>
+          <w:numId w:val="33"/>
+        </w:numPr>
+        <w:spacing w:before="100" w:beforeAutospacing="1" w:after="100" w:afterAutospacing="1" w:line="240" w:lineRule="auto"/>
+        <w:rPr>
+          <w:rFonts w:ascii="Times New Roman" w:eastAsia="Times New Roman" w:hAnsi="Times New Roman" w:cs="Times New Roman"/>
+          <w:sz w:val="24"/>
+          <w:szCs w:val="24"/>
+          <w:lang w:bidi="gu-IN"/>
+        </w:rPr>
+      </w:pPr>
+      <w:r>
+        <w:rPr>
+          <w:rFonts w:ascii="Times New Roman" w:eastAsia="Times New Roman" w:hAnsi="Times New Roman" w:cs="Times New Roman"/>
+          <w:sz w:val="24"/>
+          <w:szCs w:val="24"/>
+          <w:lang w:bidi="gu-IN"/>
+        </w:rPr>
+        <w:t xml:space="preserve">Variable separable equations </w:t>
+      </w:r>
+    </w:p>
+    <w:p>
+      <w:pPr>
+        <w:numPr>
+          <w:ilvl w:val="0"/>
+          <w:numId w:val="33"/>
+        </w:numPr>
+        <w:spacing w:before="100" w:beforeAutospacing="1" w:after="100" w:afterAutospacing="1" w:line="240" w:lineRule="auto"/>
+        <w:rPr>
+          <w:rFonts w:ascii="Times New Roman" w:eastAsia="Times New Roman" w:hAnsi="Times New Roman" w:cs="Times New Roman"/>
+          <w:sz w:val="24"/>
+          <w:szCs w:val="24"/>
+          <w:lang w:bidi="gu-IN"/>
+        </w:rPr>
+      </w:pPr>
+      <w:r>
+        <w:rPr>
+          <w:rFonts w:ascii="Times New Roman" w:eastAsia="Times New Roman" w:hAnsi="Times New Roman" w:cs="Times New Roman"/>
+          <w:sz w:val="24"/>
+          <w:szCs w:val="24"/>
+          <w:lang w:bidi="gu-IN"/>
+        </w:rPr>
+        <w:t xml:space="preserve">Homogeneous equations </w:t>
+      </w:r>
+    </w:p>
+    <w:p>
+      <w:pPr>
+        <w:spacing w:before="100" w:beforeAutospacing="1" w:after="100" w:afterAutospacing="1" w:line="240" w:lineRule="auto"/>
+        <w:outlineLvl w:val="1"/>
+        <w:rPr>
+          <w:rFonts w:ascii="Times New Roman" w:eastAsia="Times New Roman" w:hAnsi="Times New Roman" w:cs="Times New Roman"/>
+          <w:b/>
+          <w:bCs/>
+          <w:sz w:val="36"/>
+          <w:szCs w:val="36"/>
+          <w:lang w:bidi="gu-IN"/>
+        </w:rPr>
+      </w:pPr>
+      <w:r>
+        <w:rPr>
+          <w:rFonts w:ascii="Times New Roman" w:eastAsia="Times New Roman" w:hAnsi="Times New Roman" w:cs="Times New Roman"/>
+          <w:b/>
+          <w:bCs/>
+          <w:sz w:val="36"/>
+          <w:szCs w:val="36"/>
+          <w:lang w:bidi="gu-IN"/>
+        </w:rPr>
+        <w:t>10. Vector Algebra</w:t>
+      </w:r>
+    </w:p>
+    <w:p>
+      <w:pPr>
+        <w:numPr>
+          <w:ilvl w:val="0"/>
+          <w:numId w:val="34"/>
+        </w:numPr>
+        <w:spacing w:before="100" w:beforeAutospacing="1" w:after="100" w:afterAutospacing="1" w:line="240" w:lineRule="auto"/>
+        <w:rPr>
+          <w:rFonts w:ascii="Times New Roman" w:eastAsia="Times New Roman" w:hAnsi="Times New Roman" w:cs="Times New Roman"/>
+          <w:sz w:val="24"/>
+          <w:szCs w:val="24"/>
+          <w:lang w:bidi="gu-IN"/>
+        </w:rPr>
+      </w:pPr>
+      <w:r>
+        <w:rPr>
+          <w:rFonts w:ascii="Times New Roman" w:eastAsia="Times New Roman" w:hAnsi="Times New Roman" w:cs="Times New Roman"/>
+          <w:sz w:val="24"/>
+          <w:szCs w:val="24"/>
+          <w:lang w:bidi="gu-IN"/>
+        </w:rPr>
+        <w:t xml:space="preserve">Vectors </w:t>
+      </w:r>
+    </w:p>
+    <w:p>
+      <w:pPr>
+        <w:numPr>
+          <w:ilvl w:val="0"/>
+          <w:numId w:val="34"/>
+        </w:numPr>
+        <w:spacing w:before="100" w:beforeAutospacing="1" w:after="100" w:afterAutospacing="1" w:line="240" w:lineRule="auto"/>
+        <w:rPr>
+          <w:rFonts w:ascii="Times New Roman" w:eastAsia="Times New Roman" w:hAnsi="Times New Roman" w:cs="Times New Roman"/>
+          <w:sz w:val="24"/>
+          <w:szCs w:val="24"/>
+          <w:lang w:bidi="gu-IN"/>
+        </w:rPr>
+      </w:pPr>
+      <w:r>
+        <w:rPr>
+          <w:rFonts w:ascii="Times New Roman" w:eastAsia="Times New Roman" w:hAnsi="Times New Roman" w:cs="Times New Roman"/>
+          <w:sz w:val="24"/>
+          <w:szCs w:val="24"/>
+          <w:lang w:bidi="gu-IN"/>
+        </w:rPr>
+        <w:t xml:space="preserve">Addition and subtraction </w:t>
+      </w:r>
+    </w:p>
+    <w:p>
+      <w:pPr>
+        <w:numPr>
+          <w:ilvl w:val="0"/>
+          <w:numId w:val="34"/>
+        </w:numPr>
+        <w:spacing w:before="100" w:beforeAutospacing="1" w:after="100" w:afterAutospacing="1" w:line="240" w:lineRule="auto"/>
+        <w:rPr>
+          <w:rFonts w:ascii="Times New Roman" w:eastAsia="Times New Roman" w:hAnsi="Times New Roman" w:cs="Times New Roman"/>
+          <w:sz w:val="24"/>
+          <w:szCs w:val="24"/>
+          <w:lang w:bidi="gu-IN"/>
+        </w:rPr>
+      </w:pPr>
+      <w:r>
+        <w:rPr>
+          <w:rFonts w:ascii="Times New Roman" w:eastAsia="Times New Roman" w:hAnsi="Times New Roman" w:cs="Times New Roman"/>
+          <w:sz w:val="24"/>
+          <w:szCs w:val="24"/>
+          <w:lang w:bidi="gu-IN"/>
+        </w:rPr>
+        <w:t xml:space="preserve">Scalar product </w:t>
+      </w:r>
+    </w:p>
+    <w:p>
+      <w:pPr>
+        <w:numPr>
+          <w:ilvl w:val="0"/>
+          <w:numId w:val="34"/>
+        </w:numPr>
+        <w:spacing w:before="100" w:beforeAutospacing="1" w:after="100" w:afterAutospacing="1" w:line="240" w:lineRule="auto"/>
+        <w:rPr>
+          <w:rFonts w:ascii="Times New Roman" w:eastAsia="Times New Roman" w:hAnsi="Times New Roman" w:cs="Times New Roman"/>
+          <w:sz w:val="24"/>
+          <w:szCs w:val="24"/>
+          <w:lang w:bidi="gu-IN"/>
+        </w:rPr>
+      </w:pPr>
+      <w:r>
+        <w:rPr>
+          <w:rFonts w:ascii="Times New Roman" w:eastAsia="Times New Roman" w:hAnsi="Times New Roman" w:cs="Times New Roman"/>
+          <w:sz w:val="24"/>
+          <w:szCs w:val="24"/>
+          <w:lang w:bidi="gu-IN"/>
+        </w:rPr>
+        <w:t xml:space="preserve">Vector product </w:t>
+      </w:r>
+    </w:p>
+    <w:p>
+      <w:pPr>
+        <w:numPr>
+          <w:ilvl w:val="0"/>
+          <w:numId w:val="34"/>
+        </w:numPr>
+        <w:spacing w:before="100" w:beforeAutospacing="1" w:after="100" w:afterAutospacing="1" w:line="240" w:lineRule="auto"/>
+        <w:rPr>
+          <w:rFonts w:ascii="Times New Roman" w:eastAsia="Times New Roman" w:hAnsi="Times New Roman" w:cs="Times New Roman"/>
+          <w:sz w:val="24"/>
+          <w:szCs w:val="24"/>
+          <w:lang w:bidi="gu-IN"/>
+        </w:rPr>
+      </w:pPr>
+      <w:r>
+        <w:rPr>
+          <w:rFonts w:ascii="Times New Roman" w:eastAsia="Times New Roman" w:hAnsi="Times New Roman" w:cs="Times New Roman"/>
+          <w:sz w:val="24"/>
+          <w:szCs w:val="24"/>
+          <w:lang w:bidi="gu-IN"/>
+        </w:rPr>
+        <w:t xml:space="preserve">Direction cosines </w:t>
+      </w:r>
+    </w:p>
+    <w:p>
+      <w:pPr>
+        <w:spacing w:before="100" w:beforeAutospacing="1" w:after="100" w:afterAutospacing="1" w:line="240" w:lineRule="auto"/>
+        <w:outlineLvl w:val="1"/>
+        <w:rPr>
+          <w:rFonts w:ascii="Times New Roman" w:eastAsia="Times New Roman" w:hAnsi="Times New Roman" w:cs="Times New Roman"/>
+          <w:b/>
+          <w:bCs/>
+          <w:sz w:val="36"/>
+          <w:szCs w:val="36"/>
+          <w:lang w:bidi="gu-IN"/>
+        </w:rPr>
+      </w:pPr>
+      <w:proofErr w:type="gramStart"/>
+      <w:r>
+        <w:rPr>
+          <w:rFonts w:ascii="Times New Roman" w:eastAsia="Times New Roman" w:hAnsi="Times New Roman" w:cs="Times New Roman"/>
+          <w:b/>
+          <w:bCs/>
+          <w:sz w:val="36"/>
+          <w:szCs w:val="36"/>
+          <w:lang w:bidi="gu-IN"/>
+        </w:rPr>
+        <w:t>11. Three Dimensional Geometry</w:t>
+      </w:r>
+      <w:proofErr w:type="gramEnd"/>
+    </w:p>
+    <w:p>
+      <w:pPr>
+        <w:numPr>
+          <w:ilvl w:val="0"/>
+          <w:numId w:val="35"/>
+        </w:numPr>
+        <w:spacing w:before="100" w:beforeAutospacing="1" w:after="100" w:afterAutospacing="1" w:line="240" w:lineRule="auto"/>
+        <w:rPr>
+          <w:rFonts w:ascii="Times New Roman" w:eastAsia="Times New Roman" w:hAnsi="Times New Roman" w:cs="Times New Roman"/>
+          <w:sz w:val="24"/>
+          <w:szCs w:val="24"/>
+          <w:lang w:bidi="gu-IN"/>
+        </w:rPr>
+      </w:pPr>
+      <w:r>
+        <w:rPr>
+          <w:rFonts w:ascii="Times New Roman" w:eastAsia="Times New Roman" w:hAnsi="Times New Roman" w:cs="Times New Roman"/>
+          <w:sz w:val="24"/>
+          <w:szCs w:val="24"/>
+          <w:lang w:bidi="gu-IN"/>
+        </w:rPr>
+        <w:t xml:space="preserve">Direction ratios </w:t>
+      </w:r>
+    </w:p>
+    <w:p>
+      <w:pPr>
+        <w:numPr>
+          <w:ilvl w:val="0"/>
+          <w:numId w:val="35"/>
+        </w:numPr>
+        <w:spacing w:before="100" w:beforeAutospacing="1" w:after="100" w:afterAutospacing="1" w:line="240" w:lineRule="auto"/>
+        <w:rPr>
+          <w:rFonts w:ascii="Times New Roman" w:eastAsia="Times New Roman" w:hAnsi="Times New Roman" w:cs="Times New Roman"/>
+          <w:sz w:val="24"/>
+          <w:szCs w:val="24"/>
+          <w:lang w:bidi="gu-IN"/>
+        </w:rPr>
+      </w:pPr>
+      <w:r>
+        <w:rPr>
+          <w:rFonts w:ascii="Times New Roman" w:eastAsia="Times New Roman" w:hAnsi="Times New Roman" w:cs="Times New Roman"/>
+          <w:sz w:val="24"/>
+          <w:szCs w:val="24"/>
+          <w:lang w:bidi="gu-IN"/>
+        </w:rPr>
+        <w:t xml:space="preserve">Direction cosines </w:t>
+      </w:r>
+    </w:p>
+    <w:p>
+      <w:pPr>
+        <w:numPr>
+          <w:ilvl w:val="0"/>
+          <w:numId w:val="35"/>
+        </w:numPr>
+        <w:spacing w:before="100" w:beforeAutospacing="1" w:after="100" w:afterAutospacing="1" w:line="240" w:lineRule="auto"/>
+        <w:rPr>
+          <w:rFonts w:ascii="Times New Roman" w:eastAsia="Times New Roman" w:hAnsi="Times New Roman" w:cs="Times New Roman"/>
+          <w:sz w:val="24"/>
+          <w:szCs w:val="24"/>
+          <w:lang w:bidi="gu-IN"/>
+        </w:rPr>
+      </w:pPr>
+      <w:r>
+        <w:rPr>
+          <w:rFonts w:ascii="Times New Roman" w:eastAsia="Times New Roman" w:hAnsi="Times New Roman" w:cs="Times New Roman"/>
+          <w:sz w:val="24"/>
+          <w:szCs w:val="24"/>
+          <w:lang w:bidi="gu-IN"/>
+        </w:rPr>
+        <w:t xml:space="preserve">Equation of line </w:t>
+      </w:r>
+    </w:p>
+    <w:p>
+      <w:pPr>
+        <w:numPr>
+          <w:ilvl w:val="0"/>
+          <w:numId w:val="35"/>
+        </w:numPr>
+        <w:spacing w:before="100" w:beforeAutospacing="1" w:after="100" w:afterAutospacing="1" w:line="240" w:lineRule="auto"/>
+        <w:rPr>
+          <w:rFonts w:ascii="Times New Roman" w:eastAsia="Times New Roman" w:hAnsi="Times New Roman" w:cs="Times New Roman"/>
+          <w:sz w:val="24"/>
+          <w:szCs w:val="24"/>
+          <w:lang w:bidi="gu-IN"/>
+        </w:rPr>
+      </w:pPr>
+      <w:r>
+        <w:rPr>
+          <w:rFonts w:ascii="Times New Roman" w:eastAsia="Times New Roman" w:hAnsi="Times New Roman" w:cs="Times New Roman"/>
+          <w:sz w:val="24"/>
+          <w:szCs w:val="24"/>
+          <w:lang w:bidi="gu-IN"/>
+        </w:rPr>
+        <w:t xml:space="preserve">Shortest distance </w:t>
+      </w:r>
+    </w:p>
+    <w:p>
+      <w:pPr>
+        <w:numPr>
+          <w:ilvl w:val="0"/>
+          <w:numId w:val="35"/>
+        </w:numPr>
+        <w:spacing w:before="100" w:beforeAutospacing="1" w:after="100" w:afterAutospacing="1" w:line="240" w:lineRule="auto"/>
+        <w:rPr>
+          <w:rFonts w:ascii="Times New Roman" w:eastAsia="Times New Roman" w:hAnsi="Times New Roman" w:cs="Times New Roman"/>
+          <w:sz w:val="24"/>
+          <w:szCs w:val="24"/>
+          <w:lang w:bidi="gu-IN"/>
+        </w:rPr>
+      </w:pPr>
+      <w:r>
+        <w:rPr>
+          <w:rFonts w:ascii="Times New Roman" w:eastAsia="Times New Roman" w:hAnsi="Times New Roman" w:cs="Times New Roman"/>
+          <w:sz w:val="24"/>
+          <w:szCs w:val="24"/>
+          <w:lang w:bidi="gu-IN"/>
+        </w:rPr>
+        <w:t xml:space="preserve">Plane equations </w:t>
+      </w:r>
+    </w:p>
+    <w:p>
+      <w:pPr>
+        <w:numPr>
+          <w:ilvl w:val="0"/>
+          <w:numId w:val="35"/>
+        </w:numPr>
+        <w:spacing w:before="100" w:beforeAutospacing="1" w:after="100" w:afterAutospacing="1" w:line="240" w:lineRule="auto"/>
+        <w:rPr>
+          <w:rFonts w:ascii="Times New Roman" w:eastAsia="Times New Roman" w:hAnsi="Times New Roman" w:cs="Times New Roman"/>
+          <w:sz w:val="24"/>
+          <w:szCs w:val="24"/>
+          <w:lang w:bidi="gu-IN"/>
+        </w:rPr>
+      </w:pPr>
+      <w:r>
+        <w:rPr>
+          <w:rFonts w:ascii="Times New Roman" w:eastAsia="Times New Roman" w:hAnsi="Times New Roman" w:cs="Times New Roman"/>
+          <w:sz w:val="24"/>
+          <w:szCs w:val="24"/>
+          <w:lang w:bidi="gu-IN"/>
+        </w:rPr>
+        <w:t xml:space="preserve">Angle between planes </w:t>
+      </w:r>
+    </w:p>
+    <w:p>
+      <w:pPr>
+        <w:spacing w:before="100" w:beforeAutospacing="1" w:after="100" w:afterAutospacing="1" w:line="240" w:lineRule="auto"/>
+        <w:outlineLvl w:val="1"/>
+        <w:rPr>
+          <w:rFonts w:ascii="Times New Roman" w:eastAsia="Times New Roman" w:hAnsi="Times New Roman" w:cs="Times New Roman"/>
+          <w:b/>
+          <w:bCs/>
+          <w:sz w:val="36"/>
+          <w:szCs w:val="36"/>
+          <w:lang w:bidi="gu-IN"/>
+        </w:rPr>
+      </w:pPr>
+      <w:r>
+        <w:rPr>
+          <w:rFonts w:ascii="Times New Roman" w:eastAsia="Times New Roman" w:hAnsi="Times New Roman" w:cs="Times New Roman"/>
+          <w:b/>
+          <w:bCs/>
+          <w:sz w:val="36"/>
+          <w:szCs w:val="36"/>
+          <w:lang w:bidi="gu-IN"/>
+        </w:rPr>
+        <w:t>12. Linear Programming</w:t>
+      </w:r>
+    </w:p>
+    <w:p>
+      <w:pPr>
+        <w:numPr>
+          <w:ilvl w:val="0"/>
+          <w:numId w:val="36"/>
+        </w:numPr>
+        <w:spacing w:before="100" w:beforeAutospacing="1" w:after="100" w:afterAutospacing="1" w:line="240" w:lineRule="auto"/>
+        <w:rPr>
+          <w:rFonts w:ascii="Times New Roman" w:eastAsia="Times New Roman" w:hAnsi="Times New Roman" w:cs="Times New Roman"/>
+          <w:sz w:val="24"/>
+          <w:szCs w:val="24"/>
+          <w:lang w:bidi="gu-IN"/>
+        </w:rPr>
+      </w:pPr>
+      <w:r>
+        <w:rPr>
+          <w:rFonts w:ascii="Times New Roman" w:eastAsia="Times New Roman" w:hAnsi="Times New Roman" w:cs="Times New Roman"/>
+          <w:sz w:val="24"/>
+          <w:szCs w:val="24"/>
+          <w:lang w:bidi="gu-IN"/>
+        </w:rPr>
+        <w:lastRenderedPageBreak/>
+        <w:t xml:space="preserve">Constraints </w:t>
+      </w:r>
+    </w:p>
+    <w:p>
+      <w:pPr>
+        <w:numPr>
+          <w:ilvl w:val="0"/>
+          <w:numId w:val="36"/>
+        </w:numPr>
+        <w:spacing w:before="100" w:beforeAutospacing="1" w:after="100" w:afterAutospacing="1" w:line="240" w:lineRule="auto"/>
+        <w:rPr>
+          <w:rFonts w:ascii="Times New Roman" w:eastAsia="Times New Roman" w:hAnsi="Times New Roman" w:cs="Times New Roman"/>
+          <w:sz w:val="24"/>
+          <w:szCs w:val="24"/>
+          <w:lang w:bidi="gu-IN"/>
+        </w:rPr>
+      </w:pPr>
+      <w:r>
+        <w:rPr>
+          <w:rFonts w:ascii="Times New Roman" w:eastAsia="Times New Roman" w:hAnsi="Times New Roman" w:cs="Times New Roman"/>
+          <w:sz w:val="24"/>
+          <w:szCs w:val="24"/>
+          <w:lang w:bidi="gu-IN"/>
+        </w:rPr>
+        <w:t xml:space="preserve">Objective function </w:t>
+      </w:r>
+    </w:p>
+    <w:p>
+      <w:pPr>
+        <w:numPr>
+          <w:ilvl w:val="0"/>
+          <w:numId w:val="36"/>
+        </w:numPr>
+        <w:spacing w:before="100" w:beforeAutospacing="1" w:after="100" w:afterAutospacing="1" w:line="240" w:lineRule="auto"/>
+        <w:rPr>
+          <w:rFonts w:ascii="Times New Roman" w:eastAsia="Times New Roman" w:hAnsi="Times New Roman" w:cs="Times New Roman"/>
+          <w:sz w:val="24"/>
+          <w:szCs w:val="24"/>
+          <w:lang w:bidi="gu-IN"/>
+        </w:rPr>
+      </w:pPr>
+      <w:r>
+        <w:rPr>
+          <w:rFonts w:ascii="Times New Roman" w:eastAsia="Times New Roman" w:hAnsi="Times New Roman" w:cs="Times New Roman"/>
+          <w:sz w:val="24"/>
+          <w:szCs w:val="24"/>
+          <w:lang w:bidi="gu-IN"/>
+        </w:rPr>
+        <w:t xml:space="preserve">Feasible region </w:t>
+      </w:r>
+    </w:p>
+    <w:p>
+      <w:pPr>
+        <w:numPr>
+          <w:ilvl w:val="0"/>
+          <w:numId w:val="36"/>
+        </w:numPr>
+        <w:spacing w:before="100" w:beforeAutospacing="1" w:after="100" w:afterAutospacing="1" w:line="240" w:lineRule="auto"/>
+        <w:rPr>
+          <w:rFonts w:ascii="Times New Roman" w:eastAsia="Times New Roman" w:hAnsi="Times New Roman" w:cs="Times New Roman"/>
+          <w:sz w:val="24"/>
+          <w:szCs w:val="24"/>
+          <w:lang w:bidi="gu-IN"/>
+        </w:rPr>
+      </w:pPr>
+      <w:r>
+        <w:rPr>
+          <w:rFonts w:ascii="Times New Roman" w:eastAsia="Times New Roman" w:hAnsi="Times New Roman" w:cs="Times New Roman"/>
+          <w:sz w:val="24"/>
+          <w:szCs w:val="24"/>
+          <w:lang w:bidi="gu-IN"/>
+        </w:rPr>
+        <w:t xml:space="preserve">Optimization </w:t>
+      </w:r>
+    </w:p>
+    <w:p>
+      <w:pPr>
+        <w:spacing w:before="100" w:beforeAutospacing="1" w:after="100" w:afterAutospacing="1" w:line="240" w:lineRule="auto"/>
+        <w:outlineLvl w:val="1"/>
+        <w:rPr>
+          <w:rFonts w:ascii="Times New Roman" w:eastAsia="Times New Roman" w:hAnsi="Times New Roman" w:cs="Times New Roman"/>
+          <w:b/>
+          <w:bCs/>
+          <w:sz w:val="36"/>
+          <w:szCs w:val="36"/>
+          <w:lang w:bidi="gu-IN"/>
+        </w:rPr>
+      </w:pPr>
+      <w:r>
+        <w:rPr>
+          <w:rFonts w:ascii="Times New Roman" w:eastAsia="Times New Roman" w:hAnsi="Times New Roman" w:cs="Times New Roman"/>
+          <w:b/>
+          <w:bCs/>
+          <w:sz w:val="36"/>
+          <w:szCs w:val="36"/>
+          <w:lang w:bidi="gu-IN"/>
+        </w:rPr>
+        <w:t>13. Probability</w:t>
+      </w:r>
+    </w:p>
+    <w:p>
+      <w:pPr>
+        <w:numPr>
+          <w:ilvl w:val="0"/>
+          <w:numId w:val="37"/>
+        </w:numPr>
+        <w:spacing w:before="100" w:beforeAutospacing="1" w:after="100" w:afterAutospacing="1" w:line="240" w:lineRule="auto"/>
+        <w:rPr>
+          <w:rFonts w:ascii="Times New Roman" w:eastAsia="Times New Roman" w:hAnsi="Times New Roman" w:cs="Times New Roman"/>
+          <w:sz w:val="24"/>
+          <w:szCs w:val="24"/>
+          <w:lang w:bidi="gu-IN"/>
+        </w:rPr>
+      </w:pPr>
+      <w:r>
+        <w:rPr>
+          <w:rFonts w:ascii="Times New Roman" w:eastAsia="Times New Roman" w:hAnsi="Times New Roman" w:cs="Times New Roman"/>
+          <w:sz w:val="24"/>
+          <w:szCs w:val="24"/>
+          <w:lang w:bidi="gu-IN"/>
+        </w:rPr>
+        <w:t xml:space="preserve">Conditional probability </w:t>
+      </w:r>
+    </w:p>
+    <w:p>
+      <w:pPr>
+        <w:numPr>
+          <w:ilvl w:val="0"/>
+          <w:numId w:val="37"/>
+        </w:numPr>
+        <w:spacing w:before="100" w:beforeAutospacing="1" w:after="100" w:afterAutospacing="1" w:line="240" w:lineRule="auto"/>
+        <w:rPr>
+          <w:rFonts w:ascii="Times New Roman" w:eastAsia="Times New Roman" w:hAnsi="Times New Roman" w:cs="Times New Roman"/>
+          <w:sz w:val="24"/>
+          <w:szCs w:val="24"/>
+          <w:lang w:bidi="gu-IN"/>
+        </w:rPr>
+      </w:pPr>
+      <w:proofErr w:type="spellStart"/>
+      <w:r>
+        <w:rPr>
+          <w:rFonts w:ascii="Times New Roman" w:eastAsia="Times New Roman" w:hAnsi="Times New Roman" w:cs="Times New Roman"/>
+          <w:sz w:val="24"/>
+          <w:szCs w:val="24"/>
+          <w:lang w:bidi="gu-IN"/>
+        </w:rPr>
+        <w:t>Bayes</w:t>
+      </w:r>
+      <w:proofErr w:type="spellEnd"/>
+      <w:r>
+        <w:rPr>
+          <w:rFonts w:ascii="Times New Roman" w:eastAsia="Times New Roman" w:hAnsi="Times New Roman" w:cs="Times New Roman"/>
+          <w:sz w:val="24"/>
+          <w:szCs w:val="24"/>
+          <w:lang w:bidi="gu-IN"/>
+        </w:rPr>
+        <w:t xml:space="preserve"> theorem </w:t>
+      </w:r>
+    </w:p>
+    <w:p>
+      <w:pPr>
+        <w:numPr>
+          <w:ilvl w:val="0"/>
+          <w:numId w:val="37"/>
+        </w:numPr>
+        <w:spacing w:before="100" w:beforeAutospacing="1" w:after="100" w:afterAutospacing="1" w:line="240" w:lineRule="auto"/>
+        <w:rPr>
+          <w:rFonts w:ascii="Times New Roman" w:eastAsia="Times New Roman" w:hAnsi="Times New Roman" w:cs="Times New Roman"/>
+          <w:sz w:val="24"/>
+          <w:szCs w:val="24"/>
+          <w:lang w:bidi="gu-IN"/>
+        </w:rPr>
+      </w:pPr>
+      <w:r>
+        <w:rPr>
+          <w:rFonts w:ascii="Times New Roman" w:eastAsia="Times New Roman" w:hAnsi="Times New Roman" w:cs="Times New Roman"/>
+          <w:sz w:val="24"/>
+          <w:szCs w:val="24"/>
+          <w:lang w:bidi="gu-IN"/>
+        </w:rPr>
+        <w:t xml:space="preserve">Random variables </w:t>
+      </w:r>
+    </w:p>
+    <w:p>
+      <w:pPr>
+        <w:numPr>
+          <w:ilvl w:val="0"/>
+          <w:numId w:val="37"/>
+        </w:numPr>
+        <w:spacing w:before="100" w:beforeAutospacing="1" w:after="100" w:afterAutospacing="1" w:line="240" w:lineRule="auto"/>
+        <w:rPr>
+          <w:rFonts w:ascii="Times New Roman" w:eastAsia="Times New Roman" w:hAnsi="Times New Roman" w:cs="Times New Roman"/>
+          <w:sz w:val="24"/>
+          <w:szCs w:val="24"/>
+          <w:lang w:bidi="gu-IN"/>
+        </w:rPr>
+      </w:pPr>
+      <w:r>
+        <w:rPr>
+          <w:rFonts w:ascii="Times New Roman" w:eastAsia="Times New Roman" w:hAnsi="Times New Roman" w:cs="Times New Roman"/>
+          <w:sz w:val="24"/>
+          <w:szCs w:val="24"/>
+          <w:lang w:bidi="gu-IN"/>
+        </w:rPr>
+        <w:t>Binomial distribution</w:t>
+      </w:r>
+    </w:p>
+    <w:p>
+      <w:pPr>
+        <w:spacing w:before="100" w:beforeAutospacing="1" w:after="100" w:afterAutospacing="1" w:line="240" w:lineRule="auto"/>
+        <w:outlineLvl w:val="0"/>
+        <w:rPr>
+          <w:rFonts w:ascii="Times New Roman" w:eastAsia="Times New Roman" w:hAnsi="Times New Roman" w:cs="Times New Roman"/>
+          <w:b/>
+          <w:bCs/>
+          <w:kern w:val="36"/>
+          <w:sz w:val="48"/>
+          <w:szCs w:val="48"/>
+          <w:lang w:bidi="gu-IN"/>
+        </w:rPr>
+      </w:pPr>
+      <w:r>
+        <w:rPr>
+          <w:rFonts w:ascii="Times New Roman" w:eastAsia="Times New Roman" w:hAnsi="Times New Roman" w:cs="Times New Roman"/>
+          <w:b/>
+          <w:bCs/>
+          <w:kern w:val="36"/>
+          <w:sz w:val="48"/>
+          <w:szCs w:val="48"/>
+          <w:lang w:bidi="gu-IN"/>
+        </w:rPr>
+        <w:t>Biology — Chapter Wise Detailed Topic List</w:t>
+      </w:r>
+    </w:p>
+    <w:p>
+      <w:pPr>
+        <w:spacing w:before="100" w:beforeAutospacing="1" w:after="100" w:afterAutospacing="1" w:line="240" w:lineRule="auto"/>
+        <w:outlineLvl w:val="1"/>
+        <w:rPr>
+          <w:rFonts w:ascii="Times New Roman" w:eastAsia="Times New Roman" w:hAnsi="Times New Roman" w:cs="Times New Roman"/>
+          <w:b/>
+          <w:bCs/>
+          <w:sz w:val="36"/>
+          <w:szCs w:val="36"/>
+          <w:lang w:bidi="gu-IN"/>
+        </w:rPr>
+      </w:pPr>
+      <w:r>
+        <w:rPr>
+          <w:rFonts w:ascii="Times New Roman" w:eastAsia="Times New Roman" w:hAnsi="Times New Roman" w:cs="Times New Roman"/>
+          <w:b/>
+          <w:bCs/>
+          <w:sz w:val="36"/>
+          <w:szCs w:val="36"/>
+          <w:lang w:bidi="gu-IN"/>
+        </w:rPr>
+        <w:t>1. Reproduction in Organisms</w:t>
+      </w:r>
+    </w:p>
+    <w:p>
+      <w:pPr>
+        <w:numPr>
+          <w:ilvl w:val="0"/>
+          <w:numId w:val="38"/>
+        </w:numPr>
+        <w:spacing w:before="100" w:beforeAutospacing="1" w:after="100" w:afterAutospacing="1" w:line="240" w:lineRule="auto"/>
+        <w:rPr>
+          <w:rFonts w:ascii="Times New Roman" w:eastAsia="Times New Roman" w:hAnsi="Times New Roman" w:cs="Times New Roman"/>
+          <w:sz w:val="24"/>
+          <w:szCs w:val="24"/>
+          <w:lang w:bidi="gu-IN"/>
+        </w:rPr>
+      </w:pPr>
+      <w:r>
+        <w:rPr>
+          <w:rFonts w:ascii="Times New Roman" w:eastAsia="Times New Roman" w:hAnsi="Times New Roman" w:cs="Times New Roman"/>
+          <w:sz w:val="24"/>
+          <w:szCs w:val="24"/>
+          <w:lang w:bidi="gu-IN"/>
+        </w:rPr>
+        <w:t xml:space="preserve">Lifespan </w:t>
+      </w:r>
+    </w:p>
+    <w:p>
+      <w:pPr>
+        <w:numPr>
+          <w:ilvl w:val="0"/>
+          <w:numId w:val="38"/>
+        </w:numPr>
+        <w:spacing w:before="100" w:beforeAutospacing="1" w:after="100" w:afterAutospacing="1" w:line="240" w:lineRule="auto"/>
+        <w:rPr>
+          <w:rFonts w:ascii="Times New Roman" w:eastAsia="Times New Roman" w:hAnsi="Times New Roman" w:cs="Times New Roman"/>
+          <w:sz w:val="24"/>
+          <w:szCs w:val="24"/>
+          <w:lang w:bidi="gu-IN"/>
+        </w:rPr>
+      </w:pPr>
+      <w:r>
+        <w:rPr>
+          <w:rFonts w:ascii="Times New Roman" w:eastAsia="Times New Roman" w:hAnsi="Times New Roman" w:cs="Times New Roman"/>
+          <w:sz w:val="24"/>
+          <w:szCs w:val="24"/>
+          <w:lang w:bidi="gu-IN"/>
+        </w:rPr>
+        <w:t xml:space="preserve">Modes of reproduction </w:t>
+      </w:r>
+    </w:p>
+    <w:p>
+      <w:pPr>
+        <w:numPr>
+          <w:ilvl w:val="0"/>
+          <w:numId w:val="38"/>
+        </w:numPr>
+        <w:spacing w:before="100" w:beforeAutospacing="1" w:after="100" w:afterAutospacing="1" w:line="240" w:lineRule="auto"/>
+        <w:rPr>
+          <w:rFonts w:ascii="Times New Roman" w:eastAsia="Times New Roman" w:hAnsi="Times New Roman" w:cs="Times New Roman"/>
+          <w:sz w:val="24"/>
+          <w:szCs w:val="24"/>
+          <w:lang w:bidi="gu-IN"/>
+        </w:rPr>
+      </w:pPr>
+      <w:r>
+        <w:rPr>
+          <w:rFonts w:ascii="Times New Roman" w:eastAsia="Times New Roman" w:hAnsi="Times New Roman" w:cs="Times New Roman"/>
+          <w:sz w:val="24"/>
+          <w:szCs w:val="24"/>
+          <w:lang w:bidi="gu-IN"/>
+        </w:rPr>
+        <w:t xml:space="preserve">Asexual reproduction </w:t>
+      </w:r>
+    </w:p>
+    <w:p>
+      <w:pPr>
+        <w:numPr>
+          <w:ilvl w:val="0"/>
+          <w:numId w:val="38"/>
+        </w:numPr>
+        <w:spacing w:before="100" w:beforeAutospacing="1" w:after="100" w:afterAutospacing="1" w:line="240" w:lineRule="auto"/>
+        <w:rPr>
+          <w:rFonts w:ascii="Times New Roman" w:eastAsia="Times New Roman" w:hAnsi="Times New Roman" w:cs="Times New Roman"/>
+          <w:sz w:val="24"/>
+          <w:szCs w:val="24"/>
+          <w:lang w:bidi="gu-IN"/>
+        </w:rPr>
+      </w:pPr>
+      <w:r>
+        <w:rPr>
+          <w:rFonts w:ascii="Times New Roman" w:eastAsia="Times New Roman" w:hAnsi="Times New Roman" w:cs="Times New Roman"/>
+          <w:sz w:val="24"/>
+          <w:szCs w:val="24"/>
+          <w:lang w:bidi="gu-IN"/>
+        </w:rPr>
+        <w:t xml:space="preserve">Sexual reproduction </w:t>
+      </w:r>
+    </w:p>
+    <w:p>
+      <w:pPr>
+        <w:numPr>
+          <w:ilvl w:val="0"/>
+          <w:numId w:val="38"/>
+        </w:numPr>
+        <w:spacing w:before="100" w:beforeAutospacing="1" w:after="100" w:afterAutospacing="1" w:line="240" w:lineRule="auto"/>
+        <w:rPr>
+          <w:rFonts w:ascii="Times New Roman" w:eastAsia="Times New Roman" w:hAnsi="Times New Roman" w:cs="Times New Roman"/>
+          <w:sz w:val="24"/>
+          <w:szCs w:val="24"/>
+          <w:lang w:bidi="gu-IN"/>
+        </w:rPr>
+      </w:pPr>
+      <w:r>
+        <w:rPr>
+          <w:rFonts w:ascii="Times New Roman" w:eastAsia="Times New Roman" w:hAnsi="Times New Roman" w:cs="Times New Roman"/>
+          <w:sz w:val="24"/>
+          <w:szCs w:val="24"/>
+          <w:lang w:bidi="gu-IN"/>
+        </w:rPr>
+        <w:t xml:space="preserve">Vegetative propagation </w:t>
+      </w:r>
+    </w:p>
+    <w:p>
+      <w:pPr>
+        <w:numPr>
+          <w:ilvl w:val="0"/>
+          <w:numId w:val="38"/>
+        </w:numPr>
+        <w:spacing w:before="100" w:beforeAutospacing="1" w:after="100" w:afterAutospacing="1" w:line="240" w:lineRule="auto"/>
+        <w:rPr>
+          <w:rFonts w:ascii="Times New Roman" w:eastAsia="Times New Roman" w:hAnsi="Times New Roman" w:cs="Times New Roman"/>
+          <w:sz w:val="24"/>
+          <w:szCs w:val="24"/>
+          <w:lang w:bidi="gu-IN"/>
+        </w:rPr>
+      </w:pPr>
+      <w:r>
+        <w:rPr>
+          <w:rFonts w:ascii="Times New Roman" w:eastAsia="Times New Roman" w:hAnsi="Times New Roman" w:cs="Times New Roman"/>
+          <w:sz w:val="24"/>
+          <w:szCs w:val="24"/>
+          <w:lang w:bidi="gu-IN"/>
+        </w:rPr>
+        <w:t xml:space="preserve">Binary fission </w:t>
+      </w:r>
+    </w:p>
+    <w:p>
+      <w:pPr>
+        <w:numPr>
+          <w:ilvl w:val="0"/>
+          <w:numId w:val="38"/>
+        </w:numPr>
+        <w:spacing w:before="100" w:beforeAutospacing="1" w:after="100" w:afterAutospacing="1" w:line="240" w:lineRule="auto"/>
+        <w:rPr>
+          <w:rFonts w:ascii="Times New Roman" w:eastAsia="Times New Roman" w:hAnsi="Times New Roman" w:cs="Times New Roman"/>
+          <w:sz w:val="24"/>
+          <w:szCs w:val="24"/>
+          <w:lang w:bidi="gu-IN"/>
+        </w:rPr>
+      </w:pPr>
+      <w:proofErr w:type="spellStart"/>
+      <w:r>
+        <w:rPr>
+          <w:rFonts w:ascii="Times New Roman" w:eastAsia="Times New Roman" w:hAnsi="Times New Roman" w:cs="Times New Roman"/>
+          <w:sz w:val="24"/>
+          <w:szCs w:val="24"/>
+          <w:lang w:bidi="gu-IN"/>
+        </w:rPr>
+        <w:t>Sporulation</w:t>
+      </w:r>
+      <w:proofErr w:type="spellEnd"/>
+      <w:r>
+        <w:rPr>
+          <w:rFonts w:ascii="Times New Roman" w:eastAsia="Times New Roman" w:hAnsi="Times New Roman" w:cs="Times New Roman"/>
+          <w:sz w:val="24"/>
+          <w:szCs w:val="24"/>
+          <w:lang w:bidi="gu-IN"/>
+        </w:rPr>
+        <w:t xml:space="preserve"> </w:t>
+      </w:r>
+    </w:p>
+    <w:p>
+      <w:pPr>
+        <w:spacing w:before="100" w:beforeAutospacing="1" w:after="100" w:afterAutospacing="1" w:line="240" w:lineRule="auto"/>
+        <w:outlineLvl w:val="1"/>
+        <w:rPr>
+          <w:rFonts w:ascii="Times New Roman" w:eastAsia="Times New Roman" w:hAnsi="Times New Roman" w:cs="Times New Roman"/>
+          <w:b/>
+          <w:bCs/>
+          <w:sz w:val="36"/>
+          <w:szCs w:val="36"/>
+          <w:lang w:bidi="gu-IN"/>
+        </w:rPr>
+      </w:pPr>
+      <w:r>
+        <w:rPr>
+          <w:rFonts w:ascii="Times New Roman" w:eastAsia="Times New Roman" w:hAnsi="Times New Roman" w:cs="Times New Roman"/>
+          <w:b/>
+          <w:bCs/>
+          <w:sz w:val="36"/>
+          <w:szCs w:val="36"/>
+          <w:lang w:bidi="gu-IN"/>
+        </w:rPr>
+        <w:t>2. Sexual Reproduction in Flowering Plants</w:t>
+      </w:r>
+    </w:p>
+    <w:p>
+      <w:pPr>
+        <w:numPr>
+          <w:ilvl w:val="0"/>
+          <w:numId w:val="39"/>
+        </w:numPr>
+        <w:spacing w:before="100" w:beforeAutospacing="1" w:after="100" w:afterAutospacing="1" w:line="240" w:lineRule="auto"/>
+        <w:rPr>
+          <w:rFonts w:ascii="Times New Roman" w:eastAsia="Times New Roman" w:hAnsi="Times New Roman" w:cs="Times New Roman"/>
+          <w:sz w:val="24"/>
+          <w:szCs w:val="24"/>
+          <w:lang w:bidi="gu-IN"/>
+        </w:rPr>
+      </w:pPr>
+      <w:r>
+        <w:rPr>
+          <w:rFonts w:ascii="Times New Roman" w:eastAsia="Times New Roman" w:hAnsi="Times New Roman" w:cs="Times New Roman"/>
+          <w:sz w:val="24"/>
+          <w:szCs w:val="24"/>
+          <w:lang w:bidi="gu-IN"/>
+        </w:rPr>
+        <w:t xml:space="preserve">Flower structure </w:t>
+      </w:r>
+    </w:p>
+    <w:p>
+      <w:pPr>
+        <w:numPr>
+          <w:ilvl w:val="0"/>
+          <w:numId w:val="39"/>
+        </w:numPr>
+        <w:spacing w:before="100" w:beforeAutospacing="1" w:after="100" w:afterAutospacing="1" w:line="240" w:lineRule="auto"/>
+        <w:rPr>
+          <w:rFonts w:ascii="Times New Roman" w:eastAsia="Times New Roman" w:hAnsi="Times New Roman" w:cs="Times New Roman"/>
+          <w:sz w:val="24"/>
+          <w:szCs w:val="24"/>
+          <w:lang w:bidi="gu-IN"/>
+        </w:rPr>
+      </w:pPr>
+      <w:proofErr w:type="spellStart"/>
+      <w:r>
+        <w:rPr>
+          <w:rFonts w:ascii="Times New Roman" w:eastAsia="Times New Roman" w:hAnsi="Times New Roman" w:cs="Times New Roman"/>
+          <w:sz w:val="24"/>
+          <w:szCs w:val="24"/>
+          <w:lang w:bidi="gu-IN"/>
+        </w:rPr>
+        <w:t>Microsporogenesis</w:t>
+      </w:r>
+      <w:proofErr w:type="spellEnd"/>
+      <w:r>
+        <w:rPr>
+          <w:rFonts w:ascii="Times New Roman" w:eastAsia="Times New Roman" w:hAnsi="Times New Roman" w:cs="Times New Roman"/>
+          <w:sz w:val="24"/>
+          <w:szCs w:val="24"/>
+          <w:lang w:bidi="gu-IN"/>
+        </w:rPr>
+        <w:t xml:space="preserve"> </w:t>
+      </w:r>
+    </w:p>
+    <w:p>
+      <w:pPr>
+        <w:numPr>
+          <w:ilvl w:val="0"/>
+          <w:numId w:val="39"/>
+        </w:numPr>
+        <w:spacing w:before="100" w:beforeAutospacing="1" w:after="100" w:afterAutospacing="1" w:line="240" w:lineRule="auto"/>
+        <w:rPr>
+          <w:rFonts w:ascii="Times New Roman" w:eastAsia="Times New Roman" w:hAnsi="Times New Roman" w:cs="Times New Roman"/>
+          <w:sz w:val="24"/>
+          <w:szCs w:val="24"/>
+          <w:lang w:bidi="gu-IN"/>
+        </w:rPr>
+      </w:pPr>
+      <w:proofErr w:type="spellStart"/>
+      <w:r>
+        <w:rPr>
+          <w:rFonts w:ascii="Times New Roman" w:eastAsia="Times New Roman" w:hAnsi="Times New Roman" w:cs="Times New Roman"/>
+          <w:sz w:val="24"/>
+          <w:szCs w:val="24"/>
+          <w:lang w:bidi="gu-IN"/>
+        </w:rPr>
+        <w:t>Megasporogenesis</w:t>
+      </w:r>
+      <w:proofErr w:type="spellEnd"/>
+      <w:r>
+        <w:rPr>
+          <w:rFonts w:ascii="Times New Roman" w:eastAsia="Times New Roman" w:hAnsi="Times New Roman" w:cs="Times New Roman"/>
+          <w:sz w:val="24"/>
+          <w:szCs w:val="24"/>
+          <w:lang w:bidi="gu-IN"/>
+        </w:rPr>
+        <w:t xml:space="preserve"> </w:t>
+      </w:r>
+    </w:p>
+    <w:p>
+      <w:pPr>
+        <w:numPr>
+          <w:ilvl w:val="0"/>
+          <w:numId w:val="39"/>
+        </w:numPr>
+        <w:spacing w:before="100" w:beforeAutospacing="1" w:after="100" w:afterAutospacing="1" w:line="240" w:lineRule="auto"/>
+        <w:rPr>
+          <w:rFonts w:ascii="Times New Roman" w:eastAsia="Times New Roman" w:hAnsi="Times New Roman" w:cs="Times New Roman"/>
+          <w:sz w:val="24"/>
+          <w:szCs w:val="24"/>
+          <w:lang w:bidi="gu-IN"/>
+        </w:rPr>
+      </w:pPr>
+      <w:r>
+        <w:rPr>
+          <w:rFonts w:ascii="Times New Roman" w:eastAsia="Times New Roman" w:hAnsi="Times New Roman" w:cs="Times New Roman"/>
+          <w:sz w:val="24"/>
+          <w:szCs w:val="24"/>
+          <w:lang w:bidi="gu-IN"/>
+        </w:rPr>
+        <w:t xml:space="preserve">Pollination </w:t>
+      </w:r>
+    </w:p>
+    <w:p>
+      <w:pPr>
+        <w:numPr>
+          <w:ilvl w:val="0"/>
+          <w:numId w:val="39"/>
+        </w:numPr>
+        <w:spacing w:before="100" w:beforeAutospacing="1" w:after="100" w:afterAutospacing="1" w:line="240" w:lineRule="auto"/>
+        <w:rPr>
+          <w:rFonts w:ascii="Times New Roman" w:eastAsia="Times New Roman" w:hAnsi="Times New Roman" w:cs="Times New Roman"/>
+          <w:sz w:val="24"/>
+          <w:szCs w:val="24"/>
+          <w:lang w:bidi="gu-IN"/>
+        </w:rPr>
+      </w:pPr>
+      <w:r>
+        <w:rPr>
+          <w:rFonts w:ascii="Times New Roman" w:eastAsia="Times New Roman" w:hAnsi="Times New Roman" w:cs="Times New Roman"/>
+          <w:sz w:val="24"/>
+          <w:szCs w:val="24"/>
+          <w:lang w:bidi="gu-IN"/>
+        </w:rPr>
+        <w:t xml:space="preserve">Double fertilization </w:t>
+      </w:r>
+    </w:p>
+    <w:p>
+      <w:pPr>
+        <w:numPr>
+          <w:ilvl w:val="0"/>
+          <w:numId w:val="39"/>
+        </w:numPr>
+        <w:spacing w:before="100" w:beforeAutospacing="1" w:after="100" w:afterAutospacing="1" w:line="240" w:lineRule="auto"/>
+        <w:rPr>
+          <w:rFonts w:ascii="Times New Roman" w:eastAsia="Times New Roman" w:hAnsi="Times New Roman" w:cs="Times New Roman"/>
+          <w:sz w:val="24"/>
+          <w:szCs w:val="24"/>
+          <w:lang w:bidi="gu-IN"/>
+        </w:rPr>
+      </w:pPr>
+      <w:r>
+        <w:rPr>
+          <w:rFonts w:ascii="Times New Roman" w:eastAsia="Times New Roman" w:hAnsi="Times New Roman" w:cs="Times New Roman"/>
+          <w:sz w:val="24"/>
+          <w:szCs w:val="24"/>
+          <w:lang w:bidi="gu-IN"/>
+        </w:rPr>
+        <w:t xml:space="preserve">Seed formation </w:t>
+      </w:r>
+    </w:p>
+    <w:p>
+      <w:pPr>
+        <w:numPr>
+          <w:ilvl w:val="0"/>
+          <w:numId w:val="39"/>
+        </w:numPr>
+        <w:spacing w:before="100" w:beforeAutospacing="1" w:after="100" w:afterAutospacing="1" w:line="240" w:lineRule="auto"/>
+        <w:rPr>
+          <w:rFonts w:ascii="Times New Roman" w:eastAsia="Times New Roman" w:hAnsi="Times New Roman" w:cs="Times New Roman"/>
+          <w:sz w:val="24"/>
+          <w:szCs w:val="24"/>
+          <w:lang w:bidi="gu-IN"/>
+        </w:rPr>
+      </w:pPr>
+      <w:r>
+        <w:rPr>
+          <w:rFonts w:ascii="Times New Roman" w:eastAsia="Times New Roman" w:hAnsi="Times New Roman" w:cs="Times New Roman"/>
+          <w:sz w:val="24"/>
+          <w:szCs w:val="24"/>
+          <w:lang w:bidi="gu-IN"/>
+        </w:rPr>
+        <w:t xml:space="preserve">Fruit formation </w:t>
+      </w:r>
+    </w:p>
+    <w:p>
+      <w:pPr>
+        <w:numPr>
+          <w:ilvl w:val="0"/>
+          <w:numId w:val="39"/>
+        </w:numPr>
+        <w:spacing w:before="100" w:beforeAutospacing="1" w:after="100" w:afterAutospacing="1" w:line="240" w:lineRule="auto"/>
+        <w:rPr>
+          <w:rFonts w:ascii="Times New Roman" w:eastAsia="Times New Roman" w:hAnsi="Times New Roman" w:cs="Times New Roman"/>
+          <w:sz w:val="24"/>
+          <w:szCs w:val="24"/>
+          <w:lang w:bidi="gu-IN"/>
+        </w:rPr>
+      </w:pPr>
+      <w:proofErr w:type="spellStart"/>
+      <w:r>
+        <w:rPr>
+          <w:rFonts w:ascii="Times New Roman" w:eastAsia="Times New Roman" w:hAnsi="Times New Roman" w:cs="Times New Roman"/>
+          <w:sz w:val="24"/>
+          <w:szCs w:val="24"/>
+          <w:lang w:bidi="gu-IN"/>
+        </w:rPr>
+        <w:t>Apomixis</w:t>
+      </w:r>
+      <w:proofErr w:type="spellEnd"/>
+      <w:r>
+        <w:rPr>
+          <w:rFonts w:ascii="Times New Roman" w:eastAsia="Times New Roman" w:hAnsi="Times New Roman" w:cs="Times New Roman"/>
+          <w:sz w:val="24"/>
+          <w:szCs w:val="24"/>
+          <w:lang w:bidi="gu-IN"/>
+        </w:rPr>
+        <w:t xml:space="preserve"> </w:t>
+      </w:r>
+    </w:p>
+    <w:p>
+      <w:pPr>
+        <w:numPr>
+          <w:ilvl w:val="0"/>
+          <w:numId w:val="39"/>
+        </w:numPr>
+        <w:spacing w:before="100" w:beforeAutospacing="1" w:after="100" w:afterAutospacing="1" w:line="240" w:lineRule="auto"/>
+        <w:rPr>
+          <w:rFonts w:ascii="Times New Roman" w:eastAsia="Times New Roman" w:hAnsi="Times New Roman" w:cs="Times New Roman"/>
+          <w:sz w:val="24"/>
+          <w:szCs w:val="24"/>
+          <w:lang w:bidi="gu-IN"/>
+        </w:rPr>
+      </w:pPr>
+      <w:proofErr w:type="spellStart"/>
+      <w:r>
+        <w:rPr>
+          <w:rFonts w:ascii="Times New Roman" w:eastAsia="Times New Roman" w:hAnsi="Times New Roman" w:cs="Times New Roman"/>
+          <w:sz w:val="24"/>
+          <w:szCs w:val="24"/>
+          <w:lang w:bidi="gu-IN"/>
+        </w:rPr>
+        <w:t>Polyembryony</w:t>
+      </w:r>
+      <w:proofErr w:type="spellEnd"/>
+      <w:r>
+        <w:rPr>
+          <w:rFonts w:ascii="Times New Roman" w:eastAsia="Times New Roman" w:hAnsi="Times New Roman" w:cs="Times New Roman"/>
+          <w:sz w:val="24"/>
+          <w:szCs w:val="24"/>
+          <w:lang w:bidi="gu-IN"/>
+        </w:rPr>
+        <w:t xml:space="preserve"> </w:t>
+      </w:r>
+    </w:p>
+    <w:p>
+      <w:pPr>
+        <w:spacing w:before="100" w:beforeAutospacing="1" w:after="100" w:afterAutospacing="1" w:line="240" w:lineRule="auto"/>
+        <w:outlineLvl w:val="1"/>
+        <w:rPr>
+          <w:rFonts w:ascii="Times New Roman" w:eastAsia="Times New Roman" w:hAnsi="Times New Roman" w:cs="Times New Roman"/>
+          <w:b/>
+          <w:bCs/>
+          <w:sz w:val="36"/>
+          <w:szCs w:val="36"/>
+          <w:lang w:bidi="gu-IN"/>
+        </w:rPr>
+      </w:pPr>
+      <w:r>
+        <w:rPr>
+          <w:rFonts w:ascii="Times New Roman" w:eastAsia="Times New Roman" w:hAnsi="Times New Roman" w:cs="Times New Roman"/>
+          <w:b/>
+          <w:bCs/>
+          <w:sz w:val="36"/>
+          <w:szCs w:val="36"/>
+          <w:lang w:bidi="gu-IN"/>
+        </w:rPr>
+        <w:t>3. Human Reproduction</w:t>
+      </w:r>
+    </w:p>
+    <w:p>
+      <w:pPr>
+        <w:numPr>
+          <w:ilvl w:val="0"/>
+          <w:numId w:val="40"/>
+        </w:numPr>
+        <w:spacing w:before="100" w:beforeAutospacing="1" w:after="100" w:afterAutospacing="1" w:line="240" w:lineRule="auto"/>
+        <w:rPr>
+          <w:rFonts w:ascii="Times New Roman" w:eastAsia="Times New Roman" w:hAnsi="Times New Roman" w:cs="Times New Roman"/>
+          <w:sz w:val="24"/>
+          <w:szCs w:val="24"/>
+          <w:lang w:bidi="gu-IN"/>
+        </w:rPr>
+      </w:pPr>
+      <w:r>
+        <w:rPr>
+          <w:rFonts w:ascii="Times New Roman" w:eastAsia="Times New Roman" w:hAnsi="Times New Roman" w:cs="Times New Roman"/>
+          <w:sz w:val="24"/>
+          <w:szCs w:val="24"/>
+          <w:lang w:bidi="gu-IN"/>
+        </w:rPr>
+        <w:t xml:space="preserve">Male reproductive system </w:t>
+      </w:r>
+    </w:p>
+    <w:p>
+      <w:pPr>
+        <w:numPr>
+          <w:ilvl w:val="0"/>
+          <w:numId w:val="40"/>
+        </w:numPr>
+        <w:spacing w:before="100" w:beforeAutospacing="1" w:after="100" w:afterAutospacing="1" w:line="240" w:lineRule="auto"/>
+        <w:rPr>
+          <w:rFonts w:ascii="Times New Roman" w:eastAsia="Times New Roman" w:hAnsi="Times New Roman" w:cs="Times New Roman"/>
+          <w:sz w:val="24"/>
+          <w:szCs w:val="24"/>
+          <w:lang w:bidi="gu-IN"/>
+        </w:rPr>
+      </w:pPr>
+      <w:r>
+        <w:rPr>
+          <w:rFonts w:ascii="Times New Roman" w:eastAsia="Times New Roman" w:hAnsi="Times New Roman" w:cs="Times New Roman"/>
+          <w:sz w:val="24"/>
+          <w:szCs w:val="24"/>
+          <w:lang w:bidi="gu-IN"/>
+        </w:rPr>
+        <w:t xml:space="preserve">Female reproductive system </w:t>
+      </w:r>
+    </w:p>
+    <w:p>
+      <w:pPr>
+        <w:numPr>
+          <w:ilvl w:val="0"/>
+          <w:numId w:val="40"/>
+        </w:numPr>
+        <w:spacing w:before="100" w:beforeAutospacing="1" w:after="100" w:afterAutospacing="1" w:line="240" w:lineRule="auto"/>
+        <w:rPr>
+          <w:rFonts w:ascii="Times New Roman" w:eastAsia="Times New Roman" w:hAnsi="Times New Roman" w:cs="Times New Roman"/>
+          <w:sz w:val="24"/>
+          <w:szCs w:val="24"/>
+          <w:lang w:bidi="gu-IN"/>
+        </w:rPr>
+      </w:pPr>
+      <w:proofErr w:type="spellStart"/>
+      <w:r>
+        <w:rPr>
+          <w:rFonts w:ascii="Times New Roman" w:eastAsia="Times New Roman" w:hAnsi="Times New Roman" w:cs="Times New Roman"/>
+          <w:sz w:val="24"/>
+          <w:szCs w:val="24"/>
+          <w:lang w:bidi="gu-IN"/>
+        </w:rPr>
+        <w:t>Gametogenesis</w:t>
+      </w:r>
+      <w:proofErr w:type="spellEnd"/>
+      <w:r>
+        <w:rPr>
+          <w:rFonts w:ascii="Times New Roman" w:eastAsia="Times New Roman" w:hAnsi="Times New Roman" w:cs="Times New Roman"/>
+          <w:sz w:val="24"/>
+          <w:szCs w:val="24"/>
+          <w:lang w:bidi="gu-IN"/>
+        </w:rPr>
+        <w:t xml:space="preserve"> </w:t>
+      </w:r>
+    </w:p>
+    <w:p>
+      <w:pPr>
+        <w:numPr>
+          <w:ilvl w:val="0"/>
+          <w:numId w:val="40"/>
+        </w:numPr>
+        <w:spacing w:before="100" w:beforeAutospacing="1" w:after="100" w:afterAutospacing="1" w:line="240" w:lineRule="auto"/>
+        <w:rPr>
+          <w:rFonts w:ascii="Times New Roman" w:eastAsia="Times New Roman" w:hAnsi="Times New Roman" w:cs="Times New Roman"/>
+          <w:sz w:val="24"/>
+          <w:szCs w:val="24"/>
+          <w:lang w:bidi="gu-IN"/>
+        </w:rPr>
+      </w:pPr>
+      <w:r>
+        <w:rPr>
+          <w:rFonts w:ascii="Times New Roman" w:eastAsia="Times New Roman" w:hAnsi="Times New Roman" w:cs="Times New Roman"/>
+          <w:sz w:val="24"/>
+          <w:szCs w:val="24"/>
+          <w:lang w:bidi="gu-IN"/>
+        </w:rPr>
+        <w:t xml:space="preserve">Menstrual cycle </w:t>
+      </w:r>
+    </w:p>
+    <w:p>
+      <w:pPr>
+        <w:numPr>
+          <w:ilvl w:val="0"/>
+          <w:numId w:val="40"/>
+        </w:numPr>
+        <w:spacing w:before="100" w:beforeAutospacing="1" w:after="100" w:afterAutospacing="1" w:line="240" w:lineRule="auto"/>
+        <w:rPr>
+          <w:rFonts w:ascii="Times New Roman" w:eastAsia="Times New Roman" w:hAnsi="Times New Roman" w:cs="Times New Roman"/>
+          <w:sz w:val="24"/>
+          <w:szCs w:val="24"/>
+          <w:lang w:bidi="gu-IN"/>
+        </w:rPr>
+      </w:pPr>
+      <w:r>
+        <w:rPr>
+          <w:rFonts w:ascii="Times New Roman" w:eastAsia="Times New Roman" w:hAnsi="Times New Roman" w:cs="Times New Roman"/>
+          <w:sz w:val="24"/>
+          <w:szCs w:val="24"/>
+          <w:lang w:bidi="gu-IN"/>
+        </w:rPr>
+        <w:t xml:space="preserve">Fertilization </w:t>
+      </w:r>
+    </w:p>
+    <w:p>
+      <w:pPr>
+        <w:numPr>
+          <w:ilvl w:val="0"/>
+          <w:numId w:val="40"/>
+        </w:numPr>
+        <w:spacing w:before="100" w:beforeAutospacing="1" w:after="100" w:afterAutospacing="1" w:line="240" w:lineRule="auto"/>
+        <w:rPr>
+          <w:rFonts w:ascii="Times New Roman" w:eastAsia="Times New Roman" w:hAnsi="Times New Roman" w:cs="Times New Roman"/>
+          <w:sz w:val="24"/>
+          <w:szCs w:val="24"/>
+          <w:lang w:bidi="gu-IN"/>
+        </w:rPr>
+      </w:pPr>
+      <w:r>
+        <w:rPr>
+          <w:rFonts w:ascii="Times New Roman" w:eastAsia="Times New Roman" w:hAnsi="Times New Roman" w:cs="Times New Roman"/>
+          <w:sz w:val="24"/>
+          <w:szCs w:val="24"/>
+          <w:lang w:bidi="gu-IN"/>
+        </w:rPr>
+        <w:lastRenderedPageBreak/>
+        <w:t xml:space="preserve">Embryonic development </w:t>
+      </w:r>
+    </w:p>
+    <w:p>
+      <w:pPr>
+        <w:numPr>
+          <w:ilvl w:val="0"/>
+          <w:numId w:val="40"/>
+        </w:numPr>
+        <w:spacing w:before="100" w:beforeAutospacing="1" w:after="100" w:afterAutospacing="1" w:line="240" w:lineRule="auto"/>
+        <w:rPr>
+          <w:rFonts w:ascii="Times New Roman" w:eastAsia="Times New Roman" w:hAnsi="Times New Roman" w:cs="Times New Roman"/>
+          <w:sz w:val="24"/>
+          <w:szCs w:val="24"/>
+          <w:lang w:bidi="gu-IN"/>
+        </w:rPr>
+      </w:pPr>
+      <w:r>
+        <w:rPr>
+          <w:rFonts w:ascii="Times New Roman" w:eastAsia="Times New Roman" w:hAnsi="Times New Roman" w:cs="Times New Roman"/>
+          <w:sz w:val="24"/>
+          <w:szCs w:val="24"/>
+          <w:lang w:bidi="gu-IN"/>
+        </w:rPr>
+        <w:t xml:space="preserve">Pregnancy and parturition </w:t>
+      </w:r>
+    </w:p>
+    <w:p>
+      <w:pPr>
+        <w:numPr>
+          <w:ilvl w:val="0"/>
+          <w:numId w:val="40"/>
+        </w:numPr>
+        <w:spacing w:before="100" w:beforeAutospacing="1" w:after="100" w:afterAutospacing="1" w:line="240" w:lineRule="auto"/>
+        <w:rPr>
+          <w:rFonts w:ascii="Times New Roman" w:eastAsia="Times New Roman" w:hAnsi="Times New Roman" w:cs="Times New Roman"/>
+          <w:sz w:val="24"/>
+          <w:szCs w:val="24"/>
+          <w:lang w:bidi="gu-IN"/>
+        </w:rPr>
+      </w:pPr>
+      <w:r>
+        <w:rPr>
+          <w:rFonts w:ascii="Times New Roman" w:eastAsia="Times New Roman" w:hAnsi="Times New Roman" w:cs="Times New Roman"/>
+          <w:sz w:val="24"/>
+          <w:szCs w:val="24"/>
+          <w:lang w:bidi="gu-IN"/>
+        </w:rPr>
+        <w:t xml:space="preserve">Lactation </w:t>
+      </w:r>
+    </w:p>
+    <w:p>
+      <w:pPr>
+        <w:spacing w:before="100" w:beforeAutospacing="1" w:after="100" w:afterAutospacing="1" w:line="240" w:lineRule="auto"/>
+        <w:outlineLvl w:val="1"/>
+        <w:rPr>
+          <w:rFonts w:ascii="Times New Roman" w:eastAsia="Times New Roman" w:hAnsi="Times New Roman" w:cs="Times New Roman"/>
+          <w:b/>
+          <w:bCs/>
+          <w:sz w:val="36"/>
+          <w:szCs w:val="36"/>
+          <w:lang w:bidi="gu-IN"/>
+        </w:rPr>
+      </w:pPr>
+      <w:r>
+        <w:rPr>
+          <w:rFonts w:ascii="Times New Roman" w:eastAsia="Times New Roman" w:hAnsi="Times New Roman" w:cs="Times New Roman"/>
+          <w:b/>
+          <w:bCs/>
+          <w:sz w:val="36"/>
+          <w:szCs w:val="36"/>
+          <w:lang w:bidi="gu-IN"/>
+        </w:rPr>
+        <w:t>4. Reproductive Health</w:t>
+      </w:r>
+    </w:p>
+    <w:p>
+      <w:pPr>
+        <w:numPr>
+          <w:ilvl w:val="0"/>
+          <w:numId w:val="41"/>
+        </w:numPr>
+        <w:spacing w:before="100" w:beforeAutospacing="1" w:after="100" w:afterAutospacing="1" w:line="240" w:lineRule="auto"/>
+        <w:rPr>
+          <w:rFonts w:ascii="Times New Roman" w:eastAsia="Times New Roman" w:hAnsi="Times New Roman" w:cs="Times New Roman"/>
+          <w:sz w:val="24"/>
+          <w:szCs w:val="24"/>
+          <w:lang w:bidi="gu-IN"/>
+        </w:rPr>
+      </w:pPr>
+      <w:r>
+        <w:rPr>
+          <w:rFonts w:ascii="Times New Roman" w:eastAsia="Times New Roman" w:hAnsi="Times New Roman" w:cs="Times New Roman"/>
+          <w:sz w:val="24"/>
+          <w:szCs w:val="24"/>
+          <w:lang w:bidi="gu-IN"/>
+        </w:rPr>
+        <w:t xml:space="preserve">Birth control methods </w:t>
+      </w:r>
+    </w:p>
+    <w:p>
+      <w:pPr>
+        <w:numPr>
+          <w:ilvl w:val="0"/>
+          <w:numId w:val="41"/>
+        </w:numPr>
+        <w:spacing w:before="100" w:beforeAutospacing="1" w:after="100" w:afterAutospacing="1" w:line="240" w:lineRule="auto"/>
+        <w:rPr>
+          <w:rFonts w:ascii="Times New Roman" w:eastAsia="Times New Roman" w:hAnsi="Times New Roman" w:cs="Times New Roman"/>
+          <w:sz w:val="24"/>
+          <w:szCs w:val="24"/>
+          <w:lang w:bidi="gu-IN"/>
+        </w:rPr>
+      </w:pPr>
+      <w:r>
+        <w:rPr>
+          <w:rFonts w:ascii="Times New Roman" w:eastAsia="Times New Roman" w:hAnsi="Times New Roman" w:cs="Times New Roman"/>
+          <w:sz w:val="24"/>
+          <w:szCs w:val="24"/>
+          <w:lang w:bidi="gu-IN"/>
+        </w:rPr>
+        <w:t xml:space="preserve">Medical termination of pregnancy </w:t>
+      </w:r>
+    </w:p>
+    <w:p>
+      <w:pPr>
+        <w:numPr>
+          <w:ilvl w:val="0"/>
+          <w:numId w:val="41"/>
+        </w:numPr>
+        <w:spacing w:before="100" w:beforeAutospacing="1" w:after="100" w:afterAutospacing="1" w:line="240" w:lineRule="auto"/>
+        <w:rPr>
+          <w:rFonts w:ascii="Times New Roman" w:eastAsia="Times New Roman" w:hAnsi="Times New Roman" w:cs="Times New Roman"/>
+          <w:sz w:val="24"/>
+          <w:szCs w:val="24"/>
+          <w:lang w:bidi="gu-IN"/>
+        </w:rPr>
+      </w:pPr>
+      <w:r>
+        <w:rPr>
+          <w:rFonts w:ascii="Times New Roman" w:eastAsia="Times New Roman" w:hAnsi="Times New Roman" w:cs="Times New Roman"/>
+          <w:sz w:val="24"/>
+          <w:szCs w:val="24"/>
+          <w:lang w:bidi="gu-IN"/>
+        </w:rPr>
+        <w:t xml:space="preserve">Sexually transmitted diseases </w:t>
+      </w:r>
+    </w:p>
+    <w:p>
+      <w:pPr>
+        <w:numPr>
+          <w:ilvl w:val="0"/>
+          <w:numId w:val="41"/>
+        </w:numPr>
+        <w:spacing w:before="100" w:beforeAutospacing="1" w:after="100" w:afterAutospacing="1" w:line="240" w:lineRule="auto"/>
+        <w:rPr>
+          <w:rFonts w:ascii="Times New Roman" w:eastAsia="Times New Roman" w:hAnsi="Times New Roman" w:cs="Times New Roman"/>
+          <w:sz w:val="24"/>
+          <w:szCs w:val="24"/>
+          <w:lang w:bidi="gu-IN"/>
+        </w:rPr>
+      </w:pPr>
+      <w:r>
+        <w:rPr>
+          <w:rFonts w:ascii="Times New Roman" w:eastAsia="Times New Roman" w:hAnsi="Times New Roman" w:cs="Times New Roman"/>
+          <w:sz w:val="24"/>
+          <w:szCs w:val="24"/>
+          <w:lang w:bidi="gu-IN"/>
+        </w:rPr>
+        <w:t xml:space="preserve">Infertility </w:t>
+      </w:r>
+    </w:p>
+    <w:p>
+      <w:pPr>
+        <w:numPr>
+          <w:ilvl w:val="0"/>
+          <w:numId w:val="41"/>
+        </w:numPr>
+        <w:spacing w:before="100" w:beforeAutospacing="1" w:after="100" w:afterAutospacing="1" w:line="240" w:lineRule="auto"/>
+        <w:rPr>
+          <w:rFonts w:ascii="Times New Roman" w:eastAsia="Times New Roman" w:hAnsi="Times New Roman" w:cs="Times New Roman"/>
+          <w:sz w:val="24"/>
+          <w:szCs w:val="24"/>
+          <w:lang w:bidi="gu-IN"/>
+        </w:rPr>
+      </w:pPr>
+      <w:r>
+        <w:rPr>
+          <w:rFonts w:ascii="Times New Roman" w:eastAsia="Times New Roman" w:hAnsi="Times New Roman" w:cs="Times New Roman"/>
+          <w:sz w:val="24"/>
+          <w:szCs w:val="24"/>
+          <w:lang w:bidi="gu-IN"/>
+        </w:rPr>
+        <w:t xml:space="preserve">Assisted reproductive technologies </w:t>
+      </w:r>
+    </w:p>
+    <w:p>
+      <w:pPr>
+        <w:spacing w:before="100" w:beforeAutospacing="1" w:after="100" w:afterAutospacing="1" w:line="240" w:lineRule="auto"/>
+        <w:outlineLvl w:val="1"/>
+        <w:rPr>
+          <w:rFonts w:ascii="Times New Roman" w:eastAsia="Times New Roman" w:hAnsi="Times New Roman" w:cs="Times New Roman"/>
+          <w:b/>
+          <w:bCs/>
+          <w:sz w:val="36"/>
+          <w:szCs w:val="36"/>
+          <w:lang w:bidi="gu-IN"/>
+        </w:rPr>
+      </w:pPr>
+      <w:r>
+        <w:rPr>
+          <w:rFonts w:ascii="Times New Roman" w:eastAsia="Times New Roman" w:hAnsi="Times New Roman" w:cs="Times New Roman"/>
+          <w:b/>
+          <w:bCs/>
+          <w:sz w:val="36"/>
+          <w:szCs w:val="36"/>
+          <w:lang w:bidi="gu-IN"/>
+        </w:rPr>
+        <w:t>5. Principles of Inheritance and Variation</w:t>
+      </w:r>
+    </w:p>
+    <w:p>
+      <w:pPr>
+        <w:numPr>
+          <w:ilvl w:val="0"/>
+          <w:numId w:val="42"/>
+        </w:numPr>
+        <w:spacing w:before="100" w:beforeAutospacing="1" w:after="100" w:afterAutospacing="1" w:line="240" w:lineRule="auto"/>
+        <w:rPr>
+          <w:rFonts w:ascii="Times New Roman" w:eastAsia="Times New Roman" w:hAnsi="Times New Roman" w:cs="Times New Roman"/>
+          <w:sz w:val="24"/>
+          <w:szCs w:val="24"/>
+          <w:lang w:bidi="gu-IN"/>
+        </w:rPr>
+      </w:pPr>
+      <w:r>
+        <w:rPr>
+          <w:rFonts w:ascii="Times New Roman" w:eastAsia="Times New Roman" w:hAnsi="Times New Roman" w:cs="Times New Roman"/>
+          <w:sz w:val="24"/>
+          <w:szCs w:val="24"/>
+          <w:lang w:bidi="gu-IN"/>
+        </w:rPr>
+        <w:t xml:space="preserve">Mendel’s laws </w:t>
+      </w:r>
+    </w:p>
+    <w:p>
+      <w:pPr>
+        <w:numPr>
+          <w:ilvl w:val="0"/>
+          <w:numId w:val="42"/>
+        </w:numPr>
+        <w:spacing w:before="100" w:beforeAutospacing="1" w:after="100" w:afterAutospacing="1" w:line="240" w:lineRule="auto"/>
+        <w:rPr>
+          <w:rFonts w:ascii="Times New Roman" w:eastAsia="Times New Roman" w:hAnsi="Times New Roman" w:cs="Times New Roman"/>
+          <w:sz w:val="24"/>
+          <w:szCs w:val="24"/>
+          <w:lang w:bidi="gu-IN"/>
+        </w:rPr>
+      </w:pPr>
+      <w:r>
+        <w:rPr>
+          <w:rFonts w:ascii="Times New Roman" w:eastAsia="Times New Roman" w:hAnsi="Times New Roman" w:cs="Times New Roman"/>
+          <w:sz w:val="24"/>
+          <w:szCs w:val="24"/>
+          <w:lang w:bidi="gu-IN"/>
+        </w:rPr>
+        <w:t xml:space="preserve">Monohybrid cross </w:t>
+      </w:r>
+    </w:p>
+    <w:p>
+      <w:pPr>
+        <w:numPr>
+          <w:ilvl w:val="0"/>
+          <w:numId w:val="42"/>
+        </w:numPr>
+        <w:spacing w:before="100" w:beforeAutospacing="1" w:after="100" w:afterAutospacing="1" w:line="240" w:lineRule="auto"/>
+        <w:rPr>
+          <w:rFonts w:ascii="Times New Roman" w:eastAsia="Times New Roman" w:hAnsi="Times New Roman" w:cs="Times New Roman"/>
+          <w:sz w:val="24"/>
+          <w:szCs w:val="24"/>
+          <w:lang w:bidi="gu-IN"/>
+        </w:rPr>
+      </w:pPr>
+      <w:proofErr w:type="spellStart"/>
+      <w:r>
+        <w:rPr>
+          <w:rFonts w:ascii="Times New Roman" w:eastAsia="Times New Roman" w:hAnsi="Times New Roman" w:cs="Times New Roman"/>
+          <w:sz w:val="24"/>
+          <w:szCs w:val="24"/>
+          <w:lang w:bidi="gu-IN"/>
+        </w:rPr>
+        <w:t>Dihybrid</w:t>
+      </w:r>
+      <w:proofErr w:type="spellEnd"/>
+      <w:r>
+        <w:rPr>
+          <w:rFonts w:ascii="Times New Roman" w:eastAsia="Times New Roman" w:hAnsi="Times New Roman" w:cs="Times New Roman"/>
+          <w:sz w:val="24"/>
+          <w:szCs w:val="24"/>
+          <w:lang w:bidi="gu-IN"/>
+        </w:rPr>
+        <w:t xml:space="preserve"> cross </w:t>
+      </w:r>
+    </w:p>
+    <w:p>
+      <w:pPr>
+        <w:numPr>
+          <w:ilvl w:val="0"/>
+          <w:numId w:val="42"/>
+        </w:numPr>
+        <w:spacing w:before="100" w:beforeAutospacing="1" w:after="100" w:afterAutospacing="1" w:line="240" w:lineRule="auto"/>
+        <w:rPr>
+          <w:rFonts w:ascii="Times New Roman" w:eastAsia="Times New Roman" w:hAnsi="Times New Roman" w:cs="Times New Roman"/>
+          <w:sz w:val="24"/>
+          <w:szCs w:val="24"/>
+          <w:lang w:bidi="gu-IN"/>
+        </w:rPr>
+      </w:pPr>
+      <w:r>
+        <w:rPr>
+          <w:rFonts w:ascii="Times New Roman" w:eastAsia="Times New Roman" w:hAnsi="Times New Roman" w:cs="Times New Roman"/>
+          <w:sz w:val="24"/>
+          <w:szCs w:val="24"/>
+          <w:lang w:bidi="gu-IN"/>
+        </w:rPr>
+        <w:t xml:space="preserve">Incomplete dominance </w:t>
+      </w:r>
+    </w:p>
+    <w:p>
+      <w:pPr>
+        <w:numPr>
+          <w:ilvl w:val="0"/>
+          <w:numId w:val="42"/>
+        </w:numPr>
+        <w:spacing w:before="100" w:beforeAutospacing="1" w:after="100" w:afterAutospacing="1" w:line="240" w:lineRule="auto"/>
+        <w:rPr>
+          <w:rFonts w:ascii="Times New Roman" w:eastAsia="Times New Roman" w:hAnsi="Times New Roman" w:cs="Times New Roman"/>
+          <w:sz w:val="24"/>
+          <w:szCs w:val="24"/>
+          <w:lang w:bidi="gu-IN"/>
+        </w:rPr>
+      </w:pPr>
+      <w:proofErr w:type="spellStart"/>
+      <w:r>
+        <w:rPr>
+          <w:rFonts w:ascii="Times New Roman" w:eastAsia="Times New Roman" w:hAnsi="Times New Roman" w:cs="Times New Roman"/>
+          <w:sz w:val="24"/>
+          <w:szCs w:val="24"/>
+          <w:lang w:bidi="gu-IN"/>
+        </w:rPr>
+        <w:t>Codominance</w:t>
+      </w:r>
+      <w:proofErr w:type="spellEnd"/>
+      <w:r>
+        <w:rPr>
+          <w:rFonts w:ascii="Times New Roman" w:eastAsia="Times New Roman" w:hAnsi="Times New Roman" w:cs="Times New Roman"/>
+          <w:sz w:val="24"/>
+          <w:szCs w:val="24"/>
+          <w:lang w:bidi="gu-IN"/>
+        </w:rPr>
+        <w:t xml:space="preserve"> </w:t>
+      </w:r>
+    </w:p>
+    <w:p>
+      <w:pPr>
+        <w:numPr>
+          <w:ilvl w:val="0"/>
+          <w:numId w:val="42"/>
+        </w:numPr>
+        <w:spacing w:before="100" w:beforeAutospacing="1" w:after="100" w:afterAutospacing="1" w:line="240" w:lineRule="auto"/>
+        <w:rPr>
+          <w:rFonts w:ascii="Times New Roman" w:eastAsia="Times New Roman" w:hAnsi="Times New Roman" w:cs="Times New Roman"/>
+          <w:sz w:val="24"/>
+          <w:szCs w:val="24"/>
+          <w:lang w:bidi="gu-IN"/>
+        </w:rPr>
+      </w:pPr>
+      <w:r>
+        <w:rPr>
+          <w:rFonts w:ascii="Times New Roman" w:eastAsia="Times New Roman" w:hAnsi="Times New Roman" w:cs="Times New Roman"/>
+          <w:sz w:val="24"/>
+          <w:szCs w:val="24"/>
+          <w:lang w:bidi="gu-IN"/>
+        </w:rPr>
+        <w:t xml:space="preserve">Multiple alleles </w:t>
+      </w:r>
+    </w:p>
+    <w:p>
+      <w:pPr>
+        <w:numPr>
+          <w:ilvl w:val="0"/>
+          <w:numId w:val="42"/>
+        </w:numPr>
+        <w:spacing w:before="100" w:beforeAutospacing="1" w:after="100" w:afterAutospacing="1" w:line="240" w:lineRule="auto"/>
+        <w:rPr>
+          <w:rFonts w:ascii="Times New Roman" w:eastAsia="Times New Roman" w:hAnsi="Times New Roman" w:cs="Times New Roman"/>
+          <w:sz w:val="24"/>
+          <w:szCs w:val="24"/>
+          <w:lang w:bidi="gu-IN"/>
+        </w:rPr>
+      </w:pPr>
+      <w:r>
+        <w:rPr>
+          <w:rFonts w:ascii="Times New Roman" w:eastAsia="Times New Roman" w:hAnsi="Times New Roman" w:cs="Times New Roman"/>
+          <w:sz w:val="24"/>
+          <w:szCs w:val="24"/>
+          <w:lang w:bidi="gu-IN"/>
+        </w:rPr>
+        <w:t xml:space="preserve">Sex determination </w:t>
+      </w:r>
+    </w:p>
+    <w:p>
+      <w:pPr>
+        <w:numPr>
+          <w:ilvl w:val="0"/>
+          <w:numId w:val="42"/>
+        </w:numPr>
+        <w:spacing w:before="100" w:beforeAutospacing="1" w:after="100" w:afterAutospacing="1" w:line="240" w:lineRule="auto"/>
+        <w:rPr>
+          <w:rFonts w:ascii="Times New Roman" w:eastAsia="Times New Roman" w:hAnsi="Times New Roman" w:cs="Times New Roman"/>
+          <w:sz w:val="24"/>
+          <w:szCs w:val="24"/>
+          <w:lang w:bidi="gu-IN"/>
+        </w:rPr>
+      </w:pPr>
+      <w:r>
+        <w:rPr>
+          <w:rFonts w:ascii="Times New Roman" w:eastAsia="Times New Roman" w:hAnsi="Times New Roman" w:cs="Times New Roman"/>
+          <w:sz w:val="24"/>
+          <w:szCs w:val="24"/>
+          <w:lang w:bidi="gu-IN"/>
+        </w:rPr>
+        <w:t xml:space="preserve">Genetic disorders </w:t>
+      </w:r>
+    </w:p>
+    <w:p>
+      <w:pPr>
+        <w:spacing w:before="100" w:beforeAutospacing="1" w:after="100" w:afterAutospacing="1" w:line="240" w:lineRule="auto"/>
+        <w:outlineLvl w:val="1"/>
+        <w:rPr>
+          <w:rFonts w:ascii="Times New Roman" w:eastAsia="Times New Roman" w:hAnsi="Times New Roman" w:cs="Times New Roman"/>
+          <w:b/>
+          <w:bCs/>
+          <w:sz w:val="36"/>
+          <w:szCs w:val="36"/>
+          <w:lang w:bidi="gu-IN"/>
+        </w:rPr>
+      </w:pPr>
+      <w:r>
+        <w:rPr>
+          <w:rFonts w:ascii="Times New Roman" w:eastAsia="Times New Roman" w:hAnsi="Times New Roman" w:cs="Times New Roman"/>
+          <w:b/>
+          <w:bCs/>
+          <w:sz w:val="36"/>
+          <w:szCs w:val="36"/>
+          <w:lang w:bidi="gu-IN"/>
+        </w:rPr>
+        <w:t>6. Molecular Basis of Inheritance</w:t>
+      </w:r>
+    </w:p>
+    <w:p>
+      <w:pPr>
+        <w:numPr>
+          <w:ilvl w:val="0"/>
+          <w:numId w:val="43"/>
+        </w:numPr>
+        <w:spacing w:before="100" w:beforeAutospacing="1" w:after="100" w:afterAutospacing="1" w:line="240" w:lineRule="auto"/>
+        <w:rPr>
+          <w:rFonts w:ascii="Times New Roman" w:eastAsia="Times New Roman" w:hAnsi="Times New Roman" w:cs="Times New Roman"/>
+          <w:sz w:val="24"/>
+          <w:szCs w:val="24"/>
+          <w:lang w:bidi="gu-IN"/>
+        </w:rPr>
+      </w:pPr>
+      <w:r>
+        <w:rPr>
+          <w:rFonts w:ascii="Times New Roman" w:eastAsia="Times New Roman" w:hAnsi="Times New Roman" w:cs="Times New Roman"/>
+          <w:sz w:val="24"/>
+          <w:szCs w:val="24"/>
+          <w:lang w:bidi="gu-IN"/>
+        </w:rPr>
+        <w:t xml:space="preserve">DNA structure </w:t>
+      </w:r>
+    </w:p>
+    <w:p>
+      <w:pPr>
+        <w:numPr>
+          <w:ilvl w:val="0"/>
+          <w:numId w:val="43"/>
+        </w:numPr>
+        <w:spacing w:before="100" w:beforeAutospacing="1" w:after="100" w:afterAutospacing="1" w:line="240" w:lineRule="auto"/>
+        <w:rPr>
+          <w:rFonts w:ascii="Times New Roman" w:eastAsia="Times New Roman" w:hAnsi="Times New Roman" w:cs="Times New Roman"/>
+          <w:sz w:val="24"/>
+          <w:szCs w:val="24"/>
+          <w:lang w:bidi="gu-IN"/>
+        </w:rPr>
+      </w:pPr>
+      <w:r>
+        <w:rPr>
+          <w:rFonts w:ascii="Times New Roman" w:eastAsia="Times New Roman" w:hAnsi="Times New Roman" w:cs="Times New Roman"/>
+          <w:sz w:val="24"/>
+          <w:szCs w:val="24"/>
+          <w:lang w:bidi="gu-IN"/>
+        </w:rPr>
+        <w:t xml:space="preserve">RNA types </w:t>
+      </w:r>
+    </w:p>
+    <w:p>
+      <w:pPr>
+        <w:numPr>
+          <w:ilvl w:val="0"/>
+          <w:numId w:val="43"/>
+        </w:numPr>
+        <w:spacing w:before="100" w:beforeAutospacing="1" w:after="100" w:afterAutospacing="1" w:line="240" w:lineRule="auto"/>
+        <w:rPr>
+          <w:rFonts w:ascii="Times New Roman" w:eastAsia="Times New Roman" w:hAnsi="Times New Roman" w:cs="Times New Roman"/>
+          <w:sz w:val="24"/>
+          <w:szCs w:val="24"/>
+          <w:lang w:bidi="gu-IN"/>
+        </w:rPr>
+      </w:pPr>
+      <w:r>
+        <w:rPr>
+          <w:rFonts w:ascii="Times New Roman" w:eastAsia="Times New Roman" w:hAnsi="Times New Roman" w:cs="Times New Roman"/>
+          <w:sz w:val="24"/>
+          <w:szCs w:val="24"/>
+          <w:lang w:bidi="gu-IN"/>
+        </w:rPr>
+        <w:t xml:space="preserve">DNA replication </w:t>
+      </w:r>
+    </w:p>
+    <w:p>
+      <w:pPr>
+        <w:numPr>
+          <w:ilvl w:val="0"/>
+          <w:numId w:val="43"/>
+        </w:numPr>
+        <w:spacing w:before="100" w:beforeAutospacing="1" w:after="100" w:afterAutospacing="1" w:line="240" w:lineRule="auto"/>
+        <w:rPr>
+          <w:rFonts w:ascii="Times New Roman" w:eastAsia="Times New Roman" w:hAnsi="Times New Roman" w:cs="Times New Roman"/>
+          <w:sz w:val="24"/>
+          <w:szCs w:val="24"/>
+          <w:lang w:bidi="gu-IN"/>
+        </w:rPr>
+      </w:pPr>
+      <w:r>
+        <w:rPr>
+          <w:rFonts w:ascii="Times New Roman" w:eastAsia="Times New Roman" w:hAnsi="Times New Roman" w:cs="Times New Roman"/>
+          <w:sz w:val="24"/>
+          <w:szCs w:val="24"/>
+          <w:lang w:bidi="gu-IN"/>
+        </w:rPr>
+        <w:t xml:space="preserve">Transcription </w:t>
+      </w:r>
+    </w:p>
+    <w:p>
+      <w:pPr>
+        <w:numPr>
+          <w:ilvl w:val="0"/>
+          <w:numId w:val="43"/>
+        </w:numPr>
+        <w:spacing w:before="100" w:beforeAutospacing="1" w:after="100" w:afterAutospacing="1" w:line="240" w:lineRule="auto"/>
+        <w:rPr>
+          <w:rFonts w:ascii="Times New Roman" w:eastAsia="Times New Roman" w:hAnsi="Times New Roman" w:cs="Times New Roman"/>
+          <w:sz w:val="24"/>
+          <w:szCs w:val="24"/>
+          <w:lang w:bidi="gu-IN"/>
+        </w:rPr>
+      </w:pPr>
+      <w:r>
+        <w:rPr>
+          <w:rFonts w:ascii="Times New Roman" w:eastAsia="Times New Roman" w:hAnsi="Times New Roman" w:cs="Times New Roman"/>
+          <w:sz w:val="24"/>
+          <w:szCs w:val="24"/>
+          <w:lang w:bidi="gu-IN"/>
+        </w:rPr>
+        <w:t xml:space="preserve">Genetic code </w:t>
+      </w:r>
+    </w:p>
+    <w:p>
+      <w:pPr>
+        <w:numPr>
+          <w:ilvl w:val="0"/>
+          <w:numId w:val="43"/>
+        </w:numPr>
+        <w:spacing w:before="100" w:beforeAutospacing="1" w:after="100" w:afterAutospacing="1" w:line="240" w:lineRule="auto"/>
+        <w:rPr>
+          <w:rFonts w:ascii="Times New Roman" w:eastAsia="Times New Roman" w:hAnsi="Times New Roman" w:cs="Times New Roman"/>
+          <w:sz w:val="24"/>
+          <w:szCs w:val="24"/>
+          <w:lang w:bidi="gu-IN"/>
+        </w:rPr>
+      </w:pPr>
+      <w:r>
+        <w:rPr>
+          <w:rFonts w:ascii="Times New Roman" w:eastAsia="Times New Roman" w:hAnsi="Times New Roman" w:cs="Times New Roman"/>
+          <w:sz w:val="24"/>
+          <w:szCs w:val="24"/>
+          <w:lang w:bidi="gu-IN"/>
+        </w:rPr>
+        <w:t xml:space="preserve">Translation </w:t>
+      </w:r>
+    </w:p>
+    <w:p>
+      <w:pPr>
+        <w:numPr>
+          <w:ilvl w:val="0"/>
+          <w:numId w:val="43"/>
+        </w:numPr>
+        <w:spacing w:before="100" w:beforeAutospacing="1" w:after="100" w:afterAutospacing="1" w:line="240" w:lineRule="auto"/>
+        <w:rPr>
+          <w:rFonts w:ascii="Times New Roman" w:eastAsia="Times New Roman" w:hAnsi="Times New Roman" w:cs="Times New Roman"/>
+          <w:sz w:val="24"/>
+          <w:szCs w:val="24"/>
+          <w:lang w:bidi="gu-IN"/>
+        </w:rPr>
+      </w:pPr>
+      <w:r>
+        <w:rPr>
+          <w:rFonts w:ascii="Times New Roman" w:eastAsia="Times New Roman" w:hAnsi="Times New Roman" w:cs="Times New Roman"/>
+          <w:sz w:val="24"/>
+          <w:szCs w:val="24"/>
+          <w:lang w:bidi="gu-IN"/>
+        </w:rPr>
+        <w:t xml:space="preserve">Gene expression </w:t>
+      </w:r>
+    </w:p>
+    <w:p>
+      <w:pPr>
+        <w:numPr>
+          <w:ilvl w:val="0"/>
+          <w:numId w:val="43"/>
+        </w:numPr>
+        <w:spacing w:before="100" w:beforeAutospacing="1" w:after="100" w:afterAutospacing="1" w:line="240" w:lineRule="auto"/>
+        <w:rPr>
+          <w:rFonts w:ascii="Times New Roman" w:eastAsia="Times New Roman" w:hAnsi="Times New Roman" w:cs="Times New Roman"/>
+          <w:sz w:val="24"/>
+          <w:szCs w:val="24"/>
+          <w:lang w:bidi="gu-IN"/>
+        </w:rPr>
+      </w:pPr>
+      <w:r>
+        <w:rPr>
+          <w:rFonts w:ascii="Times New Roman" w:eastAsia="Times New Roman" w:hAnsi="Times New Roman" w:cs="Times New Roman"/>
+          <w:sz w:val="24"/>
+          <w:szCs w:val="24"/>
+          <w:lang w:bidi="gu-IN"/>
+        </w:rPr>
+        <w:t xml:space="preserve">Human genome project </w:t>
+      </w:r>
+    </w:p>
+    <w:p>
+      <w:pPr>
+        <w:numPr>
+          <w:ilvl w:val="0"/>
+          <w:numId w:val="43"/>
+        </w:numPr>
+        <w:spacing w:before="100" w:beforeAutospacing="1" w:after="100" w:afterAutospacing="1" w:line="240" w:lineRule="auto"/>
+        <w:rPr>
+          <w:rFonts w:ascii="Times New Roman" w:eastAsia="Times New Roman" w:hAnsi="Times New Roman" w:cs="Times New Roman"/>
+          <w:sz w:val="24"/>
+          <w:szCs w:val="24"/>
+          <w:lang w:bidi="gu-IN"/>
+        </w:rPr>
+      </w:pPr>
+      <w:r>
+        <w:rPr>
+          <w:rFonts w:ascii="Times New Roman" w:eastAsia="Times New Roman" w:hAnsi="Times New Roman" w:cs="Times New Roman"/>
+          <w:sz w:val="24"/>
+          <w:szCs w:val="24"/>
+          <w:lang w:bidi="gu-IN"/>
+        </w:rPr>
+        <w:t xml:space="preserve">DNA fingerprinting </w:t>
+      </w:r>
+    </w:p>
+    <w:p>
+      <w:pPr>
+        <w:spacing w:before="100" w:beforeAutospacing="1" w:after="100" w:afterAutospacing="1" w:line="240" w:lineRule="auto"/>
+        <w:outlineLvl w:val="1"/>
+        <w:rPr>
+          <w:rFonts w:ascii="Times New Roman" w:eastAsia="Times New Roman" w:hAnsi="Times New Roman" w:cs="Times New Roman"/>
+          <w:b/>
+          <w:bCs/>
+          <w:sz w:val="36"/>
+          <w:szCs w:val="36"/>
+          <w:lang w:bidi="gu-IN"/>
+        </w:rPr>
+      </w:pPr>
+      <w:r>
+        <w:rPr>
+          <w:rFonts w:ascii="Times New Roman" w:eastAsia="Times New Roman" w:hAnsi="Times New Roman" w:cs="Times New Roman"/>
+          <w:b/>
+          <w:bCs/>
+          <w:sz w:val="36"/>
+          <w:szCs w:val="36"/>
+          <w:lang w:bidi="gu-IN"/>
+        </w:rPr>
+        <w:t>7. Evolution</w:t>
+      </w:r>
+    </w:p>
+    <w:p>
+      <w:pPr>
+        <w:numPr>
+          <w:ilvl w:val="0"/>
+          <w:numId w:val="44"/>
+        </w:numPr>
+        <w:spacing w:before="100" w:beforeAutospacing="1" w:after="100" w:afterAutospacing="1" w:line="240" w:lineRule="auto"/>
+        <w:rPr>
+          <w:rFonts w:ascii="Times New Roman" w:eastAsia="Times New Roman" w:hAnsi="Times New Roman" w:cs="Times New Roman"/>
+          <w:sz w:val="24"/>
+          <w:szCs w:val="24"/>
+          <w:lang w:bidi="gu-IN"/>
+        </w:rPr>
+      </w:pPr>
+      <w:r>
+        <w:rPr>
+          <w:rFonts w:ascii="Times New Roman" w:eastAsia="Times New Roman" w:hAnsi="Times New Roman" w:cs="Times New Roman"/>
+          <w:sz w:val="24"/>
+          <w:szCs w:val="24"/>
+          <w:lang w:bidi="gu-IN"/>
+        </w:rPr>
+        <w:t xml:space="preserve">Origin of life </w:t>
+      </w:r>
+    </w:p>
+    <w:p>
+      <w:pPr>
+        <w:numPr>
+          <w:ilvl w:val="0"/>
+          <w:numId w:val="44"/>
+        </w:numPr>
+        <w:spacing w:before="100" w:beforeAutospacing="1" w:after="100" w:afterAutospacing="1" w:line="240" w:lineRule="auto"/>
+        <w:rPr>
+          <w:rFonts w:ascii="Times New Roman" w:eastAsia="Times New Roman" w:hAnsi="Times New Roman" w:cs="Times New Roman"/>
+          <w:sz w:val="24"/>
+          <w:szCs w:val="24"/>
+          <w:lang w:bidi="gu-IN"/>
+        </w:rPr>
+      </w:pPr>
+      <w:r>
+        <w:rPr>
+          <w:rFonts w:ascii="Times New Roman" w:eastAsia="Times New Roman" w:hAnsi="Times New Roman" w:cs="Times New Roman"/>
+          <w:sz w:val="24"/>
+          <w:szCs w:val="24"/>
+          <w:lang w:bidi="gu-IN"/>
+        </w:rPr>
+        <w:t xml:space="preserve">Evidences of evolution </w:t>
+      </w:r>
+    </w:p>
+    <w:p>
+      <w:pPr>
+        <w:numPr>
+          <w:ilvl w:val="0"/>
+          <w:numId w:val="44"/>
+        </w:numPr>
+        <w:spacing w:before="100" w:beforeAutospacing="1" w:after="100" w:afterAutospacing="1" w:line="240" w:lineRule="auto"/>
+        <w:rPr>
+          <w:rFonts w:ascii="Times New Roman" w:eastAsia="Times New Roman" w:hAnsi="Times New Roman" w:cs="Times New Roman"/>
+          <w:sz w:val="24"/>
+          <w:szCs w:val="24"/>
+          <w:lang w:bidi="gu-IN"/>
+        </w:rPr>
+      </w:pPr>
+      <w:r>
+        <w:rPr>
+          <w:rFonts w:ascii="Times New Roman" w:eastAsia="Times New Roman" w:hAnsi="Times New Roman" w:cs="Times New Roman"/>
+          <w:sz w:val="24"/>
+          <w:szCs w:val="24"/>
+          <w:lang w:bidi="gu-IN"/>
+        </w:rPr>
+        <w:t xml:space="preserve">Darwinism </w:t>
+      </w:r>
+    </w:p>
+    <w:p>
+      <w:pPr>
+        <w:numPr>
+          <w:ilvl w:val="0"/>
+          <w:numId w:val="44"/>
+        </w:numPr>
+        <w:spacing w:before="100" w:beforeAutospacing="1" w:after="100" w:afterAutospacing="1" w:line="240" w:lineRule="auto"/>
+        <w:rPr>
+          <w:rFonts w:ascii="Times New Roman" w:eastAsia="Times New Roman" w:hAnsi="Times New Roman" w:cs="Times New Roman"/>
+          <w:sz w:val="24"/>
+          <w:szCs w:val="24"/>
+          <w:lang w:bidi="gu-IN"/>
+        </w:rPr>
+      </w:pPr>
+      <w:r>
+        <w:rPr>
+          <w:rFonts w:ascii="Times New Roman" w:eastAsia="Times New Roman" w:hAnsi="Times New Roman" w:cs="Times New Roman"/>
+          <w:sz w:val="24"/>
+          <w:szCs w:val="24"/>
+          <w:lang w:bidi="gu-IN"/>
+        </w:rPr>
+        <w:t xml:space="preserve">Hardy-Weinberg principle </w:t>
+      </w:r>
+    </w:p>
+    <w:p>
+      <w:pPr>
+        <w:numPr>
+          <w:ilvl w:val="0"/>
+          <w:numId w:val="44"/>
+        </w:numPr>
+        <w:spacing w:before="100" w:beforeAutospacing="1" w:after="100" w:afterAutospacing="1" w:line="240" w:lineRule="auto"/>
+        <w:rPr>
+          <w:rFonts w:ascii="Times New Roman" w:eastAsia="Times New Roman" w:hAnsi="Times New Roman" w:cs="Times New Roman"/>
+          <w:sz w:val="24"/>
+          <w:szCs w:val="24"/>
+          <w:lang w:bidi="gu-IN"/>
+        </w:rPr>
+      </w:pPr>
+      <w:r>
+        <w:rPr>
+          <w:rFonts w:ascii="Times New Roman" w:eastAsia="Times New Roman" w:hAnsi="Times New Roman" w:cs="Times New Roman"/>
+          <w:sz w:val="24"/>
+          <w:szCs w:val="24"/>
+          <w:lang w:bidi="gu-IN"/>
+        </w:rPr>
+        <w:t xml:space="preserve">Adaptive radiation </w:t>
+      </w:r>
+    </w:p>
+    <w:p>
+      <w:pPr>
+        <w:numPr>
+          <w:ilvl w:val="0"/>
+          <w:numId w:val="44"/>
+        </w:numPr>
+        <w:spacing w:before="100" w:beforeAutospacing="1" w:after="100" w:afterAutospacing="1" w:line="240" w:lineRule="auto"/>
+        <w:rPr>
+          <w:rFonts w:ascii="Times New Roman" w:eastAsia="Times New Roman" w:hAnsi="Times New Roman" w:cs="Times New Roman"/>
+          <w:sz w:val="24"/>
+          <w:szCs w:val="24"/>
+          <w:lang w:bidi="gu-IN"/>
+        </w:rPr>
+      </w:pPr>
+      <w:r>
+        <w:rPr>
+          <w:rFonts w:ascii="Times New Roman" w:eastAsia="Times New Roman" w:hAnsi="Times New Roman" w:cs="Times New Roman"/>
+          <w:sz w:val="24"/>
+          <w:szCs w:val="24"/>
+          <w:lang w:bidi="gu-IN"/>
+        </w:rPr>
+        <w:t xml:space="preserve">Human evolution </w:t>
+      </w:r>
+    </w:p>
+    <w:p>
+      <w:pPr>
+        <w:spacing w:before="100" w:beforeAutospacing="1" w:after="100" w:afterAutospacing="1" w:line="240" w:lineRule="auto"/>
+        <w:outlineLvl w:val="1"/>
+        <w:rPr>
+          <w:rFonts w:ascii="Times New Roman" w:eastAsia="Times New Roman" w:hAnsi="Times New Roman" w:cs="Times New Roman"/>
+          <w:b/>
+          <w:bCs/>
+          <w:sz w:val="36"/>
+          <w:szCs w:val="36"/>
+          <w:lang w:bidi="gu-IN"/>
+        </w:rPr>
+      </w:pPr>
+      <w:r>
+        <w:rPr>
+          <w:rFonts w:ascii="Times New Roman" w:eastAsia="Times New Roman" w:hAnsi="Times New Roman" w:cs="Times New Roman"/>
+          <w:b/>
+          <w:bCs/>
+          <w:sz w:val="36"/>
+          <w:szCs w:val="36"/>
+          <w:lang w:bidi="gu-IN"/>
+        </w:rPr>
+        <w:lastRenderedPageBreak/>
+        <w:t>8. Human Health and Disease</w:t>
+      </w:r>
+    </w:p>
+    <w:p>
+      <w:pPr>
+        <w:numPr>
+          <w:ilvl w:val="0"/>
+          <w:numId w:val="45"/>
+        </w:numPr>
+        <w:spacing w:before="100" w:beforeAutospacing="1" w:after="100" w:afterAutospacing="1" w:line="240" w:lineRule="auto"/>
+        <w:rPr>
+          <w:rFonts w:ascii="Times New Roman" w:eastAsia="Times New Roman" w:hAnsi="Times New Roman" w:cs="Times New Roman"/>
+          <w:sz w:val="24"/>
+          <w:szCs w:val="24"/>
+          <w:lang w:bidi="gu-IN"/>
+        </w:rPr>
+      </w:pPr>
+      <w:r>
+        <w:rPr>
+          <w:rFonts w:ascii="Times New Roman" w:eastAsia="Times New Roman" w:hAnsi="Times New Roman" w:cs="Times New Roman"/>
+          <w:sz w:val="24"/>
+          <w:szCs w:val="24"/>
+          <w:lang w:bidi="gu-IN"/>
+        </w:rPr>
+        <w:t xml:space="preserve">Pathogens </w:t>
+      </w:r>
+    </w:p>
+    <w:p>
+      <w:pPr>
+        <w:numPr>
+          <w:ilvl w:val="0"/>
+          <w:numId w:val="45"/>
+        </w:numPr>
+        <w:spacing w:before="100" w:beforeAutospacing="1" w:after="100" w:afterAutospacing="1" w:line="240" w:lineRule="auto"/>
+        <w:rPr>
+          <w:rFonts w:ascii="Times New Roman" w:eastAsia="Times New Roman" w:hAnsi="Times New Roman" w:cs="Times New Roman"/>
+          <w:sz w:val="24"/>
+          <w:szCs w:val="24"/>
+          <w:lang w:bidi="gu-IN"/>
+        </w:rPr>
+      </w:pPr>
+      <w:r>
+        <w:rPr>
+          <w:rFonts w:ascii="Times New Roman" w:eastAsia="Times New Roman" w:hAnsi="Times New Roman" w:cs="Times New Roman"/>
+          <w:sz w:val="24"/>
+          <w:szCs w:val="24"/>
+          <w:lang w:bidi="gu-IN"/>
+        </w:rPr>
+        <w:t xml:space="preserve">Immunity </w:t>
+      </w:r>
+    </w:p>
+    <w:p>
+      <w:pPr>
+        <w:numPr>
+          <w:ilvl w:val="0"/>
+          <w:numId w:val="45"/>
+        </w:numPr>
+        <w:spacing w:before="100" w:beforeAutospacing="1" w:after="100" w:afterAutospacing="1" w:line="240" w:lineRule="auto"/>
+        <w:rPr>
+          <w:rFonts w:ascii="Times New Roman" w:eastAsia="Times New Roman" w:hAnsi="Times New Roman" w:cs="Times New Roman"/>
+          <w:sz w:val="24"/>
+          <w:szCs w:val="24"/>
+          <w:lang w:bidi="gu-IN"/>
+        </w:rPr>
+      </w:pPr>
+      <w:r>
+        <w:rPr>
+          <w:rFonts w:ascii="Times New Roman" w:eastAsia="Times New Roman" w:hAnsi="Times New Roman" w:cs="Times New Roman"/>
+          <w:sz w:val="24"/>
+          <w:szCs w:val="24"/>
+          <w:lang w:bidi="gu-IN"/>
+        </w:rPr>
+        <w:t xml:space="preserve">Vaccination </w:t>
+      </w:r>
+    </w:p>
+    <w:p>
+      <w:pPr>
+        <w:numPr>
+          <w:ilvl w:val="0"/>
+          <w:numId w:val="45"/>
+        </w:numPr>
+        <w:spacing w:before="100" w:beforeAutospacing="1" w:after="100" w:afterAutospacing="1" w:line="240" w:lineRule="auto"/>
+        <w:rPr>
+          <w:rFonts w:ascii="Times New Roman" w:eastAsia="Times New Roman" w:hAnsi="Times New Roman" w:cs="Times New Roman"/>
+          <w:sz w:val="24"/>
+          <w:szCs w:val="24"/>
+          <w:lang w:bidi="gu-IN"/>
+        </w:rPr>
+      </w:pPr>
+      <w:r>
+        <w:rPr>
+          <w:rFonts w:ascii="Times New Roman" w:eastAsia="Times New Roman" w:hAnsi="Times New Roman" w:cs="Times New Roman"/>
+          <w:sz w:val="24"/>
+          <w:szCs w:val="24"/>
+          <w:lang w:bidi="gu-IN"/>
+        </w:rPr>
+        <w:t xml:space="preserve">AIDS </w:t>
+      </w:r>
+    </w:p>
+    <w:p>
+      <w:pPr>
+        <w:numPr>
+          <w:ilvl w:val="0"/>
+          <w:numId w:val="45"/>
+        </w:numPr>
+        <w:spacing w:before="100" w:beforeAutospacing="1" w:after="100" w:afterAutospacing="1" w:line="240" w:lineRule="auto"/>
+        <w:rPr>
+          <w:rFonts w:ascii="Times New Roman" w:eastAsia="Times New Roman" w:hAnsi="Times New Roman" w:cs="Times New Roman"/>
+          <w:sz w:val="24"/>
+          <w:szCs w:val="24"/>
+          <w:lang w:bidi="gu-IN"/>
+        </w:rPr>
+      </w:pPr>
+      <w:r>
+        <w:rPr>
+          <w:rFonts w:ascii="Times New Roman" w:eastAsia="Times New Roman" w:hAnsi="Times New Roman" w:cs="Times New Roman"/>
+          <w:sz w:val="24"/>
+          <w:szCs w:val="24"/>
+          <w:lang w:bidi="gu-IN"/>
+        </w:rPr>
+        <w:t xml:space="preserve">Cancer </w:t>
+      </w:r>
+    </w:p>
+    <w:p>
+      <w:pPr>
+        <w:numPr>
+          <w:ilvl w:val="0"/>
+          <w:numId w:val="45"/>
+        </w:numPr>
+        <w:spacing w:before="100" w:beforeAutospacing="1" w:after="100" w:afterAutospacing="1" w:line="240" w:lineRule="auto"/>
+        <w:rPr>
+          <w:rFonts w:ascii="Times New Roman" w:eastAsia="Times New Roman" w:hAnsi="Times New Roman" w:cs="Times New Roman"/>
+          <w:sz w:val="24"/>
+          <w:szCs w:val="24"/>
+          <w:lang w:bidi="gu-IN"/>
+        </w:rPr>
+      </w:pPr>
+      <w:r>
+        <w:rPr>
+          <w:rFonts w:ascii="Times New Roman" w:eastAsia="Times New Roman" w:hAnsi="Times New Roman" w:cs="Times New Roman"/>
+          <w:sz w:val="24"/>
+          <w:szCs w:val="24"/>
+          <w:lang w:bidi="gu-IN"/>
+        </w:rPr>
+        <w:t xml:space="preserve">Drug abuse </w:t>
+      </w:r>
+    </w:p>
+    <w:p>
+      <w:pPr>
+        <w:numPr>
+          <w:ilvl w:val="0"/>
+          <w:numId w:val="45"/>
+        </w:numPr>
+        <w:spacing w:before="100" w:beforeAutospacing="1" w:after="100" w:afterAutospacing="1" w:line="240" w:lineRule="auto"/>
+        <w:rPr>
+          <w:rFonts w:ascii="Times New Roman" w:eastAsia="Times New Roman" w:hAnsi="Times New Roman" w:cs="Times New Roman"/>
+          <w:sz w:val="24"/>
+          <w:szCs w:val="24"/>
+          <w:lang w:bidi="gu-IN"/>
+        </w:rPr>
+      </w:pPr>
+      <w:r>
+        <w:rPr>
+          <w:rFonts w:ascii="Times New Roman" w:eastAsia="Times New Roman" w:hAnsi="Times New Roman" w:cs="Times New Roman"/>
+          <w:sz w:val="24"/>
+          <w:szCs w:val="24"/>
+          <w:lang w:bidi="gu-IN"/>
+        </w:rPr>
+        <w:t xml:space="preserve">Allergies </w:t>
+      </w:r>
+    </w:p>
+    <w:p>
+      <w:pPr>
+        <w:spacing w:before="100" w:beforeAutospacing="1" w:after="100" w:afterAutospacing="1" w:line="240" w:lineRule="auto"/>
+        <w:outlineLvl w:val="1"/>
+        <w:rPr>
+          <w:rFonts w:ascii="Times New Roman" w:eastAsia="Times New Roman" w:hAnsi="Times New Roman" w:cs="Times New Roman"/>
+          <w:b/>
+          <w:bCs/>
+          <w:sz w:val="36"/>
+          <w:szCs w:val="36"/>
+          <w:lang w:bidi="gu-IN"/>
+        </w:rPr>
+      </w:pPr>
+      <w:r>
+        <w:rPr>
+          <w:rFonts w:ascii="Times New Roman" w:eastAsia="Times New Roman" w:hAnsi="Times New Roman" w:cs="Times New Roman"/>
+          <w:b/>
+          <w:bCs/>
+          <w:sz w:val="36"/>
+          <w:szCs w:val="36"/>
+          <w:lang w:bidi="gu-IN"/>
+        </w:rPr>
+        <w:t>9. Strategies for Enhancement in Food Production</w:t>
+      </w:r>
+    </w:p>
+    <w:p>
+      <w:pPr>
+        <w:numPr>
+          <w:ilvl w:val="0"/>
+          <w:numId w:val="46"/>
+        </w:numPr>
+        <w:spacing w:before="100" w:beforeAutospacing="1" w:after="100" w:afterAutospacing="1" w:line="240" w:lineRule="auto"/>
+        <w:rPr>
+          <w:rFonts w:ascii="Times New Roman" w:eastAsia="Times New Roman" w:hAnsi="Times New Roman" w:cs="Times New Roman"/>
+          <w:sz w:val="24"/>
+          <w:szCs w:val="24"/>
+          <w:lang w:bidi="gu-IN"/>
+        </w:rPr>
+      </w:pPr>
+      <w:r>
+        <w:rPr>
+          <w:rFonts w:ascii="Times New Roman" w:eastAsia="Times New Roman" w:hAnsi="Times New Roman" w:cs="Times New Roman"/>
+          <w:sz w:val="24"/>
+          <w:szCs w:val="24"/>
+          <w:lang w:bidi="gu-IN"/>
+        </w:rPr>
+        <w:t xml:space="preserve">Animal husbandry </w:t>
+      </w:r>
+    </w:p>
+    <w:p>
+      <w:pPr>
+        <w:numPr>
+          <w:ilvl w:val="0"/>
+          <w:numId w:val="46"/>
+        </w:numPr>
+        <w:spacing w:before="100" w:beforeAutospacing="1" w:after="100" w:afterAutospacing="1" w:line="240" w:lineRule="auto"/>
+        <w:rPr>
+          <w:rFonts w:ascii="Times New Roman" w:eastAsia="Times New Roman" w:hAnsi="Times New Roman" w:cs="Times New Roman"/>
+          <w:sz w:val="24"/>
+          <w:szCs w:val="24"/>
+          <w:lang w:bidi="gu-IN"/>
+        </w:rPr>
+      </w:pPr>
+      <w:r>
+        <w:rPr>
+          <w:rFonts w:ascii="Times New Roman" w:eastAsia="Times New Roman" w:hAnsi="Times New Roman" w:cs="Times New Roman"/>
+          <w:sz w:val="24"/>
+          <w:szCs w:val="24"/>
+          <w:lang w:bidi="gu-IN"/>
+        </w:rPr>
+        <w:t xml:space="preserve">Plant breeding </w:t>
+      </w:r>
+    </w:p>
+    <w:p>
+      <w:pPr>
+        <w:numPr>
+          <w:ilvl w:val="0"/>
+          <w:numId w:val="46"/>
+        </w:numPr>
+        <w:spacing w:before="100" w:beforeAutospacing="1" w:after="100" w:afterAutospacing="1" w:line="240" w:lineRule="auto"/>
+        <w:rPr>
+          <w:rFonts w:ascii="Times New Roman" w:eastAsia="Times New Roman" w:hAnsi="Times New Roman" w:cs="Times New Roman"/>
+          <w:sz w:val="24"/>
+          <w:szCs w:val="24"/>
+          <w:lang w:bidi="gu-IN"/>
+        </w:rPr>
+      </w:pPr>
+      <w:r>
+        <w:rPr>
+          <w:rFonts w:ascii="Times New Roman" w:eastAsia="Times New Roman" w:hAnsi="Times New Roman" w:cs="Times New Roman"/>
+          <w:sz w:val="24"/>
+          <w:szCs w:val="24"/>
+          <w:lang w:bidi="gu-IN"/>
+        </w:rPr>
+        <w:t xml:space="preserve">Single cell protein </w:t>
+      </w:r>
+    </w:p>
+    <w:p>
+      <w:pPr>
+        <w:numPr>
+          <w:ilvl w:val="0"/>
+          <w:numId w:val="46"/>
+        </w:numPr>
+        <w:spacing w:before="100" w:beforeAutospacing="1" w:after="100" w:afterAutospacing="1" w:line="240" w:lineRule="auto"/>
+        <w:rPr>
+          <w:rFonts w:ascii="Times New Roman" w:eastAsia="Times New Roman" w:hAnsi="Times New Roman" w:cs="Times New Roman"/>
+          <w:sz w:val="24"/>
+          <w:szCs w:val="24"/>
+          <w:lang w:bidi="gu-IN"/>
+        </w:rPr>
+      </w:pPr>
+      <w:r>
+        <w:rPr>
+          <w:rFonts w:ascii="Times New Roman" w:eastAsia="Times New Roman" w:hAnsi="Times New Roman" w:cs="Times New Roman"/>
+          <w:sz w:val="24"/>
+          <w:szCs w:val="24"/>
+          <w:lang w:bidi="gu-IN"/>
+        </w:rPr>
+        <w:t xml:space="preserve">Tissue culture </w:t>
+      </w:r>
+    </w:p>
+    <w:p>
+      <w:pPr>
+        <w:numPr>
+          <w:ilvl w:val="0"/>
+          <w:numId w:val="46"/>
+        </w:numPr>
+        <w:spacing w:before="100" w:beforeAutospacing="1" w:after="100" w:afterAutospacing="1" w:line="240" w:lineRule="auto"/>
+        <w:rPr>
+          <w:rFonts w:ascii="Times New Roman" w:eastAsia="Times New Roman" w:hAnsi="Times New Roman" w:cs="Times New Roman"/>
+          <w:sz w:val="24"/>
+          <w:szCs w:val="24"/>
+          <w:lang w:bidi="gu-IN"/>
+        </w:rPr>
+      </w:pPr>
+      <w:proofErr w:type="spellStart"/>
+      <w:r>
+        <w:rPr>
+          <w:rFonts w:ascii="Times New Roman" w:eastAsia="Times New Roman" w:hAnsi="Times New Roman" w:cs="Times New Roman"/>
+          <w:sz w:val="24"/>
+          <w:szCs w:val="24"/>
+          <w:lang w:bidi="gu-IN"/>
+        </w:rPr>
+        <w:t>Biofortification</w:t>
+      </w:r>
+      <w:proofErr w:type="spellEnd"/>
+      <w:r>
+        <w:rPr>
+          <w:rFonts w:ascii="Times New Roman" w:eastAsia="Times New Roman" w:hAnsi="Times New Roman" w:cs="Times New Roman"/>
+          <w:sz w:val="24"/>
+          <w:szCs w:val="24"/>
+          <w:lang w:bidi="gu-IN"/>
+        </w:rPr>
+        <w:t xml:space="preserve"> </w:t>
+      </w:r>
+    </w:p>
+    <w:p>
+      <w:pPr>
+        <w:spacing w:before="100" w:beforeAutospacing="1" w:after="100" w:afterAutospacing="1" w:line="240" w:lineRule="auto"/>
+        <w:outlineLvl w:val="1"/>
+        <w:rPr>
+          <w:rFonts w:ascii="Times New Roman" w:eastAsia="Times New Roman" w:hAnsi="Times New Roman" w:cs="Times New Roman"/>
+          <w:b/>
+          <w:bCs/>
+          <w:sz w:val="36"/>
+          <w:szCs w:val="36"/>
+          <w:lang w:bidi="gu-IN"/>
+        </w:rPr>
+      </w:pPr>
+      <w:r>
+        <w:rPr>
+          <w:rFonts w:ascii="Times New Roman" w:eastAsia="Times New Roman" w:hAnsi="Times New Roman" w:cs="Times New Roman"/>
+          <w:b/>
+          <w:bCs/>
+          <w:sz w:val="36"/>
+          <w:szCs w:val="36"/>
+          <w:lang w:bidi="gu-IN"/>
+        </w:rPr>
+        <w:t>10. Microbes in Human Welfare</w:t>
+      </w:r>
+    </w:p>
+    <w:p>
+      <w:pPr>
+        <w:numPr>
+          <w:ilvl w:val="0"/>
+          <w:numId w:val="47"/>
+        </w:numPr>
+        <w:spacing w:before="100" w:beforeAutospacing="1" w:after="100" w:afterAutospacing="1" w:line="240" w:lineRule="auto"/>
+        <w:rPr>
+          <w:rFonts w:ascii="Times New Roman" w:eastAsia="Times New Roman" w:hAnsi="Times New Roman" w:cs="Times New Roman"/>
+          <w:sz w:val="24"/>
+          <w:szCs w:val="24"/>
+          <w:lang w:bidi="gu-IN"/>
+        </w:rPr>
+      </w:pPr>
+      <w:r>
+        <w:rPr>
+          <w:rFonts w:ascii="Times New Roman" w:eastAsia="Times New Roman" w:hAnsi="Times New Roman" w:cs="Times New Roman"/>
+          <w:sz w:val="24"/>
+          <w:szCs w:val="24"/>
+          <w:lang w:bidi="gu-IN"/>
+        </w:rPr>
+        <w:t xml:space="preserve">Microbes in household products </w:t>
+      </w:r>
+    </w:p>
+    <w:p>
+      <w:pPr>
+        <w:numPr>
+          <w:ilvl w:val="0"/>
+          <w:numId w:val="47"/>
+        </w:numPr>
+        <w:spacing w:before="100" w:beforeAutospacing="1" w:after="100" w:afterAutospacing="1" w:line="240" w:lineRule="auto"/>
+        <w:rPr>
+          <w:rFonts w:ascii="Times New Roman" w:eastAsia="Times New Roman" w:hAnsi="Times New Roman" w:cs="Times New Roman"/>
+          <w:sz w:val="24"/>
+          <w:szCs w:val="24"/>
+          <w:lang w:bidi="gu-IN"/>
+        </w:rPr>
+      </w:pPr>
+      <w:r>
+        <w:rPr>
+          <w:rFonts w:ascii="Times New Roman" w:eastAsia="Times New Roman" w:hAnsi="Times New Roman" w:cs="Times New Roman"/>
+          <w:sz w:val="24"/>
+          <w:szCs w:val="24"/>
+          <w:lang w:bidi="gu-IN"/>
+        </w:rPr>
+        <w:t xml:space="preserve">Industrial products </w:t>
+      </w:r>
+    </w:p>
+    <w:p>
+      <w:pPr>
+        <w:numPr>
+          <w:ilvl w:val="0"/>
+          <w:numId w:val="47"/>
+        </w:numPr>
+        <w:spacing w:before="100" w:beforeAutospacing="1" w:after="100" w:afterAutospacing="1" w:line="240" w:lineRule="auto"/>
+        <w:rPr>
+          <w:rFonts w:ascii="Times New Roman" w:eastAsia="Times New Roman" w:hAnsi="Times New Roman" w:cs="Times New Roman"/>
+          <w:sz w:val="24"/>
+          <w:szCs w:val="24"/>
+          <w:lang w:bidi="gu-IN"/>
+        </w:rPr>
+      </w:pPr>
+      <w:r>
+        <w:rPr>
+          <w:rFonts w:ascii="Times New Roman" w:eastAsia="Times New Roman" w:hAnsi="Times New Roman" w:cs="Times New Roman"/>
+          <w:sz w:val="24"/>
+          <w:szCs w:val="24"/>
+          <w:lang w:bidi="gu-IN"/>
+        </w:rPr>
+        <w:t xml:space="preserve">Sewage treatment </w:t>
+      </w:r>
+    </w:p>
+    <w:p>
+      <w:pPr>
+        <w:numPr>
+          <w:ilvl w:val="0"/>
+          <w:numId w:val="47"/>
+        </w:numPr>
+        <w:spacing w:before="100" w:beforeAutospacing="1" w:after="100" w:afterAutospacing="1" w:line="240" w:lineRule="auto"/>
+        <w:rPr>
+          <w:rFonts w:ascii="Times New Roman" w:eastAsia="Times New Roman" w:hAnsi="Times New Roman" w:cs="Times New Roman"/>
+          <w:sz w:val="24"/>
+          <w:szCs w:val="24"/>
+          <w:lang w:bidi="gu-IN"/>
+        </w:rPr>
+      </w:pPr>
+      <w:r>
+        <w:rPr>
+          <w:rFonts w:ascii="Times New Roman" w:eastAsia="Times New Roman" w:hAnsi="Times New Roman" w:cs="Times New Roman"/>
+          <w:sz w:val="24"/>
+          <w:szCs w:val="24"/>
+          <w:lang w:bidi="gu-IN"/>
+        </w:rPr>
+        <w:t xml:space="preserve">Biogas production </w:t>
+      </w:r>
+    </w:p>
+    <w:p>
+      <w:pPr>
+        <w:numPr>
+          <w:ilvl w:val="0"/>
+          <w:numId w:val="47"/>
+        </w:numPr>
+        <w:spacing w:before="100" w:beforeAutospacing="1" w:after="100" w:afterAutospacing="1" w:line="240" w:lineRule="auto"/>
+        <w:rPr>
+          <w:rFonts w:ascii="Times New Roman" w:eastAsia="Times New Roman" w:hAnsi="Times New Roman" w:cs="Times New Roman"/>
+          <w:sz w:val="24"/>
+          <w:szCs w:val="24"/>
+          <w:lang w:bidi="gu-IN"/>
+        </w:rPr>
+      </w:pPr>
+      <w:proofErr w:type="spellStart"/>
+      <w:r>
+        <w:rPr>
+          <w:rFonts w:ascii="Times New Roman" w:eastAsia="Times New Roman" w:hAnsi="Times New Roman" w:cs="Times New Roman"/>
+          <w:sz w:val="24"/>
+          <w:szCs w:val="24"/>
+          <w:lang w:bidi="gu-IN"/>
+        </w:rPr>
+        <w:t>Biocontrol</w:t>
+      </w:r>
+      <w:proofErr w:type="spellEnd"/>
+      <w:r>
+        <w:rPr>
+          <w:rFonts w:ascii="Times New Roman" w:eastAsia="Times New Roman" w:hAnsi="Times New Roman" w:cs="Times New Roman"/>
+          <w:sz w:val="24"/>
+          <w:szCs w:val="24"/>
+          <w:lang w:bidi="gu-IN"/>
+        </w:rPr>
+        <w:t xml:space="preserve"> agents </w:t>
+      </w:r>
+    </w:p>
+    <w:p>
+      <w:pPr>
+        <w:numPr>
+          <w:ilvl w:val="0"/>
+          <w:numId w:val="47"/>
+        </w:numPr>
+        <w:spacing w:before="100" w:beforeAutospacing="1" w:after="100" w:afterAutospacing="1" w:line="240" w:lineRule="auto"/>
+        <w:rPr>
+          <w:rFonts w:ascii="Times New Roman" w:eastAsia="Times New Roman" w:hAnsi="Times New Roman" w:cs="Times New Roman"/>
+          <w:sz w:val="24"/>
+          <w:szCs w:val="24"/>
+          <w:lang w:bidi="gu-IN"/>
+        </w:rPr>
+      </w:pPr>
+      <w:proofErr w:type="spellStart"/>
+      <w:r>
+        <w:rPr>
+          <w:rFonts w:ascii="Times New Roman" w:eastAsia="Times New Roman" w:hAnsi="Times New Roman" w:cs="Times New Roman"/>
+          <w:sz w:val="24"/>
+          <w:szCs w:val="24"/>
+          <w:lang w:bidi="gu-IN"/>
+        </w:rPr>
+        <w:t>Biofertilizers</w:t>
+      </w:r>
+      <w:proofErr w:type="spellEnd"/>
+      <w:r>
+        <w:rPr>
+          <w:rFonts w:ascii="Times New Roman" w:eastAsia="Times New Roman" w:hAnsi="Times New Roman" w:cs="Times New Roman"/>
+          <w:sz w:val="24"/>
+          <w:szCs w:val="24"/>
+          <w:lang w:bidi="gu-IN"/>
+        </w:rPr>
+        <w:t xml:space="preserve"> </w:t>
+      </w:r>
+    </w:p>
+    <w:p>
+      <w:pPr>
+        <w:spacing w:before="100" w:beforeAutospacing="1" w:after="100" w:afterAutospacing="1" w:line="240" w:lineRule="auto"/>
+        <w:outlineLvl w:val="1"/>
+        <w:rPr>
+          <w:rFonts w:ascii="Times New Roman" w:eastAsia="Times New Roman" w:hAnsi="Times New Roman" w:cs="Times New Roman"/>
+          <w:b/>
+          <w:bCs/>
+          <w:sz w:val="36"/>
+          <w:szCs w:val="36"/>
+          <w:lang w:bidi="gu-IN"/>
+        </w:rPr>
+      </w:pPr>
+      <w:r>
+        <w:rPr>
+          <w:rFonts w:ascii="Times New Roman" w:eastAsia="Times New Roman" w:hAnsi="Times New Roman" w:cs="Times New Roman"/>
+          <w:b/>
+          <w:bCs/>
+          <w:sz w:val="36"/>
+          <w:szCs w:val="36"/>
+          <w:lang w:bidi="gu-IN"/>
+        </w:rPr>
+        <w:t>11. Biotechnology: Principles and Processes</w:t>
+      </w:r>
+    </w:p>
+    <w:p>
+      <w:pPr>
+        <w:numPr>
+          <w:ilvl w:val="0"/>
+          <w:numId w:val="48"/>
+        </w:numPr>
+        <w:spacing w:before="100" w:beforeAutospacing="1" w:after="100" w:afterAutospacing="1" w:line="240" w:lineRule="auto"/>
+        <w:rPr>
+          <w:rFonts w:ascii="Times New Roman" w:eastAsia="Times New Roman" w:hAnsi="Times New Roman" w:cs="Times New Roman"/>
+          <w:sz w:val="24"/>
+          <w:szCs w:val="24"/>
+          <w:lang w:bidi="gu-IN"/>
+        </w:rPr>
+      </w:pPr>
+      <w:r>
+        <w:rPr>
+          <w:rFonts w:ascii="Times New Roman" w:eastAsia="Times New Roman" w:hAnsi="Times New Roman" w:cs="Times New Roman"/>
+          <w:sz w:val="24"/>
+          <w:szCs w:val="24"/>
+          <w:lang w:bidi="gu-IN"/>
+        </w:rPr>
+        <w:t xml:space="preserve">Genetic engineering </w:t>
+      </w:r>
+    </w:p>
+    <w:p>
+      <w:pPr>
+        <w:numPr>
+          <w:ilvl w:val="0"/>
+          <w:numId w:val="48"/>
+        </w:numPr>
+        <w:spacing w:before="100" w:beforeAutospacing="1" w:after="100" w:afterAutospacing="1" w:line="240" w:lineRule="auto"/>
+        <w:rPr>
+          <w:rFonts w:ascii="Times New Roman" w:eastAsia="Times New Roman" w:hAnsi="Times New Roman" w:cs="Times New Roman"/>
+          <w:sz w:val="24"/>
+          <w:szCs w:val="24"/>
+          <w:lang w:bidi="gu-IN"/>
+        </w:rPr>
+      </w:pPr>
+      <w:r>
+        <w:rPr>
+          <w:rFonts w:ascii="Times New Roman" w:eastAsia="Times New Roman" w:hAnsi="Times New Roman" w:cs="Times New Roman"/>
+          <w:sz w:val="24"/>
+          <w:szCs w:val="24"/>
+          <w:lang w:bidi="gu-IN"/>
+        </w:rPr>
+        <w:t xml:space="preserve">Recombinant DNA technology </w:t>
+      </w:r>
+    </w:p>
+    <w:p>
+      <w:pPr>
+        <w:numPr>
+          <w:ilvl w:val="0"/>
+          <w:numId w:val="48"/>
+        </w:numPr>
+        <w:spacing w:before="100" w:beforeAutospacing="1" w:after="100" w:afterAutospacing="1" w:line="240" w:lineRule="auto"/>
+        <w:rPr>
+          <w:rFonts w:ascii="Times New Roman" w:eastAsia="Times New Roman" w:hAnsi="Times New Roman" w:cs="Times New Roman"/>
+          <w:sz w:val="24"/>
+          <w:szCs w:val="24"/>
+          <w:lang w:bidi="gu-IN"/>
+        </w:rPr>
+      </w:pPr>
+      <w:r>
+        <w:rPr>
+          <w:rFonts w:ascii="Times New Roman" w:eastAsia="Times New Roman" w:hAnsi="Times New Roman" w:cs="Times New Roman"/>
+          <w:sz w:val="24"/>
+          <w:szCs w:val="24"/>
+          <w:lang w:bidi="gu-IN"/>
+        </w:rPr>
+        <w:t xml:space="preserve">Cloning vectors </w:t>
+      </w:r>
+    </w:p>
+    <w:p>
+      <w:pPr>
+        <w:numPr>
+          <w:ilvl w:val="0"/>
+          <w:numId w:val="48"/>
+        </w:numPr>
+        <w:spacing w:before="100" w:beforeAutospacing="1" w:after="100" w:afterAutospacing="1" w:line="240" w:lineRule="auto"/>
+        <w:rPr>
+          <w:rFonts w:ascii="Times New Roman" w:eastAsia="Times New Roman" w:hAnsi="Times New Roman" w:cs="Times New Roman"/>
+          <w:sz w:val="24"/>
+          <w:szCs w:val="24"/>
+          <w:lang w:bidi="gu-IN"/>
+        </w:rPr>
+      </w:pPr>
+      <w:r>
+        <w:rPr>
+          <w:rFonts w:ascii="Times New Roman" w:eastAsia="Times New Roman" w:hAnsi="Times New Roman" w:cs="Times New Roman"/>
+          <w:sz w:val="24"/>
+          <w:szCs w:val="24"/>
+          <w:lang w:bidi="gu-IN"/>
+        </w:rPr>
+        <w:t xml:space="preserve">PCR </w:t>
+      </w:r>
+    </w:p>
+    <w:p>
+      <w:pPr>
+        <w:numPr>
+          <w:ilvl w:val="0"/>
+          <w:numId w:val="48"/>
+        </w:numPr>
+        <w:spacing w:before="100" w:beforeAutospacing="1" w:after="100" w:afterAutospacing="1" w:line="240" w:lineRule="auto"/>
+        <w:rPr>
+          <w:rFonts w:ascii="Times New Roman" w:eastAsia="Times New Roman" w:hAnsi="Times New Roman" w:cs="Times New Roman"/>
+          <w:sz w:val="24"/>
+          <w:szCs w:val="24"/>
+          <w:lang w:bidi="gu-IN"/>
+        </w:rPr>
+      </w:pPr>
+      <w:r>
+        <w:rPr>
+          <w:rFonts w:ascii="Times New Roman" w:eastAsia="Times New Roman" w:hAnsi="Times New Roman" w:cs="Times New Roman"/>
+          <w:sz w:val="24"/>
+          <w:szCs w:val="24"/>
+          <w:lang w:bidi="gu-IN"/>
+        </w:rPr>
+        <w:t xml:space="preserve">Bioreactors </w:t>
+      </w:r>
+    </w:p>
+    <w:p>
+      <w:pPr>
+        <w:numPr>
+          <w:ilvl w:val="0"/>
+          <w:numId w:val="48"/>
+        </w:numPr>
+        <w:spacing w:before="100" w:beforeAutospacing="1" w:after="100" w:afterAutospacing="1" w:line="240" w:lineRule="auto"/>
+        <w:rPr>
+          <w:rFonts w:ascii="Times New Roman" w:eastAsia="Times New Roman" w:hAnsi="Times New Roman" w:cs="Times New Roman"/>
+          <w:sz w:val="24"/>
+          <w:szCs w:val="24"/>
+          <w:lang w:bidi="gu-IN"/>
+        </w:rPr>
+      </w:pPr>
+      <w:r>
+        <w:rPr>
+          <w:rFonts w:ascii="Times New Roman" w:eastAsia="Times New Roman" w:hAnsi="Times New Roman" w:cs="Times New Roman"/>
+          <w:sz w:val="24"/>
+          <w:szCs w:val="24"/>
+          <w:lang w:bidi="gu-IN"/>
+        </w:rPr>
+        <w:t xml:space="preserve">Downstream processing </w:t>
+      </w:r>
+    </w:p>
+    <w:p>
+      <w:pPr>
+        <w:spacing w:before="100" w:beforeAutospacing="1" w:after="100" w:afterAutospacing="1" w:line="240" w:lineRule="auto"/>
+        <w:outlineLvl w:val="1"/>
+        <w:rPr>
+          <w:rFonts w:ascii="Times New Roman" w:eastAsia="Times New Roman" w:hAnsi="Times New Roman" w:cs="Times New Roman"/>
+          <w:b/>
+          <w:bCs/>
+          <w:sz w:val="36"/>
+          <w:szCs w:val="36"/>
+          <w:lang w:bidi="gu-IN"/>
+        </w:rPr>
+      </w:pPr>
+      <w:r>
+        <w:rPr>
+          <w:rFonts w:ascii="Times New Roman" w:eastAsia="Times New Roman" w:hAnsi="Times New Roman" w:cs="Times New Roman"/>
+          <w:b/>
+          <w:bCs/>
+          <w:sz w:val="36"/>
+          <w:szCs w:val="36"/>
+          <w:lang w:bidi="gu-IN"/>
+        </w:rPr>
+        <w:t>12. Biotechnology and its Applications</w:t>
+      </w:r>
+    </w:p>
+    <w:p>
+      <w:pPr>
+        <w:numPr>
+          <w:ilvl w:val="0"/>
+          <w:numId w:val="49"/>
+        </w:numPr>
+        <w:spacing w:before="100" w:beforeAutospacing="1" w:after="100" w:afterAutospacing="1" w:line="240" w:lineRule="auto"/>
+        <w:rPr>
+          <w:rFonts w:ascii="Times New Roman" w:eastAsia="Times New Roman" w:hAnsi="Times New Roman" w:cs="Times New Roman"/>
+          <w:sz w:val="24"/>
+          <w:szCs w:val="24"/>
+          <w:lang w:bidi="gu-IN"/>
+        </w:rPr>
+      </w:pPr>
+      <w:r>
+        <w:rPr>
+          <w:rFonts w:ascii="Times New Roman" w:eastAsia="Times New Roman" w:hAnsi="Times New Roman" w:cs="Times New Roman"/>
+          <w:sz w:val="24"/>
+          <w:szCs w:val="24"/>
+          <w:lang w:bidi="gu-IN"/>
+        </w:rPr>
+        <w:t xml:space="preserve">Biotechnological applications in medicine </w:t>
+      </w:r>
+    </w:p>
+    <w:p>
+      <w:pPr>
+        <w:numPr>
+          <w:ilvl w:val="0"/>
+          <w:numId w:val="49"/>
+        </w:numPr>
+        <w:spacing w:before="100" w:beforeAutospacing="1" w:after="100" w:afterAutospacing="1" w:line="240" w:lineRule="auto"/>
+        <w:rPr>
+          <w:rFonts w:ascii="Times New Roman" w:eastAsia="Times New Roman" w:hAnsi="Times New Roman" w:cs="Times New Roman"/>
+          <w:sz w:val="24"/>
+          <w:szCs w:val="24"/>
+          <w:lang w:bidi="gu-IN"/>
+        </w:rPr>
+      </w:pPr>
+      <w:r>
+        <w:rPr>
+          <w:rFonts w:ascii="Times New Roman" w:eastAsia="Times New Roman" w:hAnsi="Times New Roman" w:cs="Times New Roman"/>
+          <w:sz w:val="24"/>
+          <w:szCs w:val="24"/>
+          <w:lang w:bidi="gu-IN"/>
+        </w:rPr>
+        <w:t xml:space="preserve">GM crops </w:t>
+      </w:r>
+    </w:p>
+    <w:p>
+      <w:pPr>
+        <w:numPr>
+          <w:ilvl w:val="0"/>
+          <w:numId w:val="49"/>
+        </w:numPr>
+        <w:spacing w:before="100" w:beforeAutospacing="1" w:after="100" w:afterAutospacing="1" w:line="240" w:lineRule="auto"/>
+        <w:rPr>
+          <w:rFonts w:ascii="Times New Roman" w:eastAsia="Times New Roman" w:hAnsi="Times New Roman" w:cs="Times New Roman"/>
+          <w:sz w:val="24"/>
+          <w:szCs w:val="24"/>
+          <w:lang w:bidi="gu-IN"/>
+        </w:rPr>
+      </w:pPr>
+      <w:r>
+        <w:rPr>
+          <w:rFonts w:ascii="Times New Roman" w:eastAsia="Times New Roman" w:hAnsi="Times New Roman" w:cs="Times New Roman"/>
+          <w:sz w:val="24"/>
+          <w:szCs w:val="24"/>
+          <w:lang w:bidi="gu-IN"/>
+        </w:rPr>
+        <w:t xml:space="preserve">Bt cotton </w:t>
+      </w:r>
+    </w:p>
+    <w:p>
+      <w:pPr>
+        <w:numPr>
+          <w:ilvl w:val="0"/>
+          <w:numId w:val="49"/>
+        </w:numPr>
+        <w:spacing w:before="100" w:beforeAutospacing="1" w:after="100" w:afterAutospacing="1" w:line="240" w:lineRule="auto"/>
+        <w:rPr>
+          <w:rFonts w:ascii="Times New Roman" w:eastAsia="Times New Roman" w:hAnsi="Times New Roman" w:cs="Times New Roman"/>
+          <w:sz w:val="24"/>
+          <w:szCs w:val="24"/>
+          <w:lang w:bidi="gu-IN"/>
+        </w:rPr>
+      </w:pPr>
+      <w:r>
+        <w:rPr>
+          <w:rFonts w:ascii="Times New Roman" w:eastAsia="Times New Roman" w:hAnsi="Times New Roman" w:cs="Times New Roman"/>
+          <w:sz w:val="24"/>
+          <w:szCs w:val="24"/>
+          <w:lang w:bidi="gu-IN"/>
+        </w:rPr>
+        <w:t xml:space="preserve">Gene therapy </w:t>
+      </w:r>
+    </w:p>
+    <w:p>
+      <w:pPr>
+        <w:numPr>
+          <w:ilvl w:val="0"/>
+          <w:numId w:val="49"/>
+        </w:numPr>
+        <w:spacing w:before="100" w:beforeAutospacing="1" w:after="100" w:afterAutospacing="1" w:line="240" w:lineRule="auto"/>
+        <w:rPr>
+          <w:rFonts w:ascii="Times New Roman" w:eastAsia="Times New Roman" w:hAnsi="Times New Roman" w:cs="Times New Roman"/>
+          <w:sz w:val="24"/>
+          <w:szCs w:val="24"/>
+          <w:lang w:bidi="gu-IN"/>
+        </w:rPr>
+      </w:pPr>
+      <w:r>
+        <w:rPr>
+          <w:rFonts w:ascii="Times New Roman" w:eastAsia="Times New Roman" w:hAnsi="Times New Roman" w:cs="Times New Roman"/>
+          <w:sz w:val="24"/>
+          <w:szCs w:val="24"/>
+          <w:lang w:bidi="gu-IN"/>
+        </w:rPr>
+        <w:t xml:space="preserve">Transgenic animals </w:t>
+      </w:r>
+    </w:p>
+    <w:p>
+      <w:pPr>
+        <w:numPr>
+          <w:ilvl w:val="0"/>
+          <w:numId w:val="49"/>
+        </w:numPr>
+        <w:spacing w:before="100" w:beforeAutospacing="1" w:after="100" w:afterAutospacing="1" w:line="240" w:lineRule="auto"/>
+        <w:rPr>
+          <w:rFonts w:ascii="Times New Roman" w:eastAsia="Times New Roman" w:hAnsi="Times New Roman" w:cs="Times New Roman"/>
+          <w:sz w:val="24"/>
+          <w:szCs w:val="24"/>
+          <w:lang w:bidi="gu-IN"/>
+        </w:rPr>
+      </w:pPr>
+      <w:proofErr w:type="spellStart"/>
+      <w:r>
+        <w:rPr>
+          <w:rFonts w:ascii="Times New Roman" w:eastAsia="Times New Roman" w:hAnsi="Times New Roman" w:cs="Times New Roman"/>
+          <w:sz w:val="24"/>
+          <w:szCs w:val="24"/>
+          <w:lang w:bidi="gu-IN"/>
+        </w:rPr>
+        <w:t>Biopatents</w:t>
+      </w:r>
+      <w:proofErr w:type="spellEnd"/>
+      <w:r>
+        <w:rPr>
+          <w:rFonts w:ascii="Times New Roman" w:eastAsia="Times New Roman" w:hAnsi="Times New Roman" w:cs="Times New Roman"/>
+          <w:sz w:val="24"/>
+          <w:szCs w:val="24"/>
+          <w:lang w:bidi="gu-IN"/>
+        </w:rPr>
+        <w:t xml:space="preserve"> </w:t>
+      </w:r>
+    </w:p>
+    <w:p>
+      <w:pPr>
+        <w:numPr>
+          <w:ilvl w:val="0"/>
+          <w:numId w:val="49"/>
+        </w:numPr>
+        <w:spacing w:before="100" w:beforeAutospacing="1" w:after="100" w:afterAutospacing="1" w:line="240" w:lineRule="auto"/>
+        <w:rPr>
+          <w:rFonts w:ascii="Times New Roman" w:eastAsia="Times New Roman" w:hAnsi="Times New Roman" w:cs="Times New Roman"/>
+          <w:sz w:val="24"/>
+          <w:szCs w:val="24"/>
+          <w:lang w:bidi="gu-IN"/>
+        </w:rPr>
+      </w:pPr>
+      <w:proofErr w:type="spellStart"/>
+      <w:r>
+        <w:rPr>
+          <w:rFonts w:ascii="Times New Roman" w:eastAsia="Times New Roman" w:hAnsi="Times New Roman" w:cs="Times New Roman"/>
+          <w:sz w:val="24"/>
+          <w:szCs w:val="24"/>
+          <w:lang w:bidi="gu-IN"/>
+        </w:rPr>
+        <w:lastRenderedPageBreak/>
+        <w:t>Biosafety</w:t>
+      </w:r>
+      <w:proofErr w:type="spellEnd"/>
+      <w:r>
+        <w:rPr>
+          <w:rFonts w:ascii="Times New Roman" w:eastAsia="Times New Roman" w:hAnsi="Times New Roman" w:cs="Times New Roman"/>
+          <w:sz w:val="24"/>
+          <w:szCs w:val="24"/>
+          <w:lang w:bidi="gu-IN"/>
+        </w:rPr>
+        <w:t xml:space="preserve"> issues </w:t>
+      </w:r>
+    </w:p>
+    <w:p>
+      <w:pPr>
+        <w:spacing w:before="100" w:beforeAutospacing="1" w:after="100" w:afterAutospacing="1" w:line="240" w:lineRule="auto"/>
+        <w:outlineLvl w:val="1"/>
+        <w:rPr>
+          <w:rFonts w:ascii="Times New Roman" w:eastAsia="Times New Roman" w:hAnsi="Times New Roman" w:cs="Times New Roman"/>
+          <w:b/>
+          <w:bCs/>
+          <w:sz w:val="36"/>
+          <w:szCs w:val="36"/>
+          <w:lang w:bidi="gu-IN"/>
+        </w:rPr>
+      </w:pPr>
+      <w:r>
+        <w:rPr>
+          <w:rFonts w:ascii="Times New Roman" w:eastAsia="Times New Roman" w:hAnsi="Times New Roman" w:cs="Times New Roman"/>
+          <w:b/>
+          <w:bCs/>
+          <w:sz w:val="36"/>
+          <w:szCs w:val="36"/>
+          <w:lang w:bidi="gu-IN"/>
+        </w:rPr>
+        <w:t>13. Organisms and Populations</w:t>
+      </w:r>
+    </w:p>
+    <w:p>
+      <w:pPr>
+        <w:numPr>
+          <w:ilvl w:val="0"/>
+          <w:numId w:val="50"/>
+        </w:numPr>
+        <w:spacing w:before="100" w:beforeAutospacing="1" w:after="100" w:afterAutospacing="1" w:line="240" w:lineRule="auto"/>
+        <w:rPr>
+          <w:rFonts w:ascii="Times New Roman" w:eastAsia="Times New Roman" w:hAnsi="Times New Roman" w:cs="Times New Roman"/>
+          <w:sz w:val="24"/>
+          <w:szCs w:val="24"/>
+          <w:lang w:bidi="gu-IN"/>
+        </w:rPr>
+      </w:pPr>
+      <w:r>
+        <w:rPr>
+          <w:rFonts w:ascii="Times New Roman" w:eastAsia="Times New Roman" w:hAnsi="Times New Roman" w:cs="Times New Roman"/>
+          <w:sz w:val="24"/>
+          <w:szCs w:val="24"/>
+          <w:lang w:bidi="gu-IN"/>
+        </w:rPr>
+        <w:t xml:space="preserve">Habitat </w:t>
+      </w:r>
+    </w:p>
+    <w:p>
+      <w:pPr>
+        <w:numPr>
+          <w:ilvl w:val="0"/>
+          <w:numId w:val="50"/>
+        </w:numPr>
+        <w:spacing w:before="100" w:beforeAutospacing="1" w:after="100" w:afterAutospacing="1" w:line="240" w:lineRule="auto"/>
+        <w:rPr>
+          <w:rFonts w:ascii="Times New Roman" w:eastAsia="Times New Roman" w:hAnsi="Times New Roman" w:cs="Times New Roman"/>
+          <w:sz w:val="24"/>
+          <w:szCs w:val="24"/>
+          <w:lang w:bidi="gu-IN"/>
+        </w:rPr>
+      </w:pPr>
+      <w:r>
+        <w:rPr>
+          <w:rFonts w:ascii="Times New Roman" w:eastAsia="Times New Roman" w:hAnsi="Times New Roman" w:cs="Times New Roman"/>
+          <w:sz w:val="24"/>
+          <w:szCs w:val="24"/>
+          <w:lang w:bidi="gu-IN"/>
+        </w:rPr>
+        <w:t xml:space="preserve">Population interactions </w:t>
+      </w:r>
+    </w:p>
+    <w:p>
+      <w:pPr>
+        <w:numPr>
+          <w:ilvl w:val="0"/>
+          <w:numId w:val="50"/>
+        </w:numPr>
+        <w:spacing w:before="100" w:beforeAutospacing="1" w:after="100" w:afterAutospacing="1" w:line="240" w:lineRule="auto"/>
+        <w:rPr>
+          <w:rFonts w:ascii="Times New Roman" w:eastAsia="Times New Roman" w:hAnsi="Times New Roman" w:cs="Times New Roman"/>
+          <w:sz w:val="24"/>
+          <w:szCs w:val="24"/>
+          <w:lang w:bidi="gu-IN"/>
+        </w:rPr>
+      </w:pPr>
+      <w:r>
+        <w:rPr>
+          <w:rFonts w:ascii="Times New Roman" w:eastAsia="Times New Roman" w:hAnsi="Times New Roman" w:cs="Times New Roman"/>
+          <w:sz w:val="24"/>
+          <w:szCs w:val="24"/>
+          <w:lang w:bidi="gu-IN"/>
+        </w:rPr>
+        <w:t xml:space="preserve">Adaptations </w:t>
+      </w:r>
+    </w:p>
+    <w:p>
+      <w:pPr>
+        <w:numPr>
+          <w:ilvl w:val="0"/>
+          <w:numId w:val="50"/>
+        </w:numPr>
+        <w:spacing w:before="100" w:beforeAutospacing="1" w:after="100" w:afterAutospacing="1" w:line="240" w:lineRule="auto"/>
+        <w:rPr>
+          <w:rFonts w:ascii="Times New Roman" w:eastAsia="Times New Roman" w:hAnsi="Times New Roman" w:cs="Times New Roman"/>
+          <w:sz w:val="24"/>
+          <w:szCs w:val="24"/>
+          <w:lang w:bidi="gu-IN"/>
+        </w:rPr>
+      </w:pPr>
+      <w:r>
+        <w:rPr>
+          <w:rFonts w:ascii="Times New Roman" w:eastAsia="Times New Roman" w:hAnsi="Times New Roman" w:cs="Times New Roman"/>
+          <w:sz w:val="24"/>
+          <w:szCs w:val="24"/>
+          <w:lang w:bidi="gu-IN"/>
+        </w:rPr>
+        <w:t xml:space="preserve">Population growth </w:t>
+      </w:r>
+    </w:p>
+    <w:p>
+      <w:pPr>
+        <w:numPr>
+          <w:ilvl w:val="0"/>
+          <w:numId w:val="50"/>
+        </w:numPr>
+        <w:spacing w:before="100" w:beforeAutospacing="1" w:after="100" w:afterAutospacing="1" w:line="240" w:lineRule="auto"/>
+        <w:rPr>
+          <w:rFonts w:ascii="Times New Roman" w:eastAsia="Times New Roman" w:hAnsi="Times New Roman" w:cs="Times New Roman"/>
+          <w:sz w:val="24"/>
+          <w:szCs w:val="24"/>
+          <w:lang w:bidi="gu-IN"/>
+        </w:rPr>
+      </w:pPr>
+      <w:r>
+        <w:rPr>
+          <w:rFonts w:ascii="Times New Roman" w:eastAsia="Times New Roman" w:hAnsi="Times New Roman" w:cs="Times New Roman"/>
+          <w:sz w:val="24"/>
+          <w:szCs w:val="24"/>
+          <w:lang w:bidi="gu-IN"/>
+        </w:rPr>
+        <w:t xml:space="preserve">Population attributes </w:t>
+      </w:r>
+    </w:p>
+    <w:p>
+      <w:pPr>
+        <w:spacing w:before="100" w:beforeAutospacing="1" w:after="100" w:afterAutospacing="1" w:line="240" w:lineRule="auto"/>
+        <w:outlineLvl w:val="1"/>
+        <w:rPr>
+          <w:rFonts w:ascii="Times New Roman" w:eastAsia="Times New Roman" w:hAnsi="Times New Roman" w:cs="Times New Roman"/>
+          <w:b/>
+          <w:bCs/>
+          <w:sz w:val="36"/>
+          <w:szCs w:val="36"/>
+          <w:lang w:bidi="gu-IN"/>
+        </w:rPr>
+      </w:pPr>
+      <w:r>
+        <w:rPr>
+          <w:rFonts w:ascii="Times New Roman" w:eastAsia="Times New Roman" w:hAnsi="Times New Roman" w:cs="Times New Roman"/>
+          <w:b/>
+          <w:bCs/>
+          <w:sz w:val="36"/>
+          <w:szCs w:val="36"/>
+          <w:lang w:bidi="gu-IN"/>
+        </w:rPr>
+        <w:t>14. Ecosystem</w:t>
+      </w:r>
+    </w:p>
+    <w:p>
+      <w:pPr>
+        <w:numPr>
+          <w:ilvl w:val="0"/>
+          <w:numId w:val="51"/>
+        </w:numPr>
+        <w:spacing w:before="100" w:beforeAutospacing="1" w:after="100" w:afterAutospacing="1" w:line="240" w:lineRule="auto"/>
+        <w:rPr>
+          <w:rFonts w:ascii="Times New Roman" w:eastAsia="Times New Roman" w:hAnsi="Times New Roman" w:cs="Times New Roman"/>
+          <w:sz w:val="24"/>
+          <w:szCs w:val="24"/>
+          <w:lang w:bidi="gu-IN"/>
+        </w:rPr>
+      </w:pPr>
+      <w:r>
+        <w:rPr>
+          <w:rFonts w:ascii="Times New Roman" w:eastAsia="Times New Roman" w:hAnsi="Times New Roman" w:cs="Times New Roman"/>
+          <w:sz w:val="24"/>
+          <w:szCs w:val="24"/>
+          <w:lang w:bidi="gu-IN"/>
+        </w:rPr>
+        <w:t xml:space="preserve">Ecosystem structure </w:t>
+      </w:r>
+    </w:p>
+    <w:p>
+      <w:pPr>
+        <w:numPr>
+          <w:ilvl w:val="0"/>
+          <w:numId w:val="51"/>
+        </w:numPr>
+        <w:spacing w:before="100" w:beforeAutospacing="1" w:after="100" w:afterAutospacing="1" w:line="240" w:lineRule="auto"/>
+        <w:rPr>
+          <w:rFonts w:ascii="Times New Roman" w:eastAsia="Times New Roman" w:hAnsi="Times New Roman" w:cs="Times New Roman"/>
+          <w:sz w:val="24"/>
+          <w:szCs w:val="24"/>
+          <w:lang w:bidi="gu-IN"/>
+        </w:rPr>
+      </w:pPr>
+      <w:r>
+        <w:rPr>
+          <w:rFonts w:ascii="Times New Roman" w:eastAsia="Times New Roman" w:hAnsi="Times New Roman" w:cs="Times New Roman"/>
+          <w:sz w:val="24"/>
+          <w:szCs w:val="24"/>
+          <w:lang w:bidi="gu-IN"/>
+        </w:rPr>
+        <w:t xml:space="preserve">Energy flow </w:t>
+      </w:r>
+    </w:p>
+    <w:p>
+      <w:pPr>
+        <w:numPr>
+          <w:ilvl w:val="0"/>
+          <w:numId w:val="51"/>
+        </w:numPr>
+        <w:spacing w:before="100" w:beforeAutospacing="1" w:after="100" w:afterAutospacing="1" w:line="240" w:lineRule="auto"/>
+        <w:rPr>
+          <w:rFonts w:ascii="Times New Roman" w:eastAsia="Times New Roman" w:hAnsi="Times New Roman" w:cs="Times New Roman"/>
+          <w:sz w:val="24"/>
+          <w:szCs w:val="24"/>
+          <w:lang w:bidi="gu-IN"/>
+        </w:rPr>
+      </w:pPr>
+      <w:r>
+        <w:rPr>
+          <w:rFonts w:ascii="Times New Roman" w:eastAsia="Times New Roman" w:hAnsi="Times New Roman" w:cs="Times New Roman"/>
+          <w:sz w:val="24"/>
+          <w:szCs w:val="24"/>
+          <w:lang w:bidi="gu-IN"/>
+        </w:rPr>
+        <w:t xml:space="preserve">Food chains </w:t>
+      </w:r>
+    </w:p>
+    <w:p>
+      <w:pPr>
+        <w:numPr>
+          <w:ilvl w:val="0"/>
+          <w:numId w:val="51"/>
+        </w:numPr>
+        <w:spacing w:before="100" w:beforeAutospacing="1" w:after="100" w:afterAutospacing="1" w:line="240" w:lineRule="auto"/>
+        <w:rPr>
+          <w:rFonts w:ascii="Times New Roman" w:eastAsia="Times New Roman" w:hAnsi="Times New Roman" w:cs="Times New Roman"/>
+          <w:sz w:val="24"/>
+          <w:szCs w:val="24"/>
+          <w:lang w:bidi="gu-IN"/>
+        </w:rPr>
+      </w:pPr>
+      <w:r>
+        <w:rPr>
+          <w:rFonts w:ascii="Times New Roman" w:eastAsia="Times New Roman" w:hAnsi="Times New Roman" w:cs="Times New Roman"/>
+          <w:sz w:val="24"/>
+          <w:szCs w:val="24"/>
+          <w:lang w:bidi="gu-IN"/>
+        </w:rPr>
+        <w:t xml:space="preserve">Ecological pyramids </w:t>
+      </w:r>
+    </w:p>
+    <w:p>
+      <w:pPr>
+        <w:numPr>
+          <w:ilvl w:val="0"/>
+          <w:numId w:val="51"/>
+        </w:numPr>
+        <w:spacing w:before="100" w:beforeAutospacing="1" w:after="100" w:afterAutospacing="1" w:line="240" w:lineRule="auto"/>
+        <w:rPr>
+          <w:rFonts w:ascii="Times New Roman" w:eastAsia="Times New Roman" w:hAnsi="Times New Roman" w:cs="Times New Roman"/>
+          <w:sz w:val="24"/>
+          <w:szCs w:val="24"/>
+          <w:lang w:bidi="gu-IN"/>
+        </w:rPr>
+      </w:pPr>
+      <w:r>
+        <w:rPr>
+          <w:rFonts w:ascii="Times New Roman" w:eastAsia="Times New Roman" w:hAnsi="Times New Roman" w:cs="Times New Roman"/>
+          <w:sz w:val="24"/>
+          <w:szCs w:val="24"/>
+          <w:lang w:bidi="gu-IN"/>
+        </w:rPr>
+        <w:t xml:space="preserve">Ecological succession </w:t>
+      </w:r>
+    </w:p>
+    <w:p>
+      <w:pPr>
+        <w:numPr>
+          <w:ilvl w:val="0"/>
+          <w:numId w:val="51"/>
+        </w:numPr>
+        <w:spacing w:before="100" w:beforeAutospacing="1" w:after="100" w:afterAutospacing="1" w:line="240" w:lineRule="auto"/>
+        <w:rPr>
+          <w:rFonts w:ascii="Times New Roman" w:eastAsia="Times New Roman" w:hAnsi="Times New Roman" w:cs="Times New Roman"/>
+          <w:sz w:val="24"/>
+          <w:szCs w:val="24"/>
+          <w:lang w:bidi="gu-IN"/>
+        </w:rPr>
+      </w:pPr>
+      <w:r>
+        <w:rPr>
+          <w:rFonts w:ascii="Times New Roman" w:eastAsia="Times New Roman" w:hAnsi="Times New Roman" w:cs="Times New Roman"/>
+          <w:sz w:val="24"/>
+          <w:szCs w:val="24"/>
+          <w:lang w:bidi="gu-IN"/>
+        </w:rPr>
+        <w:t xml:space="preserve">Nutrient cycling </w:t>
+      </w:r>
+    </w:p>
+    <w:p>
+      <w:pPr>
+        <w:spacing w:before="100" w:beforeAutospacing="1" w:after="100" w:afterAutospacing="1" w:line="240" w:lineRule="auto"/>
+        <w:outlineLvl w:val="1"/>
+        <w:rPr>
+          <w:rFonts w:ascii="Times New Roman" w:eastAsia="Times New Roman" w:hAnsi="Times New Roman" w:cs="Times New Roman"/>
+          <w:b/>
+          <w:bCs/>
+          <w:sz w:val="36"/>
+          <w:szCs w:val="36"/>
+          <w:lang w:bidi="gu-IN"/>
+        </w:rPr>
+      </w:pPr>
+      <w:r>
+        <w:rPr>
+          <w:rFonts w:ascii="Times New Roman" w:eastAsia="Times New Roman" w:hAnsi="Times New Roman" w:cs="Times New Roman"/>
+          <w:b/>
+          <w:bCs/>
+          <w:sz w:val="36"/>
+          <w:szCs w:val="36"/>
+          <w:lang w:bidi="gu-IN"/>
+        </w:rPr>
+        <w:t>15. Biodiversity and Conservation</w:t>
+      </w:r>
+    </w:p>
+    <w:p>
+      <w:pPr>
+        <w:numPr>
+          <w:ilvl w:val="0"/>
+          <w:numId w:val="52"/>
+        </w:numPr>
+        <w:spacing w:before="100" w:beforeAutospacing="1" w:after="100" w:afterAutospacing="1" w:line="240" w:lineRule="auto"/>
+        <w:rPr>
+          <w:rFonts w:ascii="Times New Roman" w:eastAsia="Times New Roman" w:hAnsi="Times New Roman" w:cs="Times New Roman"/>
+          <w:sz w:val="24"/>
+          <w:szCs w:val="24"/>
+          <w:lang w:bidi="gu-IN"/>
+        </w:rPr>
+      </w:pPr>
+      <w:r>
+        <w:rPr>
+          <w:rFonts w:ascii="Times New Roman" w:eastAsia="Times New Roman" w:hAnsi="Times New Roman" w:cs="Times New Roman"/>
+          <w:sz w:val="24"/>
+          <w:szCs w:val="24"/>
+          <w:lang w:bidi="gu-IN"/>
+        </w:rPr>
+        <w:t xml:space="preserve">Biodiversity levels </w:t>
+      </w:r>
+    </w:p>
+    <w:p>
+      <w:pPr>
+        <w:numPr>
+          <w:ilvl w:val="0"/>
+          <w:numId w:val="52"/>
+        </w:numPr>
+        <w:spacing w:before="100" w:beforeAutospacing="1" w:after="100" w:afterAutospacing="1" w:line="240" w:lineRule="auto"/>
+        <w:rPr>
+          <w:rFonts w:ascii="Times New Roman" w:eastAsia="Times New Roman" w:hAnsi="Times New Roman" w:cs="Times New Roman"/>
+          <w:sz w:val="24"/>
+          <w:szCs w:val="24"/>
+          <w:lang w:bidi="gu-IN"/>
+        </w:rPr>
+      </w:pPr>
+      <w:r>
+        <w:rPr>
+          <w:rFonts w:ascii="Times New Roman" w:eastAsia="Times New Roman" w:hAnsi="Times New Roman" w:cs="Times New Roman"/>
+          <w:sz w:val="24"/>
+          <w:szCs w:val="24"/>
+          <w:lang w:bidi="gu-IN"/>
+        </w:rPr>
+        <w:t xml:space="preserve">Biodiversity patterns </w:t>
+      </w:r>
+    </w:p>
+    <w:p>
+      <w:pPr>
+        <w:numPr>
+          <w:ilvl w:val="0"/>
+          <w:numId w:val="52"/>
+        </w:numPr>
+        <w:spacing w:before="100" w:beforeAutospacing="1" w:after="100" w:afterAutospacing="1" w:line="240" w:lineRule="auto"/>
+        <w:rPr>
+          <w:rFonts w:ascii="Times New Roman" w:eastAsia="Times New Roman" w:hAnsi="Times New Roman" w:cs="Times New Roman"/>
+          <w:sz w:val="24"/>
+          <w:szCs w:val="24"/>
+          <w:lang w:bidi="gu-IN"/>
+        </w:rPr>
+      </w:pPr>
+      <w:r>
+        <w:rPr>
+          <w:rFonts w:ascii="Times New Roman" w:eastAsia="Times New Roman" w:hAnsi="Times New Roman" w:cs="Times New Roman"/>
+          <w:sz w:val="24"/>
+          <w:szCs w:val="24"/>
+          <w:lang w:bidi="gu-IN"/>
+        </w:rPr>
+        <w:t xml:space="preserve">Threats to biodiversity </w:t>
+      </w:r>
+    </w:p>
+    <w:p>
+      <w:pPr>
+        <w:numPr>
+          <w:ilvl w:val="0"/>
+          <w:numId w:val="52"/>
+        </w:numPr>
+        <w:spacing w:before="100" w:beforeAutospacing="1" w:after="100" w:afterAutospacing="1" w:line="240" w:lineRule="auto"/>
+        <w:rPr>
+          <w:rFonts w:ascii="Times New Roman" w:eastAsia="Times New Roman" w:hAnsi="Times New Roman" w:cs="Times New Roman"/>
+          <w:sz w:val="24"/>
+          <w:szCs w:val="24"/>
+          <w:lang w:bidi="gu-IN"/>
+        </w:rPr>
+      </w:pPr>
+      <w:r>
+        <w:rPr>
+          <w:rFonts w:ascii="Times New Roman" w:eastAsia="Times New Roman" w:hAnsi="Times New Roman" w:cs="Times New Roman"/>
+          <w:sz w:val="24"/>
+          <w:szCs w:val="24"/>
+          <w:lang w:bidi="gu-IN"/>
+        </w:rPr>
+        <w:t xml:space="preserve">Conservation methods </w:t>
+      </w:r>
+    </w:p>
+    <w:p>
+      <w:pPr>
+        <w:numPr>
+          <w:ilvl w:val="0"/>
+          <w:numId w:val="52"/>
+        </w:numPr>
+        <w:spacing w:before="100" w:beforeAutospacing="1" w:after="100" w:afterAutospacing="1" w:line="240" w:lineRule="auto"/>
+        <w:rPr>
+          <w:rFonts w:ascii="Times New Roman" w:eastAsia="Times New Roman" w:hAnsi="Times New Roman" w:cs="Times New Roman"/>
+          <w:sz w:val="24"/>
+          <w:szCs w:val="24"/>
+          <w:lang w:bidi="gu-IN"/>
+        </w:rPr>
+      </w:pPr>
+      <w:r>
+        <w:rPr>
+          <w:rFonts w:ascii="Times New Roman" w:eastAsia="Times New Roman" w:hAnsi="Times New Roman" w:cs="Times New Roman"/>
+          <w:sz w:val="24"/>
+          <w:szCs w:val="24"/>
+          <w:lang w:bidi="gu-IN"/>
+        </w:rPr>
+        <w:t xml:space="preserve">Hotspots </w:t>
+      </w:r>
+    </w:p>
+    <w:p>
+      <w:pPr>
+        <w:numPr>
+          <w:ilvl w:val="0"/>
+          <w:numId w:val="52"/>
+        </w:numPr>
+        <w:spacing w:before="100" w:beforeAutospacing="1" w:after="100" w:afterAutospacing="1" w:line="240" w:lineRule="auto"/>
+        <w:rPr>
+          <w:rFonts w:ascii="Times New Roman" w:eastAsia="Times New Roman" w:hAnsi="Times New Roman" w:cs="Times New Roman"/>
+          <w:sz w:val="24"/>
+          <w:szCs w:val="24"/>
+          <w:lang w:bidi="gu-IN"/>
+        </w:rPr>
+      </w:pPr>
+      <w:r>
+        <w:rPr>
+          <w:rFonts w:ascii="Times New Roman" w:eastAsia="Times New Roman" w:hAnsi="Times New Roman" w:cs="Times New Roman"/>
+          <w:sz w:val="24"/>
+          <w:szCs w:val="24"/>
+          <w:lang w:bidi="gu-IN"/>
+        </w:rPr>
+        <w:t xml:space="preserve">Endangered species </w:t>
+      </w:r>
+    </w:p>
+    <w:p>
+      <w:pPr>
+        <w:spacing w:before="100" w:beforeAutospacing="1" w:after="100" w:afterAutospacing="1" w:line="240" w:lineRule="auto"/>
+        <w:outlineLvl w:val="1"/>
+        <w:rPr>
+          <w:rFonts w:ascii="Times New Roman" w:eastAsia="Times New Roman" w:hAnsi="Times New Roman" w:cs="Times New Roman"/>
+          <w:b/>
+          <w:bCs/>
+          <w:sz w:val="36"/>
+          <w:szCs w:val="36"/>
+          <w:lang w:bidi="gu-IN"/>
+        </w:rPr>
+      </w:pPr>
+      <w:r>
+        <w:rPr>
+          <w:rFonts w:ascii="Times New Roman" w:eastAsia="Times New Roman" w:hAnsi="Times New Roman" w:cs="Times New Roman"/>
+          <w:b/>
+          <w:bCs/>
+          <w:sz w:val="36"/>
+          <w:szCs w:val="36"/>
+          <w:lang w:bidi="gu-IN"/>
+        </w:rPr>
+        <w:t>16. Environmental Issues</w:t>
+      </w:r>
+    </w:p>
+    <w:p>
+      <w:pPr>
+        <w:numPr>
+          <w:ilvl w:val="0"/>
+          <w:numId w:val="53"/>
+        </w:numPr>
+        <w:spacing w:before="100" w:beforeAutospacing="1" w:after="100" w:afterAutospacing="1" w:line="240" w:lineRule="auto"/>
+        <w:rPr>
+          <w:rFonts w:ascii="Times New Roman" w:eastAsia="Times New Roman" w:hAnsi="Times New Roman" w:cs="Times New Roman"/>
+          <w:sz w:val="24"/>
+          <w:szCs w:val="24"/>
+          <w:lang w:bidi="gu-IN"/>
+        </w:rPr>
+      </w:pPr>
+      <w:r>
+        <w:rPr>
+          <w:rFonts w:ascii="Times New Roman" w:eastAsia="Times New Roman" w:hAnsi="Times New Roman" w:cs="Times New Roman"/>
+          <w:sz w:val="24"/>
+          <w:szCs w:val="24"/>
+          <w:lang w:bidi="gu-IN"/>
+        </w:rPr>
+        <w:t xml:space="preserve">Air pollution </w:t>
+      </w:r>
+    </w:p>
+    <w:p>
+      <w:pPr>
+        <w:numPr>
+          <w:ilvl w:val="0"/>
+          <w:numId w:val="53"/>
+        </w:numPr>
+        <w:spacing w:before="100" w:beforeAutospacing="1" w:after="100" w:afterAutospacing="1" w:line="240" w:lineRule="auto"/>
+        <w:rPr>
+          <w:rFonts w:ascii="Times New Roman" w:eastAsia="Times New Roman" w:hAnsi="Times New Roman" w:cs="Times New Roman"/>
+          <w:sz w:val="24"/>
+          <w:szCs w:val="24"/>
+          <w:lang w:bidi="gu-IN"/>
+        </w:rPr>
+      </w:pPr>
+      <w:r>
+        <w:rPr>
+          <w:rFonts w:ascii="Times New Roman" w:eastAsia="Times New Roman" w:hAnsi="Times New Roman" w:cs="Times New Roman"/>
+          <w:sz w:val="24"/>
+          <w:szCs w:val="24"/>
+          <w:lang w:bidi="gu-IN"/>
+        </w:rPr>
+        <w:t xml:space="preserve">Water pollution </w:t>
+      </w:r>
+    </w:p>
+    <w:p>
+      <w:pPr>
+        <w:numPr>
+          <w:ilvl w:val="0"/>
+          <w:numId w:val="53"/>
+        </w:numPr>
+        <w:spacing w:before="100" w:beforeAutospacing="1" w:after="100" w:afterAutospacing="1" w:line="240" w:lineRule="auto"/>
+        <w:rPr>
+          <w:rFonts w:ascii="Times New Roman" w:eastAsia="Times New Roman" w:hAnsi="Times New Roman" w:cs="Times New Roman"/>
+          <w:sz w:val="24"/>
+          <w:szCs w:val="24"/>
+          <w:lang w:bidi="gu-IN"/>
+        </w:rPr>
+      </w:pPr>
+      <w:r>
+        <w:rPr>
+          <w:rFonts w:ascii="Times New Roman" w:eastAsia="Times New Roman" w:hAnsi="Times New Roman" w:cs="Times New Roman"/>
+          <w:sz w:val="24"/>
+          <w:szCs w:val="24"/>
+          <w:lang w:bidi="gu-IN"/>
+        </w:rPr>
+        <w:t xml:space="preserve">Solid waste management </w:t>
+      </w:r>
+    </w:p>
+    <w:p>
+      <w:pPr>
+        <w:numPr>
+          <w:ilvl w:val="0"/>
+          <w:numId w:val="53"/>
+        </w:numPr>
+        <w:spacing w:before="100" w:beforeAutospacing="1" w:after="100" w:afterAutospacing="1" w:line="240" w:lineRule="auto"/>
+        <w:rPr>
+          <w:rFonts w:ascii="Times New Roman" w:eastAsia="Times New Roman" w:hAnsi="Times New Roman" w:cs="Times New Roman"/>
+          <w:sz w:val="24"/>
+          <w:szCs w:val="24"/>
+          <w:lang w:bidi="gu-IN"/>
+        </w:rPr>
+      </w:pPr>
+      <w:r>
+        <w:rPr>
+          <w:rFonts w:ascii="Times New Roman" w:eastAsia="Times New Roman" w:hAnsi="Times New Roman" w:cs="Times New Roman"/>
+          <w:sz w:val="24"/>
+          <w:szCs w:val="24"/>
+          <w:lang w:bidi="gu-IN"/>
+        </w:rPr>
+        <w:t xml:space="preserve">Greenhouse effect </w:t>
+      </w:r>
+    </w:p>
+    <w:p>
+      <w:pPr>
+        <w:numPr>
+          <w:ilvl w:val="0"/>
+          <w:numId w:val="53"/>
+        </w:numPr>
+        <w:spacing w:before="100" w:beforeAutospacing="1" w:after="100" w:afterAutospacing="1" w:line="240" w:lineRule="auto"/>
+        <w:rPr>
+          <w:rFonts w:ascii="Times New Roman" w:eastAsia="Times New Roman" w:hAnsi="Times New Roman" w:cs="Times New Roman"/>
+          <w:sz w:val="24"/>
+          <w:szCs w:val="24"/>
+          <w:lang w:bidi="gu-IN"/>
+        </w:rPr>
+      </w:pPr>
+      <w:r>
+        <w:rPr>
+          <w:rFonts w:ascii="Times New Roman" w:eastAsia="Times New Roman" w:hAnsi="Times New Roman" w:cs="Times New Roman"/>
+          <w:sz w:val="24"/>
+          <w:szCs w:val="24"/>
+          <w:lang w:bidi="gu-IN"/>
+        </w:rPr>
+        <w:t xml:space="preserve">Ozone depletion </w:t>
+      </w:r>
+    </w:p>
+    <w:p>
+      <w:pPr>
+        <w:numPr>
+          <w:ilvl w:val="0"/>
+          <w:numId w:val="53"/>
+        </w:numPr>
+        <w:spacing w:before="100" w:beforeAutospacing="1" w:after="100" w:afterAutospacing="1" w:line="240" w:lineRule="auto"/>
+        <w:rPr>
+          <w:rFonts w:ascii="Times New Roman" w:eastAsia="Times New Roman" w:hAnsi="Times New Roman" w:cs="Times New Roman"/>
+          <w:sz w:val="24"/>
+          <w:szCs w:val="24"/>
+          <w:lang w:bidi="gu-IN"/>
+        </w:rPr>
+      </w:pPr>
+      <w:r>
+        <w:rPr>
+          <w:rFonts w:ascii="Times New Roman" w:eastAsia="Times New Roman" w:hAnsi="Times New Roman" w:cs="Times New Roman"/>
+          <w:sz w:val="24"/>
+          <w:szCs w:val="24"/>
+          <w:lang w:bidi="gu-IN"/>
+        </w:rPr>
+        <w:t>Deforestation</w:t>
+      </w:r>
+    </w:p>
+    <w:p/>
     <w:sectPr>
       <w:pgSz w:w="12240" w:h="15840"/>
       <w:pgMar w:top="1440" w:right="1440" w:bottom="1440" w:left="1440" w:header="720" w:footer="720" w:gutter="0"/>
@@ -2989,9 +10189,9 @@
 <file path=word/numbering.xml><?xml version="1.0" encoding="utf-8"?>
 <w:numbering xmlns:ve="http://schemas.openxmlformats.org/markup-compatibility/2006" xmlns:o="urn:schemas-microsoft-com:office:office" xmlns:r="http://schemas.openxmlformats.org/officeDocument/2006/relationships" xmlns:m="http://schemas.openxmlformats.org/officeDocument/2006/math" xmlns:v="urn:schemas-microsoft-com:vml" xmlns:wp="http://schemas.openxmlformats.org/drawingml/2006/wordprocessingDrawing" xmlns:w10="urn:schemas-microsoft-com:office:word" xmlns:w="http://schemas.openxmlformats.org/wordprocessingml/2006/main" xmlns:wne="http://schemas.microsoft.com/office/word/2006/wordml">
   <w:abstractNum w:abstractNumId="0">
-    <w:nsid w:val="01B0705E"/>
+    <w:nsid w:val="00F436B4"/>
     <w:multiLevelType w:val="multilevel"/>
-    <w:tmpl w:val="15D84C80"/>
+    <w:tmpl w:val="CA188786"/>
     <w:lvl w:ilvl="0">
       <w:start w:val="1"/>
       <w:numFmt w:val="bullet"/>
@@ -3138,9 +10338,9 @@
     </w:lvl>
   </w:abstractNum>
   <w:abstractNum w:abstractNumId="1">
-    <w:nsid w:val="037123DB"/>
+    <w:nsid w:val="097E5474"/>
     <w:multiLevelType w:val="multilevel"/>
-    <w:tmpl w:val="83F25250"/>
+    <w:tmpl w:val="800480A6"/>
     <w:lvl w:ilvl="0">
       <w:start w:val="1"/>
       <w:numFmt w:val="bullet"/>
@@ -3287,9 +10487,9 @@
     </w:lvl>
   </w:abstractNum>
   <w:abstractNum w:abstractNumId="2">
-    <w:nsid w:val="05096C68"/>
+    <w:nsid w:val="0B2B176F"/>
     <w:multiLevelType w:val="multilevel"/>
-    <w:tmpl w:val="33189C28"/>
+    <w:tmpl w:val="7640D7A6"/>
     <w:lvl w:ilvl="0">
       <w:start w:val="1"/>
       <w:numFmt w:val="bullet"/>
@@ -3436,9 +10636,9 @@
     </w:lvl>
   </w:abstractNum>
   <w:abstractNum w:abstractNumId="3">
-    <w:nsid w:val="05DA2B9E"/>
+    <w:nsid w:val="0D7F04AA"/>
     <w:multiLevelType w:val="multilevel"/>
-    <w:tmpl w:val="FA7898AE"/>
+    <w:tmpl w:val="522CD352"/>
     <w:lvl w:ilvl="0">
       <w:start w:val="1"/>
       <w:numFmt w:val="bullet"/>
@@ -3585,9 +10785,9 @@
     </w:lvl>
   </w:abstractNum>
   <w:abstractNum w:abstractNumId="4">
-    <w:nsid w:val="07E6237A"/>
+    <w:nsid w:val="0FBC5EB0"/>
     <w:multiLevelType w:val="multilevel"/>
-    <w:tmpl w:val="7C3EF2EA"/>
+    <w:tmpl w:val="8264ADF8"/>
     <w:lvl w:ilvl="0">
       <w:start w:val="1"/>
       <w:numFmt w:val="bullet"/>
@@ -3734,9 +10934,9 @@
     </w:lvl>
   </w:abstractNum>
   <w:abstractNum w:abstractNumId="5">
-    <w:nsid w:val="091C1C67"/>
+    <w:nsid w:val="11620E11"/>
     <w:multiLevelType w:val="multilevel"/>
-    <w:tmpl w:val="888E3610"/>
+    <w:tmpl w:val="C004CBEA"/>
     <w:lvl w:ilvl="0">
       <w:start w:val="1"/>
       <w:numFmt w:val="bullet"/>
@@ -3883,9 +11083,9 @@
     </w:lvl>
   </w:abstractNum>
   <w:abstractNum w:abstractNumId="6">
-    <w:nsid w:val="0A9C35AD"/>
+    <w:nsid w:val="131B322D"/>
     <w:multiLevelType w:val="multilevel"/>
-    <w:tmpl w:val="C338F3AE"/>
+    <w:tmpl w:val="33BC1874"/>
     <w:lvl w:ilvl="0">
       <w:start w:val="1"/>
       <w:numFmt w:val="bullet"/>
@@ -4032,9 +11232,9 @@
     </w:lvl>
   </w:abstractNum>
   <w:abstractNum w:abstractNumId="7">
-    <w:nsid w:val="11E41E4C"/>
+    <w:nsid w:val="14926132"/>
     <w:multiLevelType w:val="multilevel"/>
-    <w:tmpl w:val="2750AF84"/>
+    <w:tmpl w:val="285CAF00"/>
     <w:lvl w:ilvl="0">
       <w:start w:val="1"/>
       <w:numFmt w:val="bullet"/>
@@ -4181,9 +11381,9 @@
     </w:lvl>
   </w:abstractNum>
   <w:abstractNum w:abstractNumId="8">
-    <w:nsid w:val="1AA60B88"/>
+    <w:nsid w:val="18791391"/>
     <w:multiLevelType w:val="multilevel"/>
-    <w:tmpl w:val="0C7E8BEE"/>
+    <w:tmpl w:val="90F0D372"/>
     <w:lvl w:ilvl="0">
       <w:start w:val="1"/>
       <w:numFmt w:val="bullet"/>
@@ -4330,9 +11530,9 @@
     </w:lvl>
   </w:abstractNum>
   <w:abstractNum w:abstractNumId="9">
-    <w:nsid w:val="1CB20608"/>
+    <w:nsid w:val="19B74386"/>
     <w:multiLevelType w:val="multilevel"/>
-    <w:tmpl w:val="0A7E06D0"/>
+    <w:tmpl w:val="555C35B0"/>
     <w:lvl w:ilvl="0">
       <w:start w:val="1"/>
       <w:numFmt w:val="bullet"/>
@@ -4479,9 +11679,9 @@
     </w:lvl>
   </w:abstractNum>
   <w:abstractNum w:abstractNumId="10">
-    <w:nsid w:val="1EAA0CB5"/>
+    <w:nsid w:val="1CDE1765"/>
     <w:multiLevelType w:val="multilevel"/>
-    <w:tmpl w:val="789A4E9E"/>
+    <w:tmpl w:val="6196291C"/>
     <w:lvl w:ilvl="0">
       <w:start w:val="1"/>
       <w:numFmt w:val="bullet"/>
@@ -4628,9 +11828,9 @@
     </w:lvl>
   </w:abstractNum>
   <w:abstractNum w:abstractNumId="11">
-    <w:nsid w:val="22A95A2A"/>
+    <w:nsid w:val="292F1BA8"/>
     <w:multiLevelType w:val="multilevel"/>
-    <w:tmpl w:val="822AEE44"/>
+    <w:tmpl w:val="7444E100"/>
     <w:lvl w:ilvl="0">
       <w:start w:val="1"/>
       <w:numFmt w:val="bullet"/>
@@ -4777,9 +11977,9 @@
     </w:lvl>
   </w:abstractNum>
   <w:abstractNum w:abstractNumId="12">
-    <w:nsid w:val="22C35184"/>
+    <w:nsid w:val="2B7C6776"/>
     <w:multiLevelType w:val="multilevel"/>
-    <w:tmpl w:val="10806E84"/>
+    <w:tmpl w:val="B978A332"/>
     <w:lvl w:ilvl="0">
       <w:start w:val="1"/>
       <w:numFmt w:val="bullet"/>
@@ -4926,9 +12126,9 @@
     </w:lvl>
   </w:abstractNum>
   <w:abstractNum w:abstractNumId="13">
-    <w:nsid w:val="236505F1"/>
+    <w:nsid w:val="2DED1A72"/>
     <w:multiLevelType w:val="multilevel"/>
-    <w:tmpl w:val="46E08D2A"/>
+    <w:tmpl w:val="9CDAF864"/>
     <w:lvl w:ilvl="0">
       <w:start w:val="1"/>
       <w:numFmt w:val="bullet"/>
@@ -5075,9 +12275,9 @@
     </w:lvl>
   </w:abstractNum>
   <w:abstractNum w:abstractNumId="14">
-    <w:nsid w:val="24FA4906"/>
+    <w:nsid w:val="30E56E22"/>
     <w:multiLevelType w:val="multilevel"/>
-    <w:tmpl w:val="5BF42992"/>
+    <w:tmpl w:val="DB724C16"/>
     <w:lvl w:ilvl="0">
       <w:start w:val="1"/>
       <w:numFmt w:val="bullet"/>
@@ -5224,9 +12424,9 @@
     </w:lvl>
   </w:abstractNum>
   <w:abstractNum w:abstractNumId="15">
-    <w:nsid w:val="261A6A48"/>
+    <w:nsid w:val="312C291C"/>
     <w:multiLevelType w:val="multilevel"/>
-    <w:tmpl w:val="5174417E"/>
+    <w:tmpl w:val="9D6E2D62"/>
     <w:lvl w:ilvl="0">
       <w:start w:val="1"/>
       <w:numFmt w:val="bullet"/>
@@ -5373,9 +12573,9 @@
     </w:lvl>
   </w:abstractNum>
   <w:abstractNum w:abstractNumId="16">
-    <w:nsid w:val="27A53166"/>
+    <w:nsid w:val="32F10AF3"/>
     <w:multiLevelType w:val="multilevel"/>
-    <w:tmpl w:val="9F68F63E"/>
+    <w:tmpl w:val="817611B4"/>
     <w:lvl w:ilvl="0">
       <w:start w:val="1"/>
       <w:numFmt w:val="bullet"/>
@@ -5522,9 +12722,9 @@
     </w:lvl>
   </w:abstractNum>
   <w:abstractNum w:abstractNumId="17">
-    <w:nsid w:val="29067341"/>
+    <w:nsid w:val="34D467DF"/>
     <w:multiLevelType w:val="multilevel"/>
-    <w:tmpl w:val="BC742D7A"/>
+    <w:tmpl w:val="2AFEA52E"/>
     <w:lvl w:ilvl="0">
       <w:start w:val="1"/>
       <w:numFmt w:val="bullet"/>
@@ -5671,9 +12871,9 @@
     </w:lvl>
   </w:abstractNum>
   <w:abstractNum w:abstractNumId="18">
-    <w:nsid w:val="2FC95CBC"/>
+    <w:nsid w:val="353D1BDD"/>
     <w:multiLevelType w:val="multilevel"/>
-    <w:tmpl w:val="A262183A"/>
+    <w:tmpl w:val="5FF0CDBC"/>
     <w:lvl w:ilvl="0">
       <w:start w:val="1"/>
       <w:numFmt w:val="bullet"/>
@@ -5820,9 +13020,9 @@
     </w:lvl>
   </w:abstractNum>
   <w:abstractNum w:abstractNumId="19">
-    <w:nsid w:val="303063D7"/>
+    <w:nsid w:val="36627DB9"/>
     <w:multiLevelType w:val="multilevel"/>
-    <w:tmpl w:val="FEB88542"/>
+    <w:tmpl w:val="0BA8AB52"/>
     <w:lvl w:ilvl="0">
       <w:start w:val="1"/>
       <w:numFmt w:val="bullet"/>
@@ -5969,9 +13169,9 @@
     </w:lvl>
   </w:abstractNum>
   <w:abstractNum w:abstractNumId="20">
-    <w:nsid w:val="37847675"/>
+    <w:nsid w:val="36AB729F"/>
     <w:multiLevelType w:val="multilevel"/>
-    <w:tmpl w:val="51DE4686"/>
+    <w:tmpl w:val="1A0EE9C6"/>
     <w:lvl w:ilvl="0">
       <w:start w:val="1"/>
       <w:numFmt w:val="bullet"/>
@@ -6118,9 +13318,9 @@
     </w:lvl>
   </w:abstractNum>
   <w:abstractNum w:abstractNumId="21">
-    <w:nsid w:val="38DE5822"/>
+    <w:nsid w:val="3ACB4D09"/>
     <w:multiLevelType w:val="multilevel"/>
-    <w:tmpl w:val="A9A4766E"/>
+    <w:tmpl w:val="146602B0"/>
     <w:lvl w:ilvl="0">
       <w:start w:val="1"/>
       <w:numFmt w:val="bullet"/>
@@ -6267,9 +13467,9 @@
     </w:lvl>
   </w:abstractNum>
   <w:abstractNum w:abstractNumId="22">
-    <w:nsid w:val="41D244FA"/>
+    <w:nsid w:val="3E3C431A"/>
     <w:multiLevelType w:val="multilevel"/>
-    <w:tmpl w:val="F45C0942"/>
+    <w:tmpl w:val="0DD28F0E"/>
     <w:lvl w:ilvl="0">
       <w:start w:val="1"/>
       <w:numFmt w:val="bullet"/>
@@ -6416,9 +13616,9 @@
     </w:lvl>
   </w:abstractNum>
   <w:abstractNum w:abstractNumId="23">
-    <w:nsid w:val="43C21F66"/>
+    <w:nsid w:val="438748BC"/>
     <w:multiLevelType w:val="multilevel"/>
-    <w:tmpl w:val="6602BD60"/>
+    <w:tmpl w:val="55122452"/>
     <w:lvl w:ilvl="0">
       <w:start w:val="1"/>
       <w:numFmt w:val="bullet"/>
@@ -6565,9 +13765,9 @@
     </w:lvl>
   </w:abstractNum>
   <w:abstractNum w:abstractNumId="24">
-    <w:nsid w:val="43CE08E6"/>
+    <w:nsid w:val="452555C0"/>
     <w:multiLevelType w:val="multilevel"/>
-    <w:tmpl w:val="2E92E248"/>
+    <w:tmpl w:val="CA2EF6D0"/>
     <w:lvl w:ilvl="0">
       <w:start w:val="1"/>
       <w:numFmt w:val="bullet"/>
@@ -6714,9 +13914,9 @@
     </w:lvl>
   </w:abstractNum>
   <w:abstractNum w:abstractNumId="25">
-    <w:nsid w:val="44332C8F"/>
+    <w:nsid w:val="459D5DCB"/>
     <w:multiLevelType w:val="multilevel"/>
-    <w:tmpl w:val="F41C7A8A"/>
+    <w:tmpl w:val="23D2753C"/>
     <w:lvl w:ilvl="0">
       <w:start w:val="1"/>
       <w:numFmt w:val="bullet"/>
@@ -6863,9 +14063,9 @@
     </w:lvl>
   </w:abstractNum>
   <w:abstractNum w:abstractNumId="26">
-    <w:nsid w:val="44B40350"/>
+    <w:nsid w:val="45C150F9"/>
     <w:multiLevelType w:val="multilevel"/>
-    <w:tmpl w:val="781084F0"/>
+    <w:tmpl w:val="62D86E66"/>
     <w:lvl w:ilvl="0">
       <w:start w:val="1"/>
       <w:numFmt w:val="bullet"/>
@@ -7012,9 +14212,9 @@
     </w:lvl>
   </w:abstractNum>
   <w:abstractNum w:abstractNumId="27">
-    <w:nsid w:val="459A729F"/>
+    <w:nsid w:val="45D06DE3"/>
     <w:multiLevelType w:val="multilevel"/>
-    <w:tmpl w:val="F91ADBC4"/>
+    <w:tmpl w:val="C96CD3C0"/>
     <w:lvl w:ilvl="0">
       <w:start w:val="1"/>
       <w:numFmt w:val="bullet"/>
@@ -7161,9 +14361,9 @@
     </w:lvl>
   </w:abstractNum>
   <w:abstractNum w:abstractNumId="28">
-    <w:nsid w:val="468A5100"/>
+    <w:nsid w:val="4A11391D"/>
     <w:multiLevelType w:val="multilevel"/>
-    <w:tmpl w:val="599E83C2"/>
+    <w:tmpl w:val="988E04BE"/>
     <w:lvl w:ilvl="0">
       <w:start w:val="1"/>
       <w:numFmt w:val="bullet"/>
@@ -7310,9 +14510,9 @@
     </w:lvl>
   </w:abstractNum>
   <w:abstractNum w:abstractNumId="29">
-    <w:nsid w:val="46D77011"/>
+    <w:nsid w:val="4AD3576D"/>
     <w:multiLevelType w:val="multilevel"/>
-    <w:tmpl w:val="FCE22FB8"/>
+    <w:tmpl w:val="57A02ED4"/>
     <w:lvl w:ilvl="0">
       <w:start w:val="1"/>
       <w:numFmt w:val="bullet"/>
@@ -7459,9 +14659,9 @@
     </w:lvl>
   </w:abstractNum>
   <w:abstractNum w:abstractNumId="30">
-    <w:nsid w:val="48510698"/>
+    <w:nsid w:val="4EDD31CB"/>
     <w:multiLevelType w:val="multilevel"/>
-    <w:tmpl w:val="67D85F7C"/>
+    <w:tmpl w:val="F40C2424"/>
     <w:lvl w:ilvl="0">
       <w:start w:val="1"/>
       <w:numFmt w:val="bullet"/>
@@ -7608,9 +14808,9 @@
     </w:lvl>
   </w:abstractNum>
   <w:abstractNum w:abstractNumId="31">
-    <w:nsid w:val="4B4B2E83"/>
+    <w:nsid w:val="4F676E14"/>
     <w:multiLevelType w:val="multilevel"/>
-    <w:tmpl w:val="1BDE605C"/>
+    <w:tmpl w:val="A90CD196"/>
     <w:lvl w:ilvl="0">
       <w:start w:val="1"/>
       <w:numFmt w:val="bullet"/>
@@ -7757,9 +14957,9 @@
     </w:lvl>
   </w:abstractNum>
   <w:abstractNum w:abstractNumId="32">
-    <w:nsid w:val="53AB0DEB"/>
+    <w:nsid w:val="4FAC49D0"/>
     <w:multiLevelType w:val="multilevel"/>
-    <w:tmpl w:val="1F4AD334"/>
+    <w:tmpl w:val="D6561804"/>
     <w:lvl w:ilvl="0">
       <w:start w:val="1"/>
       <w:numFmt w:val="bullet"/>
@@ -7906,9 +15106,9 @@
     </w:lvl>
   </w:abstractNum>
   <w:abstractNum w:abstractNumId="33">
-    <w:nsid w:val="560C4428"/>
+    <w:nsid w:val="51922406"/>
     <w:multiLevelType w:val="multilevel"/>
-    <w:tmpl w:val="FB64B8CE"/>
+    <w:tmpl w:val="4A26F4C2"/>
     <w:lvl w:ilvl="0">
       <w:start w:val="1"/>
       <w:numFmt w:val="bullet"/>
@@ -8055,9 +15255,9 @@
     </w:lvl>
   </w:abstractNum>
   <w:abstractNum w:abstractNumId="34">
-    <w:nsid w:val="56A11603"/>
+    <w:nsid w:val="528A412E"/>
     <w:multiLevelType w:val="multilevel"/>
-    <w:tmpl w:val="65ECA1C4"/>
+    <w:tmpl w:val="8882788A"/>
     <w:lvl w:ilvl="0">
       <w:start w:val="1"/>
       <w:numFmt w:val="bullet"/>
@@ -8204,9 +15404,9 @@
     </w:lvl>
   </w:abstractNum>
   <w:abstractNum w:abstractNumId="35">
-    <w:nsid w:val="56CE63AB"/>
+    <w:nsid w:val="54643E1E"/>
     <w:multiLevelType w:val="multilevel"/>
-    <w:tmpl w:val="C6343854"/>
+    <w:tmpl w:val="AE1AB9AC"/>
     <w:lvl w:ilvl="0">
       <w:start w:val="1"/>
       <w:numFmt w:val="bullet"/>
@@ -8353,9 +15553,9 @@
     </w:lvl>
   </w:abstractNum>
   <w:abstractNum w:abstractNumId="36">
-    <w:nsid w:val="57505ED1"/>
+    <w:nsid w:val="5BAF0E3D"/>
     <w:multiLevelType w:val="multilevel"/>
-    <w:tmpl w:val="6C92B03E"/>
+    <w:tmpl w:val="E40C3ADA"/>
     <w:lvl w:ilvl="0">
       <w:start w:val="1"/>
       <w:numFmt w:val="bullet"/>
@@ -8502,9 +15702,9 @@
     </w:lvl>
   </w:abstractNum>
   <w:abstractNum w:abstractNumId="37">
-    <w:nsid w:val="59376531"/>
+    <w:nsid w:val="5DE26380"/>
     <w:multiLevelType w:val="multilevel"/>
-    <w:tmpl w:val="A2285574"/>
+    <w:tmpl w:val="F22071D8"/>
     <w:lvl w:ilvl="0">
       <w:start w:val="1"/>
       <w:numFmt w:val="bullet"/>
@@ -8651,9 +15851,9 @@
     </w:lvl>
   </w:abstractNum>
   <w:abstractNum w:abstractNumId="38">
-    <w:nsid w:val="59D61F79"/>
+    <w:nsid w:val="5E5A5F6F"/>
     <w:multiLevelType w:val="multilevel"/>
-    <w:tmpl w:val="14684308"/>
+    <w:tmpl w:val="C5DE7AF0"/>
     <w:lvl w:ilvl="0">
       <w:start w:val="1"/>
       <w:numFmt w:val="bullet"/>
@@ -8800,9 +16000,9 @@
     </w:lvl>
   </w:abstractNum>
   <w:abstractNum w:abstractNumId="39">
-    <w:nsid w:val="5AA93EAB"/>
+    <w:nsid w:val="6851495C"/>
     <w:multiLevelType w:val="multilevel"/>
-    <w:tmpl w:val="BE602434"/>
+    <w:tmpl w:val="3214A108"/>
     <w:lvl w:ilvl="0">
       <w:start w:val="1"/>
       <w:numFmt w:val="bullet"/>
@@ -8949,9 +16149,9 @@
     </w:lvl>
   </w:abstractNum>
   <w:abstractNum w:abstractNumId="40">
-    <w:nsid w:val="5BFE628D"/>
+    <w:nsid w:val="6A200DC4"/>
     <w:multiLevelType w:val="multilevel"/>
-    <w:tmpl w:val="F6B88856"/>
+    <w:tmpl w:val="706AFD7E"/>
     <w:lvl w:ilvl="0">
       <w:start w:val="1"/>
       <w:numFmt w:val="bullet"/>
@@ -9098,9 +16298,9 @@
     </w:lvl>
   </w:abstractNum>
   <w:abstractNum w:abstractNumId="41">
-    <w:nsid w:val="5D832BAC"/>
+    <w:nsid w:val="6CC34DD2"/>
     <w:multiLevelType w:val="multilevel"/>
-    <w:tmpl w:val="5CEE7CF8"/>
+    <w:tmpl w:val="5096FDFE"/>
     <w:lvl w:ilvl="0">
       <w:start w:val="1"/>
       <w:numFmt w:val="bullet"/>
@@ -9247,9 +16447,9 @@
     </w:lvl>
   </w:abstractNum>
   <w:abstractNum w:abstractNumId="42">
-    <w:nsid w:val="5E8B5236"/>
+    <w:nsid w:val="6D6B7321"/>
     <w:multiLevelType w:val="multilevel"/>
-    <w:tmpl w:val="4B36E7E8"/>
+    <w:tmpl w:val="11D0D93E"/>
     <w:lvl w:ilvl="0">
       <w:start w:val="1"/>
       <w:numFmt w:val="bullet"/>
@@ -9396,9 +16596,9 @@
     </w:lvl>
   </w:abstractNum>
   <w:abstractNum w:abstractNumId="43">
-    <w:nsid w:val="629E1B36"/>
+    <w:nsid w:val="6D78579D"/>
     <w:multiLevelType w:val="multilevel"/>
-    <w:tmpl w:val="16F62CF6"/>
+    <w:tmpl w:val="EE606E20"/>
     <w:lvl w:ilvl="0">
       <w:start w:val="1"/>
       <w:numFmt w:val="bullet"/>
@@ -9545,9 +16745,9 @@
     </w:lvl>
   </w:abstractNum>
   <w:abstractNum w:abstractNumId="44">
-    <w:nsid w:val="69522DFC"/>
+    <w:nsid w:val="6F572F04"/>
     <w:multiLevelType w:val="multilevel"/>
-    <w:tmpl w:val="B7A6DC10"/>
+    <w:tmpl w:val="ED600CDC"/>
     <w:lvl w:ilvl="0">
       <w:start w:val="1"/>
       <w:numFmt w:val="bullet"/>
@@ -9694,9 +16894,9 @@
     </w:lvl>
   </w:abstractNum>
   <w:abstractNum w:abstractNumId="45">
-    <w:nsid w:val="6D477B23"/>
+    <w:nsid w:val="703A201E"/>
     <w:multiLevelType w:val="multilevel"/>
-    <w:tmpl w:val="705A91C6"/>
+    <w:tmpl w:val="8AF2C60A"/>
     <w:lvl w:ilvl="0">
       <w:start w:val="1"/>
       <w:numFmt w:val="bullet"/>
@@ -9843,9 +17043,9 @@
     </w:lvl>
   </w:abstractNum>
   <w:abstractNum w:abstractNumId="46">
-    <w:nsid w:val="6DFB01DC"/>
+    <w:nsid w:val="706C259E"/>
     <w:multiLevelType w:val="multilevel"/>
-    <w:tmpl w:val="F8068188"/>
+    <w:tmpl w:val="C3A046FC"/>
     <w:lvl w:ilvl="0">
       <w:start w:val="1"/>
       <w:numFmt w:val="bullet"/>
@@ -9992,9 +17192,9 @@
     </w:lvl>
   </w:abstractNum>
   <w:abstractNum w:abstractNumId="47">
-    <w:nsid w:val="6E520E62"/>
+    <w:nsid w:val="714A71BC"/>
     <w:multiLevelType w:val="multilevel"/>
-    <w:tmpl w:val="FB0232D4"/>
+    <w:tmpl w:val="F60EFE06"/>
     <w:lvl w:ilvl="0">
       <w:start w:val="1"/>
       <w:numFmt w:val="bullet"/>
@@ -10141,9 +17341,9 @@
     </w:lvl>
   </w:abstractNum>
   <w:abstractNum w:abstractNumId="48">
-    <w:nsid w:val="6FD87D1C"/>
+    <w:nsid w:val="729F14A4"/>
     <w:multiLevelType w:val="multilevel"/>
-    <w:tmpl w:val="DD42C65E"/>
+    <w:tmpl w:val="2A7C26FE"/>
     <w:lvl w:ilvl="0">
       <w:start w:val="1"/>
       <w:numFmt w:val="bullet"/>
@@ -10290,9 +17490,9 @@
     </w:lvl>
   </w:abstractNum>
   <w:abstractNum w:abstractNumId="49">
-    <w:nsid w:val="73AB4403"/>
+    <w:nsid w:val="77816137"/>
     <w:multiLevelType w:val="multilevel"/>
-    <w:tmpl w:val="C586619A"/>
+    <w:tmpl w:val="7550164A"/>
     <w:lvl w:ilvl="0">
       <w:start w:val="1"/>
       <w:numFmt w:val="bullet"/>
@@ -10439,9 +17639,9 @@
     </w:lvl>
   </w:abstractNum>
   <w:abstractNum w:abstractNumId="50">
-    <w:nsid w:val="76584EBB"/>
+    <w:nsid w:val="78954327"/>
     <w:multiLevelType w:val="multilevel"/>
-    <w:tmpl w:val="54AE00A4"/>
+    <w:tmpl w:val="FAFAF012"/>
     <w:lvl w:ilvl="0">
       <w:start w:val="1"/>
       <w:numFmt w:val="bullet"/>
@@ -10588,9 +17788,9 @@
     </w:lvl>
   </w:abstractNum>
   <w:abstractNum w:abstractNumId="51">
-    <w:nsid w:val="774A2C9B"/>
+    <w:nsid w:val="7C8A16C5"/>
     <w:multiLevelType w:val="multilevel"/>
-    <w:tmpl w:val="DC32245A"/>
+    <w:tmpl w:val="6EE00CE2"/>
     <w:lvl w:ilvl="0">
       <w:start w:val="1"/>
       <w:numFmt w:val="bullet"/>
@@ -10737,9 +17937,9 @@
     </w:lvl>
   </w:abstractNum>
   <w:abstractNum w:abstractNumId="52">
-    <w:nsid w:val="7B2E6FA5"/>
+    <w:nsid w:val="7FC32156"/>
     <w:multiLevelType w:val="multilevel"/>
-    <w:tmpl w:val="D0725D40"/>
+    <w:tmpl w:val="47527B5C"/>
     <w:lvl w:ilvl="0">
       <w:start w:val="1"/>
       <w:numFmt w:val="bullet"/>
@@ -10886,163 +18086,163 @@
     </w:lvl>
   </w:abstractNum>
   <w:num w:numId="1">
-    <w:abstractNumId w:val="25"/>
+    <w:abstractNumId w:val="2"/>
   </w:num>
   <w:num w:numId="2">
+    <w:abstractNumId w:val="28"/>
+  </w:num>
+  <w:num w:numId="3">
+    <w:abstractNumId w:val="6"/>
+  </w:num>
+  <w:num w:numId="4">
     <w:abstractNumId w:val="20"/>
   </w:num>
-  <w:num w:numId="3">
-    <w:abstractNumId w:val="0"/>
-  </w:num>
-  <w:num w:numId="4">
-    <w:abstractNumId w:val="14"/>
-  </w:num>
   <w:num w:numId="5">
-    <w:abstractNumId w:val="10"/>
+    <w:abstractNumId w:val="52"/>
   </w:num>
   <w:num w:numId="6">
-    <w:abstractNumId w:val="22"/>
+    <w:abstractNumId w:val="0"/>
   </w:num>
   <w:num w:numId="7">
     <w:abstractNumId w:val="30"/>
   </w:num>
   <w:num w:numId="8">
-    <w:abstractNumId w:val="27"/>
+    <w:abstractNumId w:val="43"/>
   </w:num>
   <w:num w:numId="9">
-    <w:abstractNumId w:val="35"/>
+    <w:abstractNumId w:val="4"/>
   </w:num>
   <w:num w:numId="10">
-    <w:abstractNumId w:val="9"/>
+    <w:abstractNumId w:val="24"/>
   </w:num>
   <w:num w:numId="11">
-    <w:abstractNumId w:val="31"/>
+    <w:abstractNumId w:val="8"/>
   </w:num>
   <w:num w:numId="12">
-    <w:abstractNumId w:val="6"/>
+    <w:abstractNumId w:val="15"/>
   </w:num>
   <w:num w:numId="13">
-    <w:abstractNumId w:val="4"/>
+    <w:abstractNumId w:val="11"/>
   </w:num>
   <w:num w:numId="14">
-    <w:abstractNumId w:val="24"/>
+    <w:abstractNumId w:val="14"/>
   </w:num>
   <w:num w:numId="15">
-    <w:abstractNumId w:val="29"/>
+    <w:abstractNumId w:val="19"/>
   </w:num>
   <w:num w:numId="16">
     <w:abstractNumId w:val="51"/>
   </w:num>
   <w:num w:numId="17">
+    <w:abstractNumId w:val="25"/>
+  </w:num>
+  <w:num w:numId="18">
     <w:abstractNumId w:val="50"/>
   </w:num>
-  <w:num w:numId="18">
-    <w:abstractNumId w:val="1"/>
+  <w:num w:numId="19">
+    <w:abstractNumId w:val="35"/>
   </w:num>
-  <w:num w:numId="19">
+  <w:num w:numId="20">
+    <w:abstractNumId w:val="34"/>
+  </w:num>
+  <w:num w:numId="21">
+    <w:abstractNumId w:val="44"/>
+  </w:num>
+  <w:num w:numId="22">
+    <w:abstractNumId w:val="31"/>
+  </w:num>
+  <w:num w:numId="23">
+    <w:abstractNumId w:val="45"/>
+  </w:num>
+  <w:num w:numId="24">
+    <w:abstractNumId w:val="49"/>
+  </w:num>
+  <w:num w:numId="25">
+    <w:abstractNumId w:val="29"/>
+  </w:num>
+  <w:num w:numId="26">
+    <w:abstractNumId w:val="41"/>
+  </w:num>
+  <w:num w:numId="27">
+    <w:abstractNumId w:val="33"/>
+  </w:num>
+  <w:num w:numId="28">
     <w:abstractNumId w:val="12"/>
   </w:num>
-  <w:num w:numId="20">
+  <w:num w:numId="29">
+    <w:abstractNumId w:val="7"/>
+  </w:num>
+  <w:num w:numId="30">
+    <w:abstractNumId w:val="9"/>
+  </w:num>
+  <w:num w:numId="31">
+    <w:abstractNumId w:val="5"/>
+  </w:num>
+  <w:num w:numId="32">
     <w:abstractNumId w:val="13"/>
   </w:num>
-  <w:num w:numId="21">
-    <w:abstractNumId w:val="52"/>
-  </w:num>
-  <w:num w:numId="22">
-    <w:abstractNumId w:val="39"/>
-  </w:num>
-  <w:num w:numId="23">
-    <w:abstractNumId w:val="7"/>
-  </w:num>
-  <w:num w:numId="24">
-    <w:abstractNumId w:val="45"/>
-  </w:num>
-  <w:num w:numId="25">
-    <w:abstractNumId w:val="49"/>
-  </w:num>
-  <w:num w:numId="26">
+  <w:num w:numId="33">
     <w:abstractNumId w:val="37"/>
   </w:num>
-  <w:num w:numId="27">
-    <w:abstractNumId w:val="36"/>
-  </w:num>
-  <w:num w:numId="28">
+  <w:num w:numId="34">
     <w:abstractNumId w:val="42"/>
   </w:num>
-  <w:num w:numId="29">
-    <w:abstractNumId w:val="16"/>
-  </w:num>
-  <w:num w:numId="30">
-    <w:abstractNumId w:val="19"/>
-  </w:num>
-  <w:num w:numId="31">
-    <w:abstractNumId w:val="48"/>
-  </w:num>
-  <w:num w:numId="32">
-    <w:abstractNumId w:val="23"/>
-  </w:num>
-  <w:num w:numId="33">
-    <w:abstractNumId w:val="28"/>
-  </w:num>
-  <w:num w:numId="34">
-    <w:abstractNumId w:val="2"/>
-  </w:num>
   <w:num w:numId="35">
-    <w:abstractNumId w:val="11"/>
+    <w:abstractNumId w:val="46"/>
   </w:num>
   <w:num w:numId="36">
-    <w:abstractNumId w:val="8"/>
+    <w:abstractNumId w:val="27"/>
   </w:num>
   <w:num w:numId="37">
-    <w:abstractNumId w:val="33"/>
+    <w:abstractNumId w:val="47"/>
   </w:num>
   <w:num w:numId="38">
-    <w:abstractNumId w:val="41"/>
+    <w:abstractNumId w:val="21"/>
   </w:num>
   <w:num w:numId="39">
-    <w:abstractNumId w:val="32"/>
+    <w:abstractNumId w:val="26"/>
   </w:num>
   <w:num w:numId="40">
-    <w:abstractNumId w:val="3"/>
+    <w:abstractNumId w:val="40"/>
   </w:num>
   <w:num w:numId="41">
-    <w:abstractNumId w:val="43"/>
+    <w:abstractNumId w:val="22"/>
   </w:num>
   <w:num w:numId="42">
-    <w:abstractNumId w:val="18"/>
+    <w:abstractNumId w:val="32"/>
   </w:num>
   <w:num w:numId="43">
     <w:abstractNumId w:val="38"/>
   </w:num>
   <w:num w:numId="44">
-    <w:abstractNumId w:val="46"/>
+    <w:abstractNumId w:val="36"/>
   </w:num>
   <w:num w:numId="45">
-    <w:abstractNumId w:val="47"/>
+    <w:abstractNumId w:val="1"/>
   </w:num>
   <w:num w:numId="46">
-    <w:abstractNumId w:val="15"/>
+    <w:abstractNumId w:val="48"/>
   </w:num>
   <w:num w:numId="47">
-    <w:abstractNumId w:val="44"/>
+    <w:abstractNumId w:val="10"/>
   </w:num>
   <w:num w:numId="48">
-    <w:abstractNumId w:val="5"/>
+    <w:abstractNumId w:val="16"/>
   </w:num>
   <w:num w:numId="49">
-    <w:abstractNumId w:val="26"/>
+    <w:abstractNumId w:val="17"/>
   </w:num>
   <w:num w:numId="50">
-    <w:abstractNumId w:val="21"/>
+    <w:abstractNumId w:val="23"/>
   </w:num>
   <w:num w:numId="51">
-    <w:abstractNumId w:val="40"/>
+    <w:abstractNumId w:val="39"/>
   </w:num>
   <w:num w:numId="52">
-    <w:abstractNumId w:val="34"/>
+    <w:abstractNumId w:val="3"/>
   </w:num>
   <w:num w:numId="53">
-    <w:abstractNumId w:val="17"/>
+    <w:abstractNumId w:val="18"/>
   </w:num>
   <w:numIdMacAtCleanup w:val="53"/>
 </w:numbering>
@@ -11567,7 +18767,7 @@
   <a:extraClrSchemeLst/>
   <a:extLst>
     <a:ext uri="{05A4C25C-085E-4340-85A3-A5531E510DB2}">
-      <thm15:themeFamily xmlns:thm15="http://schemas.microsoft.com/office/thememl/2012/main" xmlns="" name="Office Theme" id="{62F939B6-93AF-4DB8-9C6B-D6C7DFDC589F}" vid="{4A3C46E8-61CC-4603-A589-7422A47A8E4A}"/>
+      <thm15:themeFamily xmlns="" xmlns:thm15="http://schemas.microsoft.com/office/thememl/2012/main" name="Office Theme" id="{62F939B6-93AF-4DB8-9C6B-D6C7DFDC589F}" vid="{4A3C46E8-61CC-4603-A589-7422A47A8E4A}"/>
     </a:ext>
   </a:extLst>
 </a:theme>
